--- a/docs/package/out/BrokerVerse_Data_Migration_and_Cutover_Plan.docx
+++ b/docs/package/out/BrokerVerse_Data_Migration_and_Cutover_Plan.docx
@@ -10,7 +10,7 @@
       <w:r>
         <w:rPr/>
         <w:drawing>
-          <wp:anchor behindDoc="1" distT="0" distB="0" distL="0" distR="0" simplePos="0" locked="0" layoutInCell="0" allowOverlap="1" relativeHeight="25">
+          <wp:anchor behindDoc="1" distT="0" distB="0" distL="0" distR="0" simplePos="0" locked="0" layoutInCell="0" allowOverlap="1" relativeHeight="23">
             <wp:simplePos x="0" y="0"/>
             <wp:positionH relativeFrom="margin">
               <wp:posOffset>-914400</wp:posOffset>
@@ -55,7 +55,7 @@
           </wp:anchor>
         </w:drawing>
         <w:drawing>
-          <wp:anchor behindDoc="1" distT="0" distB="0" distL="0" distR="0" simplePos="0" locked="0" layoutInCell="0" allowOverlap="1" relativeHeight="36">
+          <wp:anchor behindDoc="1" distT="0" distB="0" distL="0" distR="0" simplePos="0" locked="0" layoutInCell="0" allowOverlap="1" relativeHeight="34">
             <wp:simplePos x="0" y="0"/>
             <wp:positionH relativeFrom="margin">
               <wp:align>center</wp:align>
@@ -111,7 +111,7 @@
         <mc:AlternateContent>
           <mc:Choice Requires="wps">
             <w:drawing>
-              <wp:anchor behindDoc="0" distT="45720" distB="45720" distL="114300" distR="114300" simplePos="0" locked="0" layoutInCell="0" allowOverlap="1" relativeHeight="26" wp14:anchorId="3D43415C">
+              <wp:anchor behindDoc="0" distT="45720" distB="45720" distL="114300" distR="114300" simplePos="0" locked="0" layoutInCell="0" allowOverlap="1" relativeHeight="24" wp14:anchorId="3D43415C">
                 <wp:simplePos x="0" y="0"/>
                 <wp:positionH relativeFrom="page">
                   <wp:posOffset>194310</wp:posOffset>
@@ -226,7 +226,7 @@
         <mc:AlternateContent>
           <mc:Choice Requires="wps">
             <w:drawing>
-              <wp:anchor behindDoc="0" distT="45720" distB="45720" distL="113030" distR="114935" simplePos="0" locked="0" layoutInCell="0" allowOverlap="1" relativeHeight="28" wp14:anchorId="58C23128">
+              <wp:anchor behindDoc="0" distT="45720" distB="45720" distL="113030" distR="114935" simplePos="0" locked="0" layoutInCell="0" allowOverlap="1" relativeHeight="26" wp14:anchorId="58C23128">
                 <wp:simplePos x="0" y="0"/>
                 <wp:positionH relativeFrom="page">
                   <wp:posOffset>3094990</wp:posOffset>
@@ -341,7 +341,7 @@
         <mc:AlternateContent>
           <mc:Choice Requires="wps">
             <w:drawing>
-              <wp:anchor behindDoc="0" distT="45720" distB="45720" distL="114300" distR="113665" simplePos="0" locked="0" layoutInCell="0" allowOverlap="1" relativeHeight="30" wp14:anchorId="1BF25123">
+              <wp:anchor behindDoc="0" distT="45720" distB="45720" distL="114300" distR="113665" simplePos="0" locked="0" layoutInCell="0" allowOverlap="1" relativeHeight="28" wp14:anchorId="1BF25123">
                 <wp:simplePos x="0" y="0"/>
                 <wp:positionH relativeFrom="page">
                   <wp:posOffset>4992370</wp:posOffset>
@@ -456,7 +456,7 @@
         <mc:AlternateContent>
           <mc:Choice Requires="wps">
             <w:drawing>
-              <wp:anchor behindDoc="0" distT="45720" distB="46355" distL="114300" distR="114300" simplePos="0" locked="0" layoutInCell="0" allowOverlap="1" relativeHeight="32" wp14:anchorId="01DE2BF4">
+              <wp:anchor behindDoc="0" distT="45720" distB="46355" distL="114300" distR="114300" simplePos="0" locked="0" layoutInCell="0" allowOverlap="1" relativeHeight="30" wp14:anchorId="01DE2BF4">
                 <wp:simplePos x="0" y="0"/>
                 <wp:positionH relativeFrom="margin">
                   <wp:align>center</wp:align>
@@ -601,7 +601,7 @@
         <mc:AlternateContent>
           <mc:Choice Requires="wps">
             <w:drawing>
-              <wp:anchor behindDoc="0" distT="45720" distB="50800" distL="114300" distR="114300" simplePos="0" locked="0" layoutInCell="0" allowOverlap="1" relativeHeight="34" wp14:anchorId="204C02CC">
+              <wp:anchor behindDoc="0" distT="45720" distB="50800" distL="114300" distR="114300" simplePos="0" locked="0" layoutInCell="0" allowOverlap="1" relativeHeight="32" wp14:anchorId="204C02CC">
                 <wp:simplePos x="0" y="0"/>
                 <wp:positionH relativeFrom="margin">
                   <wp:align>center</wp:align>
@@ -789,7 +789,7 @@
             </w:rPr>
             <w:fldChar w:fldCharType="separate"/>
           </w:r>
-          <w:hyperlink w:anchor="__RefHeading___Toc4017_2214730899">
+          <w:hyperlink w:anchor="__RefHeading___Toc42061_4195859891">
             <w:r>
               <w:rPr>
                 <w:webHidden/>
@@ -824,7 +824,7 @@
             </w:tabs>
             <w:rPr/>
           </w:pPr>
-          <w:hyperlink w:anchor="__RefHeading___Toc4019_2214730899">
+          <w:hyperlink w:anchor="__RefHeading___Toc42063_4195859891">
             <w:r>
               <w:rPr>
                 <w:webHidden/>
@@ -853,7 +853,7 @@
             </w:tabs>
             <w:rPr/>
           </w:pPr>
-          <w:hyperlink w:anchor="__RefHeading___Toc4021_2214730899">
+          <w:hyperlink w:anchor="__RefHeading___Toc42065_4195859891">
             <w:r>
               <w:rPr>
                 <w:webHidden/>
@@ -875,7 +875,7 @@
             </w:tabs>
             <w:rPr/>
           </w:pPr>
-          <w:hyperlink w:anchor="__RefHeading___Toc4023_2214730899">
+          <w:hyperlink w:anchor="__RefHeading___Toc42067_4195859891">
             <w:r>
               <w:rPr>
                 <w:webHidden/>
@@ -897,7 +897,7 @@
             </w:tabs>
             <w:rPr/>
           </w:pPr>
-          <w:hyperlink w:anchor="__RefHeading___Toc4025_2214730899">
+          <w:hyperlink w:anchor="__RefHeading___Toc42069_4195859891">
             <w:r>
               <w:rPr>
                 <w:webHidden/>
@@ -919,7 +919,7 @@
             </w:tabs>
             <w:rPr/>
           </w:pPr>
-          <w:hyperlink w:anchor="__RefHeading___Toc4027_2214730899">
+          <w:hyperlink w:anchor="__RefHeading___Toc42071_4195859891">
             <w:r>
               <w:rPr>
                 <w:webHidden/>
@@ -941,7 +941,7 @@
             </w:tabs>
             <w:rPr/>
           </w:pPr>
-          <w:hyperlink w:anchor="__RefHeading___Toc4029_2214730899">
+          <w:hyperlink w:anchor="__RefHeading___Toc42073_4195859891">
             <w:r>
               <w:rPr>
                 <w:webHidden/>
@@ -963,7 +963,7 @@
             </w:tabs>
             <w:rPr/>
           </w:pPr>
-          <w:hyperlink w:anchor="__RefHeading___Toc4031_2214730899">
+          <w:hyperlink w:anchor="__RefHeading___Toc42075_4195859891">
             <w:r>
               <w:rPr>
                 <w:webHidden/>
@@ -985,7 +985,7 @@
             </w:tabs>
             <w:rPr/>
           </w:pPr>
-          <w:hyperlink w:anchor="__RefHeading___Toc4033_2214730899">
+          <w:hyperlink w:anchor="__RefHeading___Toc42077_4195859891">
             <w:r>
               <w:rPr>
                 <w:webHidden/>
@@ -1007,7 +1007,7 @@
             </w:tabs>
             <w:rPr/>
           </w:pPr>
-          <w:hyperlink w:anchor="__RefHeading___Toc4035_2214730899">
+          <w:hyperlink w:anchor="__RefHeading___Toc42079_4195859891">
             <w:r>
               <w:rPr>
                 <w:webHidden/>
@@ -1029,7 +1029,7 @@
             </w:tabs>
             <w:rPr/>
           </w:pPr>
-          <w:hyperlink w:anchor="__RefHeading___Toc4037_2214730899">
+          <w:hyperlink w:anchor="__RefHeading___Toc42081_4195859891">
             <w:r>
               <w:rPr>
                 <w:webHidden/>
@@ -1051,7 +1051,7 @@
             </w:tabs>
             <w:rPr/>
           </w:pPr>
-          <w:hyperlink w:anchor="__RefHeading___Toc4039_2214730899">
+          <w:hyperlink w:anchor="__RefHeading___Toc42083_4195859891">
             <w:r>
               <w:rPr>
                 <w:webHidden/>
@@ -1073,7 +1073,7 @@
             </w:tabs>
             <w:rPr/>
           </w:pPr>
-          <w:hyperlink w:anchor="__RefHeading___Toc4041_2214730899">
+          <w:hyperlink w:anchor="__RefHeading___Toc42085_4195859891">
             <w:r>
               <w:rPr>
                 <w:webHidden/>
@@ -1095,7 +1095,7 @@
             </w:tabs>
             <w:rPr/>
           </w:pPr>
-          <w:hyperlink w:anchor="__RefHeading___Toc4043_2214730899">
+          <w:hyperlink w:anchor="__RefHeading___Toc42087_4195859891">
             <w:r>
               <w:rPr>
                 <w:webHidden/>
@@ -1103,7 +1103,7 @@
               </w:rPr>
               <w:t>5.3 Format rules</w:t>
               <w:tab/>
-              <w:t>10</w:t>
+              <w:t>9</w:t>
             </w:r>
           </w:hyperlink>
         </w:p>
@@ -1117,7 +1117,7 @@
             </w:tabs>
             <w:rPr/>
           </w:pPr>
-          <w:hyperlink w:anchor="__RefHeading___Toc4045_2214730899">
+          <w:hyperlink w:anchor="__RefHeading___Toc42089_4195859891">
             <w:r>
               <w:rPr>
                 <w:webHidden/>
@@ -1139,7 +1139,7 @@
             </w:tabs>
             <w:rPr/>
           </w:pPr>
-          <w:hyperlink w:anchor="__RefHeading___Toc4047_2214730899">
+          <w:hyperlink w:anchor="__RefHeading___Toc42091_4195859891">
             <w:r>
               <w:rPr>
                 <w:webHidden/>
@@ -1161,7 +1161,7 @@
             </w:tabs>
             <w:rPr/>
           </w:pPr>
-          <w:hyperlink w:anchor="__RefHeading___Toc4049_2214730899">
+          <w:hyperlink w:anchor="__RefHeading___Toc42093_4195859891">
             <w:r>
               <w:rPr>
                 <w:webHidden/>
@@ -1183,7 +1183,7 @@
             </w:tabs>
             <w:rPr/>
           </w:pPr>
-          <w:hyperlink w:anchor="__RefHeading___Toc4051_2214730899">
+          <w:hyperlink w:anchor="__RefHeading___Toc42095_4195859891">
             <w:r>
               <w:rPr>
                 <w:webHidden/>
@@ -1205,7 +1205,7 @@
             </w:tabs>
             <w:rPr/>
           </w:pPr>
-          <w:hyperlink w:anchor="__RefHeading___Toc4053_2214730899">
+          <w:hyperlink w:anchor="__RefHeading___Toc42097_4195859891">
             <w:r>
               <w:rPr>
                 <w:webHidden/>
@@ -1227,7 +1227,7 @@
             </w:tabs>
             <w:rPr/>
           </w:pPr>
-          <w:hyperlink w:anchor="__RefHeading___Toc4055_2214730899">
+          <w:hyperlink w:anchor="__RefHeading___Toc42099_4195859891">
             <w:r>
               <w:rPr>
                 <w:webHidden/>
@@ -1249,7 +1249,7 @@
             </w:tabs>
             <w:rPr/>
           </w:pPr>
-          <w:hyperlink w:anchor="__RefHeading___Toc4057_2214730899">
+          <w:hyperlink w:anchor="__RefHeading___Toc42101_4195859891">
             <w:r>
               <w:rPr>
                 <w:webHidden/>
@@ -1271,7 +1271,7 @@
             </w:tabs>
             <w:rPr/>
           </w:pPr>
-          <w:hyperlink w:anchor="__RefHeading___Toc4059_2214730899">
+          <w:hyperlink w:anchor="__RefHeading___Toc42103_4195859891">
             <w:r>
               <w:rPr>
                 <w:webHidden/>
@@ -1293,7 +1293,7 @@
             </w:tabs>
             <w:rPr/>
           </w:pPr>
-          <w:hyperlink w:anchor="__RefHeading___Toc4061_2214730899">
+          <w:hyperlink w:anchor="__RefHeading___Toc42105_4195859891">
             <w:r>
               <w:rPr>
                 <w:webHidden/>
@@ -1315,7 +1315,7 @@
             </w:tabs>
             <w:rPr/>
           </w:pPr>
-          <w:hyperlink w:anchor="__RefHeading___Toc4063_2214730899">
+          <w:hyperlink w:anchor="__RefHeading___Toc42107_4195859891">
             <w:r>
               <w:rPr>
                 <w:webHidden/>
@@ -1337,7 +1337,7 @@
             </w:tabs>
             <w:rPr/>
           </w:pPr>
-          <w:hyperlink w:anchor="__RefHeading___Toc4065_2214730899">
+          <w:hyperlink w:anchor="__RefHeading___Toc42109_4195859891">
             <w:r>
               <w:rPr>
                 <w:webHidden/>
@@ -1359,7 +1359,7 @@
             </w:tabs>
             <w:rPr/>
           </w:pPr>
-          <w:hyperlink w:anchor="__RefHeading___Toc4067_2214730899">
+          <w:hyperlink w:anchor="__RefHeading___Toc42111_4195859891">
             <w:r>
               <w:rPr>
                 <w:webHidden/>
@@ -1367,7 +1367,7 @@
               </w:rPr>
               <w:t>10. Rollback</w:t>
               <w:tab/>
-              <w:t>19</w:t>
+              <w:t>18</w:t>
             </w:r>
           </w:hyperlink>
         </w:p>
@@ -1381,7 +1381,7 @@
             </w:tabs>
             <w:rPr/>
           </w:pPr>
-          <w:hyperlink w:anchor="__RefHeading___Toc4069_2214730899">
+          <w:hyperlink w:anchor="__RefHeading___Toc42113_4195859891">
             <w:r>
               <w:rPr>
                 <w:webHidden/>
@@ -1389,7 +1389,7 @@
               </w:rPr>
               <w:t>10.1 When</w:t>
               <w:tab/>
-              <w:t>19</w:t>
+              <w:t>18</w:t>
             </w:r>
           </w:hyperlink>
         </w:p>
@@ -1403,7 +1403,7 @@
             </w:tabs>
             <w:rPr/>
           </w:pPr>
-          <w:hyperlink w:anchor="__RefHeading___Toc4071_2214730899">
+          <w:hyperlink w:anchor="__RefHeading___Toc42115_4195859891">
             <w:r>
               <w:rPr>
                 <w:webHidden/>
@@ -1411,7 +1411,7 @@
               </w:rPr>
               <w:t>10.2 How</w:t>
               <w:tab/>
-              <w:t>19</w:t>
+              <w:t>18</w:t>
             </w:r>
           </w:hyperlink>
         </w:p>
@@ -1425,7 +1425,7 @@
             </w:tabs>
             <w:rPr/>
           </w:pPr>
-          <w:hyperlink w:anchor="__RefHeading___Toc4073_2214730899">
+          <w:hyperlink w:anchor="__RefHeading___Toc42117_4195859891">
             <w:r>
               <w:rPr>
                 <w:webHidden/>
@@ -1440,7 +1440,7 @@
                 <w:rStyle w:val="IndexLink"/>
               </w:rPr>
               <w:tab/>
-              <w:t>20</w:t>
+              <w:t>19</w:t>
             </w:r>
           </w:hyperlink>
           <w:r>
@@ -1473,7 +1473,7 @@
       <w:r>
         <w:br w:type="page"/>
       </w:r>
-      <w:bookmarkStart w:id="0" w:name="__RefHeading___Toc4017_2214730899"/>
+      <w:bookmarkStart w:id="0" w:name="__RefHeading___Toc42061_4195859891"/>
       <w:bookmarkStart w:id="1" w:name="_Toc48319687"/>
       <w:bookmarkStart w:id="2" w:name="_Toc11824118"/>
       <w:bookmarkEnd w:id="0"/>
@@ -2116,7 +2116,7 @@
           <w:spacing w:val="0"/>
         </w:rPr>
       </w:pPr>
-      <w:bookmarkStart w:id="4" w:name="__RefHeading___Toc4019_2214730899"/>
+      <w:bookmarkStart w:id="4" w:name="__RefHeading___Toc42063_4195859891"/>
       <w:bookmarkStart w:id="5" w:name="_Toc233203388"/>
       <w:bookmarkEnd w:id="4"/>
       <w:r>
@@ -3421,7 +3421,7 @@
         <w:pageBreakBefore w:val="false"/>
         <w:rPr/>
       </w:pPr>
-      <w:bookmarkStart w:id="6" w:name="__RefHeading___Toc4021_2214730899"/>
+      <w:bookmarkStart w:id="6" w:name="__RefHeading___Toc42065_4195859891"/>
       <w:bookmarkEnd w:id="6"/>
       <w:r>
         <w:rPr>
@@ -3438,7 +3438,7 @@
         <w:pStyle w:val="Heading2"/>
         <w:rPr/>
       </w:pPr>
-      <w:bookmarkStart w:id="7" w:name="__RefHeading___Toc4023_2214730899"/>
+      <w:bookmarkStart w:id="7" w:name="__RefHeading___Toc42067_4195859891"/>
       <w:bookmarkEnd w:id="7"/>
       <w:r>
         <w:rPr>
@@ -3501,7 +3501,7 @@
         <w:pStyle w:val="Heading2"/>
         <w:rPr/>
       </w:pPr>
-      <w:bookmarkStart w:id="8" w:name="__RefHeading___Toc4025_2214730899"/>
+      <w:bookmarkStart w:id="8" w:name="__RefHeading___Toc42069_4195859891"/>
       <w:bookmarkEnd w:id="8"/>
       <w:r>
         <w:rPr>
@@ -3702,7 +3702,7 @@
         <w:pStyle w:val="Heading2"/>
         <w:rPr/>
       </w:pPr>
-      <w:bookmarkStart w:id="9" w:name="__RefHeading___Toc4027_2214730899"/>
+      <w:bookmarkStart w:id="9" w:name="__RefHeading___Toc42071_4195859891"/>
       <w:bookmarkEnd w:id="9"/>
       <w:r>
         <w:rPr>
@@ -3717,7 +3717,7 @@
     <w:tbl>
       <w:tblPr>
         <w:tblStyle w:val="TableGrid"/>
-        <w:tblW w:w="9027" w:type="dxa"/>
+        <w:tblW w:w="9015" w:type="dxa"/>
         <w:jc w:val="left"/>
         <w:tblInd w:w="0" w:type="dxa"/>
         <w:tblLayout w:type="fixed"/>
@@ -3730,9 +3730,9 @@
         <w:tblLook w:val="04a0" w:noHBand="0" w:noVBand="1" w:firstColumn="1" w:lastRow="0" w:lastColumn="0" w:firstRow="1"/>
       </w:tblPr>
       <w:tblGrid>
-        <w:gridCol w:w="3009"/>
-        <w:gridCol w:w="3009"/>
-        <w:gridCol w:w="3009"/>
+        <w:gridCol w:w="2126"/>
+        <w:gridCol w:w="2027"/>
+        <w:gridCol w:w="4862"/>
       </w:tblGrid>
       <w:tr>
         <w:trPr>
@@ -3740,7 +3740,7 @@
         </w:trPr>
         <w:tc>
           <w:tcPr>
-            <w:tcW w:w="3009" w:type="dxa"/>
+            <w:tcW w:w="2126" w:type="dxa"/>
             <w:tcBorders>
               <w:top w:val="single" w:sz="4" w:space="0" w:color="BFC7D1"/>
               <w:left w:val="single" w:sz="4" w:space="0" w:color="BFC7D1"/>
@@ -3779,7 +3779,7 @@
         </w:tc>
         <w:tc>
           <w:tcPr>
-            <w:tcW w:w="3009" w:type="dxa"/>
+            <w:tcW w:w="2027" w:type="dxa"/>
             <w:tcBorders>
               <w:top w:val="single" w:sz="4" w:space="0" w:color="BFC7D1"/>
               <w:left w:val="single" w:sz="4" w:space="0" w:color="BFC7D1"/>
@@ -3818,7 +3818,7 @@
         </w:tc>
         <w:tc>
           <w:tcPr>
-            <w:tcW w:w="3009" w:type="dxa"/>
+            <w:tcW w:w="4862" w:type="dxa"/>
             <w:tcBorders>
               <w:top w:val="single" w:sz="4" w:space="0" w:color="BFC7D1"/>
               <w:left w:val="single" w:sz="4" w:space="0" w:color="BFC7D1"/>
@@ -3860,7 +3860,7 @@
         <w:trPr/>
         <w:tc>
           <w:tcPr>
-            <w:tcW w:w="3009" w:type="dxa"/>
+            <w:tcW w:w="2126" w:type="dxa"/>
             <w:tcBorders>
               <w:top w:val="single" w:sz="4" w:space="0" w:color="BFC7D1"/>
               <w:left w:val="single" w:sz="4" w:space="0" w:color="BFC7D1"/>
@@ -3897,7 +3897,7 @@
         </w:tc>
         <w:tc>
           <w:tcPr>
-            <w:tcW w:w="3009" w:type="dxa"/>
+            <w:tcW w:w="2027" w:type="dxa"/>
             <w:tcBorders>
               <w:top w:val="single" w:sz="4" w:space="0" w:color="BFC7D1"/>
               <w:left w:val="single" w:sz="4" w:space="0" w:color="BFC7D1"/>
@@ -3934,7 +3934,7 @@
         </w:tc>
         <w:tc>
           <w:tcPr>
-            <w:tcW w:w="3009" w:type="dxa"/>
+            <w:tcW w:w="4862" w:type="dxa"/>
             <w:tcBorders>
               <w:top w:val="single" w:sz="4" w:space="0" w:color="BFC7D1"/>
               <w:left w:val="single" w:sz="4" w:space="0" w:color="BFC7D1"/>
@@ -3974,7 +3974,7 @@
         <w:trPr/>
         <w:tc>
           <w:tcPr>
-            <w:tcW w:w="3009" w:type="dxa"/>
+            <w:tcW w:w="2126" w:type="dxa"/>
             <w:tcBorders>
               <w:top w:val="single" w:sz="4" w:space="0" w:color="BFC7D1"/>
               <w:left w:val="single" w:sz="4" w:space="0" w:color="BFC7D1"/>
@@ -4011,7 +4011,7 @@
         </w:tc>
         <w:tc>
           <w:tcPr>
-            <w:tcW w:w="3009" w:type="dxa"/>
+            <w:tcW w:w="2027" w:type="dxa"/>
             <w:tcBorders>
               <w:top w:val="single" w:sz="4" w:space="0" w:color="BFC7D1"/>
               <w:left w:val="single" w:sz="4" w:space="0" w:color="BFC7D1"/>
@@ -4048,7 +4048,7 @@
         </w:tc>
         <w:tc>
           <w:tcPr>
-            <w:tcW w:w="3009" w:type="dxa"/>
+            <w:tcW w:w="4862" w:type="dxa"/>
             <w:tcBorders>
               <w:top w:val="single" w:sz="4" w:space="0" w:color="BFC7D1"/>
               <w:left w:val="single" w:sz="4" w:space="0" w:color="BFC7D1"/>
@@ -4088,7 +4088,7 @@
         <w:trPr/>
         <w:tc>
           <w:tcPr>
-            <w:tcW w:w="3009" w:type="dxa"/>
+            <w:tcW w:w="2126" w:type="dxa"/>
             <w:tcBorders>
               <w:top w:val="single" w:sz="4" w:space="0" w:color="BFC7D1"/>
               <w:left w:val="single" w:sz="4" w:space="0" w:color="BFC7D1"/>
@@ -4125,7 +4125,7 @@
         </w:tc>
         <w:tc>
           <w:tcPr>
-            <w:tcW w:w="3009" w:type="dxa"/>
+            <w:tcW w:w="2027" w:type="dxa"/>
             <w:tcBorders>
               <w:top w:val="single" w:sz="4" w:space="0" w:color="BFC7D1"/>
               <w:left w:val="single" w:sz="4" w:space="0" w:color="BFC7D1"/>
@@ -4162,7 +4162,7 @@
         </w:tc>
         <w:tc>
           <w:tcPr>
-            <w:tcW w:w="3009" w:type="dxa"/>
+            <w:tcW w:w="4862" w:type="dxa"/>
             <w:tcBorders>
               <w:top w:val="single" w:sz="4" w:space="0" w:color="BFC7D1"/>
               <w:left w:val="single" w:sz="4" w:space="0" w:color="BFC7D1"/>
@@ -4202,7 +4202,7 @@
         <w:trPr/>
         <w:tc>
           <w:tcPr>
-            <w:tcW w:w="3009" w:type="dxa"/>
+            <w:tcW w:w="2126" w:type="dxa"/>
             <w:tcBorders>
               <w:top w:val="single" w:sz="4" w:space="0" w:color="BFC7D1"/>
               <w:left w:val="single" w:sz="4" w:space="0" w:color="BFC7D1"/>
@@ -4239,7 +4239,7 @@
         </w:tc>
         <w:tc>
           <w:tcPr>
-            <w:tcW w:w="3009" w:type="dxa"/>
+            <w:tcW w:w="2027" w:type="dxa"/>
             <w:tcBorders>
               <w:top w:val="single" w:sz="4" w:space="0" w:color="BFC7D1"/>
               <w:left w:val="single" w:sz="4" w:space="0" w:color="BFC7D1"/>
@@ -4276,7 +4276,7 @@
         </w:tc>
         <w:tc>
           <w:tcPr>
-            <w:tcW w:w="3009" w:type="dxa"/>
+            <w:tcW w:w="4862" w:type="dxa"/>
             <w:tcBorders>
               <w:top w:val="single" w:sz="4" w:space="0" w:color="BFC7D1"/>
               <w:left w:val="single" w:sz="4" w:space="0" w:color="BFC7D1"/>
@@ -4316,7 +4316,7 @@
         <w:trPr/>
         <w:tc>
           <w:tcPr>
-            <w:tcW w:w="3009" w:type="dxa"/>
+            <w:tcW w:w="2126" w:type="dxa"/>
             <w:tcBorders>
               <w:top w:val="single" w:sz="4" w:space="0" w:color="BFC7D1"/>
               <w:left w:val="single" w:sz="4" w:space="0" w:color="BFC7D1"/>
@@ -4353,7 +4353,7 @@
         </w:tc>
         <w:tc>
           <w:tcPr>
-            <w:tcW w:w="3009" w:type="dxa"/>
+            <w:tcW w:w="2027" w:type="dxa"/>
             <w:tcBorders>
               <w:top w:val="single" w:sz="4" w:space="0" w:color="BFC7D1"/>
               <w:left w:val="single" w:sz="4" w:space="0" w:color="BFC7D1"/>
@@ -4390,7 +4390,7 @@
         </w:tc>
         <w:tc>
           <w:tcPr>
-            <w:tcW w:w="3009" w:type="dxa"/>
+            <w:tcW w:w="4862" w:type="dxa"/>
             <w:tcBorders>
               <w:top w:val="single" w:sz="4" w:space="0" w:color="BFC7D1"/>
               <w:left w:val="single" w:sz="4" w:space="0" w:color="BFC7D1"/>
@@ -4430,7 +4430,7 @@
         <w:trPr/>
         <w:tc>
           <w:tcPr>
-            <w:tcW w:w="3009" w:type="dxa"/>
+            <w:tcW w:w="2126" w:type="dxa"/>
             <w:tcBorders>
               <w:top w:val="single" w:sz="4" w:space="0" w:color="BFC7D1"/>
               <w:left w:val="single" w:sz="4" w:space="0" w:color="BFC7D1"/>
@@ -4467,7 +4467,7 @@
         </w:tc>
         <w:tc>
           <w:tcPr>
-            <w:tcW w:w="3009" w:type="dxa"/>
+            <w:tcW w:w="2027" w:type="dxa"/>
             <w:tcBorders>
               <w:top w:val="single" w:sz="4" w:space="0" w:color="BFC7D1"/>
               <w:left w:val="single" w:sz="4" w:space="0" w:color="BFC7D1"/>
@@ -4504,7 +4504,7 @@
         </w:tc>
         <w:tc>
           <w:tcPr>
-            <w:tcW w:w="3009" w:type="dxa"/>
+            <w:tcW w:w="4862" w:type="dxa"/>
             <w:tcBorders>
               <w:top w:val="single" w:sz="4" w:space="0" w:color="BFC7D1"/>
               <w:left w:val="single" w:sz="4" w:space="0" w:color="BFC7D1"/>
@@ -4559,7 +4559,7 @@
         <w:pStyle w:val="Heading1"/>
         <w:rPr/>
       </w:pPr>
-      <w:bookmarkStart w:id="10" w:name="__RefHeading___Toc4029_2214730899"/>
+      <w:bookmarkStart w:id="10" w:name="__RefHeading___Toc42073_4195859891"/>
       <w:bookmarkEnd w:id="10"/>
       <w:r>
         <w:rPr>
@@ -4576,7 +4576,7 @@
         <w:pStyle w:val="Heading2"/>
         <w:rPr/>
       </w:pPr>
-      <w:bookmarkStart w:id="11" w:name="__RefHeading___Toc4031_2214730899"/>
+      <w:bookmarkStart w:id="11" w:name="__RefHeading___Toc42075_4195859891"/>
       <w:bookmarkEnd w:id="11"/>
       <w:r>
         <w:rPr>
@@ -4591,7 +4591,7 @@
     <w:tbl>
       <w:tblPr>
         <w:tblStyle w:val="TableGrid"/>
-        <w:tblW w:w="9028" w:type="dxa"/>
+        <w:tblW w:w="9014" w:type="dxa"/>
         <w:jc w:val="left"/>
         <w:tblInd w:w="0" w:type="dxa"/>
         <w:tblLayout w:type="fixed"/>
@@ -4604,10 +4604,10 @@
         <w:tblLook w:val="04a0" w:noHBand="0" w:noVBand="1" w:firstColumn="1" w:lastRow="0" w:lastColumn="0" w:firstRow="1"/>
       </w:tblPr>
       <w:tblGrid>
-        <w:gridCol w:w="2257"/>
-        <w:gridCol w:w="2257"/>
-        <w:gridCol w:w="2257"/>
-        <w:gridCol w:w="2256"/>
+        <w:gridCol w:w="1326"/>
+        <w:gridCol w:w="2564"/>
+        <w:gridCol w:w="2562"/>
+        <w:gridCol w:w="2561"/>
       </w:tblGrid>
       <w:tr>
         <w:trPr>
@@ -4615,7 +4615,7 @@
         </w:trPr>
         <w:tc>
           <w:tcPr>
-            <w:tcW w:w="2257" w:type="dxa"/>
+            <w:tcW w:w="1326" w:type="dxa"/>
             <w:tcBorders>
               <w:top w:val="single" w:sz="4" w:space="0" w:color="BFC7D1"/>
               <w:left w:val="single" w:sz="4" w:space="0" w:color="BFC7D1"/>
@@ -4654,7 +4654,7 @@
         </w:tc>
         <w:tc>
           <w:tcPr>
-            <w:tcW w:w="2257" w:type="dxa"/>
+            <w:tcW w:w="2564" w:type="dxa"/>
             <w:tcBorders>
               <w:top w:val="single" w:sz="4" w:space="0" w:color="BFC7D1"/>
               <w:left w:val="single" w:sz="4" w:space="0" w:color="BFC7D1"/>
@@ -4693,7 +4693,7 @@
         </w:tc>
         <w:tc>
           <w:tcPr>
-            <w:tcW w:w="2257" w:type="dxa"/>
+            <w:tcW w:w="2562" w:type="dxa"/>
             <w:tcBorders>
               <w:top w:val="single" w:sz="4" w:space="0" w:color="BFC7D1"/>
               <w:left w:val="single" w:sz="4" w:space="0" w:color="BFC7D1"/>
@@ -4732,7 +4732,7 @@
         </w:tc>
         <w:tc>
           <w:tcPr>
-            <w:tcW w:w="2256" w:type="dxa"/>
+            <w:tcW w:w="2561" w:type="dxa"/>
             <w:tcBorders>
               <w:top w:val="single" w:sz="4" w:space="0" w:color="BFC7D1"/>
               <w:left w:val="single" w:sz="4" w:space="0" w:color="BFC7D1"/>
@@ -4774,7 +4774,7 @@
         <w:trPr/>
         <w:tc>
           <w:tcPr>
-            <w:tcW w:w="2257" w:type="dxa"/>
+            <w:tcW w:w="1326" w:type="dxa"/>
             <w:tcBorders>
               <w:top w:val="single" w:sz="4" w:space="0" w:color="BFC7D1"/>
               <w:left w:val="single" w:sz="4" w:space="0" w:color="BFC7D1"/>
@@ -4811,7 +4811,7 @@
         </w:tc>
         <w:tc>
           <w:tcPr>
-            <w:tcW w:w="2257" w:type="dxa"/>
+            <w:tcW w:w="2564" w:type="dxa"/>
             <w:tcBorders>
               <w:top w:val="single" w:sz="4" w:space="0" w:color="BFC7D1"/>
               <w:left w:val="single" w:sz="4" w:space="0" w:color="BFC7D1"/>
@@ -4848,7 +4848,7 @@
         </w:tc>
         <w:tc>
           <w:tcPr>
-            <w:tcW w:w="2257" w:type="dxa"/>
+            <w:tcW w:w="2562" w:type="dxa"/>
             <w:tcBorders>
               <w:top w:val="single" w:sz="4" w:space="0" w:color="BFC7D1"/>
               <w:left w:val="single" w:sz="4" w:space="0" w:color="BFC7D1"/>
@@ -4885,7 +4885,7 @@
         </w:tc>
         <w:tc>
           <w:tcPr>
-            <w:tcW w:w="2256" w:type="dxa"/>
+            <w:tcW w:w="2561" w:type="dxa"/>
             <w:tcBorders>
               <w:top w:val="single" w:sz="4" w:space="0" w:color="BFC7D1"/>
               <w:left w:val="single" w:sz="4" w:space="0" w:color="BFC7D1"/>
@@ -4925,7 +4925,7 @@
         <w:trPr/>
         <w:tc>
           <w:tcPr>
-            <w:tcW w:w="2257" w:type="dxa"/>
+            <w:tcW w:w="1326" w:type="dxa"/>
             <w:tcBorders>
               <w:top w:val="single" w:sz="4" w:space="0" w:color="BFC7D1"/>
               <w:left w:val="single" w:sz="4" w:space="0" w:color="BFC7D1"/>
@@ -4962,44 +4962,44 @@
         </w:tc>
         <w:tc>
           <w:tcPr>
-            <w:tcW w:w="2257" w:type="dxa"/>
-            <w:tcBorders>
-              <w:top w:val="single" w:sz="4" w:space="0" w:color="BFC7D1"/>
-              <w:left w:val="single" w:sz="4" w:space="0" w:color="BFC7D1"/>
-              <w:bottom w:val="single" w:sz="4" w:space="0" w:color="BFC7D1"/>
-              <w:right w:val="single" w:sz="4" w:space="0" w:color="BFC7D1"/>
-            </w:tcBorders>
-          </w:tcPr>
-          <w:p>
-            <w:pPr>
-              <w:pStyle w:val="Normal"/>
-              <w:widowControl/>
-              <w:spacing w:lineRule="auto" w:line="240" w:before="0" w:after="20"/>
-              <w:jc w:val="left"/>
-              <w:rPr>
-                <w:rFonts w:ascii="Aptos" w:hAnsi="Aptos" w:eastAsia="ＭＳ 明朝" w:cs="Arial"/>
-                <w:kern w:val="0"/>
-                <w:sz w:val="24"/>
-                <w:szCs w:val="24"/>
-                <w:lang w:val="en-US" w:eastAsia="ja-JP" w:bidi="ar-SA"/>
-              </w:rPr>
-            </w:pPr>
-            <w:r>
-              <w:rPr>
-                <w:rFonts w:eastAsia="Segoe UI" w:cs="Segoe UI" w:ascii="Segoe UI" w:hAnsi="Segoe UI"/>
-                <w:color w:val="101820"/>
-                <w:kern w:val="0"/>
-                <w:sz w:val="18"/>
-                <w:szCs w:val="24"/>
-                <w:lang w:val="en-US" w:eastAsia="ja-JP" w:bidi="ar-SA"/>
-              </w:rPr>
-              <w:t>Employee hierarchy, designations, employees</w:t>
-            </w:r>
-          </w:p>
-        </w:tc>
-        <w:tc>
-          <w:tcPr>
-            <w:tcW w:w="2257" w:type="dxa"/>
+            <w:tcW w:w="2564" w:type="dxa"/>
+            <w:tcBorders>
+              <w:top w:val="single" w:sz="4" w:space="0" w:color="BFC7D1"/>
+              <w:left w:val="single" w:sz="4" w:space="0" w:color="BFC7D1"/>
+              <w:bottom w:val="single" w:sz="4" w:space="0" w:color="BFC7D1"/>
+              <w:right w:val="single" w:sz="4" w:space="0" w:color="BFC7D1"/>
+            </w:tcBorders>
+          </w:tcPr>
+          <w:p>
+            <w:pPr>
+              <w:pStyle w:val="Normal"/>
+              <w:widowControl/>
+              <w:spacing w:lineRule="auto" w:line="240" w:before="0" w:after="20"/>
+              <w:jc w:val="left"/>
+              <w:rPr>
+                <w:rFonts w:ascii="Aptos" w:hAnsi="Aptos" w:eastAsia="ＭＳ 明朝" w:cs="Arial"/>
+                <w:kern w:val="0"/>
+                <w:sz w:val="24"/>
+                <w:szCs w:val="24"/>
+                <w:lang w:val="en-US" w:eastAsia="ja-JP" w:bidi="ar-SA"/>
+              </w:rPr>
+            </w:pPr>
+            <w:r>
+              <w:rPr>
+                <w:rFonts w:eastAsia="Segoe UI" w:cs="Segoe UI" w:ascii="Segoe UI" w:hAnsi="Segoe UI"/>
+                <w:color w:val="101820"/>
+                <w:kern w:val="0"/>
+                <w:sz w:val="18"/>
+                <w:szCs w:val="24"/>
+                <w:lang w:val="en-US" w:eastAsia="ja-JP" w:bidi="ar-SA"/>
+              </w:rPr>
+              <w:t>Employee hierarchy and designations; staff branch, designation and reporting line</w:t>
+            </w:r>
+          </w:p>
+        </w:tc>
+        <w:tc>
+          <w:tcPr>
+            <w:tcW w:w="2562" w:type="dxa"/>
             <w:tcBorders>
               <w:top w:val="single" w:sz="4" w:space="0" w:color="BFC7D1"/>
               <w:left w:val="single" w:sz="4" w:space="0" w:color="BFC7D1"/>
@@ -5036,38 +5036,38 @@
         </w:tc>
         <w:tc>
           <w:tcPr>
-            <w:tcW w:w="2256" w:type="dxa"/>
-            <w:tcBorders>
-              <w:top w:val="single" w:sz="4" w:space="0" w:color="BFC7D1"/>
-              <w:left w:val="single" w:sz="4" w:space="0" w:color="BFC7D1"/>
-              <w:bottom w:val="single" w:sz="4" w:space="0" w:color="BFC7D1"/>
-              <w:right w:val="single" w:sz="4" w:space="0" w:color="BFC7D1"/>
-            </w:tcBorders>
-          </w:tcPr>
-          <w:p>
-            <w:pPr>
-              <w:pStyle w:val="Normal"/>
-              <w:widowControl/>
-              <w:spacing w:lineRule="auto" w:line="240" w:before="0" w:after="20"/>
-              <w:jc w:val="left"/>
-              <w:rPr>
-                <w:rFonts w:ascii="Aptos" w:hAnsi="Aptos" w:eastAsia="ＭＳ 明朝" w:cs="Arial"/>
-                <w:kern w:val="0"/>
-                <w:sz w:val="24"/>
-                <w:szCs w:val="24"/>
-                <w:lang w:val="en-US" w:eastAsia="ja-JP" w:bidi="ar-SA"/>
-              </w:rPr>
-            </w:pPr>
-            <w:r>
-              <w:rPr>
-                <w:rFonts w:eastAsia="Segoe UI" w:cs="Segoe UI" w:ascii="Segoe UI" w:hAnsi="Segoe UI"/>
-                <w:color w:val="101820"/>
-                <w:kern w:val="0"/>
-                <w:sz w:val="18"/>
-                <w:szCs w:val="24"/>
-                <w:lang w:val="en-US" w:eastAsia="ja-JP" w:bidi="ar-SA"/>
-              </w:rPr>
-              <w:t>Master &gt; Generals &gt; Employee Management</w:t>
+            <w:tcW w:w="2561" w:type="dxa"/>
+            <w:tcBorders>
+              <w:top w:val="single" w:sz="4" w:space="0" w:color="BFC7D1"/>
+              <w:left w:val="single" w:sz="4" w:space="0" w:color="BFC7D1"/>
+              <w:bottom w:val="single" w:sz="4" w:space="0" w:color="BFC7D1"/>
+              <w:right w:val="single" w:sz="4" w:space="0" w:color="BFC7D1"/>
+            </w:tcBorders>
+          </w:tcPr>
+          <w:p>
+            <w:pPr>
+              <w:pStyle w:val="Normal"/>
+              <w:widowControl/>
+              <w:spacing w:lineRule="auto" w:line="240" w:before="0" w:after="20"/>
+              <w:jc w:val="left"/>
+              <w:rPr>
+                <w:rFonts w:ascii="Aptos" w:hAnsi="Aptos" w:eastAsia="ＭＳ 明朝" w:cs="Arial"/>
+                <w:kern w:val="0"/>
+                <w:sz w:val="24"/>
+                <w:szCs w:val="24"/>
+                <w:lang w:val="en-US" w:eastAsia="ja-JP" w:bidi="ar-SA"/>
+              </w:rPr>
+            </w:pPr>
+            <w:r>
+              <w:rPr>
+                <w:rFonts w:eastAsia="Segoe UI" w:cs="Segoe UI" w:ascii="Segoe UI" w:hAnsi="Segoe UI"/>
+                <w:color w:val="101820"/>
+                <w:kern w:val="0"/>
+                <w:sz w:val="18"/>
+                <w:szCs w:val="24"/>
+                <w:lang w:val="en-US" w:eastAsia="ja-JP" w:bidi="ar-SA"/>
+              </w:rPr>
+              <w:t>Master &gt; Generals &gt; Employee Management; Master &gt; Generals &gt; User Management &gt; User</w:t>
             </w:r>
           </w:p>
         </w:tc>
@@ -5076,7 +5076,7 @@
         <w:trPr/>
         <w:tc>
           <w:tcPr>
-            <w:tcW w:w="2257" w:type="dxa"/>
+            <w:tcW w:w="1326" w:type="dxa"/>
             <w:tcBorders>
               <w:top w:val="single" w:sz="4" w:space="0" w:color="BFC7D1"/>
               <w:left w:val="single" w:sz="4" w:space="0" w:color="BFC7D1"/>
@@ -5113,7 +5113,7 @@
         </w:tc>
         <w:tc>
           <w:tcPr>
-            <w:tcW w:w="2257" w:type="dxa"/>
+            <w:tcW w:w="2564" w:type="dxa"/>
             <w:tcBorders>
               <w:top w:val="single" w:sz="4" w:space="0" w:color="BFC7D1"/>
               <w:left w:val="single" w:sz="4" w:space="0" w:color="BFC7D1"/>
@@ -5150,7 +5150,7 @@
         </w:tc>
         <w:tc>
           <w:tcPr>
-            <w:tcW w:w="2257" w:type="dxa"/>
+            <w:tcW w:w="2562" w:type="dxa"/>
             <w:tcBorders>
               <w:top w:val="single" w:sz="4" w:space="0" w:color="BFC7D1"/>
               <w:left w:val="single" w:sz="4" w:space="0" w:color="BFC7D1"/>
@@ -5187,7 +5187,7 @@
         </w:tc>
         <w:tc>
           <w:tcPr>
-            <w:tcW w:w="2256" w:type="dxa"/>
+            <w:tcW w:w="2561" w:type="dxa"/>
             <w:tcBorders>
               <w:top w:val="single" w:sz="4" w:space="0" w:color="BFC7D1"/>
               <w:left w:val="single" w:sz="4" w:space="0" w:color="BFC7D1"/>
@@ -5227,7 +5227,7 @@
         <w:trPr/>
         <w:tc>
           <w:tcPr>
-            <w:tcW w:w="2257" w:type="dxa"/>
+            <w:tcW w:w="1326" w:type="dxa"/>
             <w:tcBorders>
               <w:top w:val="single" w:sz="4" w:space="0" w:color="BFC7D1"/>
               <w:left w:val="single" w:sz="4" w:space="0" w:color="BFC7D1"/>
@@ -5264,7 +5264,7 @@
         </w:tc>
         <w:tc>
           <w:tcPr>
-            <w:tcW w:w="2257" w:type="dxa"/>
+            <w:tcW w:w="2564" w:type="dxa"/>
             <w:tcBorders>
               <w:top w:val="single" w:sz="4" w:space="0" w:color="BFC7D1"/>
               <w:left w:val="single" w:sz="4" w:space="0" w:color="BFC7D1"/>
@@ -5301,7 +5301,7 @@
         </w:tc>
         <w:tc>
           <w:tcPr>
-            <w:tcW w:w="2257" w:type="dxa"/>
+            <w:tcW w:w="2562" w:type="dxa"/>
             <w:tcBorders>
               <w:top w:val="single" w:sz="4" w:space="0" w:color="BFC7D1"/>
               <w:left w:val="single" w:sz="4" w:space="0" w:color="BFC7D1"/>
@@ -5338,7 +5338,7 @@
         </w:tc>
         <w:tc>
           <w:tcPr>
-            <w:tcW w:w="2256" w:type="dxa"/>
+            <w:tcW w:w="2561" w:type="dxa"/>
             <w:tcBorders>
               <w:top w:val="single" w:sz="4" w:space="0" w:color="BFC7D1"/>
               <w:left w:val="single" w:sz="4" w:space="0" w:color="BFC7D1"/>
@@ -5378,7 +5378,7 @@
         <w:trPr/>
         <w:tc>
           <w:tcPr>
-            <w:tcW w:w="2257" w:type="dxa"/>
+            <w:tcW w:w="1326" w:type="dxa"/>
             <w:tcBorders>
               <w:top w:val="single" w:sz="4" w:space="0" w:color="BFC7D1"/>
               <w:left w:val="single" w:sz="4" w:space="0" w:color="BFC7D1"/>
@@ -5415,7 +5415,7 @@
         </w:tc>
         <w:tc>
           <w:tcPr>
-            <w:tcW w:w="2257" w:type="dxa"/>
+            <w:tcW w:w="2564" w:type="dxa"/>
             <w:tcBorders>
               <w:top w:val="single" w:sz="4" w:space="0" w:color="BFC7D1"/>
               <w:left w:val="single" w:sz="4" w:space="0" w:color="BFC7D1"/>
@@ -5452,7 +5452,7 @@
         </w:tc>
         <w:tc>
           <w:tcPr>
-            <w:tcW w:w="2257" w:type="dxa"/>
+            <w:tcW w:w="2562" w:type="dxa"/>
             <w:tcBorders>
               <w:top w:val="single" w:sz="4" w:space="0" w:color="BFC7D1"/>
               <w:left w:val="single" w:sz="4" w:space="0" w:color="BFC7D1"/>
@@ -5489,7 +5489,7 @@
         </w:tc>
         <w:tc>
           <w:tcPr>
-            <w:tcW w:w="2256" w:type="dxa"/>
+            <w:tcW w:w="2561" w:type="dxa"/>
             <w:tcBorders>
               <w:top w:val="single" w:sz="4" w:space="0" w:color="BFC7D1"/>
               <w:left w:val="single" w:sz="4" w:space="0" w:color="BFC7D1"/>
@@ -5529,7 +5529,7 @@
         <w:trPr/>
         <w:tc>
           <w:tcPr>
-            <w:tcW w:w="2257" w:type="dxa"/>
+            <w:tcW w:w="1326" w:type="dxa"/>
             <w:tcBorders>
               <w:top w:val="single" w:sz="4" w:space="0" w:color="BFC7D1"/>
               <w:left w:val="single" w:sz="4" w:space="0" w:color="BFC7D1"/>
@@ -5566,7 +5566,7 @@
         </w:tc>
         <w:tc>
           <w:tcPr>
-            <w:tcW w:w="2257" w:type="dxa"/>
+            <w:tcW w:w="2564" w:type="dxa"/>
             <w:tcBorders>
               <w:top w:val="single" w:sz="4" w:space="0" w:color="BFC7D1"/>
               <w:left w:val="single" w:sz="4" w:space="0" w:color="BFC7D1"/>
@@ -5603,7 +5603,7 @@
         </w:tc>
         <w:tc>
           <w:tcPr>
-            <w:tcW w:w="2257" w:type="dxa"/>
+            <w:tcW w:w="2562" w:type="dxa"/>
             <w:tcBorders>
               <w:top w:val="single" w:sz="4" w:space="0" w:color="BFC7D1"/>
               <w:left w:val="single" w:sz="4" w:space="0" w:color="BFC7D1"/>
@@ -5640,7 +5640,7 @@
         </w:tc>
         <w:tc>
           <w:tcPr>
-            <w:tcW w:w="2256" w:type="dxa"/>
+            <w:tcW w:w="2561" w:type="dxa"/>
             <w:tcBorders>
               <w:top w:val="single" w:sz="4" w:space="0" w:color="BFC7D1"/>
               <w:left w:val="single" w:sz="4" w:space="0" w:color="BFC7D1"/>
@@ -5680,7 +5680,7 @@
         <w:trPr/>
         <w:tc>
           <w:tcPr>
-            <w:tcW w:w="2257" w:type="dxa"/>
+            <w:tcW w:w="1326" w:type="dxa"/>
             <w:tcBorders>
               <w:top w:val="single" w:sz="4" w:space="0" w:color="BFC7D1"/>
               <w:left w:val="single" w:sz="4" w:space="0" w:color="BFC7D1"/>
@@ -5717,7 +5717,7 @@
         </w:tc>
         <w:tc>
           <w:tcPr>
-            <w:tcW w:w="2257" w:type="dxa"/>
+            <w:tcW w:w="2564" w:type="dxa"/>
             <w:tcBorders>
               <w:top w:val="single" w:sz="4" w:space="0" w:color="BFC7D1"/>
               <w:left w:val="single" w:sz="4" w:space="0" w:color="BFC7D1"/>
@@ -5754,7 +5754,7 @@
         </w:tc>
         <w:tc>
           <w:tcPr>
-            <w:tcW w:w="2257" w:type="dxa"/>
+            <w:tcW w:w="2562" w:type="dxa"/>
             <w:tcBorders>
               <w:top w:val="single" w:sz="4" w:space="0" w:color="BFC7D1"/>
               <w:left w:val="single" w:sz="4" w:space="0" w:color="BFC7D1"/>
@@ -5791,7 +5791,7 @@
         </w:tc>
         <w:tc>
           <w:tcPr>
-            <w:tcW w:w="2256" w:type="dxa"/>
+            <w:tcW w:w="2561" w:type="dxa"/>
             <w:tcBorders>
               <w:top w:val="single" w:sz="4" w:space="0" w:color="BFC7D1"/>
               <w:left w:val="single" w:sz="4" w:space="0" w:color="BFC7D1"/>
@@ -5831,7 +5831,7 @@
         <w:trPr/>
         <w:tc>
           <w:tcPr>
-            <w:tcW w:w="2257" w:type="dxa"/>
+            <w:tcW w:w="1326" w:type="dxa"/>
             <w:tcBorders>
               <w:top w:val="single" w:sz="4" w:space="0" w:color="BFC7D1"/>
               <w:left w:val="single" w:sz="4" w:space="0" w:color="BFC7D1"/>
@@ -5868,7 +5868,7 @@
         </w:tc>
         <w:tc>
           <w:tcPr>
-            <w:tcW w:w="2257" w:type="dxa"/>
+            <w:tcW w:w="2564" w:type="dxa"/>
             <w:tcBorders>
               <w:top w:val="single" w:sz="4" w:space="0" w:color="BFC7D1"/>
               <w:left w:val="single" w:sz="4" w:space="0" w:color="BFC7D1"/>
@@ -5905,7 +5905,7 @@
         </w:tc>
         <w:tc>
           <w:tcPr>
-            <w:tcW w:w="2257" w:type="dxa"/>
+            <w:tcW w:w="2562" w:type="dxa"/>
             <w:tcBorders>
               <w:top w:val="single" w:sz="4" w:space="0" w:color="BFC7D1"/>
               <w:left w:val="single" w:sz="4" w:space="0" w:color="BFC7D1"/>
@@ -5942,7 +5942,7 @@
         </w:tc>
         <w:tc>
           <w:tcPr>
-            <w:tcW w:w="2256" w:type="dxa"/>
+            <w:tcW w:w="2561" w:type="dxa"/>
             <w:tcBorders>
               <w:top w:val="single" w:sz="4" w:space="0" w:color="BFC7D1"/>
               <w:left w:val="single" w:sz="4" w:space="0" w:color="BFC7D1"/>
@@ -5982,7 +5982,7 @@
         <w:trPr/>
         <w:tc>
           <w:tcPr>
-            <w:tcW w:w="2257" w:type="dxa"/>
+            <w:tcW w:w="1326" w:type="dxa"/>
             <w:tcBorders>
               <w:top w:val="single" w:sz="4" w:space="0" w:color="BFC7D1"/>
               <w:left w:val="single" w:sz="4" w:space="0" w:color="BFC7D1"/>
@@ -6019,7 +6019,7 @@
         </w:tc>
         <w:tc>
           <w:tcPr>
-            <w:tcW w:w="2257" w:type="dxa"/>
+            <w:tcW w:w="2564" w:type="dxa"/>
             <w:tcBorders>
               <w:top w:val="single" w:sz="4" w:space="0" w:color="BFC7D1"/>
               <w:left w:val="single" w:sz="4" w:space="0" w:color="BFC7D1"/>
@@ -6056,7 +6056,7 @@
         </w:tc>
         <w:tc>
           <w:tcPr>
-            <w:tcW w:w="2257" w:type="dxa"/>
+            <w:tcW w:w="2562" w:type="dxa"/>
             <w:tcBorders>
               <w:top w:val="single" w:sz="4" w:space="0" w:color="BFC7D1"/>
               <w:left w:val="single" w:sz="4" w:space="0" w:color="BFC7D1"/>
@@ -6093,7 +6093,7 @@
         </w:tc>
         <w:tc>
           <w:tcPr>
-            <w:tcW w:w="2256" w:type="dxa"/>
+            <w:tcW w:w="2561" w:type="dxa"/>
             <w:tcBorders>
               <w:top w:val="single" w:sz="4" w:space="0" w:color="BFC7D1"/>
               <w:left w:val="single" w:sz="4" w:space="0" w:color="BFC7D1"/>
@@ -6133,7 +6133,7 @@
         <w:trPr/>
         <w:tc>
           <w:tcPr>
-            <w:tcW w:w="2257" w:type="dxa"/>
+            <w:tcW w:w="1326" w:type="dxa"/>
             <w:tcBorders>
               <w:top w:val="single" w:sz="4" w:space="0" w:color="BFC7D1"/>
               <w:left w:val="single" w:sz="4" w:space="0" w:color="BFC7D1"/>
@@ -6170,44 +6170,44 @@
         </w:tc>
         <w:tc>
           <w:tcPr>
-            <w:tcW w:w="2257" w:type="dxa"/>
-            <w:tcBorders>
-              <w:top w:val="single" w:sz="4" w:space="0" w:color="BFC7D1"/>
-              <w:left w:val="single" w:sz="4" w:space="0" w:color="BFC7D1"/>
-              <w:bottom w:val="single" w:sz="4" w:space="0" w:color="BFC7D1"/>
-              <w:right w:val="single" w:sz="4" w:space="0" w:color="BFC7D1"/>
-            </w:tcBorders>
-          </w:tcPr>
-          <w:p>
-            <w:pPr>
-              <w:pStyle w:val="Normal"/>
-              <w:widowControl/>
-              <w:spacing w:lineRule="auto" w:line="240" w:before="0" w:after="20"/>
-              <w:jc w:val="left"/>
-              <w:rPr>
-                <w:rFonts w:ascii="Aptos" w:hAnsi="Aptos" w:eastAsia="ＭＳ 明朝" w:cs="Arial"/>
-                <w:kern w:val="0"/>
-                <w:sz w:val="24"/>
-                <w:szCs w:val="24"/>
-                <w:lang w:val="en-US" w:eastAsia="ja-JP" w:bidi="ar-SA"/>
-              </w:rPr>
-            </w:pPr>
-            <w:r>
-              <w:rPr>
-                <w:rFonts w:eastAsia="Segoe UI" w:cs="Segoe UI" w:ascii="Segoe UI" w:hAnsi="Segoe UI"/>
-                <w:color w:val="101820"/>
-                <w:kern w:val="0"/>
-                <w:sz w:val="18"/>
-                <w:szCs w:val="24"/>
-                <w:lang w:val="en-US" w:eastAsia="ja-JP" w:bidi="ar-SA"/>
-              </w:rPr>
-              <w:t>Commission rules and sharing by level</w:t>
-            </w:r>
-          </w:p>
-        </w:tc>
-        <w:tc>
-          <w:tcPr>
-            <w:tcW w:w="2257" w:type="dxa"/>
+            <w:tcW w:w="2564" w:type="dxa"/>
+            <w:tcBorders>
+              <w:top w:val="single" w:sz="4" w:space="0" w:color="BFC7D1"/>
+              <w:left w:val="single" w:sz="4" w:space="0" w:color="BFC7D1"/>
+              <w:bottom w:val="single" w:sz="4" w:space="0" w:color="BFC7D1"/>
+              <w:right w:val="single" w:sz="4" w:space="0" w:color="BFC7D1"/>
+            </w:tcBorders>
+          </w:tcPr>
+          <w:p>
+            <w:pPr>
+              <w:pStyle w:val="Normal"/>
+              <w:widowControl/>
+              <w:spacing w:lineRule="auto" w:line="240" w:before="0" w:after="20"/>
+              <w:jc w:val="left"/>
+              <w:rPr>
+                <w:rFonts w:ascii="Aptos" w:hAnsi="Aptos" w:eastAsia="ＭＳ 明朝" w:cs="Arial"/>
+                <w:kern w:val="0"/>
+                <w:sz w:val="24"/>
+                <w:szCs w:val="24"/>
+                <w:lang w:val="en-US" w:eastAsia="ja-JP" w:bidi="ar-SA"/>
+              </w:rPr>
+            </w:pPr>
+            <w:r>
+              <w:rPr>
+                <w:rFonts w:eastAsia="Segoe UI" w:cs="Segoe UI" w:ascii="Segoe UI" w:hAnsi="Segoe UI"/>
+                <w:color w:val="101820"/>
+                <w:kern w:val="0"/>
+                <w:sz w:val="18"/>
+                <w:szCs w:val="24"/>
+                <w:lang w:val="en-US" w:eastAsia="ja-JP" w:bidi="ar-SA"/>
+              </w:rPr>
+              <w:t>Commission rates per insurer, product and line of business</w:t>
+            </w:r>
+          </w:p>
+        </w:tc>
+        <w:tc>
+          <w:tcPr>
+            <w:tcW w:w="2562" w:type="dxa"/>
             <w:tcBorders>
               <w:top w:val="single" w:sz="4" w:space="0" w:color="BFC7D1"/>
               <w:left w:val="single" w:sz="4" w:space="0" w:color="BFC7D1"/>
@@ -6244,38 +6244,38 @@
         </w:tc>
         <w:tc>
           <w:tcPr>
-            <w:tcW w:w="2256" w:type="dxa"/>
-            <w:tcBorders>
-              <w:top w:val="single" w:sz="4" w:space="0" w:color="BFC7D1"/>
-              <w:left w:val="single" w:sz="4" w:space="0" w:color="BFC7D1"/>
-              <w:bottom w:val="single" w:sz="4" w:space="0" w:color="BFC7D1"/>
-              <w:right w:val="single" w:sz="4" w:space="0" w:color="BFC7D1"/>
-            </w:tcBorders>
-          </w:tcPr>
-          <w:p>
-            <w:pPr>
-              <w:pStyle w:val="Normal"/>
-              <w:widowControl/>
-              <w:spacing w:lineRule="auto" w:line="240" w:before="0" w:after="20"/>
-              <w:jc w:val="left"/>
-              <w:rPr>
-                <w:rFonts w:ascii="Aptos" w:hAnsi="Aptos" w:eastAsia="ＭＳ 明朝" w:cs="Arial"/>
-                <w:kern w:val="0"/>
-                <w:sz w:val="24"/>
-                <w:szCs w:val="24"/>
-                <w:lang w:val="en-US" w:eastAsia="ja-JP" w:bidi="ar-SA"/>
-              </w:rPr>
-            </w:pPr>
-            <w:r>
-              <w:rPr>
-                <w:rFonts w:eastAsia="Segoe UI" w:cs="Segoe UI" w:ascii="Segoe UI" w:hAnsi="Segoe UI"/>
-                <w:color w:val="101820"/>
-                <w:kern w:val="0"/>
-                <w:sz w:val="18"/>
-                <w:szCs w:val="24"/>
-                <w:lang w:val="en-US" w:eastAsia="ja-JP" w:bidi="ar-SA"/>
-              </w:rPr>
-              <w:t>Master &gt; Generals &gt; Commission</w:t>
+            <w:tcW w:w="2561" w:type="dxa"/>
+            <w:tcBorders>
+              <w:top w:val="single" w:sz="4" w:space="0" w:color="BFC7D1"/>
+              <w:left w:val="single" w:sz="4" w:space="0" w:color="BFC7D1"/>
+              <w:bottom w:val="single" w:sz="4" w:space="0" w:color="BFC7D1"/>
+              <w:right w:val="single" w:sz="4" w:space="0" w:color="BFC7D1"/>
+            </w:tcBorders>
+          </w:tcPr>
+          <w:p>
+            <w:pPr>
+              <w:pStyle w:val="Normal"/>
+              <w:widowControl/>
+              <w:spacing w:lineRule="auto" w:line="240" w:before="0" w:after="20"/>
+              <w:jc w:val="left"/>
+              <w:rPr>
+                <w:rFonts w:ascii="Aptos" w:hAnsi="Aptos" w:eastAsia="ＭＳ 明朝" w:cs="Arial"/>
+                <w:kern w:val="0"/>
+                <w:sz w:val="24"/>
+                <w:szCs w:val="24"/>
+                <w:lang w:val="en-US" w:eastAsia="ja-JP" w:bidi="ar-SA"/>
+              </w:rPr>
+            </w:pPr>
+            <w:r>
+              <w:rPr>
+                <w:rFonts w:eastAsia="Segoe UI" w:cs="Segoe UI" w:ascii="Segoe UI" w:hAnsi="Segoe UI"/>
+                <w:color w:val="101820"/>
+                <w:kern w:val="0"/>
+                <w:sz w:val="18"/>
+                <w:szCs w:val="24"/>
+                <w:lang w:val="en-US" w:eastAsia="ja-JP" w:bidi="ar-SA"/>
+              </w:rPr>
+              <w:t>Master &gt; Finance &gt; Commission Rate Matrix</w:t>
             </w:r>
           </w:p>
         </w:tc>
@@ -6284,7 +6284,7 @@
         <w:trPr/>
         <w:tc>
           <w:tcPr>
-            <w:tcW w:w="2257" w:type="dxa"/>
+            <w:tcW w:w="1326" w:type="dxa"/>
             <w:tcBorders>
               <w:top w:val="single" w:sz="4" w:space="0" w:color="BFC7D1"/>
               <w:left w:val="single" w:sz="4" w:space="0" w:color="BFC7D1"/>
@@ -6321,7 +6321,7 @@
         </w:tc>
         <w:tc>
           <w:tcPr>
-            <w:tcW w:w="2257" w:type="dxa"/>
+            <w:tcW w:w="2564" w:type="dxa"/>
             <w:tcBorders>
               <w:top w:val="single" w:sz="4" w:space="0" w:color="BFC7D1"/>
               <w:left w:val="single" w:sz="4" w:space="0" w:color="BFC7D1"/>
@@ -6358,7 +6358,7 @@
         </w:tc>
         <w:tc>
           <w:tcPr>
-            <w:tcW w:w="2257" w:type="dxa"/>
+            <w:tcW w:w="2562" w:type="dxa"/>
             <w:tcBorders>
               <w:top w:val="single" w:sz="4" w:space="0" w:color="BFC7D1"/>
               <w:left w:val="single" w:sz="4" w:space="0" w:color="BFC7D1"/>
@@ -6395,7 +6395,7 @@
         </w:tc>
         <w:tc>
           <w:tcPr>
-            <w:tcW w:w="2256" w:type="dxa"/>
+            <w:tcW w:w="2561" w:type="dxa"/>
             <w:tcBorders>
               <w:top w:val="single" w:sz="4" w:space="0" w:color="BFC7D1"/>
               <w:left w:val="single" w:sz="4" w:space="0" w:color="BFC7D1"/>
@@ -6435,7 +6435,7 @@
         <w:trPr/>
         <w:tc>
           <w:tcPr>
-            <w:tcW w:w="2257" w:type="dxa"/>
+            <w:tcW w:w="1326" w:type="dxa"/>
             <w:tcBorders>
               <w:top w:val="single" w:sz="4" w:space="0" w:color="BFC7D1"/>
               <w:left w:val="single" w:sz="4" w:space="0" w:color="BFC7D1"/>
@@ -6472,44 +6472,44 @@
         </w:tc>
         <w:tc>
           <w:tcPr>
-            <w:tcW w:w="2257" w:type="dxa"/>
-            <w:tcBorders>
-              <w:top w:val="single" w:sz="4" w:space="0" w:color="BFC7D1"/>
-              <w:left w:val="single" w:sz="4" w:space="0" w:color="BFC7D1"/>
-              <w:bottom w:val="single" w:sz="4" w:space="0" w:color="BFC7D1"/>
-              <w:right w:val="single" w:sz="4" w:space="0" w:color="BFC7D1"/>
-            </w:tcBorders>
-          </w:tcPr>
-          <w:p>
-            <w:pPr>
-              <w:pStyle w:val="Normal"/>
-              <w:widowControl/>
-              <w:spacing w:lineRule="auto" w:line="240" w:before="0" w:after="20"/>
-              <w:jc w:val="left"/>
-              <w:rPr>
-                <w:rFonts w:ascii="Aptos" w:hAnsi="Aptos" w:eastAsia="ＭＳ 明朝" w:cs="Arial"/>
-                <w:kern w:val="0"/>
-                <w:sz w:val="24"/>
-                <w:szCs w:val="24"/>
-                <w:lang w:val="en-US" w:eastAsia="ja-JP" w:bidi="ar-SA"/>
-              </w:rPr>
-            </w:pPr>
-            <w:r>
-              <w:rPr>
-                <w:rFonts w:eastAsia="Segoe UI" w:cs="Segoe UI" w:ascii="Segoe UI" w:hAnsi="Segoe UI"/>
-                <w:color w:val="101820"/>
-                <w:kern w:val="0"/>
-                <w:sz w:val="18"/>
-                <w:szCs w:val="24"/>
-                <w:lang w:val="en-US" w:eastAsia="ja-JP" w:bidi="ar-SA"/>
-              </w:rPr>
-              <w:t>Transaction codes, write-off reasons, petty cash funds</w:t>
-            </w:r>
-          </w:p>
-        </w:tc>
-        <w:tc>
-          <w:tcPr>
-            <w:tcW w:w="2257" w:type="dxa"/>
+            <w:tcW w:w="2564" w:type="dxa"/>
+            <w:tcBorders>
+              <w:top w:val="single" w:sz="4" w:space="0" w:color="BFC7D1"/>
+              <w:left w:val="single" w:sz="4" w:space="0" w:color="BFC7D1"/>
+              <w:bottom w:val="single" w:sz="4" w:space="0" w:color="BFC7D1"/>
+              <w:right w:val="single" w:sz="4" w:space="0" w:color="BFC7D1"/>
+            </w:tcBorders>
+          </w:tcPr>
+          <w:p>
+            <w:pPr>
+              <w:pStyle w:val="Normal"/>
+              <w:widowControl/>
+              <w:spacing w:lineRule="auto" w:line="240" w:before="0" w:after="20"/>
+              <w:jc w:val="left"/>
+              <w:rPr>
+                <w:rFonts w:ascii="Aptos" w:hAnsi="Aptos" w:eastAsia="ＭＳ 明朝" w:cs="Arial"/>
+                <w:kern w:val="0"/>
+                <w:sz w:val="24"/>
+                <w:szCs w:val="24"/>
+                <w:lang w:val="en-US" w:eastAsia="ja-JP" w:bidi="ar-SA"/>
+              </w:rPr>
+            </w:pPr>
+            <w:r>
+              <w:rPr>
+                <w:rFonts w:eastAsia="Segoe UI" w:cs="Segoe UI" w:ascii="Segoe UI" w:hAnsi="Segoe UI"/>
+                <w:color w:val="101820"/>
+                <w:kern w:val="0"/>
+                <w:sz w:val="18"/>
+                <w:szCs w:val="24"/>
+                <w:lang w:val="en-US" w:eastAsia="ja-JP" w:bidi="ar-SA"/>
+              </w:rPr>
+              <w:t>Transaction codes, write-off reasons; petty cash funds</w:t>
+            </w:r>
+          </w:p>
+        </w:tc>
+        <w:tc>
+          <w:tcPr>
+            <w:tcW w:w="2562" w:type="dxa"/>
             <w:tcBorders>
               <w:top w:val="single" w:sz="4" w:space="0" w:color="BFC7D1"/>
               <w:left w:val="single" w:sz="4" w:space="0" w:color="BFC7D1"/>
@@ -6546,38 +6546,38 @@
         </w:tc>
         <w:tc>
           <w:tcPr>
-            <w:tcW w:w="2256" w:type="dxa"/>
-            <w:tcBorders>
-              <w:top w:val="single" w:sz="4" w:space="0" w:color="BFC7D1"/>
-              <w:left w:val="single" w:sz="4" w:space="0" w:color="BFC7D1"/>
-              <w:bottom w:val="single" w:sz="4" w:space="0" w:color="BFC7D1"/>
-              <w:right w:val="single" w:sz="4" w:space="0" w:color="BFC7D1"/>
-            </w:tcBorders>
-          </w:tcPr>
-          <w:p>
-            <w:pPr>
-              <w:pStyle w:val="Normal"/>
-              <w:widowControl/>
-              <w:spacing w:lineRule="auto" w:line="240" w:before="0" w:after="20"/>
-              <w:jc w:val="left"/>
-              <w:rPr>
-                <w:rFonts w:ascii="Aptos" w:hAnsi="Aptos" w:eastAsia="ＭＳ 明朝" w:cs="Arial"/>
-                <w:kern w:val="0"/>
-                <w:sz w:val="24"/>
-                <w:szCs w:val="24"/>
-                <w:lang w:val="en-US" w:eastAsia="ja-JP" w:bidi="ar-SA"/>
-              </w:rPr>
-            </w:pPr>
-            <w:r>
-              <w:rPr>
-                <w:rFonts w:eastAsia="Segoe UI" w:cs="Segoe UI" w:ascii="Segoe UI" w:hAnsi="Segoe UI"/>
-                <w:color w:val="101820"/>
-                <w:kern w:val="0"/>
-                <w:sz w:val="18"/>
-                <w:szCs w:val="24"/>
-                <w:lang w:val="en-US" w:eastAsia="ja-JP" w:bidi="ar-SA"/>
-              </w:rPr>
-              <w:t>Master &gt; Finance</w:t>
+            <w:tcW w:w="2561" w:type="dxa"/>
+            <w:tcBorders>
+              <w:top w:val="single" w:sz="4" w:space="0" w:color="BFC7D1"/>
+              <w:left w:val="single" w:sz="4" w:space="0" w:color="BFC7D1"/>
+              <w:bottom w:val="single" w:sz="4" w:space="0" w:color="BFC7D1"/>
+              <w:right w:val="single" w:sz="4" w:space="0" w:color="BFC7D1"/>
+            </w:tcBorders>
+          </w:tcPr>
+          <w:p>
+            <w:pPr>
+              <w:pStyle w:val="Normal"/>
+              <w:widowControl/>
+              <w:spacing w:lineRule="auto" w:line="240" w:before="0" w:after="20"/>
+              <w:jc w:val="left"/>
+              <w:rPr>
+                <w:rFonts w:ascii="Aptos" w:hAnsi="Aptos" w:eastAsia="ＭＳ 明朝" w:cs="Arial"/>
+                <w:kern w:val="0"/>
+                <w:sz w:val="24"/>
+                <w:szCs w:val="24"/>
+                <w:lang w:val="en-US" w:eastAsia="ja-JP" w:bidi="ar-SA"/>
+              </w:rPr>
+            </w:pPr>
+            <w:r>
+              <w:rPr>
+                <w:rFonts w:eastAsia="Segoe UI" w:cs="Segoe UI" w:ascii="Segoe UI" w:hAnsi="Segoe UI"/>
+                <w:color w:val="101820"/>
+                <w:kern w:val="0"/>
+                <w:sz w:val="18"/>
+                <w:szCs w:val="24"/>
+                <w:lang w:val="en-US" w:eastAsia="ja-JP" w:bidi="ar-SA"/>
+              </w:rPr>
+              <w:t>Master &gt; Finance; Accounts &gt; Petty Cash &gt; Initiate</w:t>
             </w:r>
           </w:p>
         </w:tc>
@@ -6586,7 +6586,7 @@
         <w:trPr/>
         <w:tc>
           <w:tcPr>
-            <w:tcW w:w="2257" w:type="dxa"/>
+            <w:tcW w:w="1326" w:type="dxa"/>
             <w:tcBorders>
               <w:top w:val="single" w:sz="4" w:space="0" w:color="BFC7D1"/>
               <w:left w:val="single" w:sz="4" w:space="0" w:color="BFC7D1"/>
@@ -6623,7 +6623,7 @@
         </w:tc>
         <w:tc>
           <w:tcPr>
-            <w:tcW w:w="2257" w:type="dxa"/>
+            <w:tcW w:w="2564" w:type="dxa"/>
             <w:tcBorders>
               <w:top w:val="single" w:sz="4" w:space="0" w:color="BFC7D1"/>
               <w:left w:val="single" w:sz="4" w:space="0" w:color="BFC7D1"/>
@@ -6660,7 +6660,7 @@
         </w:tc>
         <w:tc>
           <w:tcPr>
-            <w:tcW w:w="2257" w:type="dxa"/>
+            <w:tcW w:w="2562" w:type="dxa"/>
             <w:tcBorders>
               <w:top w:val="single" w:sz="4" w:space="0" w:color="BFC7D1"/>
               <w:left w:val="single" w:sz="4" w:space="0" w:color="BFC7D1"/>
@@ -6697,7 +6697,7 @@
         </w:tc>
         <w:tc>
           <w:tcPr>
-            <w:tcW w:w="2256" w:type="dxa"/>
+            <w:tcW w:w="2561" w:type="dxa"/>
             <w:tcBorders>
               <w:top w:val="single" w:sz="4" w:space="0" w:color="BFC7D1"/>
               <w:left w:val="single" w:sz="4" w:space="0" w:color="BFC7D1"/>
@@ -6737,7 +6737,7 @@
         <w:trPr/>
         <w:tc>
           <w:tcPr>
-            <w:tcW w:w="2257" w:type="dxa"/>
+            <w:tcW w:w="1326" w:type="dxa"/>
             <w:tcBorders>
               <w:top w:val="single" w:sz="4" w:space="0" w:color="BFC7D1"/>
               <w:left w:val="single" w:sz="4" w:space="0" w:color="BFC7D1"/>
@@ -6774,7 +6774,7 @@
         </w:tc>
         <w:tc>
           <w:tcPr>
-            <w:tcW w:w="2257" w:type="dxa"/>
+            <w:tcW w:w="2564" w:type="dxa"/>
             <w:tcBorders>
               <w:top w:val="single" w:sz="4" w:space="0" w:color="BFC7D1"/>
               <w:left w:val="single" w:sz="4" w:space="0" w:color="BFC7D1"/>
@@ -6811,7 +6811,7 @@
         </w:tc>
         <w:tc>
           <w:tcPr>
-            <w:tcW w:w="2257" w:type="dxa"/>
+            <w:tcW w:w="2562" w:type="dxa"/>
             <w:tcBorders>
               <w:top w:val="single" w:sz="4" w:space="0" w:color="BFC7D1"/>
               <w:left w:val="single" w:sz="4" w:space="0" w:color="BFC7D1"/>
@@ -6848,7 +6848,7 @@
         </w:tc>
         <w:tc>
           <w:tcPr>
-            <w:tcW w:w="2256" w:type="dxa"/>
+            <w:tcW w:w="2561" w:type="dxa"/>
             <w:tcBorders>
               <w:top w:val="single" w:sz="4" w:space="0" w:color="BFC7D1"/>
               <w:left w:val="single" w:sz="4" w:space="0" w:color="BFC7D1"/>
@@ -6888,7 +6888,7 @@
         <w:trPr/>
         <w:tc>
           <w:tcPr>
-            <w:tcW w:w="2257" w:type="dxa"/>
+            <w:tcW w:w="1326" w:type="dxa"/>
             <w:tcBorders>
               <w:top w:val="single" w:sz="4" w:space="0" w:color="BFC7D1"/>
               <w:left w:val="single" w:sz="4" w:space="0" w:color="BFC7D1"/>
@@ -6925,7 +6925,7 @@
         </w:tc>
         <w:tc>
           <w:tcPr>
-            <w:tcW w:w="2257" w:type="dxa"/>
+            <w:tcW w:w="2564" w:type="dxa"/>
             <w:tcBorders>
               <w:top w:val="single" w:sz="4" w:space="0" w:color="BFC7D1"/>
               <w:left w:val="single" w:sz="4" w:space="0" w:color="BFC7D1"/>
@@ -6962,7 +6962,7 @@
         </w:tc>
         <w:tc>
           <w:tcPr>
-            <w:tcW w:w="2257" w:type="dxa"/>
+            <w:tcW w:w="2562" w:type="dxa"/>
             <w:tcBorders>
               <w:top w:val="single" w:sz="4" w:space="0" w:color="BFC7D1"/>
               <w:left w:val="single" w:sz="4" w:space="0" w:color="BFC7D1"/>
@@ -6999,7 +6999,7 @@
         </w:tc>
         <w:tc>
           <w:tcPr>
-            <w:tcW w:w="2256" w:type="dxa"/>
+            <w:tcW w:w="2561" w:type="dxa"/>
             <w:tcBorders>
               <w:top w:val="single" w:sz="4" w:space="0" w:color="BFC7D1"/>
               <w:left w:val="single" w:sz="4" w:space="0" w:color="BFC7D1"/>
@@ -7039,7 +7039,7 @@
         <w:trPr/>
         <w:tc>
           <w:tcPr>
-            <w:tcW w:w="2257" w:type="dxa"/>
+            <w:tcW w:w="1326" w:type="dxa"/>
             <w:tcBorders>
               <w:top w:val="single" w:sz="4" w:space="0" w:color="BFC7D1"/>
               <w:left w:val="single" w:sz="4" w:space="0" w:color="BFC7D1"/>
@@ -7076,7 +7076,7 @@
         </w:tc>
         <w:tc>
           <w:tcPr>
-            <w:tcW w:w="2257" w:type="dxa"/>
+            <w:tcW w:w="2564" w:type="dxa"/>
             <w:tcBorders>
               <w:top w:val="single" w:sz="4" w:space="0" w:color="BFC7D1"/>
               <w:left w:val="single" w:sz="4" w:space="0" w:color="BFC7D1"/>
@@ -7113,7 +7113,7 @@
         </w:tc>
         <w:tc>
           <w:tcPr>
-            <w:tcW w:w="2257" w:type="dxa"/>
+            <w:tcW w:w="2562" w:type="dxa"/>
             <w:tcBorders>
               <w:top w:val="single" w:sz="4" w:space="0" w:color="BFC7D1"/>
               <w:left w:val="single" w:sz="4" w:space="0" w:color="BFC7D1"/>
@@ -7150,7 +7150,7 @@
         </w:tc>
         <w:tc>
           <w:tcPr>
-            <w:tcW w:w="2256" w:type="dxa"/>
+            <w:tcW w:w="2561" w:type="dxa"/>
             <w:tcBorders>
               <w:top w:val="single" w:sz="4" w:space="0" w:color="BFC7D1"/>
               <w:left w:val="single" w:sz="4" w:space="0" w:color="BFC7D1"/>
@@ -7190,7 +7190,7 @@
         <w:trPr/>
         <w:tc>
           <w:tcPr>
-            <w:tcW w:w="2257" w:type="dxa"/>
+            <w:tcW w:w="1326" w:type="dxa"/>
             <w:tcBorders>
               <w:top w:val="single" w:sz="4" w:space="0" w:color="BFC7D1"/>
               <w:left w:val="single" w:sz="4" w:space="0" w:color="BFC7D1"/>
@@ -7227,7 +7227,7 @@
         </w:tc>
         <w:tc>
           <w:tcPr>
-            <w:tcW w:w="2257" w:type="dxa"/>
+            <w:tcW w:w="2564" w:type="dxa"/>
             <w:tcBorders>
               <w:top w:val="single" w:sz="4" w:space="0" w:color="BFC7D1"/>
               <w:left w:val="single" w:sz="4" w:space="0" w:color="BFC7D1"/>
@@ -7264,7 +7264,7 @@
         </w:tc>
         <w:tc>
           <w:tcPr>
-            <w:tcW w:w="2257" w:type="dxa"/>
+            <w:tcW w:w="2562" w:type="dxa"/>
             <w:tcBorders>
               <w:top w:val="single" w:sz="4" w:space="0" w:color="BFC7D1"/>
               <w:left w:val="single" w:sz="4" w:space="0" w:color="BFC7D1"/>
@@ -7301,7 +7301,7 @@
         </w:tc>
         <w:tc>
           <w:tcPr>
-            <w:tcW w:w="2256" w:type="dxa"/>
+            <w:tcW w:w="2561" w:type="dxa"/>
             <w:tcBorders>
               <w:top w:val="single" w:sz="4" w:space="0" w:color="BFC7D1"/>
               <w:left w:val="single" w:sz="4" w:space="0" w:color="BFC7D1"/>
@@ -7353,7 +7353,7 @@
         <w:pStyle w:val="Heading2"/>
         <w:rPr/>
       </w:pPr>
-      <w:bookmarkStart w:id="12" w:name="__RefHeading___Toc4033_2214730899"/>
+      <w:bookmarkStart w:id="12" w:name="__RefHeading___Toc42077_4195859891"/>
       <w:bookmarkEnd w:id="12"/>
       <w:r>
         <w:rPr>
@@ -7368,7 +7368,7 @@
     <w:tbl>
       <w:tblPr>
         <w:tblStyle w:val="TableGrid"/>
-        <w:tblW w:w="9026" w:type="dxa"/>
+        <w:tblW w:w="9014" w:type="dxa"/>
         <w:jc w:val="left"/>
         <w:tblInd w:w="0" w:type="dxa"/>
         <w:tblLayout w:type="fixed"/>
@@ -7381,8 +7381,8 @@
         <w:tblLook w:val="04a0" w:noHBand="0" w:noVBand="1" w:firstColumn="1" w:lastRow="0" w:lastColumn="0" w:firstRow="1"/>
       </w:tblPr>
       <w:tblGrid>
-        <w:gridCol w:w="4513"/>
-        <w:gridCol w:w="4512"/>
+        <w:gridCol w:w="4507"/>
+        <w:gridCol w:w="4506"/>
       </w:tblGrid>
       <w:tr>
         <w:trPr>
@@ -7390,7 +7390,7 @@
         </w:trPr>
         <w:tc>
           <w:tcPr>
-            <w:tcW w:w="4513" w:type="dxa"/>
+            <w:tcW w:w="4507" w:type="dxa"/>
             <w:tcBorders>
               <w:top w:val="single" w:sz="4" w:space="0" w:color="BFC7D1"/>
               <w:left w:val="single" w:sz="4" w:space="0" w:color="BFC7D1"/>
@@ -7429,7 +7429,7 @@
         </w:tc>
         <w:tc>
           <w:tcPr>
-            <w:tcW w:w="4512" w:type="dxa"/>
+            <w:tcW w:w="4506" w:type="dxa"/>
             <w:tcBorders>
               <w:top w:val="single" w:sz="4" w:space="0" w:color="BFC7D1"/>
               <w:left w:val="single" w:sz="4" w:space="0" w:color="BFC7D1"/>
@@ -7471,7 +7471,7 @@
         <w:trPr/>
         <w:tc>
           <w:tcPr>
-            <w:tcW w:w="4513" w:type="dxa"/>
+            <w:tcW w:w="4507" w:type="dxa"/>
             <w:tcBorders>
               <w:top w:val="single" w:sz="4" w:space="0" w:color="BFC7D1"/>
               <w:left w:val="single" w:sz="4" w:space="0" w:color="BFC7D1"/>
@@ -7508,7 +7508,7 @@
         </w:tc>
         <w:tc>
           <w:tcPr>
-            <w:tcW w:w="4512" w:type="dxa"/>
+            <w:tcW w:w="4506" w:type="dxa"/>
             <w:tcBorders>
               <w:top w:val="single" w:sz="4" w:space="0" w:color="BFC7D1"/>
               <w:left w:val="single" w:sz="4" w:space="0" w:color="BFC7D1"/>
@@ -7570,7 +7570,7 @@
         <w:trPr/>
         <w:tc>
           <w:tcPr>
-            <w:tcW w:w="4513" w:type="dxa"/>
+            <w:tcW w:w="4507" w:type="dxa"/>
             <w:tcBorders>
               <w:top w:val="single" w:sz="4" w:space="0" w:color="BFC7D1"/>
               <w:left w:val="single" w:sz="4" w:space="0" w:color="BFC7D1"/>
@@ -7607,7 +7607,7 @@
         </w:tc>
         <w:tc>
           <w:tcPr>
-            <w:tcW w:w="4512" w:type="dxa"/>
+            <w:tcW w:w="4506" w:type="dxa"/>
             <w:tcBorders>
               <w:top w:val="single" w:sz="4" w:space="0" w:color="BFC7D1"/>
               <w:left w:val="single" w:sz="4" w:space="0" w:color="BFC7D1"/>
@@ -7647,7 +7647,7 @@
         <w:trPr/>
         <w:tc>
           <w:tcPr>
-            <w:tcW w:w="4513" w:type="dxa"/>
+            <w:tcW w:w="4507" w:type="dxa"/>
             <w:tcBorders>
               <w:top w:val="single" w:sz="4" w:space="0" w:color="BFC7D1"/>
               <w:left w:val="single" w:sz="4" w:space="0" w:color="BFC7D1"/>
@@ -7684,7 +7684,7 @@
         </w:tc>
         <w:tc>
           <w:tcPr>
-            <w:tcW w:w="4512" w:type="dxa"/>
+            <w:tcW w:w="4506" w:type="dxa"/>
             <w:tcBorders>
               <w:top w:val="single" w:sz="4" w:space="0" w:color="BFC7D1"/>
               <w:left w:val="single" w:sz="4" w:space="0" w:color="BFC7D1"/>
@@ -7724,7 +7724,7 @@
         <w:trPr/>
         <w:tc>
           <w:tcPr>
-            <w:tcW w:w="4513" w:type="dxa"/>
+            <w:tcW w:w="4507" w:type="dxa"/>
             <w:tcBorders>
               <w:top w:val="single" w:sz="4" w:space="0" w:color="BFC7D1"/>
               <w:left w:val="single" w:sz="4" w:space="0" w:color="BFC7D1"/>
@@ -7761,7 +7761,7 @@
         </w:tc>
         <w:tc>
           <w:tcPr>
-            <w:tcW w:w="4512" w:type="dxa"/>
+            <w:tcW w:w="4506" w:type="dxa"/>
             <w:tcBorders>
               <w:top w:val="single" w:sz="4" w:space="0" w:color="BFC7D1"/>
               <w:left w:val="single" w:sz="4" w:space="0" w:color="BFC7D1"/>
@@ -7801,7 +7801,7 @@
         <w:trPr/>
         <w:tc>
           <w:tcPr>
-            <w:tcW w:w="4513" w:type="dxa"/>
+            <w:tcW w:w="4507" w:type="dxa"/>
             <w:tcBorders>
               <w:top w:val="single" w:sz="4" w:space="0" w:color="BFC7D1"/>
               <w:left w:val="single" w:sz="4" w:space="0" w:color="BFC7D1"/>
@@ -7838,7 +7838,7 @@
         </w:tc>
         <w:tc>
           <w:tcPr>
-            <w:tcW w:w="4512" w:type="dxa"/>
+            <w:tcW w:w="4506" w:type="dxa"/>
             <w:tcBorders>
               <w:top w:val="single" w:sz="4" w:space="0" w:color="BFC7D1"/>
               <w:left w:val="single" w:sz="4" w:space="0" w:color="BFC7D1"/>
@@ -7878,7 +7878,7 @@
         <w:trPr/>
         <w:tc>
           <w:tcPr>
-            <w:tcW w:w="4513" w:type="dxa"/>
+            <w:tcW w:w="4507" w:type="dxa"/>
             <w:tcBorders>
               <w:top w:val="single" w:sz="4" w:space="0" w:color="BFC7D1"/>
               <w:left w:val="single" w:sz="4" w:space="0" w:color="BFC7D1"/>
@@ -7915,7 +7915,7 @@
         </w:tc>
         <w:tc>
           <w:tcPr>
-            <w:tcW w:w="4512" w:type="dxa"/>
+            <w:tcW w:w="4506" w:type="dxa"/>
             <w:tcBorders>
               <w:top w:val="single" w:sz="4" w:space="0" w:color="BFC7D1"/>
               <w:left w:val="single" w:sz="4" w:space="0" w:color="BFC7D1"/>
@@ -7967,7 +7967,7 @@
         <w:pStyle w:val="Heading2"/>
         <w:rPr/>
       </w:pPr>
-      <w:bookmarkStart w:id="13" w:name="__RefHeading___Toc4035_2214730899"/>
+      <w:bookmarkStart w:id="13" w:name="__RefHeading___Toc42079_4195859891"/>
       <w:bookmarkEnd w:id="13"/>
       <w:r>
         <w:rPr>
@@ -8002,7 +8002,7 @@
         <w:pStyle w:val="Heading1"/>
         <w:rPr/>
       </w:pPr>
-      <w:bookmarkStart w:id="14" w:name="__RefHeading___Toc4037_2214730899"/>
+      <w:bookmarkStart w:id="14" w:name="__RefHeading___Toc42081_4195859891"/>
       <w:bookmarkEnd w:id="14"/>
       <w:r>
         <w:rPr>
@@ -8019,7 +8019,7 @@
         <w:pStyle w:val="Heading2"/>
         <w:rPr/>
       </w:pPr>
-      <w:bookmarkStart w:id="15" w:name="__RefHeading___Toc4039_2214730899"/>
+      <w:bookmarkStart w:id="15" w:name="__RefHeading___Toc42083_4195859891"/>
       <w:bookmarkEnd w:id="15"/>
       <w:r>
         <w:rPr>
@@ -8097,7 +8097,7 @@
     <w:tbl>
       <w:tblPr>
         <w:tblStyle w:val="TableGrid"/>
-        <w:tblW w:w="9027" w:type="dxa"/>
+        <w:tblW w:w="9015" w:type="dxa"/>
         <w:jc w:val="left"/>
         <w:tblInd w:w="0" w:type="dxa"/>
         <w:tblLayout w:type="fixed"/>
@@ -8110,9 +8110,9 @@
         <w:tblLook w:val="04a0" w:noHBand="0" w:noVBand="1" w:firstColumn="1" w:lastRow="0" w:lastColumn="0" w:firstRow="1"/>
       </w:tblPr>
       <w:tblGrid>
-        <w:gridCol w:w="3009"/>
-        <w:gridCol w:w="3009"/>
-        <w:gridCol w:w="3009"/>
+        <w:gridCol w:w="3005"/>
+        <w:gridCol w:w="3005"/>
+        <w:gridCol w:w="3005"/>
       </w:tblGrid>
       <w:tr>
         <w:trPr>
@@ -8120,7 +8120,7 @@
         </w:trPr>
         <w:tc>
           <w:tcPr>
-            <w:tcW w:w="3009" w:type="dxa"/>
+            <w:tcW w:w="3005" w:type="dxa"/>
             <w:tcBorders>
               <w:top w:val="single" w:sz="4" w:space="0" w:color="BFC7D1"/>
               <w:left w:val="single" w:sz="4" w:space="0" w:color="BFC7D1"/>
@@ -8159,7 +8159,7 @@
         </w:tc>
         <w:tc>
           <w:tcPr>
-            <w:tcW w:w="3009" w:type="dxa"/>
+            <w:tcW w:w="3005" w:type="dxa"/>
             <w:tcBorders>
               <w:top w:val="single" w:sz="4" w:space="0" w:color="BFC7D1"/>
               <w:left w:val="single" w:sz="4" w:space="0" w:color="BFC7D1"/>
@@ -8198,7 +8198,7 @@
         </w:tc>
         <w:tc>
           <w:tcPr>
-            <w:tcW w:w="3009" w:type="dxa"/>
+            <w:tcW w:w="3005" w:type="dxa"/>
             <w:tcBorders>
               <w:top w:val="single" w:sz="4" w:space="0" w:color="BFC7D1"/>
               <w:left w:val="single" w:sz="4" w:space="0" w:color="BFC7D1"/>
@@ -8240,7 +8240,7 @@
         <w:trPr/>
         <w:tc>
           <w:tcPr>
-            <w:tcW w:w="3009" w:type="dxa"/>
+            <w:tcW w:w="3005" w:type="dxa"/>
             <w:tcBorders>
               <w:top w:val="single" w:sz="4" w:space="0" w:color="BFC7D1"/>
               <w:left w:val="single" w:sz="4" w:space="0" w:color="BFC7D1"/>
@@ -8277,7 +8277,7 @@
         </w:tc>
         <w:tc>
           <w:tcPr>
-            <w:tcW w:w="3009" w:type="dxa"/>
+            <w:tcW w:w="3005" w:type="dxa"/>
             <w:tcBorders>
               <w:top w:val="single" w:sz="4" w:space="0" w:color="BFC7D1"/>
               <w:left w:val="single" w:sz="4" w:space="0" w:color="BFC7D1"/>
@@ -8314,7 +8314,7 @@
         </w:tc>
         <w:tc>
           <w:tcPr>
-            <w:tcW w:w="3009" w:type="dxa"/>
+            <w:tcW w:w="3005" w:type="dxa"/>
             <w:tcBorders>
               <w:top w:val="single" w:sz="4" w:space="0" w:color="BFC7D1"/>
               <w:left w:val="single" w:sz="4" w:space="0" w:color="BFC7D1"/>
@@ -8354,7 +8354,7 @@
         <w:trPr/>
         <w:tc>
           <w:tcPr>
-            <w:tcW w:w="3009" w:type="dxa"/>
+            <w:tcW w:w="3005" w:type="dxa"/>
             <w:tcBorders>
               <w:top w:val="single" w:sz="4" w:space="0" w:color="BFC7D1"/>
               <w:left w:val="single" w:sz="4" w:space="0" w:color="BFC7D1"/>
@@ -8391,7 +8391,7 @@
         </w:tc>
         <w:tc>
           <w:tcPr>
-            <w:tcW w:w="3009" w:type="dxa"/>
+            <w:tcW w:w="3005" w:type="dxa"/>
             <w:tcBorders>
               <w:top w:val="single" w:sz="4" w:space="0" w:color="BFC7D1"/>
               <w:left w:val="single" w:sz="4" w:space="0" w:color="BFC7D1"/>
@@ -8428,7 +8428,7 @@
         </w:tc>
         <w:tc>
           <w:tcPr>
-            <w:tcW w:w="3009" w:type="dxa"/>
+            <w:tcW w:w="3005" w:type="dxa"/>
             <w:tcBorders>
               <w:top w:val="single" w:sz="4" w:space="0" w:color="BFC7D1"/>
               <w:left w:val="single" w:sz="4" w:space="0" w:color="BFC7D1"/>
@@ -8468,7 +8468,7 @@
         <w:trPr/>
         <w:tc>
           <w:tcPr>
-            <w:tcW w:w="3009" w:type="dxa"/>
+            <w:tcW w:w="3005" w:type="dxa"/>
             <w:tcBorders>
               <w:top w:val="single" w:sz="4" w:space="0" w:color="BFC7D1"/>
               <w:left w:val="single" w:sz="4" w:space="0" w:color="BFC7D1"/>
@@ -8505,7 +8505,7 @@
         </w:tc>
         <w:tc>
           <w:tcPr>
-            <w:tcW w:w="3009" w:type="dxa"/>
+            <w:tcW w:w="3005" w:type="dxa"/>
             <w:tcBorders>
               <w:top w:val="single" w:sz="4" w:space="0" w:color="BFC7D1"/>
               <w:left w:val="single" w:sz="4" w:space="0" w:color="BFC7D1"/>
@@ -8542,38 +8542,38 @@
         </w:tc>
         <w:tc>
           <w:tcPr>
-            <w:tcW w:w="3009" w:type="dxa"/>
-            <w:tcBorders>
-              <w:top w:val="single" w:sz="4" w:space="0" w:color="BFC7D1"/>
-              <w:left w:val="single" w:sz="4" w:space="0" w:color="BFC7D1"/>
-              <w:bottom w:val="single" w:sz="4" w:space="0" w:color="BFC7D1"/>
-              <w:right w:val="single" w:sz="4" w:space="0" w:color="BFC7D1"/>
-            </w:tcBorders>
-          </w:tcPr>
-          <w:p>
-            <w:pPr>
-              <w:pStyle w:val="Normal"/>
-              <w:widowControl/>
-              <w:spacing w:lineRule="auto" w:line="240" w:before="0" w:after="20"/>
-              <w:jc w:val="left"/>
-              <w:rPr>
-                <w:rFonts w:ascii="Aptos" w:hAnsi="Aptos" w:eastAsia="ＭＳ 明朝" w:cs="Arial"/>
-                <w:kern w:val="0"/>
-                <w:sz w:val="24"/>
-                <w:szCs w:val="24"/>
-                <w:lang w:val="en-US" w:eastAsia="ja-JP" w:bidi="ar-SA"/>
-              </w:rPr>
-            </w:pPr>
-            <w:r>
-              <w:rPr>
-                <w:rFonts w:eastAsia="Segoe UI" w:cs="Segoe UI" w:ascii="Segoe UI" w:hAnsi="Segoe UI"/>
-                <w:color w:val="101820"/>
-                <w:kern w:val="0"/>
-                <w:sz w:val="18"/>
-                <w:szCs w:val="24"/>
-                <w:lang w:val="en-US" w:eastAsia="ja-JP" w:bidi="ar-SA"/>
-              </w:rPr>
-              <w:t>Master &gt; Finance &gt; Department (API route)</w:t>
+            <w:tcW w:w="3005" w:type="dxa"/>
+            <w:tcBorders>
+              <w:top w:val="single" w:sz="4" w:space="0" w:color="BFC7D1"/>
+              <w:left w:val="single" w:sz="4" w:space="0" w:color="BFC7D1"/>
+              <w:bottom w:val="single" w:sz="4" w:space="0" w:color="BFC7D1"/>
+              <w:right w:val="single" w:sz="4" w:space="0" w:color="BFC7D1"/>
+            </w:tcBorders>
+          </w:tcPr>
+          <w:p>
+            <w:pPr>
+              <w:pStyle w:val="Normal"/>
+              <w:widowControl/>
+              <w:spacing w:lineRule="auto" w:line="240" w:before="0" w:after="20"/>
+              <w:jc w:val="left"/>
+              <w:rPr>
+                <w:rFonts w:ascii="Aptos" w:hAnsi="Aptos" w:eastAsia="ＭＳ 明朝" w:cs="Arial"/>
+                <w:kern w:val="0"/>
+                <w:sz w:val="24"/>
+                <w:szCs w:val="24"/>
+                <w:lang w:val="en-US" w:eastAsia="ja-JP" w:bidi="ar-SA"/>
+              </w:rPr>
+            </w:pPr>
+            <w:r>
+              <w:rPr>
+                <w:rFonts w:eastAsia="Segoe UI" w:cs="Segoe UI" w:ascii="Segoe UI" w:hAnsi="Segoe UI"/>
+                <w:color w:val="101820"/>
+                <w:kern w:val="0"/>
+                <w:sz w:val="18"/>
+                <w:szCs w:val="24"/>
+                <w:lang w:val="en-US" w:eastAsia="ja-JP" w:bidi="ar-SA"/>
+              </w:rPr>
+              <w:t>Master &gt; Generals &gt; Organization &gt; Branch, departments of the branch (API route)</w:t>
             </w:r>
           </w:p>
         </w:tc>
@@ -8582,7 +8582,7 @@
         <w:trPr/>
         <w:tc>
           <w:tcPr>
-            <w:tcW w:w="3009" w:type="dxa"/>
+            <w:tcW w:w="3005" w:type="dxa"/>
             <w:tcBorders>
               <w:top w:val="single" w:sz="4" w:space="0" w:color="BFC7D1"/>
               <w:left w:val="single" w:sz="4" w:space="0" w:color="BFC7D1"/>
@@ -8641,7 +8641,7 @@
         </w:tc>
         <w:tc>
           <w:tcPr>
-            <w:tcW w:w="3009" w:type="dxa"/>
+            <w:tcW w:w="3005" w:type="dxa"/>
             <w:tcBorders>
               <w:top w:val="single" w:sz="4" w:space="0" w:color="BFC7D1"/>
               <w:left w:val="single" w:sz="4" w:space="0" w:color="BFC7D1"/>
@@ -8678,7 +8678,7 @@
         </w:tc>
         <w:tc>
           <w:tcPr>
-            <w:tcW w:w="3009" w:type="dxa"/>
+            <w:tcW w:w="3005" w:type="dxa"/>
             <w:tcBorders>
               <w:top w:val="single" w:sz="4" w:space="0" w:color="BFC7D1"/>
               <w:left w:val="single" w:sz="4" w:space="0" w:color="BFC7D1"/>
@@ -8729,7 +8729,7 @@
         <w:trPr/>
         <w:tc>
           <w:tcPr>
-            <w:tcW w:w="3009" w:type="dxa"/>
+            <w:tcW w:w="3005" w:type="dxa"/>
             <w:tcBorders>
               <w:top w:val="single" w:sz="4" w:space="0" w:color="BFC7D1"/>
               <w:left w:val="single" w:sz="4" w:space="0" w:color="BFC7D1"/>
@@ -8766,7 +8766,7 @@
         </w:tc>
         <w:tc>
           <w:tcPr>
-            <w:tcW w:w="3009" w:type="dxa"/>
+            <w:tcW w:w="3005" w:type="dxa"/>
             <w:tcBorders>
               <w:top w:val="single" w:sz="4" w:space="0" w:color="BFC7D1"/>
               <w:left w:val="single" w:sz="4" w:space="0" w:color="BFC7D1"/>
@@ -8803,7 +8803,7 @@
         </w:tc>
         <w:tc>
           <w:tcPr>
-            <w:tcW w:w="3009" w:type="dxa"/>
+            <w:tcW w:w="3005" w:type="dxa"/>
             <w:tcBorders>
               <w:top w:val="single" w:sz="4" w:space="0" w:color="BFC7D1"/>
               <w:left w:val="single" w:sz="4" w:space="0" w:color="BFC7D1"/>
@@ -8843,7 +8843,7 @@
         <w:trPr/>
         <w:tc>
           <w:tcPr>
-            <w:tcW w:w="3009" w:type="dxa"/>
+            <w:tcW w:w="3005" w:type="dxa"/>
             <w:tcBorders>
               <w:top w:val="single" w:sz="4" w:space="0" w:color="BFC7D1"/>
               <w:left w:val="single" w:sz="4" w:space="0" w:color="BFC7D1"/>
@@ -8880,7 +8880,7 @@
         </w:tc>
         <w:tc>
           <w:tcPr>
-            <w:tcW w:w="3009" w:type="dxa"/>
+            <w:tcW w:w="3005" w:type="dxa"/>
             <w:tcBorders>
               <w:top w:val="single" w:sz="4" w:space="0" w:color="BFC7D1"/>
               <w:left w:val="single" w:sz="4" w:space="0" w:color="BFC7D1"/>
@@ -8917,7 +8917,7 @@
         </w:tc>
         <w:tc>
           <w:tcPr>
-            <w:tcW w:w="3009" w:type="dxa"/>
+            <w:tcW w:w="3005" w:type="dxa"/>
             <w:tcBorders>
               <w:top w:val="single" w:sz="4" w:space="0" w:color="BFC7D1"/>
               <w:left w:val="single" w:sz="4" w:space="0" w:color="BFC7D1"/>
@@ -8957,7 +8957,7 @@
         <w:trPr/>
         <w:tc>
           <w:tcPr>
-            <w:tcW w:w="3009" w:type="dxa"/>
+            <w:tcW w:w="3005" w:type="dxa"/>
             <w:tcBorders>
               <w:top w:val="single" w:sz="4" w:space="0" w:color="BFC7D1"/>
               <w:left w:val="single" w:sz="4" w:space="0" w:color="BFC7D1"/>
@@ -8988,81 +8988,81 @@
                 <w:szCs w:val="24"/>
                 <w:lang w:val="en-US" w:eastAsia="ja-JP" w:bidi="ar-SA"/>
               </w:rPr>
-              <w:t>Employee_Upload_Template.xlsx</w:t>
-            </w:r>
-          </w:p>
-        </w:tc>
-        <w:tc>
-          <w:tcPr>
-            <w:tcW w:w="3009" w:type="dxa"/>
-            <w:tcBorders>
-              <w:top w:val="single" w:sz="4" w:space="0" w:color="BFC7D1"/>
-              <w:left w:val="single" w:sz="4" w:space="0" w:color="BFC7D1"/>
-              <w:bottom w:val="single" w:sz="4" w:space="0" w:color="BFC7D1"/>
-              <w:right w:val="single" w:sz="4" w:space="0" w:color="BFC7D1"/>
-            </w:tcBorders>
-          </w:tcPr>
-          <w:p>
-            <w:pPr>
-              <w:pStyle w:val="Normal"/>
-              <w:widowControl/>
-              <w:spacing w:lineRule="auto" w:line="240" w:before="0" w:after="20"/>
-              <w:jc w:val="left"/>
-              <w:rPr>
-                <w:rFonts w:ascii="Aptos" w:hAnsi="Aptos" w:eastAsia="ＭＳ 明朝" w:cs="Arial"/>
-                <w:kern w:val="0"/>
-                <w:sz w:val="24"/>
-                <w:szCs w:val="24"/>
-                <w:lang w:val="en-US" w:eastAsia="ja-JP" w:bidi="ar-SA"/>
-              </w:rPr>
-            </w:pPr>
-            <w:r>
-              <w:rPr>
-                <w:rFonts w:eastAsia="Segoe UI" w:cs="Segoe UI" w:ascii="Segoe UI" w:hAnsi="Segoe UI"/>
-                <w:color w:val="101820"/>
-                <w:kern w:val="0"/>
-                <w:sz w:val="18"/>
-                <w:szCs w:val="24"/>
-                <w:lang w:val="en-US" w:eastAsia="ja-JP" w:bidi="ar-SA"/>
-              </w:rPr>
-              <w:t>Employees</w:t>
-            </w:r>
-          </w:p>
-        </w:tc>
-        <w:tc>
-          <w:tcPr>
-            <w:tcW w:w="3009" w:type="dxa"/>
-            <w:tcBorders>
-              <w:top w:val="single" w:sz="4" w:space="0" w:color="BFC7D1"/>
-              <w:left w:val="single" w:sz="4" w:space="0" w:color="BFC7D1"/>
-              <w:bottom w:val="single" w:sz="4" w:space="0" w:color="BFC7D1"/>
-              <w:right w:val="single" w:sz="4" w:space="0" w:color="BFC7D1"/>
-            </w:tcBorders>
-          </w:tcPr>
-          <w:p>
-            <w:pPr>
-              <w:pStyle w:val="Normal"/>
-              <w:widowControl/>
-              <w:spacing w:lineRule="auto" w:line="240" w:before="0" w:after="20"/>
-              <w:jc w:val="left"/>
-              <w:rPr>
-                <w:rFonts w:ascii="Aptos" w:hAnsi="Aptos" w:eastAsia="ＭＳ 明朝" w:cs="Arial"/>
-                <w:kern w:val="0"/>
-                <w:sz w:val="24"/>
-                <w:szCs w:val="24"/>
-                <w:lang w:val="en-US" w:eastAsia="ja-JP" w:bidi="ar-SA"/>
-              </w:rPr>
-            </w:pPr>
-            <w:r>
-              <w:rPr>
-                <w:rFonts w:eastAsia="Segoe UI" w:cs="Segoe UI" w:ascii="Segoe UI" w:hAnsi="Segoe UI"/>
-                <w:color w:val="101820"/>
-                <w:kern w:val="0"/>
-                <w:sz w:val="18"/>
-                <w:szCs w:val="24"/>
-                <w:lang w:val="en-US" w:eastAsia="ja-JP" w:bidi="ar-SA"/>
-              </w:rPr>
-              <w:t>Employee Management &gt; Employee (API route)</w:t>
+              <w:t>Country_Upload_Template.xlsx</w:t>
+            </w:r>
+          </w:p>
+        </w:tc>
+        <w:tc>
+          <w:tcPr>
+            <w:tcW w:w="3005" w:type="dxa"/>
+            <w:tcBorders>
+              <w:top w:val="single" w:sz="4" w:space="0" w:color="BFC7D1"/>
+              <w:left w:val="single" w:sz="4" w:space="0" w:color="BFC7D1"/>
+              <w:bottom w:val="single" w:sz="4" w:space="0" w:color="BFC7D1"/>
+              <w:right w:val="single" w:sz="4" w:space="0" w:color="BFC7D1"/>
+            </w:tcBorders>
+          </w:tcPr>
+          <w:p>
+            <w:pPr>
+              <w:pStyle w:val="Normal"/>
+              <w:widowControl/>
+              <w:spacing w:lineRule="auto" w:line="240" w:before="0" w:after="20"/>
+              <w:jc w:val="left"/>
+              <w:rPr>
+                <w:rFonts w:ascii="Aptos" w:hAnsi="Aptos" w:eastAsia="ＭＳ 明朝" w:cs="Arial"/>
+                <w:kern w:val="0"/>
+                <w:sz w:val="24"/>
+                <w:szCs w:val="24"/>
+                <w:lang w:val="en-US" w:eastAsia="ja-JP" w:bidi="ar-SA"/>
+              </w:rPr>
+            </w:pPr>
+            <w:r>
+              <w:rPr>
+                <w:rFonts w:eastAsia="Segoe UI" w:cs="Segoe UI" w:ascii="Segoe UI" w:hAnsi="Segoe UI"/>
+                <w:color w:val="101820"/>
+                <w:kern w:val="0"/>
+                <w:sz w:val="18"/>
+                <w:szCs w:val="24"/>
+                <w:lang w:val="en-US" w:eastAsia="ja-JP" w:bidi="ar-SA"/>
+              </w:rPr>
+              <w:t>Countries</w:t>
+            </w:r>
+          </w:p>
+        </w:tc>
+        <w:tc>
+          <w:tcPr>
+            <w:tcW w:w="3005" w:type="dxa"/>
+            <w:tcBorders>
+              <w:top w:val="single" w:sz="4" w:space="0" w:color="BFC7D1"/>
+              <w:left w:val="single" w:sz="4" w:space="0" w:color="BFC7D1"/>
+              <w:bottom w:val="single" w:sz="4" w:space="0" w:color="BFC7D1"/>
+              <w:right w:val="single" w:sz="4" w:space="0" w:color="BFC7D1"/>
+            </w:tcBorders>
+          </w:tcPr>
+          <w:p>
+            <w:pPr>
+              <w:pStyle w:val="Normal"/>
+              <w:widowControl/>
+              <w:spacing w:lineRule="auto" w:line="240" w:before="0" w:after="20"/>
+              <w:jc w:val="left"/>
+              <w:rPr>
+                <w:rFonts w:ascii="Aptos" w:hAnsi="Aptos" w:eastAsia="ＭＳ 明朝" w:cs="Arial"/>
+                <w:kern w:val="0"/>
+                <w:sz w:val="24"/>
+                <w:szCs w:val="24"/>
+                <w:lang w:val="en-US" w:eastAsia="ja-JP" w:bidi="ar-SA"/>
+              </w:rPr>
+            </w:pPr>
+            <w:r>
+              <w:rPr>
+                <w:rFonts w:eastAsia="Segoe UI" w:cs="Segoe UI" w:ascii="Segoe UI" w:hAnsi="Segoe UI"/>
+                <w:color w:val="101820"/>
+                <w:kern w:val="0"/>
+                <w:sz w:val="18"/>
+                <w:szCs w:val="24"/>
+                <w:lang w:val="en-US" w:eastAsia="ja-JP" w:bidi="ar-SA"/>
+              </w:rPr>
+              <w:t>Master &gt; Generals &gt; Location &gt; Country</w:t>
             </w:r>
           </w:p>
         </w:tc>
@@ -9071,7 +9071,7 @@
         <w:trPr/>
         <w:tc>
           <w:tcPr>
-            <w:tcW w:w="3009" w:type="dxa"/>
+            <w:tcW w:w="3005" w:type="dxa"/>
             <w:tcBorders>
               <w:top w:val="single" w:sz="4" w:space="0" w:color="BFC7D1"/>
               <w:left w:val="single" w:sz="4" w:space="0" w:color="BFC7D1"/>
@@ -9102,81 +9102,81 @@
                 <w:szCs w:val="24"/>
                 <w:lang w:val="en-US" w:eastAsia="ja-JP" w:bidi="ar-SA"/>
               </w:rPr>
-              <w:t>Country_Upload_Template.xlsx</w:t>
-            </w:r>
-          </w:p>
-        </w:tc>
-        <w:tc>
-          <w:tcPr>
-            <w:tcW w:w="3009" w:type="dxa"/>
-            <w:tcBorders>
-              <w:top w:val="single" w:sz="4" w:space="0" w:color="BFC7D1"/>
-              <w:left w:val="single" w:sz="4" w:space="0" w:color="BFC7D1"/>
-              <w:bottom w:val="single" w:sz="4" w:space="0" w:color="BFC7D1"/>
-              <w:right w:val="single" w:sz="4" w:space="0" w:color="BFC7D1"/>
-            </w:tcBorders>
-          </w:tcPr>
-          <w:p>
-            <w:pPr>
-              <w:pStyle w:val="Normal"/>
-              <w:widowControl/>
-              <w:spacing w:lineRule="auto" w:line="240" w:before="0" w:after="20"/>
-              <w:jc w:val="left"/>
-              <w:rPr>
-                <w:rFonts w:ascii="Aptos" w:hAnsi="Aptos" w:eastAsia="ＭＳ 明朝" w:cs="Arial"/>
-                <w:kern w:val="0"/>
-                <w:sz w:val="24"/>
-                <w:szCs w:val="24"/>
-                <w:lang w:val="en-US" w:eastAsia="ja-JP" w:bidi="ar-SA"/>
-              </w:rPr>
-            </w:pPr>
-            <w:r>
-              <w:rPr>
-                <w:rFonts w:eastAsia="Segoe UI" w:cs="Segoe UI" w:ascii="Segoe UI" w:hAnsi="Segoe UI"/>
-                <w:color w:val="101820"/>
-                <w:kern w:val="0"/>
-                <w:sz w:val="18"/>
-                <w:szCs w:val="24"/>
-                <w:lang w:val="en-US" w:eastAsia="ja-JP" w:bidi="ar-SA"/>
-              </w:rPr>
-              <w:t>Countries</w:t>
-            </w:r>
-          </w:p>
-        </w:tc>
-        <w:tc>
-          <w:tcPr>
-            <w:tcW w:w="3009" w:type="dxa"/>
-            <w:tcBorders>
-              <w:top w:val="single" w:sz="4" w:space="0" w:color="BFC7D1"/>
-              <w:left w:val="single" w:sz="4" w:space="0" w:color="BFC7D1"/>
-              <w:bottom w:val="single" w:sz="4" w:space="0" w:color="BFC7D1"/>
-              <w:right w:val="single" w:sz="4" w:space="0" w:color="BFC7D1"/>
-            </w:tcBorders>
-          </w:tcPr>
-          <w:p>
-            <w:pPr>
-              <w:pStyle w:val="Normal"/>
-              <w:widowControl/>
-              <w:spacing w:lineRule="auto" w:line="240" w:before="0" w:after="20"/>
-              <w:jc w:val="left"/>
-              <w:rPr>
-                <w:rFonts w:ascii="Aptos" w:hAnsi="Aptos" w:eastAsia="ＭＳ 明朝" w:cs="Arial"/>
-                <w:kern w:val="0"/>
-                <w:sz w:val="24"/>
-                <w:szCs w:val="24"/>
-                <w:lang w:val="en-US" w:eastAsia="ja-JP" w:bidi="ar-SA"/>
-              </w:rPr>
-            </w:pPr>
-            <w:r>
-              <w:rPr>
-                <w:rFonts w:eastAsia="Segoe UI" w:cs="Segoe UI" w:ascii="Segoe UI" w:hAnsi="Segoe UI"/>
-                <w:color w:val="101820"/>
-                <w:kern w:val="0"/>
-                <w:sz w:val="18"/>
-                <w:szCs w:val="24"/>
-                <w:lang w:val="en-US" w:eastAsia="ja-JP" w:bidi="ar-SA"/>
-              </w:rPr>
-              <w:t>Master &gt; Generals &gt; Location &gt; Country</w:t>
+              <w:t>State_Upload_Template.xlsx</w:t>
+            </w:r>
+          </w:p>
+        </w:tc>
+        <w:tc>
+          <w:tcPr>
+            <w:tcW w:w="3005" w:type="dxa"/>
+            <w:tcBorders>
+              <w:top w:val="single" w:sz="4" w:space="0" w:color="BFC7D1"/>
+              <w:left w:val="single" w:sz="4" w:space="0" w:color="BFC7D1"/>
+              <w:bottom w:val="single" w:sz="4" w:space="0" w:color="BFC7D1"/>
+              <w:right w:val="single" w:sz="4" w:space="0" w:color="BFC7D1"/>
+            </w:tcBorders>
+          </w:tcPr>
+          <w:p>
+            <w:pPr>
+              <w:pStyle w:val="Normal"/>
+              <w:widowControl/>
+              <w:spacing w:lineRule="auto" w:line="240" w:before="0" w:after="20"/>
+              <w:jc w:val="left"/>
+              <w:rPr>
+                <w:rFonts w:ascii="Aptos" w:hAnsi="Aptos" w:eastAsia="ＭＳ 明朝" w:cs="Arial"/>
+                <w:kern w:val="0"/>
+                <w:sz w:val="24"/>
+                <w:szCs w:val="24"/>
+                <w:lang w:val="en-US" w:eastAsia="ja-JP" w:bidi="ar-SA"/>
+              </w:rPr>
+            </w:pPr>
+            <w:r>
+              <w:rPr>
+                <w:rFonts w:eastAsia="Segoe UI" w:cs="Segoe UI" w:ascii="Segoe UI" w:hAnsi="Segoe UI"/>
+                <w:color w:val="101820"/>
+                <w:kern w:val="0"/>
+                <w:sz w:val="18"/>
+                <w:szCs w:val="24"/>
+                <w:lang w:val="en-US" w:eastAsia="ja-JP" w:bidi="ar-SA"/>
+              </w:rPr>
+              <w:t>States or provinces</w:t>
+            </w:r>
+          </w:p>
+        </w:tc>
+        <w:tc>
+          <w:tcPr>
+            <w:tcW w:w="3005" w:type="dxa"/>
+            <w:tcBorders>
+              <w:top w:val="single" w:sz="4" w:space="0" w:color="BFC7D1"/>
+              <w:left w:val="single" w:sz="4" w:space="0" w:color="BFC7D1"/>
+              <w:bottom w:val="single" w:sz="4" w:space="0" w:color="BFC7D1"/>
+              <w:right w:val="single" w:sz="4" w:space="0" w:color="BFC7D1"/>
+            </w:tcBorders>
+          </w:tcPr>
+          <w:p>
+            <w:pPr>
+              <w:pStyle w:val="Normal"/>
+              <w:widowControl/>
+              <w:spacing w:lineRule="auto" w:line="240" w:before="0" w:after="20"/>
+              <w:jc w:val="left"/>
+              <w:rPr>
+                <w:rFonts w:ascii="Aptos" w:hAnsi="Aptos" w:eastAsia="ＭＳ 明朝" w:cs="Arial"/>
+                <w:kern w:val="0"/>
+                <w:sz w:val="24"/>
+                <w:szCs w:val="24"/>
+                <w:lang w:val="en-US" w:eastAsia="ja-JP" w:bidi="ar-SA"/>
+              </w:rPr>
+            </w:pPr>
+            <w:r>
+              <w:rPr>
+                <w:rFonts w:eastAsia="Segoe UI" w:cs="Segoe UI" w:ascii="Segoe UI" w:hAnsi="Segoe UI"/>
+                <w:color w:val="101820"/>
+                <w:kern w:val="0"/>
+                <w:sz w:val="18"/>
+                <w:szCs w:val="24"/>
+                <w:lang w:val="en-US" w:eastAsia="ja-JP" w:bidi="ar-SA"/>
+              </w:rPr>
+              <w:t>Location &gt; State</w:t>
             </w:r>
           </w:p>
         </w:tc>
@@ -9185,7 +9185,7 @@
         <w:trPr/>
         <w:tc>
           <w:tcPr>
-            <w:tcW w:w="3009" w:type="dxa"/>
+            <w:tcW w:w="3005" w:type="dxa"/>
             <w:tcBorders>
               <w:top w:val="single" w:sz="4" w:space="0" w:color="BFC7D1"/>
               <w:left w:val="single" w:sz="4" w:space="0" w:color="BFC7D1"/>
@@ -9216,81 +9216,81 @@
                 <w:szCs w:val="24"/>
                 <w:lang w:val="en-US" w:eastAsia="ja-JP" w:bidi="ar-SA"/>
               </w:rPr>
-              <w:t>State_Upload_Template.xlsx</w:t>
-            </w:r>
-          </w:p>
-        </w:tc>
-        <w:tc>
-          <w:tcPr>
-            <w:tcW w:w="3009" w:type="dxa"/>
-            <w:tcBorders>
-              <w:top w:val="single" w:sz="4" w:space="0" w:color="BFC7D1"/>
-              <w:left w:val="single" w:sz="4" w:space="0" w:color="BFC7D1"/>
-              <w:bottom w:val="single" w:sz="4" w:space="0" w:color="BFC7D1"/>
-              <w:right w:val="single" w:sz="4" w:space="0" w:color="BFC7D1"/>
-            </w:tcBorders>
-          </w:tcPr>
-          <w:p>
-            <w:pPr>
-              <w:pStyle w:val="Normal"/>
-              <w:widowControl/>
-              <w:spacing w:lineRule="auto" w:line="240" w:before="0" w:after="20"/>
-              <w:jc w:val="left"/>
-              <w:rPr>
-                <w:rFonts w:ascii="Aptos" w:hAnsi="Aptos" w:eastAsia="ＭＳ 明朝" w:cs="Arial"/>
-                <w:kern w:val="0"/>
-                <w:sz w:val="24"/>
-                <w:szCs w:val="24"/>
-                <w:lang w:val="en-US" w:eastAsia="ja-JP" w:bidi="ar-SA"/>
-              </w:rPr>
-            </w:pPr>
-            <w:r>
-              <w:rPr>
-                <w:rFonts w:eastAsia="Segoe UI" w:cs="Segoe UI" w:ascii="Segoe UI" w:hAnsi="Segoe UI"/>
-                <w:color w:val="101820"/>
-                <w:kern w:val="0"/>
-                <w:sz w:val="18"/>
-                <w:szCs w:val="24"/>
-                <w:lang w:val="en-US" w:eastAsia="ja-JP" w:bidi="ar-SA"/>
-              </w:rPr>
-              <w:t>States or provinces</w:t>
-            </w:r>
-          </w:p>
-        </w:tc>
-        <w:tc>
-          <w:tcPr>
-            <w:tcW w:w="3009" w:type="dxa"/>
-            <w:tcBorders>
-              <w:top w:val="single" w:sz="4" w:space="0" w:color="BFC7D1"/>
-              <w:left w:val="single" w:sz="4" w:space="0" w:color="BFC7D1"/>
-              <w:bottom w:val="single" w:sz="4" w:space="0" w:color="BFC7D1"/>
-              <w:right w:val="single" w:sz="4" w:space="0" w:color="BFC7D1"/>
-            </w:tcBorders>
-          </w:tcPr>
-          <w:p>
-            <w:pPr>
-              <w:pStyle w:val="Normal"/>
-              <w:widowControl/>
-              <w:spacing w:lineRule="auto" w:line="240" w:before="0" w:after="20"/>
-              <w:jc w:val="left"/>
-              <w:rPr>
-                <w:rFonts w:ascii="Aptos" w:hAnsi="Aptos" w:eastAsia="ＭＳ 明朝" w:cs="Arial"/>
-                <w:kern w:val="0"/>
-                <w:sz w:val="24"/>
-                <w:szCs w:val="24"/>
-                <w:lang w:val="en-US" w:eastAsia="ja-JP" w:bidi="ar-SA"/>
-              </w:rPr>
-            </w:pPr>
-            <w:r>
-              <w:rPr>
-                <w:rFonts w:eastAsia="Segoe UI" w:cs="Segoe UI" w:ascii="Segoe UI" w:hAnsi="Segoe UI"/>
-                <w:color w:val="101820"/>
-                <w:kern w:val="0"/>
-                <w:sz w:val="18"/>
-                <w:szCs w:val="24"/>
-                <w:lang w:val="en-US" w:eastAsia="ja-JP" w:bidi="ar-SA"/>
-              </w:rPr>
-              <w:t>Location &gt; State</w:t>
+              <w:t>City_Upload_Template.xlsx</w:t>
+            </w:r>
+          </w:p>
+        </w:tc>
+        <w:tc>
+          <w:tcPr>
+            <w:tcW w:w="3005" w:type="dxa"/>
+            <w:tcBorders>
+              <w:top w:val="single" w:sz="4" w:space="0" w:color="BFC7D1"/>
+              <w:left w:val="single" w:sz="4" w:space="0" w:color="BFC7D1"/>
+              <w:bottom w:val="single" w:sz="4" w:space="0" w:color="BFC7D1"/>
+              <w:right w:val="single" w:sz="4" w:space="0" w:color="BFC7D1"/>
+            </w:tcBorders>
+          </w:tcPr>
+          <w:p>
+            <w:pPr>
+              <w:pStyle w:val="Normal"/>
+              <w:widowControl/>
+              <w:spacing w:lineRule="auto" w:line="240" w:before="0" w:after="20"/>
+              <w:jc w:val="left"/>
+              <w:rPr>
+                <w:rFonts w:ascii="Aptos" w:hAnsi="Aptos" w:eastAsia="ＭＳ 明朝" w:cs="Arial"/>
+                <w:kern w:val="0"/>
+                <w:sz w:val="24"/>
+                <w:szCs w:val="24"/>
+                <w:lang w:val="en-US" w:eastAsia="ja-JP" w:bidi="ar-SA"/>
+              </w:rPr>
+            </w:pPr>
+            <w:r>
+              <w:rPr>
+                <w:rFonts w:eastAsia="Segoe UI" w:cs="Segoe UI" w:ascii="Segoe UI" w:hAnsi="Segoe UI"/>
+                <w:color w:val="101820"/>
+                <w:kern w:val="0"/>
+                <w:sz w:val="18"/>
+                <w:szCs w:val="24"/>
+                <w:lang w:val="en-US" w:eastAsia="ja-JP" w:bidi="ar-SA"/>
+              </w:rPr>
+              <w:t>Cities with postal code</w:t>
+            </w:r>
+          </w:p>
+        </w:tc>
+        <w:tc>
+          <w:tcPr>
+            <w:tcW w:w="3005" w:type="dxa"/>
+            <w:tcBorders>
+              <w:top w:val="single" w:sz="4" w:space="0" w:color="BFC7D1"/>
+              <w:left w:val="single" w:sz="4" w:space="0" w:color="BFC7D1"/>
+              <w:bottom w:val="single" w:sz="4" w:space="0" w:color="BFC7D1"/>
+              <w:right w:val="single" w:sz="4" w:space="0" w:color="BFC7D1"/>
+            </w:tcBorders>
+          </w:tcPr>
+          <w:p>
+            <w:pPr>
+              <w:pStyle w:val="Normal"/>
+              <w:widowControl/>
+              <w:spacing w:lineRule="auto" w:line="240" w:before="0" w:after="20"/>
+              <w:jc w:val="left"/>
+              <w:rPr>
+                <w:rFonts w:ascii="Aptos" w:hAnsi="Aptos" w:eastAsia="ＭＳ 明朝" w:cs="Arial"/>
+                <w:kern w:val="0"/>
+                <w:sz w:val="24"/>
+                <w:szCs w:val="24"/>
+                <w:lang w:val="en-US" w:eastAsia="ja-JP" w:bidi="ar-SA"/>
+              </w:rPr>
+            </w:pPr>
+            <w:r>
+              <w:rPr>
+                <w:rFonts w:eastAsia="Segoe UI" w:cs="Segoe UI" w:ascii="Segoe UI" w:hAnsi="Segoe UI"/>
+                <w:color w:val="101820"/>
+                <w:kern w:val="0"/>
+                <w:sz w:val="18"/>
+                <w:szCs w:val="24"/>
+                <w:lang w:val="en-US" w:eastAsia="ja-JP" w:bidi="ar-SA"/>
+              </w:rPr>
+              <w:t>Location &gt; City Master</w:t>
             </w:r>
           </w:p>
         </w:tc>
@@ -9299,7 +9299,7 @@
         <w:trPr/>
         <w:tc>
           <w:tcPr>
-            <w:tcW w:w="3009" w:type="dxa"/>
+            <w:tcW w:w="3005" w:type="dxa"/>
             <w:tcBorders>
               <w:top w:val="single" w:sz="4" w:space="0" w:color="BFC7D1"/>
               <w:left w:val="single" w:sz="4" w:space="0" w:color="BFC7D1"/>
@@ -9330,81 +9330,81 @@
                 <w:szCs w:val="24"/>
                 <w:lang w:val="en-US" w:eastAsia="ja-JP" w:bidi="ar-SA"/>
               </w:rPr>
-              <w:t>City_Upload_Template.xlsx</w:t>
-            </w:r>
-          </w:p>
-        </w:tc>
-        <w:tc>
-          <w:tcPr>
-            <w:tcW w:w="3009" w:type="dxa"/>
-            <w:tcBorders>
-              <w:top w:val="single" w:sz="4" w:space="0" w:color="BFC7D1"/>
-              <w:left w:val="single" w:sz="4" w:space="0" w:color="BFC7D1"/>
-              <w:bottom w:val="single" w:sz="4" w:space="0" w:color="BFC7D1"/>
-              <w:right w:val="single" w:sz="4" w:space="0" w:color="BFC7D1"/>
-            </w:tcBorders>
-          </w:tcPr>
-          <w:p>
-            <w:pPr>
-              <w:pStyle w:val="Normal"/>
-              <w:widowControl/>
-              <w:spacing w:lineRule="auto" w:line="240" w:before="0" w:after="20"/>
-              <w:jc w:val="left"/>
-              <w:rPr>
-                <w:rFonts w:ascii="Aptos" w:hAnsi="Aptos" w:eastAsia="ＭＳ 明朝" w:cs="Arial"/>
-                <w:kern w:val="0"/>
-                <w:sz w:val="24"/>
-                <w:szCs w:val="24"/>
-                <w:lang w:val="en-US" w:eastAsia="ja-JP" w:bidi="ar-SA"/>
-              </w:rPr>
-            </w:pPr>
-            <w:r>
-              <w:rPr>
-                <w:rFonts w:eastAsia="Segoe UI" w:cs="Segoe UI" w:ascii="Segoe UI" w:hAnsi="Segoe UI"/>
-                <w:color w:val="101820"/>
-                <w:kern w:val="0"/>
-                <w:sz w:val="18"/>
-                <w:szCs w:val="24"/>
-                <w:lang w:val="en-US" w:eastAsia="ja-JP" w:bidi="ar-SA"/>
-              </w:rPr>
-              <w:t>Cities with postal code</w:t>
-            </w:r>
-          </w:p>
-        </w:tc>
-        <w:tc>
-          <w:tcPr>
-            <w:tcW w:w="3009" w:type="dxa"/>
-            <w:tcBorders>
-              <w:top w:val="single" w:sz="4" w:space="0" w:color="BFC7D1"/>
-              <w:left w:val="single" w:sz="4" w:space="0" w:color="BFC7D1"/>
-              <w:bottom w:val="single" w:sz="4" w:space="0" w:color="BFC7D1"/>
-              <w:right w:val="single" w:sz="4" w:space="0" w:color="BFC7D1"/>
-            </w:tcBorders>
-          </w:tcPr>
-          <w:p>
-            <w:pPr>
-              <w:pStyle w:val="Normal"/>
-              <w:widowControl/>
-              <w:spacing w:lineRule="auto" w:line="240" w:before="0" w:after="20"/>
-              <w:jc w:val="left"/>
-              <w:rPr>
-                <w:rFonts w:ascii="Aptos" w:hAnsi="Aptos" w:eastAsia="ＭＳ 明朝" w:cs="Arial"/>
-                <w:kern w:val="0"/>
-                <w:sz w:val="24"/>
-                <w:szCs w:val="24"/>
-                <w:lang w:val="en-US" w:eastAsia="ja-JP" w:bidi="ar-SA"/>
-              </w:rPr>
-            </w:pPr>
-            <w:r>
-              <w:rPr>
-                <w:rFonts w:eastAsia="Segoe UI" w:cs="Segoe UI" w:ascii="Segoe UI" w:hAnsi="Segoe UI"/>
-                <w:color w:val="101820"/>
-                <w:kern w:val="0"/>
-                <w:sz w:val="18"/>
-                <w:szCs w:val="24"/>
-                <w:lang w:val="en-US" w:eastAsia="ja-JP" w:bidi="ar-SA"/>
-              </w:rPr>
-              <w:t>Location &gt; City Master</w:t>
+              <w:t>Currency_Upload_Template.xlsx</w:t>
+            </w:r>
+          </w:p>
+        </w:tc>
+        <w:tc>
+          <w:tcPr>
+            <w:tcW w:w="3005" w:type="dxa"/>
+            <w:tcBorders>
+              <w:top w:val="single" w:sz="4" w:space="0" w:color="BFC7D1"/>
+              <w:left w:val="single" w:sz="4" w:space="0" w:color="BFC7D1"/>
+              <w:bottom w:val="single" w:sz="4" w:space="0" w:color="BFC7D1"/>
+              <w:right w:val="single" w:sz="4" w:space="0" w:color="BFC7D1"/>
+            </w:tcBorders>
+          </w:tcPr>
+          <w:p>
+            <w:pPr>
+              <w:pStyle w:val="Normal"/>
+              <w:widowControl/>
+              <w:spacing w:lineRule="auto" w:line="240" w:before="0" w:after="20"/>
+              <w:jc w:val="left"/>
+              <w:rPr>
+                <w:rFonts w:ascii="Aptos" w:hAnsi="Aptos" w:eastAsia="ＭＳ 明朝" w:cs="Arial"/>
+                <w:kern w:val="0"/>
+                <w:sz w:val="24"/>
+                <w:szCs w:val="24"/>
+                <w:lang w:val="en-US" w:eastAsia="ja-JP" w:bidi="ar-SA"/>
+              </w:rPr>
+            </w:pPr>
+            <w:r>
+              <w:rPr>
+                <w:rFonts w:eastAsia="Segoe UI" w:cs="Segoe UI" w:ascii="Segoe UI" w:hAnsi="Segoe UI"/>
+                <w:color w:val="101820"/>
+                <w:kern w:val="0"/>
+                <w:sz w:val="18"/>
+                <w:szCs w:val="24"/>
+                <w:lang w:val="en-US" w:eastAsia="ja-JP" w:bidi="ar-SA"/>
+              </w:rPr>
+              <w:t>Currencies</w:t>
+            </w:r>
+          </w:p>
+        </w:tc>
+        <w:tc>
+          <w:tcPr>
+            <w:tcW w:w="3005" w:type="dxa"/>
+            <w:tcBorders>
+              <w:top w:val="single" w:sz="4" w:space="0" w:color="BFC7D1"/>
+              <w:left w:val="single" w:sz="4" w:space="0" w:color="BFC7D1"/>
+              <w:bottom w:val="single" w:sz="4" w:space="0" w:color="BFC7D1"/>
+              <w:right w:val="single" w:sz="4" w:space="0" w:color="BFC7D1"/>
+            </w:tcBorders>
+          </w:tcPr>
+          <w:p>
+            <w:pPr>
+              <w:pStyle w:val="Normal"/>
+              <w:widowControl/>
+              <w:spacing w:lineRule="auto" w:line="240" w:before="0" w:after="20"/>
+              <w:jc w:val="left"/>
+              <w:rPr>
+                <w:rFonts w:ascii="Aptos" w:hAnsi="Aptos" w:eastAsia="ＭＳ 明朝" w:cs="Arial"/>
+                <w:kern w:val="0"/>
+                <w:sz w:val="24"/>
+                <w:szCs w:val="24"/>
+                <w:lang w:val="en-US" w:eastAsia="ja-JP" w:bidi="ar-SA"/>
+              </w:rPr>
+            </w:pPr>
+            <w:r>
+              <w:rPr>
+                <w:rFonts w:eastAsia="Segoe UI" w:cs="Segoe UI" w:ascii="Segoe UI" w:hAnsi="Segoe UI"/>
+                <w:color w:val="101820"/>
+                <w:kern w:val="0"/>
+                <w:sz w:val="18"/>
+                <w:szCs w:val="24"/>
+                <w:lang w:val="en-US" w:eastAsia="ja-JP" w:bidi="ar-SA"/>
+              </w:rPr>
+              <w:t>Master &gt; Finance &gt; Currency</w:t>
             </w:r>
           </w:p>
         </w:tc>
@@ -9413,7 +9413,7 @@
         <w:trPr/>
         <w:tc>
           <w:tcPr>
-            <w:tcW w:w="3009" w:type="dxa"/>
+            <w:tcW w:w="3005" w:type="dxa"/>
             <w:tcBorders>
               <w:top w:val="single" w:sz="4" w:space="0" w:color="BFC7D1"/>
               <w:left w:val="single" w:sz="4" w:space="0" w:color="BFC7D1"/>
@@ -9444,81 +9444,81 @@
                 <w:szCs w:val="24"/>
                 <w:lang w:val="en-US" w:eastAsia="ja-JP" w:bidi="ar-SA"/>
               </w:rPr>
-              <w:t>Currency_Upload_Template.xlsx</w:t>
-            </w:r>
-          </w:p>
-        </w:tc>
-        <w:tc>
-          <w:tcPr>
-            <w:tcW w:w="3009" w:type="dxa"/>
-            <w:tcBorders>
-              <w:top w:val="single" w:sz="4" w:space="0" w:color="BFC7D1"/>
-              <w:left w:val="single" w:sz="4" w:space="0" w:color="BFC7D1"/>
-              <w:bottom w:val="single" w:sz="4" w:space="0" w:color="BFC7D1"/>
-              <w:right w:val="single" w:sz="4" w:space="0" w:color="BFC7D1"/>
-            </w:tcBorders>
-          </w:tcPr>
-          <w:p>
-            <w:pPr>
-              <w:pStyle w:val="Normal"/>
-              <w:widowControl/>
-              <w:spacing w:lineRule="auto" w:line="240" w:before="0" w:after="20"/>
-              <w:jc w:val="left"/>
-              <w:rPr>
-                <w:rFonts w:ascii="Aptos" w:hAnsi="Aptos" w:eastAsia="ＭＳ 明朝" w:cs="Arial"/>
-                <w:kern w:val="0"/>
-                <w:sz w:val="24"/>
-                <w:szCs w:val="24"/>
-                <w:lang w:val="en-US" w:eastAsia="ja-JP" w:bidi="ar-SA"/>
-              </w:rPr>
-            </w:pPr>
-            <w:r>
-              <w:rPr>
-                <w:rFonts w:eastAsia="Segoe UI" w:cs="Segoe UI" w:ascii="Segoe UI" w:hAnsi="Segoe UI"/>
-                <w:color w:val="101820"/>
-                <w:kern w:val="0"/>
-                <w:sz w:val="18"/>
-                <w:szCs w:val="24"/>
-                <w:lang w:val="en-US" w:eastAsia="ja-JP" w:bidi="ar-SA"/>
-              </w:rPr>
-              <w:t>Currencies</w:t>
-            </w:r>
-          </w:p>
-        </w:tc>
-        <w:tc>
-          <w:tcPr>
-            <w:tcW w:w="3009" w:type="dxa"/>
-            <w:tcBorders>
-              <w:top w:val="single" w:sz="4" w:space="0" w:color="BFC7D1"/>
-              <w:left w:val="single" w:sz="4" w:space="0" w:color="BFC7D1"/>
-              <w:bottom w:val="single" w:sz="4" w:space="0" w:color="BFC7D1"/>
-              <w:right w:val="single" w:sz="4" w:space="0" w:color="BFC7D1"/>
-            </w:tcBorders>
-          </w:tcPr>
-          <w:p>
-            <w:pPr>
-              <w:pStyle w:val="Normal"/>
-              <w:widowControl/>
-              <w:spacing w:lineRule="auto" w:line="240" w:before="0" w:after="20"/>
-              <w:jc w:val="left"/>
-              <w:rPr>
-                <w:rFonts w:ascii="Aptos" w:hAnsi="Aptos" w:eastAsia="ＭＳ 明朝" w:cs="Arial"/>
-                <w:kern w:val="0"/>
-                <w:sz w:val="24"/>
-                <w:szCs w:val="24"/>
-                <w:lang w:val="en-US" w:eastAsia="ja-JP" w:bidi="ar-SA"/>
-              </w:rPr>
-            </w:pPr>
-            <w:r>
-              <w:rPr>
-                <w:rFonts w:eastAsia="Segoe UI" w:cs="Segoe UI" w:ascii="Segoe UI" w:hAnsi="Segoe UI"/>
-                <w:color w:val="101820"/>
-                <w:kern w:val="0"/>
-                <w:sz w:val="18"/>
-                <w:szCs w:val="24"/>
-                <w:lang w:val="en-US" w:eastAsia="ja-JP" w:bidi="ar-SA"/>
-              </w:rPr>
-              <w:t>Master &gt; Finance &gt; Currency</w:t>
+              <w:t>Exchange_Rate_Upload_Template.xlsx</w:t>
+            </w:r>
+          </w:p>
+        </w:tc>
+        <w:tc>
+          <w:tcPr>
+            <w:tcW w:w="3005" w:type="dxa"/>
+            <w:tcBorders>
+              <w:top w:val="single" w:sz="4" w:space="0" w:color="BFC7D1"/>
+              <w:left w:val="single" w:sz="4" w:space="0" w:color="BFC7D1"/>
+              <w:bottom w:val="single" w:sz="4" w:space="0" w:color="BFC7D1"/>
+              <w:right w:val="single" w:sz="4" w:space="0" w:color="BFC7D1"/>
+            </w:tcBorders>
+          </w:tcPr>
+          <w:p>
+            <w:pPr>
+              <w:pStyle w:val="Normal"/>
+              <w:widowControl/>
+              <w:spacing w:lineRule="auto" w:line="240" w:before="0" w:after="20"/>
+              <w:jc w:val="left"/>
+              <w:rPr>
+                <w:rFonts w:ascii="Aptos" w:hAnsi="Aptos" w:eastAsia="ＭＳ 明朝" w:cs="Arial"/>
+                <w:kern w:val="0"/>
+                <w:sz w:val="24"/>
+                <w:szCs w:val="24"/>
+                <w:lang w:val="en-US" w:eastAsia="ja-JP" w:bidi="ar-SA"/>
+              </w:rPr>
+            </w:pPr>
+            <w:r>
+              <w:rPr>
+                <w:rFonts w:eastAsia="Segoe UI" w:cs="Segoe UI" w:ascii="Segoe UI" w:hAnsi="Segoe UI"/>
+                <w:color w:val="101820"/>
+                <w:kern w:val="0"/>
+                <w:sz w:val="18"/>
+                <w:szCs w:val="24"/>
+                <w:lang w:val="en-US" w:eastAsia="ja-JP" w:bidi="ar-SA"/>
+              </w:rPr>
+              <w:t>Exchange rates with effective dates</w:t>
+            </w:r>
+          </w:p>
+        </w:tc>
+        <w:tc>
+          <w:tcPr>
+            <w:tcW w:w="3005" w:type="dxa"/>
+            <w:tcBorders>
+              <w:top w:val="single" w:sz="4" w:space="0" w:color="BFC7D1"/>
+              <w:left w:val="single" w:sz="4" w:space="0" w:color="BFC7D1"/>
+              <w:bottom w:val="single" w:sz="4" w:space="0" w:color="BFC7D1"/>
+              <w:right w:val="single" w:sz="4" w:space="0" w:color="BFC7D1"/>
+            </w:tcBorders>
+          </w:tcPr>
+          <w:p>
+            <w:pPr>
+              <w:pStyle w:val="Normal"/>
+              <w:widowControl/>
+              <w:spacing w:lineRule="auto" w:line="240" w:before="0" w:after="20"/>
+              <w:jc w:val="left"/>
+              <w:rPr>
+                <w:rFonts w:ascii="Aptos" w:hAnsi="Aptos" w:eastAsia="ＭＳ 明朝" w:cs="Arial"/>
+                <w:kern w:val="0"/>
+                <w:sz w:val="24"/>
+                <w:szCs w:val="24"/>
+                <w:lang w:val="en-US" w:eastAsia="ja-JP" w:bidi="ar-SA"/>
+              </w:rPr>
+            </w:pPr>
+            <w:r>
+              <w:rPr>
+                <w:rFonts w:eastAsia="Segoe UI" w:cs="Segoe UI" w:ascii="Segoe UI" w:hAnsi="Segoe UI"/>
+                <w:color w:val="101820"/>
+                <w:kern w:val="0"/>
+                <w:sz w:val="18"/>
+                <w:szCs w:val="24"/>
+                <w:lang w:val="en-US" w:eastAsia="ja-JP" w:bidi="ar-SA"/>
+              </w:rPr>
+              <w:t>Master &gt; Finance &gt; Exchange Rate (API route)</w:t>
             </w:r>
           </w:p>
         </w:tc>
@@ -9527,7 +9527,7 @@
         <w:trPr/>
         <w:tc>
           <w:tcPr>
-            <w:tcW w:w="3009" w:type="dxa"/>
+            <w:tcW w:w="3005" w:type="dxa"/>
             <w:tcBorders>
               <w:top w:val="single" w:sz="4" w:space="0" w:color="BFC7D1"/>
               <w:left w:val="single" w:sz="4" w:space="0" w:color="BFC7D1"/>
@@ -9558,81 +9558,81 @@
                 <w:szCs w:val="24"/>
                 <w:lang w:val="en-US" w:eastAsia="ja-JP" w:bidi="ar-SA"/>
               </w:rPr>
-              <w:t>Exchange_Rate_Upload_Template.xlsx</w:t>
-            </w:r>
-          </w:p>
-        </w:tc>
-        <w:tc>
-          <w:tcPr>
-            <w:tcW w:w="3009" w:type="dxa"/>
-            <w:tcBorders>
-              <w:top w:val="single" w:sz="4" w:space="0" w:color="BFC7D1"/>
-              <w:left w:val="single" w:sz="4" w:space="0" w:color="BFC7D1"/>
-              <w:bottom w:val="single" w:sz="4" w:space="0" w:color="BFC7D1"/>
-              <w:right w:val="single" w:sz="4" w:space="0" w:color="BFC7D1"/>
-            </w:tcBorders>
-          </w:tcPr>
-          <w:p>
-            <w:pPr>
-              <w:pStyle w:val="Normal"/>
-              <w:widowControl/>
-              <w:spacing w:lineRule="auto" w:line="240" w:before="0" w:after="20"/>
-              <w:jc w:val="left"/>
-              <w:rPr>
-                <w:rFonts w:ascii="Aptos" w:hAnsi="Aptos" w:eastAsia="ＭＳ 明朝" w:cs="Arial"/>
-                <w:kern w:val="0"/>
-                <w:sz w:val="24"/>
-                <w:szCs w:val="24"/>
-                <w:lang w:val="en-US" w:eastAsia="ja-JP" w:bidi="ar-SA"/>
-              </w:rPr>
-            </w:pPr>
-            <w:r>
-              <w:rPr>
-                <w:rFonts w:eastAsia="Segoe UI" w:cs="Segoe UI" w:ascii="Segoe UI" w:hAnsi="Segoe UI"/>
-                <w:color w:val="101820"/>
-                <w:kern w:val="0"/>
-                <w:sz w:val="18"/>
-                <w:szCs w:val="24"/>
-                <w:lang w:val="en-US" w:eastAsia="ja-JP" w:bidi="ar-SA"/>
-              </w:rPr>
-              <w:t>Exchange rates with effective dates</w:t>
-            </w:r>
-          </w:p>
-        </w:tc>
-        <w:tc>
-          <w:tcPr>
-            <w:tcW w:w="3009" w:type="dxa"/>
-            <w:tcBorders>
-              <w:top w:val="single" w:sz="4" w:space="0" w:color="BFC7D1"/>
-              <w:left w:val="single" w:sz="4" w:space="0" w:color="BFC7D1"/>
-              <w:bottom w:val="single" w:sz="4" w:space="0" w:color="BFC7D1"/>
-              <w:right w:val="single" w:sz="4" w:space="0" w:color="BFC7D1"/>
-            </w:tcBorders>
-          </w:tcPr>
-          <w:p>
-            <w:pPr>
-              <w:pStyle w:val="Normal"/>
-              <w:widowControl/>
-              <w:spacing w:lineRule="auto" w:line="240" w:before="0" w:after="20"/>
-              <w:jc w:val="left"/>
-              <w:rPr>
-                <w:rFonts w:ascii="Aptos" w:hAnsi="Aptos" w:eastAsia="ＭＳ 明朝" w:cs="Arial"/>
-                <w:kern w:val="0"/>
-                <w:sz w:val="24"/>
-                <w:szCs w:val="24"/>
-                <w:lang w:val="en-US" w:eastAsia="ja-JP" w:bidi="ar-SA"/>
-              </w:rPr>
-            </w:pPr>
-            <w:r>
-              <w:rPr>
-                <w:rFonts w:eastAsia="Segoe UI" w:cs="Segoe UI" w:ascii="Segoe UI" w:hAnsi="Segoe UI"/>
-                <w:color w:val="101820"/>
-                <w:kern w:val="0"/>
-                <w:sz w:val="18"/>
-                <w:szCs w:val="24"/>
-                <w:lang w:val="en-US" w:eastAsia="ja-JP" w:bidi="ar-SA"/>
-              </w:rPr>
-              <w:t>Master &gt; Finance &gt; Exchange Rate (API route)</w:t>
+              <w:t>Insurance_Company_Upload_Template.xlsx</w:t>
+            </w:r>
+          </w:p>
+        </w:tc>
+        <w:tc>
+          <w:tcPr>
+            <w:tcW w:w="3005" w:type="dxa"/>
+            <w:tcBorders>
+              <w:top w:val="single" w:sz="4" w:space="0" w:color="BFC7D1"/>
+              <w:left w:val="single" w:sz="4" w:space="0" w:color="BFC7D1"/>
+              <w:bottom w:val="single" w:sz="4" w:space="0" w:color="BFC7D1"/>
+              <w:right w:val="single" w:sz="4" w:space="0" w:color="BFC7D1"/>
+            </w:tcBorders>
+          </w:tcPr>
+          <w:p>
+            <w:pPr>
+              <w:pStyle w:val="Normal"/>
+              <w:widowControl/>
+              <w:spacing w:lineRule="auto" w:line="240" w:before="0" w:after="20"/>
+              <w:jc w:val="left"/>
+              <w:rPr>
+                <w:rFonts w:ascii="Aptos" w:hAnsi="Aptos" w:eastAsia="ＭＳ 明朝" w:cs="Arial"/>
+                <w:kern w:val="0"/>
+                <w:sz w:val="24"/>
+                <w:szCs w:val="24"/>
+                <w:lang w:val="en-US" w:eastAsia="ja-JP" w:bidi="ar-SA"/>
+              </w:rPr>
+            </w:pPr>
+            <w:r>
+              <w:rPr>
+                <w:rFonts w:eastAsia="Segoe UI" w:cs="Segoe UI" w:ascii="Segoe UI" w:hAnsi="Segoe UI"/>
+                <w:color w:val="101820"/>
+                <w:kern w:val="0"/>
+                <w:sz w:val="18"/>
+                <w:szCs w:val="24"/>
+                <w:lang w:val="en-US" w:eastAsia="ja-JP" w:bidi="ar-SA"/>
+              </w:rPr>
+              <w:t>Insurers, default commission rate, premium payment warranty days, remittance terms, billing mode</w:t>
+            </w:r>
+          </w:p>
+        </w:tc>
+        <w:tc>
+          <w:tcPr>
+            <w:tcW w:w="3005" w:type="dxa"/>
+            <w:tcBorders>
+              <w:top w:val="single" w:sz="4" w:space="0" w:color="BFC7D1"/>
+              <w:left w:val="single" w:sz="4" w:space="0" w:color="BFC7D1"/>
+              <w:bottom w:val="single" w:sz="4" w:space="0" w:color="BFC7D1"/>
+              <w:right w:val="single" w:sz="4" w:space="0" w:color="BFC7D1"/>
+            </w:tcBorders>
+          </w:tcPr>
+          <w:p>
+            <w:pPr>
+              <w:pStyle w:val="Normal"/>
+              <w:widowControl/>
+              <w:spacing w:lineRule="auto" w:line="240" w:before="0" w:after="20"/>
+              <w:jc w:val="left"/>
+              <w:rPr>
+                <w:rFonts w:ascii="Aptos" w:hAnsi="Aptos" w:eastAsia="ＭＳ 明朝" w:cs="Arial"/>
+                <w:kern w:val="0"/>
+                <w:sz w:val="24"/>
+                <w:szCs w:val="24"/>
+                <w:lang w:val="en-US" w:eastAsia="ja-JP" w:bidi="ar-SA"/>
+              </w:rPr>
+            </w:pPr>
+            <w:r>
+              <w:rPr>
+                <w:rFonts w:eastAsia="Segoe UI" w:cs="Segoe UI" w:ascii="Segoe UI" w:hAnsi="Segoe UI"/>
+                <w:color w:val="101820"/>
+                <w:kern w:val="0"/>
+                <w:sz w:val="18"/>
+                <w:szCs w:val="24"/>
+                <w:lang w:val="en-US" w:eastAsia="ja-JP" w:bidi="ar-SA"/>
+              </w:rPr>
+              <w:t>Insurance Management &gt; Insurance Company</w:t>
             </w:r>
           </w:p>
         </w:tc>
@@ -9641,7 +9641,7 @@
         <w:trPr/>
         <w:tc>
           <w:tcPr>
-            <w:tcW w:w="3009" w:type="dxa"/>
+            <w:tcW w:w="3005" w:type="dxa"/>
             <w:tcBorders>
               <w:top w:val="single" w:sz="4" w:space="0" w:color="BFC7D1"/>
               <w:left w:val="single" w:sz="4" w:space="0" w:color="BFC7D1"/>
@@ -9672,81 +9672,81 @@
                 <w:szCs w:val="24"/>
                 <w:lang w:val="en-US" w:eastAsia="ja-JP" w:bidi="ar-SA"/>
               </w:rPr>
-              <w:t>Insurance_Company_Upload_Template.xlsx</w:t>
-            </w:r>
-          </w:p>
-        </w:tc>
-        <w:tc>
-          <w:tcPr>
-            <w:tcW w:w="3009" w:type="dxa"/>
-            <w:tcBorders>
-              <w:top w:val="single" w:sz="4" w:space="0" w:color="BFC7D1"/>
-              <w:left w:val="single" w:sz="4" w:space="0" w:color="BFC7D1"/>
-              <w:bottom w:val="single" w:sz="4" w:space="0" w:color="BFC7D1"/>
-              <w:right w:val="single" w:sz="4" w:space="0" w:color="BFC7D1"/>
-            </w:tcBorders>
-          </w:tcPr>
-          <w:p>
-            <w:pPr>
-              <w:pStyle w:val="Normal"/>
-              <w:widowControl/>
-              <w:spacing w:lineRule="auto" w:line="240" w:before="0" w:after="20"/>
-              <w:jc w:val="left"/>
-              <w:rPr>
-                <w:rFonts w:ascii="Aptos" w:hAnsi="Aptos" w:eastAsia="ＭＳ 明朝" w:cs="Arial"/>
-                <w:kern w:val="0"/>
-                <w:sz w:val="24"/>
-                <w:szCs w:val="24"/>
-                <w:lang w:val="en-US" w:eastAsia="ja-JP" w:bidi="ar-SA"/>
-              </w:rPr>
-            </w:pPr>
-            <w:r>
-              <w:rPr>
-                <w:rFonts w:eastAsia="Segoe UI" w:cs="Segoe UI" w:ascii="Segoe UI" w:hAnsi="Segoe UI"/>
-                <w:color w:val="101820"/>
-                <w:kern w:val="0"/>
-                <w:sz w:val="18"/>
-                <w:szCs w:val="24"/>
-                <w:lang w:val="en-US" w:eastAsia="ja-JP" w:bidi="ar-SA"/>
-              </w:rPr>
-              <w:t>Insurers, default commission rate, premium payment warranty days, remittance terms, billing mode</w:t>
-            </w:r>
-          </w:p>
-        </w:tc>
-        <w:tc>
-          <w:tcPr>
-            <w:tcW w:w="3009" w:type="dxa"/>
-            <w:tcBorders>
-              <w:top w:val="single" w:sz="4" w:space="0" w:color="BFC7D1"/>
-              <w:left w:val="single" w:sz="4" w:space="0" w:color="BFC7D1"/>
-              <w:bottom w:val="single" w:sz="4" w:space="0" w:color="BFC7D1"/>
-              <w:right w:val="single" w:sz="4" w:space="0" w:color="BFC7D1"/>
-            </w:tcBorders>
-          </w:tcPr>
-          <w:p>
-            <w:pPr>
-              <w:pStyle w:val="Normal"/>
-              <w:widowControl/>
-              <w:spacing w:lineRule="auto" w:line="240" w:before="0" w:after="20"/>
-              <w:jc w:val="left"/>
-              <w:rPr>
-                <w:rFonts w:ascii="Aptos" w:hAnsi="Aptos" w:eastAsia="ＭＳ 明朝" w:cs="Arial"/>
-                <w:kern w:val="0"/>
-                <w:sz w:val="24"/>
-                <w:szCs w:val="24"/>
-                <w:lang w:val="en-US" w:eastAsia="ja-JP" w:bidi="ar-SA"/>
-              </w:rPr>
-            </w:pPr>
-            <w:r>
-              <w:rPr>
-                <w:rFonts w:eastAsia="Segoe UI" w:cs="Segoe UI" w:ascii="Segoe UI" w:hAnsi="Segoe UI"/>
-                <w:color w:val="101820"/>
-                <w:kern w:val="0"/>
-                <w:sz w:val="18"/>
-                <w:szCs w:val="24"/>
-                <w:lang w:val="en-US" w:eastAsia="ja-JP" w:bidi="ar-SA"/>
-              </w:rPr>
-              <w:t>Insurance Management &gt; Insurance Company</w:t>
+              <w:t>Line_of_Business_Upload_Template.xlsx</w:t>
+            </w:r>
+          </w:p>
+        </w:tc>
+        <w:tc>
+          <w:tcPr>
+            <w:tcW w:w="3005" w:type="dxa"/>
+            <w:tcBorders>
+              <w:top w:val="single" w:sz="4" w:space="0" w:color="BFC7D1"/>
+              <w:left w:val="single" w:sz="4" w:space="0" w:color="BFC7D1"/>
+              <w:bottom w:val="single" w:sz="4" w:space="0" w:color="BFC7D1"/>
+              <w:right w:val="single" w:sz="4" w:space="0" w:color="BFC7D1"/>
+            </w:tcBorders>
+          </w:tcPr>
+          <w:p>
+            <w:pPr>
+              <w:pStyle w:val="Normal"/>
+              <w:widowControl/>
+              <w:spacing w:lineRule="auto" w:line="240" w:before="0" w:after="20"/>
+              <w:jc w:val="left"/>
+              <w:rPr>
+                <w:rFonts w:ascii="Aptos" w:hAnsi="Aptos" w:eastAsia="ＭＳ 明朝" w:cs="Arial"/>
+                <w:kern w:val="0"/>
+                <w:sz w:val="24"/>
+                <w:szCs w:val="24"/>
+                <w:lang w:val="en-US" w:eastAsia="ja-JP" w:bidi="ar-SA"/>
+              </w:rPr>
+            </w:pPr>
+            <w:r>
+              <w:rPr>
+                <w:rFonts w:eastAsia="Segoe UI" w:cs="Segoe UI" w:ascii="Segoe UI" w:hAnsi="Segoe UI"/>
+                <w:color w:val="101820"/>
+                <w:kern w:val="0"/>
+                <w:sz w:val="18"/>
+                <w:szCs w:val="24"/>
+                <w:lang w:val="en-US" w:eastAsia="ja-JP" w:bidi="ar-SA"/>
+              </w:rPr>
+              <w:t>Lines of business</w:t>
+            </w:r>
+          </w:p>
+        </w:tc>
+        <w:tc>
+          <w:tcPr>
+            <w:tcW w:w="3005" w:type="dxa"/>
+            <w:tcBorders>
+              <w:top w:val="single" w:sz="4" w:space="0" w:color="BFC7D1"/>
+              <w:left w:val="single" w:sz="4" w:space="0" w:color="BFC7D1"/>
+              <w:bottom w:val="single" w:sz="4" w:space="0" w:color="BFC7D1"/>
+              <w:right w:val="single" w:sz="4" w:space="0" w:color="BFC7D1"/>
+            </w:tcBorders>
+          </w:tcPr>
+          <w:p>
+            <w:pPr>
+              <w:pStyle w:val="Normal"/>
+              <w:widowControl/>
+              <w:spacing w:lineRule="auto" w:line="240" w:before="0" w:after="20"/>
+              <w:jc w:val="left"/>
+              <w:rPr>
+                <w:rFonts w:ascii="Aptos" w:hAnsi="Aptos" w:eastAsia="ＭＳ 明朝" w:cs="Arial"/>
+                <w:kern w:val="0"/>
+                <w:sz w:val="24"/>
+                <w:szCs w:val="24"/>
+                <w:lang w:val="en-US" w:eastAsia="ja-JP" w:bidi="ar-SA"/>
+              </w:rPr>
+            </w:pPr>
+            <w:r>
+              <w:rPr>
+                <w:rFonts w:eastAsia="Segoe UI" w:cs="Segoe UI" w:ascii="Segoe UI" w:hAnsi="Segoe UI"/>
+                <w:color w:val="101820"/>
+                <w:kern w:val="0"/>
+                <w:sz w:val="18"/>
+                <w:szCs w:val="24"/>
+                <w:lang w:val="en-US" w:eastAsia="ja-JP" w:bidi="ar-SA"/>
+              </w:rPr>
+              <w:t>Insurance Management &gt; Line of Business (API route)</w:t>
             </w:r>
           </w:p>
         </w:tc>
@@ -9755,7 +9755,7 @@
         <w:trPr/>
         <w:tc>
           <w:tcPr>
-            <w:tcW w:w="3009" w:type="dxa"/>
+            <w:tcW w:w="3005" w:type="dxa"/>
             <w:tcBorders>
               <w:top w:val="single" w:sz="4" w:space="0" w:color="BFC7D1"/>
               <w:left w:val="single" w:sz="4" w:space="0" w:color="BFC7D1"/>
@@ -9786,81 +9786,81 @@
                 <w:szCs w:val="24"/>
                 <w:lang w:val="en-US" w:eastAsia="ja-JP" w:bidi="ar-SA"/>
               </w:rPr>
-              <w:t>Line_of_Business_Upload_Template.xlsx</w:t>
-            </w:r>
-          </w:p>
-        </w:tc>
-        <w:tc>
-          <w:tcPr>
-            <w:tcW w:w="3009" w:type="dxa"/>
-            <w:tcBorders>
-              <w:top w:val="single" w:sz="4" w:space="0" w:color="BFC7D1"/>
-              <w:left w:val="single" w:sz="4" w:space="0" w:color="BFC7D1"/>
-              <w:bottom w:val="single" w:sz="4" w:space="0" w:color="BFC7D1"/>
-              <w:right w:val="single" w:sz="4" w:space="0" w:color="BFC7D1"/>
-            </w:tcBorders>
-          </w:tcPr>
-          <w:p>
-            <w:pPr>
-              <w:pStyle w:val="Normal"/>
-              <w:widowControl/>
-              <w:spacing w:lineRule="auto" w:line="240" w:before="0" w:after="20"/>
-              <w:jc w:val="left"/>
-              <w:rPr>
-                <w:rFonts w:ascii="Aptos" w:hAnsi="Aptos" w:eastAsia="ＭＳ 明朝" w:cs="Arial"/>
-                <w:kern w:val="0"/>
-                <w:sz w:val="24"/>
-                <w:szCs w:val="24"/>
-                <w:lang w:val="en-US" w:eastAsia="ja-JP" w:bidi="ar-SA"/>
-              </w:rPr>
-            </w:pPr>
-            <w:r>
-              <w:rPr>
-                <w:rFonts w:eastAsia="Segoe UI" w:cs="Segoe UI" w:ascii="Segoe UI" w:hAnsi="Segoe UI"/>
-                <w:color w:val="101820"/>
-                <w:kern w:val="0"/>
-                <w:sz w:val="18"/>
-                <w:szCs w:val="24"/>
-                <w:lang w:val="en-US" w:eastAsia="ja-JP" w:bidi="ar-SA"/>
-              </w:rPr>
-              <w:t>Lines of business</w:t>
-            </w:r>
-          </w:p>
-        </w:tc>
-        <w:tc>
-          <w:tcPr>
-            <w:tcW w:w="3009" w:type="dxa"/>
-            <w:tcBorders>
-              <w:top w:val="single" w:sz="4" w:space="0" w:color="BFC7D1"/>
-              <w:left w:val="single" w:sz="4" w:space="0" w:color="BFC7D1"/>
-              <w:bottom w:val="single" w:sz="4" w:space="0" w:color="BFC7D1"/>
-              <w:right w:val="single" w:sz="4" w:space="0" w:color="BFC7D1"/>
-            </w:tcBorders>
-          </w:tcPr>
-          <w:p>
-            <w:pPr>
-              <w:pStyle w:val="Normal"/>
-              <w:widowControl/>
-              <w:spacing w:lineRule="auto" w:line="240" w:before="0" w:after="20"/>
-              <w:jc w:val="left"/>
-              <w:rPr>
-                <w:rFonts w:ascii="Aptos" w:hAnsi="Aptos" w:eastAsia="ＭＳ 明朝" w:cs="Arial"/>
-                <w:kern w:val="0"/>
-                <w:sz w:val="24"/>
-                <w:szCs w:val="24"/>
-                <w:lang w:val="en-US" w:eastAsia="ja-JP" w:bidi="ar-SA"/>
-              </w:rPr>
-            </w:pPr>
-            <w:r>
-              <w:rPr>
-                <w:rFonts w:eastAsia="Segoe UI" w:cs="Segoe UI" w:ascii="Segoe UI" w:hAnsi="Segoe UI"/>
-                <w:color w:val="101820"/>
-                <w:kern w:val="0"/>
-                <w:sz w:val="18"/>
-                <w:szCs w:val="24"/>
-                <w:lang w:val="en-US" w:eastAsia="ja-JP" w:bidi="ar-SA"/>
-              </w:rPr>
-              <w:t>Insurance Management &gt; Line of Business (API route)</w:t>
+              <w:t>Product_Upload_Template.xlsx</w:t>
+            </w:r>
+          </w:p>
+        </w:tc>
+        <w:tc>
+          <w:tcPr>
+            <w:tcW w:w="3005" w:type="dxa"/>
+            <w:tcBorders>
+              <w:top w:val="single" w:sz="4" w:space="0" w:color="BFC7D1"/>
+              <w:left w:val="single" w:sz="4" w:space="0" w:color="BFC7D1"/>
+              <w:bottom w:val="single" w:sz="4" w:space="0" w:color="BFC7D1"/>
+              <w:right w:val="single" w:sz="4" w:space="0" w:color="BFC7D1"/>
+            </w:tcBorders>
+          </w:tcPr>
+          <w:p>
+            <w:pPr>
+              <w:pStyle w:val="Normal"/>
+              <w:widowControl/>
+              <w:spacing w:lineRule="auto" w:line="240" w:before="0" w:after="20"/>
+              <w:jc w:val="left"/>
+              <w:rPr>
+                <w:rFonts w:ascii="Aptos" w:hAnsi="Aptos" w:eastAsia="ＭＳ 明朝" w:cs="Arial"/>
+                <w:kern w:val="0"/>
+                <w:sz w:val="24"/>
+                <w:szCs w:val="24"/>
+                <w:lang w:val="en-US" w:eastAsia="ja-JP" w:bidi="ar-SA"/>
+              </w:rPr>
+            </w:pPr>
+            <w:r>
+              <w:rPr>
+                <w:rFonts w:eastAsia="Segoe UI" w:cs="Segoe UI" w:ascii="Segoe UI" w:hAnsi="Segoe UI"/>
+                <w:color w:val="101820"/>
+                <w:kern w:val="0"/>
+                <w:sz w:val="18"/>
+                <w:szCs w:val="24"/>
+                <w:lang w:val="en-US" w:eastAsia="ja-JP" w:bidi="ar-SA"/>
+              </w:rPr>
+              <w:t>Products per line</w:t>
+            </w:r>
+          </w:p>
+        </w:tc>
+        <w:tc>
+          <w:tcPr>
+            <w:tcW w:w="3005" w:type="dxa"/>
+            <w:tcBorders>
+              <w:top w:val="single" w:sz="4" w:space="0" w:color="BFC7D1"/>
+              <w:left w:val="single" w:sz="4" w:space="0" w:color="BFC7D1"/>
+              <w:bottom w:val="single" w:sz="4" w:space="0" w:color="BFC7D1"/>
+              <w:right w:val="single" w:sz="4" w:space="0" w:color="BFC7D1"/>
+            </w:tcBorders>
+          </w:tcPr>
+          <w:p>
+            <w:pPr>
+              <w:pStyle w:val="Normal"/>
+              <w:widowControl/>
+              <w:spacing w:lineRule="auto" w:line="240" w:before="0" w:after="20"/>
+              <w:jc w:val="left"/>
+              <w:rPr>
+                <w:rFonts w:ascii="Aptos" w:hAnsi="Aptos" w:eastAsia="ＭＳ 明朝" w:cs="Arial"/>
+                <w:kern w:val="0"/>
+                <w:sz w:val="24"/>
+                <w:szCs w:val="24"/>
+                <w:lang w:val="en-US" w:eastAsia="ja-JP" w:bidi="ar-SA"/>
+              </w:rPr>
+            </w:pPr>
+            <w:r>
+              <w:rPr>
+                <w:rFonts w:eastAsia="Segoe UI" w:cs="Segoe UI" w:ascii="Segoe UI" w:hAnsi="Segoe UI"/>
+                <w:color w:val="101820"/>
+                <w:kern w:val="0"/>
+                <w:sz w:val="18"/>
+                <w:szCs w:val="24"/>
+                <w:lang w:val="en-US" w:eastAsia="ja-JP" w:bidi="ar-SA"/>
+              </w:rPr>
+              <w:t>Insurance Management &gt; Product (API route)</w:t>
             </w:r>
           </w:p>
         </w:tc>
@@ -9869,7 +9869,7 @@
         <w:trPr/>
         <w:tc>
           <w:tcPr>
-            <w:tcW w:w="3009" w:type="dxa"/>
+            <w:tcW w:w="3005" w:type="dxa"/>
             <w:tcBorders>
               <w:top w:val="single" w:sz="4" w:space="0" w:color="BFC7D1"/>
               <w:left w:val="single" w:sz="4" w:space="0" w:color="BFC7D1"/>
@@ -9900,50 +9900,50 @@
                 <w:szCs w:val="24"/>
                 <w:lang w:val="en-US" w:eastAsia="ja-JP" w:bidi="ar-SA"/>
               </w:rPr>
-              <w:t>Product_Upload_Template.xlsx</w:t>
-            </w:r>
-          </w:p>
-        </w:tc>
-        <w:tc>
-          <w:tcPr>
-            <w:tcW w:w="3009" w:type="dxa"/>
-            <w:tcBorders>
-              <w:top w:val="single" w:sz="4" w:space="0" w:color="BFC7D1"/>
-              <w:left w:val="single" w:sz="4" w:space="0" w:color="BFC7D1"/>
-              <w:bottom w:val="single" w:sz="4" w:space="0" w:color="BFC7D1"/>
-              <w:right w:val="single" w:sz="4" w:space="0" w:color="BFC7D1"/>
-            </w:tcBorders>
-          </w:tcPr>
-          <w:p>
-            <w:pPr>
-              <w:pStyle w:val="Normal"/>
-              <w:widowControl/>
-              <w:spacing w:lineRule="auto" w:line="240" w:before="0" w:after="20"/>
-              <w:jc w:val="left"/>
-              <w:rPr>
-                <w:rFonts w:ascii="Aptos" w:hAnsi="Aptos" w:eastAsia="ＭＳ 明朝" w:cs="Arial"/>
-                <w:kern w:val="0"/>
-                <w:sz w:val="24"/>
-                <w:szCs w:val="24"/>
-                <w:lang w:val="en-US" w:eastAsia="ja-JP" w:bidi="ar-SA"/>
-              </w:rPr>
-            </w:pPr>
-            <w:r>
-              <w:rPr>
-                <w:rFonts w:eastAsia="Segoe UI" w:cs="Segoe UI" w:ascii="Segoe UI" w:hAnsi="Segoe UI"/>
-                <w:color w:val="101820"/>
-                <w:kern w:val="0"/>
-                <w:sz w:val="18"/>
-                <w:szCs w:val="24"/>
-                <w:lang w:val="en-US" w:eastAsia="ja-JP" w:bidi="ar-SA"/>
-              </w:rPr>
-              <w:t>Products per line</w:t>
-            </w:r>
-          </w:p>
-        </w:tc>
-        <w:tc>
-          <w:tcPr>
-            <w:tcW w:w="3009" w:type="dxa"/>
+              <w:t>Policy_Type_Upload_Template.xlsx</w:t>
+            </w:r>
+          </w:p>
+        </w:tc>
+        <w:tc>
+          <w:tcPr>
+            <w:tcW w:w="3005" w:type="dxa"/>
+            <w:tcBorders>
+              <w:top w:val="single" w:sz="4" w:space="0" w:color="BFC7D1"/>
+              <w:left w:val="single" w:sz="4" w:space="0" w:color="BFC7D1"/>
+              <w:bottom w:val="single" w:sz="4" w:space="0" w:color="BFC7D1"/>
+              <w:right w:val="single" w:sz="4" w:space="0" w:color="BFC7D1"/>
+            </w:tcBorders>
+          </w:tcPr>
+          <w:p>
+            <w:pPr>
+              <w:pStyle w:val="Normal"/>
+              <w:widowControl/>
+              <w:spacing w:lineRule="auto" w:line="240" w:before="0" w:after="20"/>
+              <w:jc w:val="left"/>
+              <w:rPr>
+                <w:rFonts w:ascii="Aptos" w:hAnsi="Aptos" w:eastAsia="ＭＳ 明朝" w:cs="Arial"/>
+                <w:kern w:val="0"/>
+                <w:sz w:val="24"/>
+                <w:szCs w:val="24"/>
+                <w:lang w:val="en-US" w:eastAsia="ja-JP" w:bidi="ar-SA"/>
+              </w:rPr>
+            </w:pPr>
+            <w:r>
+              <w:rPr>
+                <w:rFonts w:eastAsia="Segoe UI" w:cs="Segoe UI" w:ascii="Segoe UI" w:hAnsi="Segoe UI"/>
+                <w:color w:val="101820"/>
+                <w:kern w:val="0"/>
+                <w:sz w:val="18"/>
+                <w:szCs w:val="24"/>
+                <w:lang w:val="en-US" w:eastAsia="ja-JP" w:bidi="ar-SA"/>
+              </w:rPr>
+              <w:t>Policy types per product</w:t>
+            </w:r>
+          </w:p>
+        </w:tc>
+        <w:tc>
+          <w:tcPr>
+            <w:tcW w:w="3005" w:type="dxa"/>
             <w:tcBorders>
               <w:top w:val="single" w:sz="4" w:space="0" w:color="BFC7D1"/>
               <w:left w:val="single" w:sz="4" w:space="0" w:color="BFC7D1"/>
@@ -9983,7 +9983,7 @@
         <w:trPr/>
         <w:tc>
           <w:tcPr>
-            <w:tcW w:w="3009" w:type="dxa"/>
+            <w:tcW w:w="3005" w:type="dxa"/>
             <w:tcBorders>
               <w:top w:val="single" w:sz="4" w:space="0" w:color="BFC7D1"/>
               <w:left w:val="single" w:sz="4" w:space="0" w:color="BFC7D1"/>
@@ -10014,81 +10014,81 @@
                 <w:szCs w:val="24"/>
                 <w:lang w:val="en-US" w:eastAsia="ja-JP" w:bidi="ar-SA"/>
               </w:rPr>
-              <w:t>Policy_Type_Upload_Template.xlsx</w:t>
-            </w:r>
-          </w:p>
-        </w:tc>
-        <w:tc>
-          <w:tcPr>
-            <w:tcW w:w="3009" w:type="dxa"/>
-            <w:tcBorders>
-              <w:top w:val="single" w:sz="4" w:space="0" w:color="BFC7D1"/>
-              <w:left w:val="single" w:sz="4" w:space="0" w:color="BFC7D1"/>
-              <w:bottom w:val="single" w:sz="4" w:space="0" w:color="BFC7D1"/>
-              <w:right w:val="single" w:sz="4" w:space="0" w:color="BFC7D1"/>
-            </w:tcBorders>
-          </w:tcPr>
-          <w:p>
-            <w:pPr>
-              <w:pStyle w:val="Normal"/>
-              <w:widowControl/>
-              <w:spacing w:lineRule="auto" w:line="240" w:before="0" w:after="20"/>
-              <w:jc w:val="left"/>
-              <w:rPr>
-                <w:rFonts w:ascii="Aptos" w:hAnsi="Aptos" w:eastAsia="ＭＳ 明朝" w:cs="Arial"/>
-                <w:kern w:val="0"/>
-                <w:sz w:val="24"/>
-                <w:szCs w:val="24"/>
-                <w:lang w:val="en-US" w:eastAsia="ja-JP" w:bidi="ar-SA"/>
-              </w:rPr>
-            </w:pPr>
-            <w:r>
-              <w:rPr>
-                <w:rFonts w:eastAsia="Segoe UI" w:cs="Segoe UI" w:ascii="Segoe UI" w:hAnsi="Segoe UI"/>
-                <w:color w:val="101820"/>
-                <w:kern w:val="0"/>
-                <w:sz w:val="18"/>
-                <w:szCs w:val="24"/>
-                <w:lang w:val="en-US" w:eastAsia="ja-JP" w:bidi="ar-SA"/>
-              </w:rPr>
-              <w:t>Policy types per product</w:t>
-            </w:r>
-          </w:p>
-        </w:tc>
-        <w:tc>
-          <w:tcPr>
-            <w:tcW w:w="3009" w:type="dxa"/>
-            <w:tcBorders>
-              <w:top w:val="single" w:sz="4" w:space="0" w:color="BFC7D1"/>
-              <w:left w:val="single" w:sz="4" w:space="0" w:color="BFC7D1"/>
-              <w:bottom w:val="single" w:sz="4" w:space="0" w:color="BFC7D1"/>
-              <w:right w:val="single" w:sz="4" w:space="0" w:color="BFC7D1"/>
-            </w:tcBorders>
-          </w:tcPr>
-          <w:p>
-            <w:pPr>
-              <w:pStyle w:val="Normal"/>
-              <w:widowControl/>
-              <w:spacing w:lineRule="auto" w:line="240" w:before="0" w:after="20"/>
-              <w:jc w:val="left"/>
-              <w:rPr>
-                <w:rFonts w:ascii="Aptos" w:hAnsi="Aptos" w:eastAsia="ＭＳ 明朝" w:cs="Arial"/>
-                <w:kern w:val="0"/>
-                <w:sz w:val="24"/>
-                <w:szCs w:val="24"/>
-                <w:lang w:val="en-US" w:eastAsia="ja-JP" w:bidi="ar-SA"/>
-              </w:rPr>
-            </w:pPr>
-            <w:r>
-              <w:rPr>
-                <w:rFonts w:eastAsia="Segoe UI" w:cs="Segoe UI" w:ascii="Segoe UI" w:hAnsi="Segoe UI"/>
-                <w:color w:val="101820"/>
-                <w:kern w:val="0"/>
-                <w:sz w:val="18"/>
-                <w:szCs w:val="24"/>
-                <w:lang w:val="en-US" w:eastAsia="ja-JP" w:bidi="ar-SA"/>
-              </w:rPr>
-              <w:t>Insurance Management &gt; Product (API route)</w:t>
+              <w:t>Cover_Upload_Template.xlsx</w:t>
+            </w:r>
+          </w:p>
+        </w:tc>
+        <w:tc>
+          <w:tcPr>
+            <w:tcW w:w="3005" w:type="dxa"/>
+            <w:tcBorders>
+              <w:top w:val="single" w:sz="4" w:space="0" w:color="BFC7D1"/>
+              <w:left w:val="single" w:sz="4" w:space="0" w:color="BFC7D1"/>
+              <w:bottom w:val="single" w:sz="4" w:space="0" w:color="BFC7D1"/>
+              <w:right w:val="single" w:sz="4" w:space="0" w:color="BFC7D1"/>
+            </w:tcBorders>
+          </w:tcPr>
+          <w:p>
+            <w:pPr>
+              <w:pStyle w:val="Normal"/>
+              <w:widowControl/>
+              <w:spacing w:lineRule="auto" w:line="240" w:before="0" w:after="20"/>
+              <w:jc w:val="left"/>
+              <w:rPr>
+                <w:rFonts w:ascii="Aptos" w:hAnsi="Aptos" w:eastAsia="ＭＳ 明朝" w:cs="Arial"/>
+                <w:kern w:val="0"/>
+                <w:sz w:val="24"/>
+                <w:szCs w:val="24"/>
+                <w:lang w:val="en-US" w:eastAsia="ja-JP" w:bidi="ar-SA"/>
+              </w:rPr>
+            </w:pPr>
+            <w:r>
+              <w:rPr>
+                <w:rFonts w:eastAsia="Segoe UI" w:cs="Segoe UI" w:ascii="Segoe UI" w:hAnsi="Segoe UI"/>
+                <w:color w:val="101820"/>
+                <w:kern w:val="0"/>
+                <w:sz w:val="18"/>
+                <w:szCs w:val="24"/>
+                <w:lang w:val="en-US" w:eastAsia="ja-JP" w:bidi="ar-SA"/>
+              </w:rPr>
+              <w:t>Covers</w:t>
+            </w:r>
+          </w:p>
+        </w:tc>
+        <w:tc>
+          <w:tcPr>
+            <w:tcW w:w="3005" w:type="dxa"/>
+            <w:tcBorders>
+              <w:top w:val="single" w:sz="4" w:space="0" w:color="BFC7D1"/>
+              <w:left w:val="single" w:sz="4" w:space="0" w:color="BFC7D1"/>
+              <w:bottom w:val="single" w:sz="4" w:space="0" w:color="BFC7D1"/>
+              <w:right w:val="single" w:sz="4" w:space="0" w:color="BFC7D1"/>
+            </w:tcBorders>
+          </w:tcPr>
+          <w:p>
+            <w:pPr>
+              <w:pStyle w:val="Normal"/>
+              <w:widowControl/>
+              <w:spacing w:lineRule="auto" w:line="240" w:before="0" w:after="20"/>
+              <w:jc w:val="left"/>
+              <w:rPr>
+                <w:rFonts w:ascii="Aptos" w:hAnsi="Aptos" w:eastAsia="ＭＳ 明朝" w:cs="Arial"/>
+                <w:kern w:val="0"/>
+                <w:sz w:val="24"/>
+                <w:szCs w:val="24"/>
+                <w:lang w:val="en-US" w:eastAsia="ja-JP" w:bidi="ar-SA"/>
+              </w:rPr>
+            </w:pPr>
+            <w:r>
+              <w:rPr>
+                <w:rFonts w:eastAsia="Segoe UI" w:cs="Segoe UI" w:ascii="Segoe UI" w:hAnsi="Segoe UI"/>
+                <w:color w:val="101820"/>
+                <w:kern w:val="0"/>
+                <w:sz w:val="18"/>
+                <w:szCs w:val="24"/>
+                <w:lang w:val="en-US" w:eastAsia="ja-JP" w:bidi="ar-SA"/>
+              </w:rPr>
+              <w:t>Insurance Management &gt; Cover (API route)</w:t>
             </w:r>
           </w:p>
         </w:tc>
@@ -10097,7 +10097,7 @@
         <w:trPr/>
         <w:tc>
           <w:tcPr>
-            <w:tcW w:w="3009" w:type="dxa"/>
+            <w:tcW w:w="3005" w:type="dxa"/>
             <w:tcBorders>
               <w:top w:val="single" w:sz="4" w:space="0" w:color="BFC7D1"/>
               <w:left w:val="single" w:sz="4" w:space="0" w:color="BFC7D1"/>
@@ -10128,81 +10128,81 @@
                 <w:szCs w:val="24"/>
                 <w:lang w:val="en-US" w:eastAsia="ja-JP" w:bidi="ar-SA"/>
               </w:rPr>
-              <w:t>Cover_Upload_Template.xlsx</w:t>
-            </w:r>
-          </w:p>
-        </w:tc>
-        <w:tc>
-          <w:tcPr>
-            <w:tcW w:w="3009" w:type="dxa"/>
-            <w:tcBorders>
-              <w:top w:val="single" w:sz="4" w:space="0" w:color="BFC7D1"/>
-              <w:left w:val="single" w:sz="4" w:space="0" w:color="BFC7D1"/>
-              <w:bottom w:val="single" w:sz="4" w:space="0" w:color="BFC7D1"/>
-              <w:right w:val="single" w:sz="4" w:space="0" w:color="BFC7D1"/>
-            </w:tcBorders>
-          </w:tcPr>
-          <w:p>
-            <w:pPr>
-              <w:pStyle w:val="Normal"/>
-              <w:widowControl/>
-              <w:spacing w:lineRule="auto" w:line="240" w:before="0" w:after="20"/>
-              <w:jc w:val="left"/>
-              <w:rPr>
-                <w:rFonts w:ascii="Aptos" w:hAnsi="Aptos" w:eastAsia="ＭＳ 明朝" w:cs="Arial"/>
-                <w:kern w:val="0"/>
-                <w:sz w:val="24"/>
-                <w:szCs w:val="24"/>
-                <w:lang w:val="en-US" w:eastAsia="ja-JP" w:bidi="ar-SA"/>
-              </w:rPr>
-            </w:pPr>
-            <w:r>
-              <w:rPr>
-                <w:rFonts w:eastAsia="Segoe UI" w:cs="Segoe UI" w:ascii="Segoe UI" w:hAnsi="Segoe UI"/>
-                <w:color w:val="101820"/>
-                <w:kern w:val="0"/>
-                <w:sz w:val="18"/>
-                <w:szCs w:val="24"/>
-                <w:lang w:val="en-US" w:eastAsia="ja-JP" w:bidi="ar-SA"/>
-              </w:rPr>
-              <w:t>Covers</w:t>
-            </w:r>
-          </w:p>
-        </w:tc>
-        <w:tc>
-          <w:tcPr>
-            <w:tcW w:w="3009" w:type="dxa"/>
-            <w:tcBorders>
-              <w:top w:val="single" w:sz="4" w:space="0" w:color="BFC7D1"/>
-              <w:left w:val="single" w:sz="4" w:space="0" w:color="BFC7D1"/>
-              <w:bottom w:val="single" w:sz="4" w:space="0" w:color="BFC7D1"/>
-              <w:right w:val="single" w:sz="4" w:space="0" w:color="BFC7D1"/>
-            </w:tcBorders>
-          </w:tcPr>
-          <w:p>
-            <w:pPr>
-              <w:pStyle w:val="Normal"/>
-              <w:widowControl/>
-              <w:spacing w:lineRule="auto" w:line="240" w:before="0" w:after="20"/>
-              <w:jc w:val="left"/>
-              <w:rPr>
-                <w:rFonts w:ascii="Aptos" w:hAnsi="Aptos" w:eastAsia="ＭＳ 明朝" w:cs="Arial"/>
-                <w:kern w:val="0"/>
-                <w:sz w:val="24"/>
-                <w:szCs w:val="24"/>
-                <w:lang w:val="en-US" w:eastAsia="ja-JP" w:bidi="ar-SA"/>
-              </w:rPr>
-            </w:pPr>
-            <w:r>
-              <w:rPr>
-                <w:rFonts w:eastAsia="Segoe UI" w:cs="Segoe UI" w:ascii="Segoe UI" w:hAnsi="Segoe UI"/>
-                <w:color w:val="101820"/>
-                <w:kern w:val="0"/>
-                <w:sz w:val="18"/>
-                <w:szCs w:val="24"/>
-                <w:lang w:val="en-US" w:eastAsia="ja-JP" w:bidi="ar-SA"/>
-              </w:rPr>
-              <w:t>Insurance Management &gt; Cover (API route)</w:t>
+              <w:t>Vehicle_Brand_Upload_Template.xlsx</w:t>
+            </w:r>
+          </w:p>
+        </w:tc>
+        <w:tc>
+          <w:tcPr>
+            <w:tcW w:w="3005" w:type="dxa"/>
+            <w:tcBorders>
+              <w:top w:val="single" w:sz="4" w:space="0" w:color="BFC7D1"/>
+              <w:left w:val="single" w:sz="4" w:space="0" w:color="BFC7D1"/>
+              <w:bottom w:val="single" w:sz="4" w:space="0" w:color="BFC7D1"/>
+              <w:right w:val="single" w:sz="4" w:space="0" w:color="BFC7D1"/>
+            </w:tcBorders>
+          </w:tcPr>
+          <w:p>
+            <w:pPr>
+              <w:pStyle w:val="Normal"/>
+              <w:widowControl/>
+              <w:spacing w:lineRule="auto" w:line="240" w:before="0" w:after="20"/>
+              <w:jc w:val="left"/>
+              <w:rPr>
+                <w:rFonts w:ascii="Aptos" w:hAnsi="Aptos" w:eastAsia="ＭＳ 明朝" w:cs="Arial"/>
+                <w:kern w:val="0"/>
+                <w:sz w:val="24"/>
+                <w:szCs w:val="24"/>
+                <w:lang w:val="en-US" w:eastAsia="ja-JP" w:bidi="ar-SA"/>
+              </w:rPr>
+            </w:pPr>
+            <w:r>
+              <w:rPr>
+                <w:rFonts w:eastAsia="Segoe UI" w:cs="Segoe UI" w:ascii="Segoe UI" w:hAnsi="Segoe UI"/>
+                <w:color w:val="101820"/>
+                <w:kern w:val="0"/>
+                <w:sz w:val="18"/>
+                <w:szCs w:val="24"/>
+                <w:lang w:val="en-US" w:eastAsia="ja-JP" w:bidi="ar-SA"/>
+              </w:rPr>
+              <w:t>Vehicle brands</w:t>
+            </w:r>
+          </w:p>
+        </w:tc>
+        <w:tc>
+          <w:tcPr>
+            <w:tcW w:w="3005" w:type="dxa"/>
+            <w:tcBorders>
+              <w:top w:val="single" w:sz="4" w:space="0" w:color="BFC7D1"/>
+              <w:left w:val="single" w:sz="4" w:space="0" w:color="BFC7D1"/>
+              <w:bottom w:val="single" w:sz="4" w:space="0" w:color="BFC7D1"/>
+              <w:right w:val="single" w:sz="4" w:space="0" w:color="BFC7D1"/>
+            </w:tcBorders>
+          </w:tcPr>
+          <w:p>
+            <w:pPr>
+              <w:pStyle w:val="Normal"/>
+              <w:widowControl/>
+              <w:spacing w:lineRule="auto" w:line="240" w:before="0" w:after="20"/>
+              <w:jc w:val="left"/>
+              <w:rPr>
+                <w:rFonts w:ascii="Aptos" w:hAnsi="Aptos" w:eastAsia="ＭＳ 明朝" w:cs="Arial"/>
+                <w:kern w:val="0"/>
+                <w:sz w:val="24"/>
+                <w:szCs w:val="24"/>
+                <w:lang w:val="en-US" w:eastAsia="ja-JP" w:bidi="ar-SA"/>
+              </w:rPr>
+            </w:pPr>
+            <w:r>
+              <w:rPr>
+                <w:rFonts w:eastAsia="Segoe UI" w:cs="Segoe UI" w:ascii="Segoe UI" w:hAnsi="Segoe UI"/>
+                <w:color w:val="101820"/>
+                <w:kern w:val="0"/>
+                <w:sz w:val="18"/>
+                <w:szCs w:val="24"/>
+                <w:lang w:val="en-US" w:eastAsia="ja-JP" w:bidi="ar-SA"/>
+              </w:rPr>
+              <w:t>Insurance Management &gt; Vehicle</w:t>
             </w:r>
           </w:p>
         </w:tc>
@@ -10211,7 +10211,7 @@
         <w:trPr/>
         <w:tc>
           <w:tcPr>
-            <w:tcW w:w="3009" w:type="dxa"/>
+            <w:tcW w:w="3005" w:type="dxa"/>
             <w:tcBorders>
               <w:top w:val="single" w:sz="4" w:space="0" w:color="BFC7D1"/>
               <w:left w:val="single" w:sz="4" w:space="0" w:color="BFC7D1"/>
@@ -10242,50 +10242,50 @@
                 <w:szCs w:val="24"/>
                 <w:lang w:val="en-US" w:eastAsia="ja-JP" w:bidi="ar-SA"/>
               </w:rPr>
-              <w:t>Vehicle_Brand_Upload_Template.xlsx</w:t>
-            </w:r>
-          </w:p>
-        </w:tc>
-        <w:tc>
-          <w:tcPr>
-            <w:tcW w:w="3009" w:type="dxa"/>
-            <w:tcBorders>
-              <w:top w:val="single" w:sz="4" w:space="0" w:color="BFC7D1"/>
-              <w:left w:val="single" w:sz="4" w:space="0" w:color="BFC7D1"/>
-              <w:bottom w:val="single" w:sz="4" w:space="0" w:color="BFC7D1"/>
-              <w:right w:val="single" w:sz="4" w:space="0" w:color="BFC7D1"/>
-            </w:tcBorders>
-          </w:tcPr>
-          <w:p>
-            <w:pPr>
-              <w:pStyle w:val="Normal"/>
-              <w:widowControl/>
-              <w:spacing w:lineRule="auto" w:line="240" w:before="0" w:after="20"/>
-              <w:jc w:val="left"/>
-              <w:rPr>
-                <w:rFonts w:ascii="Aptos" w:hAnsi="Aptos" w:eastAsia="ＭＳ 明朝" w:cs="Arial"/>
-                <w:kern w:val="0"/>
-                <w:sz w:val="24"/>
-                <w:szCs w:val="24"/>
-                <w:lang w:val="en-US" w:eastAsia="ja-JP" w:bidi="ar-SA"/>
-              </w:rPr>
-            </w:pPr>
-            <w:r>
-              <w:rPr>
-                <w:rFonts w:eastAsia="Segoe UI" w:cs="Segoe UI" w:ascii="Segoe UI" w:hAnsi="Segoe UI"/>
-                <w:color w:val="101820"/>
-                <w:kern w:val="0"/>
-                <w:sz w:val="18"/>
-                <w:szCs w:val="24"/>
-                <w:lang w:val="en-US" w:eastAsia="ja-JP" w:bidi="ar-SA"/>
-              </w:rPr>
-              <w:t>Vehicle brands</w:t>
-            </w:r>
-          </w:p>
-        </w:tc>
-        <w:tc>
-          <w:tcPr>
-            <w:tcW w:w="3009" w:type="dxa"/>
+              <w:t>Vehicle_Model_Upload_Template.xlsx</w:t>
+            </w:r>
+          </w:p>
+        </w:tc>
+        <w:tc>
+          <w:tcPr>
+            <w:tcW w:w="3005" w:type="dxa"/>
+            <w:tcBorders>
+              <w:top w:val="single" w:sz="4" w:space="0" w:color="BFC7D1"/>
+              <w:left w:val="single" w:sz="4" w:space="0" w:color="BFC7D1"/>
+              <w:bottom w:val="single" w:sz="4" w:space="0" w:color="BFC7D1"/>
+              <w:right w:val="single" w:sz="4" w:space="0" w:color="BFC7D1"/>
+            </w:tcBorders>
+          </w:tcPr>
+          <w:p>
+            <w:pPr>
+              <w:pStyle w:val="Normal"/>
+              <w:widowControl/>
+              <w:spacing w:lineRule="auto" w:line="240" w:before="0" w:after="20"/>
+              <w:jc w:val="left"/>
+              <w:rPr>
+                <w:rFonts w:ascii="Aptos" w:hAnsi="Aptos" w:eastAsia="ＭＳ 明朝" w:cs="Arial"/>
+                <w:kern w:val="0"/>
+                <w:sz w:val="24"/>
+                <w:szCs w:val="24"/>
+                <w:lang w:val="en-US" w:eastAsia="ja-JP" w:bidi="ar-SA"/>
+              </w:rPr>
+            </w:pPr>
+            <w:r>
+              <w:rPr>
+                <w:rFonts w:eastAsia="Segoe UI" w:cs="Segoe UI" w:ascii="Segoe UI" w:hAnsi="Segoe UI"/>
+                <w:color w:val="101820"/>
+                <w:kern w:val="0"/>
+                <w:sz w:val="18"/>
+                <w:szCs w:val="24"/>
+                <w:lang w:val="en-US" w:eastAsia="ja-JP" w:bidi="ar-SA"/>
+              </w:rPr>
+              <w:t>Vehicle models per brand</w:t>
+            </w:r>
+          </w:p>
+        </w:tc>
+        <w:tc>
+          <w:tcPr>
+            <w:tcW w:w="3005" w:type="dxa"/>
             <w:tcBorders>
               <w:top w:val="single" w:sz="4" w:space="0" w:color="BFC7D1"/>
               <w:left w:val="single" w:sz="4" w:space="0" w:color="BFC7D1"/>
@@ -10325,7 +10325,7 @@
         <w:trPr/>
         <w:tc>
           <w:tcPr>
-            <w:tcW w:w="3009" w:type="dxa"/>
+            <w:tcW w:w="3005" w:type="dxa"/>
             <w:tcBorders>
               <w:top w:val="single" w:sz="4" w:space="0" w:color="BFC7D1"/>
               <w:left w:val="single" w:sz="4" w:space="0" w:color="BFC7D1"/>
@@ -10356,50 +10356,50 @@
                 <w:szCs w:val="24"/>
                 <w:lang w:val="en-US" w:eastAsia="ja-JP" w:bidi="ar-SA"/>
               </w:rPr>
-              <w:t>Vehicle_Model_Upload_Template.xlsx</w:t>
-            </w:r>
-          </w:p>
-        </w:tc>
-        <w:tc>
-          <w:tcPr>
-            <w:tcW w:w="3009" w:type="dxa"/>
-            <w:tcBorders>
-              <w:top w:val="single" w:sz="4" w:space="0" w:color="BFC7D1"/>
-              <w:left w:val="single" w:sz="4" w:space="0" w:color="BFC7D1"/>
-              <w:bottom w:val="single" w:sz="4" w:space="0" w:color="BFC7D1"/>
-              <w:right w:val="single" w:sz="4" w:space="0" w:color="BFC7D1"/>
-            </w:tcBorders>
-          </w:tcPr>
-          <w:p>
-            <w:pPr>
-              <w:pStyle w:val="Normal"/>
-              <w:widowControl/>
-              <w:spacing w:lineRule="auto" w:line="240" w:before="0" w:after="20"/>
-              <w:jc w:val="left"/>
-              <w:rPr>
-                <w:rFonts w:ascii="Aptos" w:hAnsi="Aptos" w:eastAsia="ＭＳ 明朝" w:cs="Arial"/>
-                <w:kern w:val="0"/>
-                <w:sz w:val="24"/>
-                <w:szCs w:val="24"/>
-                <w:lang w:val="en-US" w:eastAsia="ja-JP" w:bidi="ar-SA"/>
-              </w:rPr>
-            </w:pPr>
-            <w:r>
-              <w:rPr>
-                <w:rFonts w:eastAsia="Segoe UI" w:cs="Segoe UI" w:ascii="Segoe UI" w:hAnsi="Segoe UI"/>
-                <w:color w:val="101820"/>
-                <w:kern w:val="0"/>
-                <w:sz w:val="18"/>
-                <w:szCs w:val="24"/>
-                <w:lang w:val="en-US" w:eastAsia="ja-JP" w:bidi="ar-SA"/>
-              </w:rPr>
-              <w:t>Vehicle models per brand</w:t>
-            </w:r>
-          </w:p>
-        </w:tc>
-        <w:tc>
-          <w:tcPr>
-            <w:tcW w:w="3009" w:type="dxa"/>
+              <w:t>Vehicle_Variant_Upload_Template.xlsx</w:t>
+            </w:r>
+          </w:p>
+        </w:tc>
+        <w:tc>
+          <w:tcPr>
+            <w:tcW w:w="3005" w:type="dxa"/>
+            <w:tcBorders>
+              <w:top w:val="single" w:sz="4" w:space="0" w:color="BFC7D1"/>
+              <w:left w:val="single" w:sz="4" w:space="0" w:color="BFC7D1"/>
+              <w:bottom w:val="single" w:sz="4" w:space="0" w:color="BFC7D1"/>
+              <w:right w:val="single" w:sz="4" w:space="0" w:color="BFC7D1"/>
+            </w:tcBorders>
+          </w:tcPr>
+          <w:p>
+            <w:pPr>
+              <w:pStyle w:val="Normal"/>
+              <w:widowControl/>
+              <w:spacing w:lineRule="auto" w:line="240" w:before="0" w:after="20"/>
+              <w:jc w:val="left"/>
+              <w:rPr>
+                <w:rFonts w:ascii="Aptos" w:hAnsi="Aptos" w:eastAsia="ＭＳ 明朝" w:cs="Arial"/>
+                <w:kern w:val="0"/>
+                <w:sz w:val="24"/>
+                <w:szCs w:val="24"/>
+                <w:lang w:val="en-US" w:eastAsia="ja-JP" w:bidi="ar-SA"/>
+              </w:rPr>
+            </w:pPr>
+            <w:r>
+              <w:rPr>
+                <w:rFonts w:eastAsia="Segoe UI" w:cs="Segoe UI" w:ascii="Segoe UI" w:hAnsi="Segoe UI"/>
+                <w:color w:val="101820"/>
+                <w:kern w:val="0"/>
+                <w:sz w:val="18"/>
+                <w:szCs w:val="24"/>
+                <w:lang w:val="en-US" w:eastAsia="ja-JP" w:bidi="ar-SA"/>
+              </w:rPr>
+              <w:t>Variants with body type and seating</w:t>
+            </w:r>
+          </w:p>
+        </w:tc>
+        <w:tc>
+          <w:tcPr>
+            <w:tcW w:w="3005" w:type="dxa"/>
             <w:tcBorders>
               <w:top w:val="single" w:sz="4" w:space="0" w:color="BFC7D1"/>
               <w:left w:val="single" w:sz="4" w:space="0" w:color="BFC7D1"/>
@@ -10439,7 +10439,7 @@
         <w:trPr/>
         <w:tc>
           <w:tcPr>
-            <w:tcW w:w="3009" w:type="dxa"/>
+            <w:tcW w:w="3005" w:type="dxa"/>
             <w:tcBorders>
               <w:top w:val="single" w:sz="4" w:space="0" w:color="BFC7D1"/>
               <w:left w:val="single" w:sz="4" w:space="0" w:color="BFC7D1"/>
@@ -10470,50 +10470,50 @@
                 <w:szCs w:val="24"/>
                 <w:lang w:val="en-US" w:eastAsia="ja-JP" w:bidi="ar-SA"/>
               </w:rPr>
-              <w:t>Vehicle_Variant_Upload_Template.xlsx</w:t>
-            </w:r>
-          </w:p>
-        </w:tc>
-        <w:tc>
-          <w:tcPr>
-            <w:tcW w:w="3009" w:type="dxa"/>
-            <w:tcBorders>
-              <w:top w:val="single" w:sz="4" w:space="0" w:color="BFC7D1"/>
-              <w:left w:val="single" w:sz="4" w:space="0" w:color="BFC7D1"/>
-              <w:bottom w:val="single" w:sz="4" w:space="0" w:color="BFC7D1"/>
-              <w:right w:val="single" w:sz="4" w:space="0" w:color="BFC7D1"/>
-            </w:tcBorders>
-          </w:tcPr>
-          <w:p>
-            <w:pPr>
-              <w:pStyle w:val="Normal"/>
-              <w:widowControl/>
-              <w:spacing w:lineRule="auto" w:line="240" w:before="0" w:after="20"/>
-              <w:jc w:val="left"/>
-              <w:rPr>
-                <w:rFonts w:ascii="Aptos" w:hAnsi="Aptos" w:eastAsia="ＭＳ 明朝" w:cs="Arial"/>
-                <w:kern w:val="0"/>
-                <w:sz w:val="24"/>
-                <w:szCs w:val="24"/>
-                <w:lang w:val="en-US" w:eastAsia="ja-JP" w:bidi="ar-SA"/>
-              </w:rPr>
-            </w:pPr>
-            <w:r>
-              <w:rPr>
-                <w:rFonts w:eastAsia="Segoe UI" w:cs="Segoe UI" w:ascii="Segoe UI" w:hAnsi="Segoe UI"/>
-                <w:color w:val="101820"/>
-                <w:kern w:val="0"/>
-                <w:sz w:val="18"/>
-                <w:szCs w:val="24"/>
-                <w:lang w:val="en-US" w:eastAsia="ja-JP" w:bidi="ar-SA"/>
-              </w:rPr>
-              <w:t>Variants with body type and seating</w:t>
-            </w:r>
-          </w:p>
-        </w:tc>
-        <w:tc>
-          <w:tcPr>
-            <w:tcW w:w="3009" w:type="dxa"/>
+              <w:t>Vehicle_Upload_Template.xlsx</w:t>
+            </w:r>
+          </w:p>
+        </w:tc>
+        <w:tc>
+          <w:tcPr>
+            <w:tcW w:w="3005" w:type="dxa"/>
+            <w:tcBorders>
+              <w:top w:val="single" w:sz="4" w:space="0" w:color="BFC7D1"/>
+              <w:left w:val="single" w:sz="4" w:space="0" w:color="BFC7D1"/>
+              <w:bottom w:val="single" w:sz="4" w:space="0" w:color="BFC7D1"/>
+              <w:right w:val="single" w:sz="4" w:space="0" w:color="BFC7D1"/>
+            </w:tcBorders>
+          </w:tcPr>
+          <w:p>
+            <w:pPr>
+              <w:pStyle w:val="Normal"/>
+              <w:widowControl/>
+              <w:spacing w:lineRule="auto" w:line="240" w:before="0" w:after="20"/>
+              <w:jc w:val="left"/>
+              <w:rPr>
+                <w:rFonts w:ascii="Aptos" w:hAnsi="Aptos" w:eastAsia="ＭＳ 明朝" w:cs="Arial"/>
+                <w:kern w:val="0"/>
+                <w:sz w:val="24"/>
+                <w:szCs w:val="24"/>
+                <w:lang w:val="en-US" w:eastAsia="ja-JP" w:bidi="ar-SA"/>
+              </w:rPr>
+            </w:pPr>
+            <w:r>
+              <w:rPr>
+                <w:rFonts w:eastAsia="Segoe UI" w:cs="Segoe UI" w:ascii="Segoe UI" w:hAnsi="Segoe UI"/>
+                <w:color w:val="101820"/>
+                <w:kern w:val="0"/>
+                <w:sz w:val="18"/>
+                <w:szCs w:val="24"/>
+                <w:lang w:val="en-US" w:eastAsia="ja-JP" w:bidi="ar-SA"/>
+              </w:rPr>
+              <w:t>Vehicles</w:t>
+            </w:r>
+          </w:p>
+        </w:tc>
+        <w:tc>
+          <w:tcPr>
+            <w:tcW w:w="3005" w:type="dxa"/>
             <w:tcBorders>
               <w:top w:val="single" w:sz="4" w:space="0" w:color="BFC7D1"/>
               <w:left w:val="single" w:sz="4" w:space="0" w:color="BFC7D1"/>
@@ -10553,7 +10553,7 @@
         <w:trPr/>
         <w:tc>
           <w:tcPr>
-            <w:tcW w:w="3009" w:type="dxa"/>
+            <w:tcW w:w="3005" w:type="dxa"/>
             <w:tcBorders>
               <w:top w:val="single" w:sz="4" w:space="0" w:color="BFC7D1"/>
               <w:left w:val="single" w:sz="4" w:space="0" w:color="BFC7D1"/>
@@ -10584,81 +10584,81 @@
                 <w:szCs w:val="24"/>
                 <w:lang w:val="en-US" w:eastAsia="ja-JP" w:bidi="ar-SA"/>
               </w:rPr>
-              <w:t>Vehicle_Upload_Template.xlsx</w:t>
-            </w:r>
-          </w:p>
-        </w:tc>
-        <w:tc>
-          <w:tcPr>
-            <w:tcW w:w="3009" w:type="dxa"/>
-            <w:tcBorders>
-              <w:top w:val="single" w:sz="4" w:space="0" w:color="BFC7D1"/>
-              <w:left w:val="single" w:sz="4" w:space="0" w:color="BFC7D1"/>
-              <w:bottom w:val="single" w:sz="4" w:space="0" w:color="BFC7D1"/>
-              <w:right w:val="single" w:sz="4" w:space="0" w:color="BFC7D1"/>
-            </w:tcBorders>
-          </w:tcPr>
-          <w:p>
-            <w:pPr>
-              <w:pStyle w:val="Normal"/>
-              <w:widowControl/>
-              <w:spacing w:lineRule="auto" w:line="240" w:before="0" w:after="20"/>
-              <w:jc w:val="left"/>
-              <w:rPr>
-                <w:rFonts w:ascii="Aptos" w:hAnsi="Aptos" w:eastAsia="ＭＳ 明朝" w:cs="Arial"/>
-                <w:kern w:val="0"/>
-                <w:sz w:val="24"/>
-                <w:szCs w:val="24"/>
-                <w:lang w:val="en-US" w:eastAsia="ja-JP" w:bidi="ar-SA"/>
-              </w:rPr>
-            </w:pPr>
-            <w:r>
-              <w:rPr>
-                <w:rFonts w:eastAsia="Segoe UI" w:cs="Segoe UI" w:ascii="Segoe UI" w:hAnsi="Segoe UI"/>
-                <w:color w:val="101820"/>
-                <w:kern w:val="0"/>
-                <w:sz w:val="18"/>
-                <w:szCs w:val="24"/>
-                <w:lang w:val="en-US" w:eastAsia="ja-JP" w:bidi="ar-SA"/>
-              </w:rPr>
-              <w:t>Vehicles</w:t>
-            </w:r>
-          </w:p>
-        </w:tc>
-        <w:tc>
-          <w:tcPr>
-            <w:tcW w:w="3009" w:type="dxa"/>
-            <w:tcBorders>
-              <w:top w:val="single" w:sz="4" w:space="0" w:color="BFC7D1"/>
-              <w:left w:val="single" w:sz="4" w:space="0" w:color="BFC7D1"/>
-              <w:bottom w:val="single" w:sz="4" w:space="0" w:color="BFC7D1"/>
-              <w:right w:val="single" w:sz="4" w:space="0" w:color="BFC7D1"/>
-            </w:tcBorders>
-          </w:tcPr>
-          <w:p>
-            <w:pPr>
-              <w:pStyle w:val="Normal"/>
-              <w:widowControl/>
-              <w:spacing w:lineRule="auto" w:line="240" w:before="0" w:after="20"/>
-              <w:jc w:val="left"/>
-              <w:rPr>
-                <w:rFonts w:ascii="Aptos" w:hAnsi="Aptos" w:eastAsia="ＭＳ 明朝" w:cs="Arial"/>
-                <w:kern w:val="0"/>
-                <w:sz w:val="24"/>
-                <w:szCs w:val="24"/>
-                <w:lang w:val="en-US" w:eastAsia="ja-JP" w:bidi="ar-SA"/>
-              </w:rPr>
-            </w:pPr>
-            <w:r>
-              <w:rPr>
-                <w:rFonts w:eastAsia="Segoe UI" w:cs="Segoe UI" w:ascii="Segoe UI" w:hAnsi="Segoe UI"/>
-                <w:color w:val="101820"/>
-                <w:kern w:val="0"/>
-                <w:sz w:val="18"/>
-                <w:szCs w:val="24"/>
-                <w:lang w:val="en-US" w:eastAsia="ja-JP" w:bidi="ar-SA"/>
-              </w:rPr>
-              <w:t>Insurance Management &gt; Vehicle</w:t>
+              <w:t>Signatories_Upload_Template.xlsx</w:t>
+            </w:r>
+          </w:p>
+        </w:tc>
+        <w:tc>
+          <w:tcPr>
+            <w:tcW w:w="3005" w:type="dxa"/>
+            <w:tcBorders>
+              <w:top w:val="single" w:sz="4" w:space="0" w:color="BFC7D1"/>
+              <w:left w:val="single" w:sz="4" w:space="0" w:color="BFC7D1"/>
+              <w:bottom w:val="single" w:sz="4" w:space="0" w:color="BFC7D1"/>
+              <w:right w:val="single" w:sz="4" w:space="0" w:color="BFC7D1"/>
+            </w:tcBorders>
+          </w:tcPr>
+          <w:p>
+            <w:pPr>
+              <w:pStyle w:val="Normal"/>
+              <w:widowControl/>
+              <w:spacing w:lineRule="auto" w:line="240" w:before="0" w:after="20"/>
+              <w:jc w:val="left"/>
+              <w:rPr>
+                <w:rFonts w:ascii="Aptos" w:hAnsi="Aptos" w:eastAsia="ＭＳ 明朝" w:cs="Arial"/>
+                <w:kern w:val="0"/>
+                <w:sz w:val="24"/>
+                <w:szCs w:val="24"/>
+                <w:lang w:val="en-US" w:eastAsia="ja-JP" w:bidi="ar-SA"/>
+              </w:rPr>
+            </w:pPr>
+            <w:r>
+              <w:rPr>
+                <w:rFonts w:eastAsia="Segoe UI" w:cs="Segoe UI" w:ascii="Segoe UI" w:hAnsi="Segoe UI"/>
+                <w:color w:val="101820"/>
+                <w:kern w:val="0"/>
+                <w:sz w:val="18"/>
+                <w:szCs w:val="24"/>
+                <w:lang w:val="en-US" w:eastAsia="ja-JP" w:bidi="ar-SA"/>
+              </w:rPr>
+              <w:t>Signatories</w:t>
+            </w:r>
+          </w:p>
+        </w:tc>
+        <w:tc>
+          <w:tcPr>
+            <w:tcW w:w="3005" w:type="dxa"/>
+            <w:tcBorders>
+              <w:top w:val="single" w:sz="4" w:space="0" w:color="BFC7D1"/>
+              <w:left w:val="single" w:sz="4" w:space="0" w:color="BFC7D1"/>
+              <w:bottom w:val="single" w:sz="4" w:space="0" w:color="BFC7D1"/>
+              <w:right w:val="single" w:sz="4" w:space="0" w:color="BFC7D1"/>
+            </w:tcBorders>
+          </w:tcPr>
+          <w:p>
+            <w:pPr>
+              <w:pStyle w:val="Normal"/>
+              <w:widowControl/>
+              <w:spacing w:lineRule="auto" w:line="240" w:before="0" w:after="20"/>
+              <w:jc w:val="left"/>
+              <w:rPr>
+                <w:rFonts w:ascii="Aptos" w:hAnsi="Aptos" w:eastAsia="ＭＳ 明朝" w:cs="Arial"/>
+                <w:kern w:val="0"/>
+                <w:sz w:val="24"/>
+                <w:szCs w:val="24"/>
+                <w:lang w:val="en-US" w:eastAsia="ja-JP" w:bidi="ar-SA"/>
+              </w:rPr>
+            </w:pPr>
+            <w:r>
+              <w:rPr>
+                <w:rFonts w:eastAsia="Segoe UI" w:cs="Segoe UI" w:ascii="Segoe UI" w:hAnsi="Segoe UI"/>
+                <w:color w:val="101820"/>
+                <w:kern w:val="0"/>
+                <w:sz w:val="18"/>
+                <w:szCs w:val="24"/>
+                <w:lang w:val="en-US" w:eastAsia="ja-JP" w:bidi="ar-SA"/>
+              </w:rPr>
+              <w:t>Insurance Management &gt; Signatories (API route)</w:t>
             </w:r>
           </w:p>
         </w:tc>
@@ -10667,7 +10667,7 @@
         <w:trPr/>
         <w:tc>
           <w:tcPr>
-            <w:tcW w:w="3009" w:type="dxa"/>
+            <w:tcW w:w="3005" w:type="dxa"/>
             <w:tcBorders>
               <w:top w:val="single" w:sz="4" w:space="0" w:color="BFC7D1"/>
               <w:left w:val="single" w:sz="4" w:space="0" w:color="BFC7D1"/>
@@ -10698,81 +10698,81 @@
                 <w:szCs w:val="24"/>
                 <w:lang w:val="en-US" w:eastAsia="ja-JP" w:bidi="ar-SA"/>
               </w:rPr>
-              <w:t>Signatories_Upload_Template.xlsx</w:t>
-            </w:r>
-          </w:p>
-        </w:tc>
-        <w:tc>
-          <w:tcPr>
-            <w:tcW w:w="3009" w:type="dxa"/>
-            <w:tcBorders>
-              <w:top w:val="single" w:sz="4" w:space="0" w:color="BFC7D1"/>
-              <w:left w:val="single" w:sz="4" w:space="0" w:color="BFC7D1"/>
-              <w:bottom w:val="single" w:sz="4" w:space="0" w:color="BFC7D1"/>
-              <w:right w:val="single" w:sz="4" w:space="0" w:color="BFC7D1"/>
-            </w:tcBorders>
-          </w:tcPr>
-          <w:p>
-            <w:pPr>
-              <w:pStyle w:val="Normal"/>
-              <w:widowControl/>
-              <w:spacing w:lineRule="auto" w:line="240" w:before="0" w:after="20"/>
-              <w:jc w:val="left"/>
-              <w:rPr>
-                <w:rFonts w:ascii="Aptos" w:hAnsi="Aptos" w:eastAsia="ＭＳ 明朝" w:cs="Arial"/>
-                <w:kern w:val="0"/>
-                <w:sz w:val="24"/>
-                <w:szCs w:val="24"/>
-                <w:lang w:val="en-US" w:eastAsia="ja-JP" w:bidi="ar-SA"/>
-              </w:rPr>
-            </w:pPr>
-            <w:r>
-              <w:rPr>
-                <w:rFonts w:eastAsia="Segoe UI" w:cs="Segoe UI" w:ascii="Segoe UI" w:hAnsi="Segoe UI"/>
-                <w:color w:val="101820"/>
-                <w:kern w:val="0"/>
-                <w:sz w:val="18"/>
-                <w:szCs w:val="24"/>
-                <w:lang w:val="en-US" w:eastAsia="ja-JP" w:bidi="ar-SA"/>
-              </w:rPr>
-              <w:t>Signatories</w:t>
-            </w:r>
-          </w:p>
-        </w:tc>
-        <w:tc>
-          <w:tcPr>
-            <w:tcW w:w="3009" w:type="dxa"/>
-            <w:tcBorders>
-              <w:top w:val="single" w:sz="4" w:space="0" w:color="BFC7D1"/>
-              <w:left w:val="single" w:sz="4" w:space="0" w:color="BFC7D1"/>
-              <w:bottom w:val="single" w:sz="4" w:space="0" w:color="BFC7D1"/>
-              <w:right w:val="single" w:sz="4" w:space="0" w:color="BFC7D1"/>
-            </w:tcBorders>
-          </w:tcPr>
-          <w:p>
-            <w:pPr>
-              <w:pStyle w:val="Normal"/>
-              <w:widowControl/>
-              <w:spacing w:lineRule="auto" w:line="240" w:before="0" w:after="20"/>
-              <w:jc w:val="left"/>
-              <w:rPr>
-                <w:rFonts w:ascii="Aptos" w:hAnsi="Aptos" w:eastAsia="ＭＳ 明朝" w:cs="Arial"/>
-                <w:kern w:val="0"/>
-                <w:sz w:val="24"/>
-                <w:szCs w:val="24"/>
-                <w:lang w:val="en-US" w:eastAsia="ja-JP" w:bidi="ar-SA"/>
-              </w:rPr>
-            </w:pPr>
-            <w:r>
-              <w:rPr>
-                <w:rFonts w:eastAsia="Segoe UI" w:cs="Segoe UI" w:ascii="Segoe UI" w:hAnsi="Segoe UI"/>
-                <w:color w:val="101820"/>
-                <w:kern w:val="0"/>
-                <w:sz w:val="18"/>
-                <w:szCs w:val="24"/>
-                <w:lang w:val="en-US" w:eastAsia="ja-JP" w:bidi="ar-SA"/>
-              </w:rPr>
-              <w:t>Insurance Management &gt; Signatories (API route)</w:t>
+              <w:t>Chart_of_Accounts_Upload_Template.xlsx</w:t>
+            </w:r>
+          </w:p>
+        </w:tc>
+        <w:tc>
+          <w:tcPr>
+            <w:tcW w:w="3005" w:type="dxa"/>
+            <w:tcBorders>
+              <w:top w:val="single" w:sz="4" w:space="0" w:color="BFC7D1"/>
+              <w:left w:val="single" w:sz="4" w:space="0" w:color="BFC7D1"/>
+              <w:bottom w:val="single" w:sz="4" w:space="0" w:color="BFC7D1"/>
+              <w:right w:val="single" w:sz="4" w:space="0" w:color="BFC7D1"/>
+            </w:tcBorders>
+          </w:tcPr>
+          <w:p>
+            <w:pPr>
+              <w:pStyle w:val="Normal"/>
+              <w:widowControl/>
+              <w:spacing w:lineRule="auto" w:line="240" w:before="0" w:after="20"/>
+              <w:jc w:val="left"/>
+              <w:rPr>
+                <w:rFonts w:ascii="Aptos" w:hAnsi="Aptos" w:eastAsia="ＭＳ 明朝" w:cs="Arial"/>
+                <w:kern w:val="0"/>
+                <w:sz w:val="24"/>
+                <w:szCs w:val="24"/>
+                <w:lang w:val="en-US" w:eastAsia="ja-JP" w:bidi="ar-SA"/>
+              </w:rPr>
+            </w:pPr>
+            <w:r>
+              <w:rPr>
+                <w:rFonts w:eastAsia="Segoe UI" w:cs="Segoe UI" w:ascii="Segoe UI" w:hAnsi="Segoe UI"/>
+                <w:color w:val="101820"/>
+                <w:kern w:val="0"/>
+                <w:sz w:val="18"/>
+                <w:szCs w:val="24"/>
+                <w:lang w:val="en-US" w:eastAsia="ja-JP" w:bidi="ar-SA"/>
+              </w:rPr>
+              <w:t>Main and sub accounts with statement group and normal balance</w:t>
+            </w:r>
+          </w:p>
+        </w:tc>
+        <w:tc>
+          <w:tcPr>
+            <w:tcW w:w="3005" w:type="dxa"/>
+            <w:tcBorders>
+              <w:top w:val="single" w:sz="4" w:space="0" w:color="BFC7D1"/>
+              <w:left w:val="single" w:sz="4" w:space="0" w:color="BFC7D1"/>
+              <w:bottom w:val="single" w:sz="4" w:space="0" w:color="BFC7D1"/>
+              <w:right w:val="single" w:sz="4" w:space="0" w:color="BFC7D1"/>
+            </w:tcBorders>
+          </w:tcPr>
+          <w:p>
+            <w:pPr>
+              <w:pStyle w:val="Normal"/>
+              <w:widowControl/>
+              <w:spacing w:lineRule="auto" w:line="240" w:before="0" w:after="20"/>
+              <w:jc w:val="left"/>
+              <w:rPr>
+                <w:rFonts w:ascii="Aptos" w:hAnsi="Aptos" w:eastAsia="ＭＳ 明朝" w:cs="Arial"/>
+                <w:kern w:val="0"/>
+                <w:sz w:val="24"/>
+                <w:szCs w:val="24"/>
+                <w:lang w:val="en-US" w:eastAsia="ja-JP" w:bidi="ar-SA"/>
+              </w:rPr>
+            </w:pPr>
+            <w:r>
+              <w:rPr>
+                <w:rFonts w:eastAsia="Segoe UI" w:cs="Segoe UI" w:ascii="Segoe UI" w:hAnsi="Segoe UI"/>
+                <w:color w:val="101820"/>
+                <w:kern w:val="0"/>
+                <w:sz w:val="18"/>
+                <w:szCs w:val="24"/>
+                <w:lang w:val="en-US" w:eastAsia="ja-JP" w:bidi="ar-SA"/>
+              </w:rPr>
+              <w:t>Master &gt; Finance &gt; Main Account &gt; Upload</w:t>
             </w:r>
           </w:p>
         </w:tc>
@@ -10781,7 +10781,7 @@
         <w:trPr/>
         <w:tc>
           <w:tcPr>
-            <w:tcW w:w="3009" w:type="dxa"/>
+            <w:tcW w:w="3005" w:type="dxa"/>
             <w:tcBorders>
               <w:top w:val="single" w:sz="4" w:space="0" w:color="BFC7D1"/>
               <w:left w:val="single" w:sz="4" w:space="0" w:color="BFC7D1"/>
@@ -10812,81 +10812,81 @@
                 <w:szCs w:val="24"/>
                 <w:lang w:val="en-US" w:eastAsia="ja-JP" w:bidi="ar-SA"/>
               </w:rPr>
-              <w:t>Commission_Upload_Template.xlsx</w:t>
-            </w:r>
-          </w:p>
-        </w:tc>
-        <w:tc>
-          <w:tcPr>
-            <w:tcW w:w="3009" w:type="dxa"/>
-            <w:tcBorders>
-              <w:top w:val="single" w:sz="4" w:space="0" w:color="BFC7D1"/>
-              <w:left w:val="single" w:sz="4" w:space="0" w:color="BFC7D1"/>
-              <w:bottom w:val="single" w:sz="4" w:space="0" w:color="BFC7D1"/>
-              <w:right w:val="single" w:sz="4" w:space="0" w:color="BFC7D1"/>
-            </w:tcBorders>
-          </w:tcPr>
-          <w:p>
-            <w:pPr>
-              <w:pStyle w:val="Normal"/>
-              <w:widowControl/>
-              <w:spacing w:lineRule="auto" w:line="240" w:before="0" w:after="20"/>
-              <w:jc w:val="left"/>
-              <w:rPr>
-                <w:rFonts w:ascii="Aptos" w:hAnsi="Aptos" w:eastAsia="ＭＳ 明朝" w:cs="Arial"/>
-                <w:kern w:val="0"/>
-                <w:sz w:val="24"/>
-                <w:szCs w:val="24"/>
-                <w:lang w:val="en-US" w:eastAsia="ja-JP" w:bidi="ar-SA"/>
-              </w:rPr>
-            </w:pPr>
-            <w:r>
-              <w:rPr>
-                <w:rFonts w:eastAsia="Segoe UI" w:cs="Segoe UI" w:ascii="Segoe UI" w:hAnsi="Segoe UI"/>
-                <w:color w:val="101820"/>
-                <w:kern w:val="0"/>
-                <w:sz w:val="18"/>
-                <w:szCs w:val="24"/>
-                <w:lang w:val="en-US" w:eastAsia="ja-JP" w:bidi="ar-SA"/>
-              </w:rPr>
-              <w:t>Commission rules per insurer, product and cover, sharing by level</w:t>
-            </w:r>
-          </w:p>
-        </w:tc>
-        <w:tc>
-          <w:tcPr>
-            <w:tcW w:w="3009" w:type="dxa"/>
-            <w:tcBorders>
-              <w:top w:val="single" w:sz="4" w:space="0" w:color="BFC7D1"/>
-              <w:left w:val="single" w:sz="4" w:space="0" w:color="BFC7D1"/>
-              <w:bottom w:val="single" w:sz="4" w:space="0" w:color="BFC7D1"/>
-              <w:right w:val="single" w:sz="4" w:space="0" w:color="BFC7D1"/>
-            </w:tcBorders>
-          </w:tcPr>
-          <w:p>
-            <w:pPr>
-              <w:pStyle w:val="Normal"/>
-              <w:widowControl/>
-              <w:spacing w:lineRule="auto" w:line="240" w:before="0" w:after="20"/>
-              <w:jc w:val="left"/>
-              <w:rPr>
-                <w:rFonts w:ascii="Aptos" w:hAnsi="Aptos" w:eastAsia="ＭＳ 明朝" w:cs="Arial"/>
-                <w:kern w:val="0"/>
-                <w:sz w:val="24"/>
-                <w:szCs w:val="24"/>
-                <w:lang w:val="en-US" w:eastAsia="ja-JP" w:bidi="ar-SA"/>
-              </w:rPr>
-            </w:pPr>
-            <w:r>
-              <w:rPr>
-                <w:rFonts w:eastAsia="Segoe UI" w:cs="Segoe UI" w:ascii="Segoe UI" w:hAnsi="Segoe UI"/>
-                <w:color w:val="101820"/>
-                <w:kern w:val="0"/>
-                <w:sz w:val="18"/>
-                <w:szCs w:val="24"/>
-                <w:lang w:val="en-US" w:eastAsia="ja-JP" w:bidi="ar-SA"/>
-              </w:rPr>
-              <w:t>Master &gt; Generals &gt; Commission (API route)</w:t>
+              <w:t>Transaction_Code_Upload_Template.xlsx</w:t>
+            </w:r>
+          </w:p>
+        </w:tc>
+        <w:tc>
+          <w:tcPr>
+            <w:tcW w:w="3005" w:type="dxa"/>
+            <w:tcBorders>
+              <w:top w:val="single" w:sz="4" w:space="0" w:color="BFC7D1"/>
+              <w:left w:val="single" w:sz="4" w:space="0" w:color="BFC7D1"/>
+              <w:bottom w:val="single" w:sz="4" w:space="0" w:color="BFC7D1"/>
+              <w:right w:val="single" w:sz="4" w:space="0" w:color="BFC7D1"/>
+            </w:tcBorders>
+          </w:tcPr>
+          <w:p>
+            <w:pPr>
+              <w:pStyle w:val="Normal"/>
+              <w:widowControl/>
+              <w:spacing w:lineRule="auto" w:line="240" w:before="0" w:after="20"/>
+              <w:jc w:val="left"/>
+              <w:rPr>
+                <w:rFonts w:ascii="Aptos" w:hAnsi="Aptos" w:eastAsia="ＭＳ 明朝" w:cs="Arial"/>
+                <w:kern w:val="0"/>
+                <w:sz w:val="24"/>
+                <w:szCs w:val="24"/>
+                <w:lang w:val="en-US" w:eastAsia="ja-JP" w:bidi="ar-SA"/>
+              </w:rPr>
+            </w:pPr>
+            <w:r>
+              <w:rPr>
+                <w:rFonts w:eastAsia="Segoe UI" w:cs="Segoe UI" w:ascii="Segoe UI" w:hAnsi="Segoe UI"/>
+                <w:color w:val="101820"/>
+                <w:kern w:val="0"/>
+                <w:sz w:val="18"/>
+                <w:szCs w:val="24"/>
+                <w:lang w:val="en-US" w:eastAsia="ja-JP" w:bidi="ar-SA"/>
+              </w:rPr>
+              <w:t>Transaction codes with GL accounts and user limits</w:t>
+            </w:r>
+          </w:p>
+        </w:tc>
+        <w:tc>
+          <w:tcPr>
+            <w:tcW w:w="3005" w:type="dxa"/>
+            <w:tcBorders>
+              <w:top w:val="single" w:sz="4" w:space="0" w:color="BFC7D1"/>
+              <w:left w:val="single" w:sz="4" w:space="0" w:color="BFC7D1"/>
+              <w:bottom w:val="single" w:sz="4" w:space="0" w:color="BFC7D1"/>
+              <w:right w:val="single" w:sz="4" w:space="0" w:color="BFC7D1"/>
+            </w:tcBorders>
+          </w:tcPr>
+          <w:p>
+            <w:pPr>
+              <w:pStyle w:val="Normal"/>
+              <w:widowControl/>
+              <w:spacing w:lineRule="auto" w:line="240" w:before="0" w:after="20"/>
+              <w:jc w:val="left"/>
+              <w:rPr>
+                <w:rFonts w:ascii="Aptos" w:hAnsi="Aptos" w:eastAsia="ＭＳ 明朝" w:cs="Arial"/>
+                <w:kern w:val="0"/>
+                <w:sz w:val="24"/>
+                <w:szCs w:val="24"/>
+                <w:lang w:val="en-US" w:eastAsia="ja-JP" w:bidi="ar-SA"/>
+              </w:rPr>
+            </w:pPr>
+            <w:r>
+              <w:rPr>
+                <w:rFonts w:eastAsia="Segoe UI" w:cs="Segoe UI" w:ascii="Segoe UI" w:hAnsi="Segoe UI"/>
+                <w:color w:val="101820"/>
+                <w:kern w:val="0"/>
+                <w:sz w:val="18"/>
+                <w:szCs w:val="24"/>
+                <w:lang w:val="en-US" w:eastAsia="ja-JP" w:bidi="ar-SA"/>
+              </w:rPr>
+              <w:t>Master &gt; Finance &gt; Transaction Code</w:t>
             </w:r>
           </w:p>
         </w:tc>
@@ -10895,7 +10895,7 @@
         <w:trPr/>
         <w:tc>
           <w:tcPr>
-            <w:tcW w:w="3009" w:type="dxa"/>
+            <w:tcW w:w="3005" w:type="dxa"/>
             <w:tcBorders>
               <w:top w:val="single" w:sz="4" w:space="0" w:color="BFC7D1"/>
               <w:left w:val="single" w:sz="4" w:space="0" w:color="BFC7D1"/>
@@ -10926,81 +10926,81 @@
                 <w:szCs w:val="24"/>
                 <w:lang w:val="en-US" w:eastAsia="ja-JP" w:bidi="ar-SA"/>
               </w:rPr>
-              <w:t>Chart_of_Accounts_Upload_Template.xlsx</w:t>
-            </w:r>
-          </w:p>
-        </w:tc>
-        <w:tc>
-          <w:tcPr>
-            <w:tcW w:w="3009" w:type="dxa"/>
-            <w:tcBorders>
-              <w:top w:val="single" w:sz="4" w:space="0" w:color="BFC7D1"/>
-              <w:left w:val="single" w:sz="4" w:space="0" w:color="BFC7D1"/>
-              <w:bottom w:val="single" w:sz="4" w:space="0" w:color="BFC7D1"/>
-              <w:right w:val="single" w:sz="4" w:space="0" w:color="BFC7D1"/>
-            </w:tcBorders>
-          </w:tcPr>
-          <w:p>
-            <w:pPr>
-              <w:pStyle w:val="Normal"/>
-              <w:widowControl/>
-              <w:spacing w:lineRule="auto" w:line="240" w:before="0" w:after="20"/>
-              <w:jc w:val="left"/>
-              <w:rPr>
-                <w:rFonts w:ascii="Aptos" w:hAnsi="Aptos" w:eastAsia="ＭＳ 明朝" w:cs="Arial"/>
-                <w:kern w:val="0"/>
-                <w:sz w:val="24"/>
-                <w:szCs w:val="24"/>
-                <w:lang w:val="en-US" w:eastAsia="ja-JP" w:bidi="ar-SA"/>
-              </w:rPr>
-            </w:pPr>
-            <w:r>
-              <w:rPr>
-                <w:rFonts w:eastAsia="Segoe UI" w:cs="Segoe UI" w:ascii="Segoe UI" w:hAnsi="Segoe UI"/>
-                <w:color w:val="101820"/>
-                <w:kern w:val="0"/>
-                <w:sz w:val="18"/>
-                <w:szCs w:val="24"/>
-                <w:lang w:val="en-US" w:eastAsia="ja-JP" w:bidi="ar-SA"/>
-              </w:rPr>
-              <w:t>Main and sub accounts with statement group and normal balance</w:t>
-            </w:r>
-          </w:p>
-        </w:tc>
-        <w:tc>
-          <w:tcPr>
-            <w:tcW w:w="3009" w:type="dxa"/>
-            <w:tcBorders>
-              <w:top w:val="single" w:sz="4" w:space="0" w:color="BFC7D1"/>
-              <w:left w:val="single" w:sz="4" w:space="0" w:color="BFC7D1"/>
-              <w:bottom w:val="single" w:sz="4" w:space="0" w:color="BFC7D1"/>
-              <w:right w:val="single" w:sz="4" w:space="0" w:color="BFC7D1"/>
-            </w:tcBorders>
-          </w:tcPr>
-          <w:p>
-            <w:pPr>
-              <w:pStyle w:val="Normal"/>
-              <w:widowControl/>
-              <w:spacing w:lineRule="auto" w:line="240" w:before="0" w:after="20"/>
-              <w:jc w:val="left"/>
-              <w:rPr>
-                <w:rFonts w:ascii="Aptos" w:hAnsi="Aptos" w:eastAsia="ＭＳ 明朝" w:cs="Arial"/>
-                <w:kern w:val="0"/>
-                <w:sz w:val="24"/>
-                <w:szCs w:val="24"/>
-                <w:lang w:val="en-US" w:eastAsia="ja-JP" w:bidi="ar-SA"/>
-              </w:rPr>
-            </w:pPr>
-            <w:r>
-              <w:rPr>
-                <w:rFonts w:eastAsia="Segoe UI" w:cs="Segoe UI" w:ascii="Segoe UI" w:hAnsi="Segoe UI"/>
-                <w:color w:val="101820"/>
-                <w:kern w:val="0"/>
-                <w:sz w:val="18"/>
-                <w:szCs w:val="24"/>
-                <w:lang w:val="en-US" w:eastAsia="ja-JP" w:bidi="ar-SA"/>
-              </w:rPr>
-              <w:t>Master &gt; Finance &gt; Main Account &gt; Upload</w:t>
+              <w:t>Write_off_Reason_Upload_Template.xlsx</w:t>
+            </w:r>
+          </w:p>
+        </w:tc>
+        <w:tc>
+          <w:tcPr>
+            <w:tcW w:w="3005" w:type="dxa"/>
+            <w:tcBorders>
+              <w:top w:val="single" w:sz="4" w:space="0" w:color="BFC7D1"/>
+              <w:left w:val="single" w:sz="4" w:space="0" w:color="BFC7D1"/>
+              <w:bottom w:val="single" w:sz="4" w:space="0" w:color="BFC7D1"/>
+              <w:right w:val="single" w:sz="4" w:space="0" w:color="BFC7D1"/>
+            </w:tcBorders>
+          </w:tcPr>
+          <w:p>
+            <w:pPr>
+              <w:pStyle w:val="Normal"/>
+              <w:widowControl/>
+              <w:spacing w:lineRule="auto" w:line="240" w:before="0" w:after="20"/>
+              <w:jc w:val="left"/>
+              <w:rPr>
+                <w:rFonts w:ascii="Aptos" w:hAnsi="Aptos" w:eastAsia="ＭＳ 明朝" w:cs="Arial"/>
+                <w:kern w:val="0"/>
+                <w:sz w:val="24"/>
+                <w:szCs w:val="24"/>
+                <w:lang w:val="en-US" w:eastAsia="ja-JP" w:bidi="ar-SA"/>
+              </w:rPr>
+            </w:pPr>
+            <w:r>
+              <w:rPr>
+                <w:rFonts w:eastAsia="Segoe UI" w:cs="Segoe UI" w:ascii="Segoe UI" w:hAnsi="Segoe UI"/>
+                <w:color w:val="101820"/>
+                <w:kern w:val="0"/>
+                <w:sz w:val="18"/>
+                <w:szCs w:val="24"/>
+                <w:lang w:val="en-US" w:eastAsia="ja-JP" w:bidi="ar-SA"/>
+              </w:rPr>
+              <w:t>Write-off reasons with GL account and maximum</w:t>
+            </w:r>
+          </w:p>
+        </w:tc>
+        <w:tc>
+          <w:tcPr>
+            <w:tcW w:w="3005" w:type="dxa"/>
+            <w:tcBorders>
+              <w:top w:val="single" w:sz="4" w:space="0" w:color="BFC7D1"/>
+              <w:left w:val="single" w:sz="4" w:space="0" w:color="BFC7D1"/>
+              <w:bottom w:val="single" w:sz="4" w:space="0" w:color="BFC7D1"/>
+              <w:right w:val="single" w:sz="4" w:space="0" w:color="BFC7D1"/>
+            </w:tcBorders>
+          </w:tcPr>
+          <w:p>
+            <w:pPr>
+              <w:pStyle w:val="Normal"/>
+              <w:widowControl/>
+              <w:spacing w:lineRule="auto" w:line="240" w:before="0" w:after="20"/>
+              <w:jc w:val="left"/>
+              <w:rPr>
+                <w:rFonts w:ascii="Aptos" w:hAnsi="Aptos" w:eastAsia="ＭＳ 明朝" w:cs="Arial"/>
+                <w:kern w:val="0"/>
+                <w:sz w:val="24"/>
+                <w:szCs w:val="24"/>
+                <w:lang w:val="en-US" w:eastAsia="ja-JP" w:bidi="ar-SA"/>
+              </w:rPr>
+            </w:pPr>
+            <w:r>
+              <w:rPr>
+                <w:rFonts w:eastAsia="Segoe UI" w:cs="Segoe UI" w:ascii="Segoe UI" w:hAnsi="Segoe UI"/>
+                <w:color w:val="101820"/>
+                <w:kern w:val="0"/>
+                <w:sz w:val="18"/>
+                <w:szCs w:val="24"/>
+                <w:lang w:val="en-US" w:eastAsia="ja-JP" w:bidi="ar-SA"/>
+              </w:rPr>
+              <w:t>Master &gt; Finance &gt; Account Determination (API route)</w:t>
             </w:r>
           </w:p>
         </w:tc>
@@ -11009,7 +11009,7 @@
         <w:trPr/>
         <w:tc>
           <w:tcPr>
-            <w:tcW w:w="3009" w:type="dxa"/>
+            <w:tcW w:w="3005" w:type="dxa"/>
             <w:tcBorders>
               <w:top w:val="single" w:sz="4" w:space="0" w:color="BFC7D1"/>
               <w:left w:val="single" w:sz="4" w:space="0" w:color="BFC7D1"/>
@@ -11040,81 +11040,81 @@
                 <w:szCs w:val="24"/>
                 <w:lang w:val="en-US" w:eastAsia="ja-JP" w:bidi="ar-SA"/>
               </w:rPr>
-              <w:t>Transaction_Code_Upload_Template.xlsx</w:t>
-            </w:r>
-          </w:p>
-        </w:tc>
-        <w:tc>
-          <w:tcPr>
-            <w:tcW w:w="3009" w:type="dxa"/>
-            <w:tcBorders>
-              <w:top w:val="single" w:sz="4" w:space="0" w:color="BFC7D1"/>
-              <w:left w:val="single" w:sz="4" w:space="0" w:color="BFC7D1"/>
-              <w:bottom w:val="single" w:sz="4" w:space="0" w:color="BFC7D1"/>
-              <w:right w:val="single" w:sz="4" w:space="0" w:color="BFC7D1"/>
-            </w:tcBorders>
-          </w:tcPr>
-          <w:p>
-            <w:pPr>
-              <w:pStyle w:val="Normal"/>
-              <w:widowControl/>
-              <w:spacing w:lineRule="auto" w:line="240" w:before="0" w:after="20"/>
-              <w:jc w:val="left"/>
-              <w:rPr>
-                <w:rFonts w:ascii="Aptos" w:hAnsi="Aptos" w:eastAsia="ＭＳ 明朝" w:cs="Arial"/>
-                <w:kern w:val="0"/>
-                <w:sz w:val="24"/>
-                <w:szCs w:val="24"/>
-                <w:lang w:val="en-US" w:eastAsia="ja-JP" w:bidi="ar-SA"/>
-              </w:rPr>
-            </w:pPr>
-            <w:r>
-              <w:rPr>
-                <w:rFonts w:eastAsia="Segoe UI" w:cs="Segoe UI" w:ascii="Segoe UI" w:hAnsi="Segoe UI"/>
-                <w:color w:val="101820"/>
-                <w:kern w:val="0"/>
-                <w:sz w:val="18"/>
-                <w:szCs w:val="24"/>
-                <w:lang w:val="en-US" w:eastAsia="ja-JP" w:bidi="ar-SA"/>
-              </w:rPr>
-              <w:t>Transaction codes with GL accounts and user limits</w:t>
-            </w:r>
-          </w:p>
-        </w:tc>
-        <w:tc>
-          <w:tcPr>
-            <w:tcW w:w="3009" w:type="dxa"/>
-            <w:tcBorders>
-              <w:top w:val="single" w:sz="4" w:space="0" w:color="BFC7D1"/>
-              <w:left w:val="single" w:sz="4" w:space="0" w:color="BFC7D1"/>
-              <w:bottom w:val="single" w:sz="4" w:space="0" w:color="BFC7D1"/>
-              <w:right w:val="single" w:sz="4" w:space="0" w:color="BFC7D1"/>
-            </w:tcBorders>
-          </w:tcPr>
-          <w:p>
-            <w:pPr>
-              <w:pStyle w:val="Normal"/>
-              <w:widowControl/>
-              <w:spacing w:lineRule="auto" w:line="240" w:before="0" w:after="20"/>
-              <w:jc w:val="left"/>
-              <w:rPr>
-                <w:rFonts w:ascii="Aptos" w:hAnsi="Aptos" w:eastAsia="ＭＳ 明朝" w:cs="Arial"/>
-                <w:kern w:val="0"/>
-                <w:sz w:val="24"/>
-                <w:szCs w:val="24"/>
-                <w:lang w:val="en-US" w:eastAsia="ja-JP" w:bidi="ar-SA"/>
-              </w:rPr>
-            </w:pPr>
-            <w:r>
-              <w:rPr>
-                <w:rFonts w:eastAsia="Segoe UI" w:cs="Segoe UI" w:ascii="Segoe UI" w:hAnsi="Segoe UI"/>
-                <w:color w:val="101820"/>
-                <w:kern w:val="0"/>
-                <w:sz w:val="18"/>
-                <w:szCs w:val="24"/>
-                <w:lang w:val="en-US" w:eastAsia="ja-JP" w:bidi="ar-SA"/>
-              </w:rPr>
-              <w:t>Master &gt; Finance &gt; Transaction code</w:t>
+              <w:t>Bank_Upload_Template.xlsx</w:t>
+            </w:r>
+          </w:p>
+        </w:tc>
+        <w:tc>
+          <w:tcPr>
+            <w:tcW w:w="3005" w:type="dxa"/>
+            <w:tcBorders>
+              <w:top w:val="single" w:sz="4" w:space="0" w:color="BFC7D1"/>
+              <w:left w:val="single" w:sz="4" w:space="0" w:color="BFC7D1"/>
+              <w:bottom w:val="single" w:sz="4" w:space="0" w:color="BFC7D1"/>
+              <w:right w:val="single" w:sz="4" w:space="0" w:color="BFC7D1"/>
+            </w:tcBorders>
+          </w:tcPr>
+          <w:p>
+            <w:pPr>
+              <w:pStyle w:val="Normal"/>
+              <w:widowControl/>
+              <w:spacing w:lineRule="auto" w:line="240" w:before="0" w:after="20"/>
+              <w:jc w:val="left"/>
+              <w:rPr>
+                <w:rFonts w:ascii="Aptos" w:hAnsi="Aptos" w:eastAsia="ＭＳ 明朝" w:cs="Arial"/>
+                <w:kern w:val="0"/>
+                <w:sz w:val="24"/>
+                <w:szCs w:val="24"/>
+                <w:lang w:val="en-US" w:eastAsia="ja-JP" w:bidi="ar-SA"/>
+              </w:rPr>
+            </w:pPr>
+            <w:r>
+              <w:rPr>
+                <w:rFonts w:eastAsia="Segoe UI" w:cs="Segoe UI" w:ascii="Segoe UI" w:hAnsi="Segoe UI"/>
+                <w:color w:val="101820"/>
+                <w:kern w:val="0"/>
+                <w:sz w:val="18"/>
+                <w:szCs w:val="24"/>
+                <w:lang w:val="en-US" w:eastAsia="ja-JP" w:bidi="ar-SA"/>
+              </w:rPr>
+              <w:t>Banks</w:t>
+            </w:r>
+          </w:p>
+        </w:tc>
+        <w:tc>
+          <w:tcPr>
+            <w:tcW w:w="3005" w:type="dxa"/>
+            <w:tcBorders>
+              <w:top w:val="single" w:sz="4" w:space="0" w:color="BFC7D1"/>
+              <w:left w:val="single" w:sz="4" w:space="0" w:color="BFC7D1"/>
+              <w:bottom w:val="single" w:sz="4" w:space="0" w:color="BFC7D1"/>
+              <w:right w:val="single" w:sz="4" w:space="0" w:color="BFC7D1"/>
+            </w:tcBorders>
+          </w:tcPr>
+          <w:p>
+            <w:pPr>
+              <w:pStyle w:val="Normal"/>
+              <w:widowControl/>
+              <w:spacing w:lineRule="auto" w:line="240" w:before="0" w:after="20"/>
+              <w:jc w:val="left"/>
+              <w:rPr>
+                <w:rFonts w:ascii="Aptos" w:hAnsi="Aptos" w:eastAsia="ＭＳ 明朝" w:cs="Arial"/>
+                <w:kern w:val="0"/>
+                <w:sz w:val="24"/>
+                <w:szCs w:val="24"/>
+                <w:lang w:val="en-US" w:eastAsia="ja-JP" w:bidi="ar-SA"/>
+              </w:rPr>
+            </w:pPr>
+            <w:r>
+              <w:rPr>
+                <w:rFonts w:eastAsia="Segoe UI" w:cs="Segoe UI" w:ascii="Segoe UI" w:hAnsi="Segoe UI"/>
+                <w:color w:val="101820"/>
+                <w:kern w:val="0"/>
+                <w:sz w:val="18"/>
+                <w:szCs w:val="24"/>
+                <w:lang w:val="en-US" w:eastAsia="ja-JP" w:bidi="ar-SA"/>
+              </w:rPr>
+              <w:t>Master &gt; Finance &gt; Bank</w:t>
             </w:r>
           </w:p>
         </w:tc>
@@ -11123,7 +11123,7 @@
         <w:trPr/>
         <w:tc>
           <w:tcPr>
-            <w:tcW w:w="3009" w:type="dxa"/>
+            <w:tcW w:w="3005" w:type="dxa"/>
             <w:tcBorders>
               <w:top w:val="single" w:sz="4" w:space="0" w:color="BFC7D1"/>
               <w:left w:val="single" w:sz="4" w:space="0" w:color="BFC7D1"/>
@@ -11154,81 +11154,81 @@
                 <w:szCs w:val="24"/>
                 <w:lang w:val="en-US" w:eastAsia="ja-JP" w:bidi="ar-SA"/>
               </w:rPr>
-              <w:t>Write_off_Reason_Upload_Template.xlsx</w:t>
-            </w:r>
-          </w:p>
-        </w:tc>
-        <w:tc>
-          <w:tcPr>
-            <w:tcW w:w="3009" w:type="dxa"/>
-            <w:tcBorders>
-              <w:top w:val="single" w:sz="4" w:space="0" w:color="BFC7D1"/>
-              <w:left w:val="single" w:sz="4" w:space="0" w:color="BFC7D1"/>
-              <w:bottom w:val="single" w:sz="4" w:space="0" w:color="BFC7D1"/>
-              <w:right w:val="single" w:sz="4" w:space="0" w:color="BFC7D1"/>
-            </w:tcBorders>
-          </w:tcPr>
-          <w:p>
-            <w:pPr>
-              <w:pStyle w:val="Normal"/>
-              <w:widowControl/>
-              <w:spacing w:lineRule="auto" w:line="240" w:before="0" w:after="20"/>
-              <w:jc w:val="left"/>
-              <w:rPr>
-                <w:rFonts w:ascii="Aptos" w:hAnsi="Aptos" w:eastAsia="ＭＳ 明朝" w:cs="Arial"/>
-                <w:kern w:val="0"/>
-                <w:sz w:val="24"/>
-                <w:szCs w:val="24"/>
-                <w:lang w:val="en-US" w:eastAsia="ja-JP" w:bidi="ar-SA"/>
-              </w:rPr>
-            </w:pPr>
-            <w:r>
-              <w:rPr>
-                <w:rFonts w:eastAsia="Segoe UI" w:cs="Segoe UI" w:ascii="Segoe UI" w:hAnsi="Segoe UI"/>
-                <w:color w:val="101820"/>
-                <w:kern w:val="0"/>
-                <w:sz w:val="18"/>
-                <w:szCs w:val="24"/>
-                <w:lang w:val="en-US" w:eastAsia="ja-JP" w:bidi="ar-SA"/>
-              </w:rPr>
-              <w:t>Write-off reasons with GL account and maximum</w:t>
-            </w:r>
-          </w:p>
-        </w:tc>
-        <w:tc>
-          <w:tcPr>
-            <w:tcW w:w="3009" w:type="dxa"/>
-            <w:tcBorders>
-              <w:top w:val="single" w:sz="4" w:space="0" w:color="BFC7D1"/>
-              <w:left w:val="single" w:sz="4" w:space="0" w:color="BFC7D1"/>
-              <w:bottom w:val="single" w:sz="4" w:space="0" w:color="BFC7D1"/>
-              <w:right w:val="single" w:sz="4" w:space="0" w:color="BFC7D1"/>
-            </w:tcBorders>
-          </w:tcPr>
-          <w:p>
-            <w:pPr>
-              <w:pStyle w:val="Normal"/>
-              <w:widowControl/>
-              <w:spacing w:lineRule="auto" w:line="240" w:before="0" w:after="20"/>
-              <w:jc w:val="left"/>
-              <w:rPr>
-                <w:rFonts w:ascii="Aptos" w:hAnsi="Aptos" w:eastAsia="ＭＳ 明朝" w:cs="Arial"/>
-                <w:kern w:val="0"/>
-                <w:sz w:val="24"/>
-                <w:szCs w:val="24"/>
-                <w:lang w:val="en-US" w:eastAsia="ja-JP" w:bidi="ar-SA"/>
-              </w:rPr>
-            </w:pPr>
-            <w:r>
-              <w:rPr>
-                <w:rFonts w:eastAsia="Segoe UI" w:cs="Segoe UI" w:ascii="Segoe UI" w:hAnsi="Segoe UI"/>
-                <w:color w:val="101820"/>
-                <w:kern w:val="0"/>
-                <w:sz w:val="18"/>
-                <w:szCs w:val="24"/>
-                <w:lang w:val="en-US" w:eastAsia="ja-JP" w:bidi="ar-SA"/>
-              </w:rPr>
-              <w:t>Master &gt; Finance &gt; Account Determination (API route)</w:t>
+              <w:t>Bank_Account_Upload_Template.xlsx</w:t>
+            </w:r>
+          </w:p>
+        </w:tc>
+        <w:tc>
+          <w:tcPr>
+            <w:tcW w:w="3005" w:type="dxa"/>
+            <w:tcBorders>
+              <w:top w:val="single" w:sz="4" w:space="0" w:color="BFC7D1"/>
+              <w:left w:val="single" w:sz="4" w:space="0" w:color="BFC7D1"/>
+              <w:bottom w:val="single" w:sz="4" w:space="0" w:color="BFC7D1"/>
+              <w:right w:val="single" w:sz="4" w:space="0" w:color="BFC7D1"/>
+            </w:tcBorders>
+          </w:tcPr>
+          <w:p>
+            <w:pPr>
+              <w:pStyle w:val="Normal"/>
+              <w:widowControl/>
+              <w:spacing w:lineRule="auto" w:line="240" w:before="0" w:after="20"/>
+              <w:jc w:val="left"/>
+              <w:rPr>
+                <w:rFonts w:ascii="Aptos" w:hAnsi="Aptos" w:eastAsia="ＭＳ 明朝" w:cs="Arial"/>
+                <w:kern w:val="0"/>
+                <w:sz w:val="24"/>
+                <w:szCs w:val="24"/>
+                <w:lang w:val="en-US" w:eastAsia="ja-JP" w:bidi="ar-SA"/>
+              </w:rPr>
+            </w:pPr>
+            <w:r>
+              <w:rPr>
+                <w:rFonts w:eastAsia="Segoe UI" w:cs="Segoe UI" w:ascii="Segoe UI" w:hAnsi="Segoe UI"/>
+                <w:color w:val="101820"/>
+                <w:kern w:val="0"/>
+                <w:sz w:val="18"/>
+                <w:szCs w:val="24"/>
+                <w:lang w:val="en-US" w:eastAsia="ja-JP" w:bidi="ar-SA"/>
+              </w:rPr>
+              <w:t>The broker's bank accounts with GL cash account, statement format and reconcile-from date</w:t>
+            </w:r>
+          </w:p>
+        </w:tc>
+        <w:tc>
+          <w:tcPr>
+            <w:tcW w:w="3005" w:type="dxa"/>
+            <w:tcBorders>
+              <w:top w:val="single" w:sz="4" w:space="0" w:color="BFC7D1"/>
+              <w:left w:val="single" w:sz="4" w:space="0" w:color="BFC7D1"/>
+              <w:bottom w:val="single" w:sz="4" w:space="0" w:color="BFC7D1"/>
+              <w:right w:val="single" w:sz="4" w:space="0" w:color="BFC7D1"/>
+            </w:tcBorders>
+          </w:tcPr>
+          <w:p>
+            <w:pPr>
+              <w:pStyle w:val="Normal"/>
+              <w:widowControl/>
+              <w:spacing w:lineRule="auto" w:line="240" w:before="0" w:after="20"/>
+              <w:jc w:val="left"/>
+              <w:rPr>
+                <w:rFonts w:ascii="Aptos" w:hAnsi="Aptos" w:eastAsia="ＭＳ 明朝" w:cs="Arial"/>
+                <w:kern w:val="0"/>
+                <w:sz w:val="24"/>
+                <w:szCs w:val="24"/>
+                <w:lang w:val="en-US" w:eastAsia="ja-JP" w:bidi="ar-SA"/>
+              </w:rPr>
+            </w:pPr>
+            <w:r>
+              <w:rPr>
+                <w:rFonts w:eastAsia="Segoe UI" w:cs="Segoe UI" w:ascii="Segoe UI" w:hAnsi="Segoe UI"/>
+                <w:color w:val="101820"/>
+                <w:kern w:val="0"/>
+                <w:sz w:val="18"/>
+                <w:szCs w:val="24"/>
+                <w:lang w:val="en-US" w:eastAsia="ja-JP" w:bidi="ar-SA"/>
+              </w:rPr>
+              <w:t>Master &gt; Finance &gt; Bank (Bank accounts)</w:t>
             </w:r>
           </w:p>
         </w:tc>
@@ -11237,7 +11237,7 @@
         <w:trPr/>
         <w:tc>
           <w:tcPr>
-            <w:tcW w:w="3009" w:type="dxa"/>
+            <w:tcW w:w="3005" w:type="dxa"/>
             <w:tcBorders>
               <w:top w:val="single" w:sz="4" w:space="0" w:color="BFC7D1"/>
               <w:left w:val="single" w:sz="4" w:space="0" w:color="BFC7D1"/>
@@ -11268,81 +11268,81 @@
                 <w:szCs w:val="24"/>
                 <w:lang w:val="en-US" w:eastAsia="ja-JP" w:bidi="ar-SA"/>
               </w:rPr>
-              <w:t>Petty_Cash_Upload_Template.xlsx</w:t>
-            </w:r>
-          </w:p>
-        </w:tc>
-        <w:tc>
-          <w:tcPr>
-            <w:tcW w:w="3009" w:type="dxa"/>
-            <w:tcBorders>
-              <w:top w:val="single" w:sz="4" w:space="0" w:color="BFC7D1"/>
-              <w:left w:val="single" w:sz="4" w:space="0" w:color="BFC7D1"/>
-              <w:bottom w:val="single" w:sz="4" w:space="0" w:color="BFC7D1"/>
-              <w:right w:val="single" w:sz="4" w:space="0" w:color="BFC7D1"/>
-            </w:tcBorders>
-          </w:tcPr>
-          <w:p>
-            <w:pPr>
-              <w:pStyle w:val="Normal"/>
-              <w:widowControl/>
-              <w:spacing w:lineRule="auto" w:line="240" w:before="0" w:after="20"/>
-              <w:jc w:val="left"/>
-              <w:rPr>
-                <w:rFonts w:ascii="Aptos" w:hAnsi="Aptos" w:eastAsia="ＭＳ 明朝" w:cs="Arial"/>
-                <w:kern w:val="0"/>
-                <w:sz w:val="24"/>
-                <w:szCs w:val="24"/>
-                <w:lang w:val="en-US" w:eastAsia="ja-JP" w:bidi="ar-SA"/>
-              </w:rPr>
-            </w:pPr>
-            <w:r>
-              <w:rPr>
-                <w:rFonts w:eastAsia="Segoe UI" w:cs="Segoe UI" w:ascii="Segoe UI" w:hAnsi="Segoe UI"/>
-                <w:color w:val="101820"/>
-                <w:kern w:val="0"/>
-                <w:sz w:val="18"/>
-                <w:szCs w:val="24"/>
-                <w:lang w:val="en-US" w:eastAsia="ja-JP" w:bidi="ar-SA"/>
-              </w:rPr>
-              <w:t>Petty cash funds</w:t>
-            </w:r>
-          </w:p>
-        </w:tc>
-        <w:tc>
-          <w:tcPr>
-            <w:tcW w:w="3009" w:type="dxa"/>
-            <w:tcBorders>
-              <w:top w:val="single" w:sz="4" w:space="0" w:color="BFC7D1"/>
-              <w:left w:val="single" w:sz="4" w:space="0" w:color="BFC7D1"/>
-              <w:bottom w:val="single" w:sz="4" w:space="0" w:color="BFC7D1"/>
-              <w:right w:val="single" w:sz="4" w:space="0" w:color="BFC7D1"/>
-            </w:tcBorders>
-          </w:tcPr>
-          <w:p>
-            <w:pPr>
-              <w:pStyle w:val="Normal"/>
-              <w:widowControl/>
-              <w:spacing w:lineRule="auto" w:line="240" w:before="0" w:after="20"/>
-              <w:jc w:val="left"/>
-              <w:rPr>
-                <w:rFonts w:ascii="Aptos" w:hAnsi="Aptos" w:eastAsia="ＭＳ 明朝" w:cs="Arial"/>
-                <w:kern w:val="0"/>
-                <w:sz w:val="24"/>
-                <w:szCs w:val="24"/>
-                <w:lang w:val="en-US" w:eastAsia="ja-JP" w:bidi="ar-SA"/>
-              </w:rPr>
-            </w:pPr>
-            <w:r>
-              <w:rPr>
-                <w:rFonts w:eastAsia="Segoe UI" w:cs="Segoe UI" w:ascii="Segoe UI" w:hAnsi="Segoe UI"/>
-                <w:color w:val="101820"/>
-                <w:kern w:val="0"/>
-                <w:sz w:val="18"/>
-                <w:szCs w:val="24"/>
-                <w:lang w:val="en-US" w:eastAsia="ja-JP" w:bidi="ar-SA"/>
-              </w:rPr>
-              <w:t>Master &gt; Finance &gt; Petty cash</w:t>
+              <w:t>Policies_Upload_Template.xlsx</w:t>
+            </w:r>
+          </w:p>
+        </w:tc>
+        <w:tc>
+          <w:tcPr>
+            <w:tcW w:w="3005" w:type="dxa"/>
+            <w:tcBorders>
+              <w:top w:val="single" w:sz="4" w:space="0" w:color="BFC7D1"/>
+              <w:left w:val="single" w:sz="4" w:space="0" w:color="BFC7D1"/>
+              <w:bottom w:val="single" w:sz="4" w:space="0" w:color="BFC7D1"/>
+              <w:right w:val="single" w:sz="4" w:space="0" w:color="BFC7D1"/>
+            </w:tcBorders>
+          </w:tcPr>
+          <w:p>
+            <w:pPr>
+              <w:pStyle w:val="Normal"/>
+              <w:widowControl/>
+              <w:spacing w:lineRule="auto" w:line="240" w:before="0" w:after="20"/>
+              <w:jc w:val="left"/>
+              <w:rPr>
+                <w:rFonts w:ascii="Aptos" w:hAnsi="Aptos" w:eastAsia="ＭＳ 明朝" w:cs="Arial"/>
+                <w:kern w:val="0"/>
+                <w:sz w:val="24"/>
+                <w:szCs w:val="24"/>
+                <w:lang w:val="en-US" w:eastAsia="ja-JP" w:bidi="ar-SA"/>
+              </w:rPr>
+            </w:pPr>
+            <w:r>
+              <w:rPr>
+                <w:rFonts w:eastAsia="Segoe UI" w:cs="Segoe UI" w:ascii="Segoe UI" w:hAnsi="Segoe UI"/>
+                <w:color w:val="101820"/>
+                <w:kern w:val="0"/>
+                <w:sz w:val="18"/>
+                <w:szCs w:val="24"/>
+                <w:lang w:val="en-US" w:eastAsia="ja-JP" w:bidi="ar-SA"/>
+              </w:rPr>
+              <w:t>In-force policies and their clients (go-live mode), or new policies</w:t>
+            </w:r>
+          </w:p>
+        </w:tc>
+        <w:tc>
+          <w:tcPr>
+            <w:tcW w:w="3005" w:type="dxa"/>
+            <w:tcBorders>
+              <w:top w:val="single" w:sz="4" w:space="0" w:color="BFC7D1"/>
+              <w:left w:val="single" w:sz="4" w:space="0" w:color="BFC7D1"/>
+              <w:bottom w:val="single" w:sz="4" w:space="0" w:color="BFC7D1"/>
+              <w:right w:val="single" w:sz="4" w:space="0" w:color="BFC7D1"/>
+            </w:tcBorders>
+          </w:tcPr>
+          <w:p>
+            <w:pPr>
+              <w:pStyle w:val="Normal"/>
+              <w:widowControl/>
+              <w:spacing w:lineRule="auto" w:line="240" w:before="0" w:after="20"/>
+              <w:jc w:val="left"/>
+              <w:rPr>
+                <w:rFonts w:ascii="Aptos" w:hAnsi="Aptos" w:eastAsia="ＭＳ 明朝" w:cs="Arial"/>
+                <w:kern w:val="0"/>
+                <w:sz w:val="24"/>
+                <w:szCs w:val="24"/>
+                <w:lang w:val="en-US" w:eastAsia="ja-JP" w:bidi="ar-SA"/>
+              </w:rPr>
+            </w:pPr>
+            <w:r>
+              <w:rPr>
+                <w:rFonts w:eastAsia="Segoe UI" w:cs="Segoe UI" w:ascii="Segoe UI" w:hAnsi="Segoe UI"/>
+                <w:color w:val="101820"/>
+                <w:kern w:val="0"/>
+                <w:sz w:val="18"/>
+                <w:szCs w:val="24"/>
+                <w:lang w:val="en-US" w:eastAsia="ja-JP" w:bidi="ar-SA"/>
+              </w:rPr>
+              <w:t>Operations &gt; Policy &gt; Bulk Upload</w:t>
             </w:r>
           </w:p>
         </w:tc>
@@ -11351,7 +11351,7 @@
         <w:trPr/>
         <w:tc>
           <w:tcPr>
-            <w:tcW w:w="3009" w:type="dxa"/>
+            <w:tcW w:w="3005" w:type="dxa"/>
             <w:tcBorders>
               <w:top w:val="single" w:sz="4" w:space="0" w:color="BFC7D1"/>
               <w:left w:val="single" w:sz="4" w:space="0" w:color="BFC7D1"/>
@@ -11382,81 +11382,81 @@
                 <w:szCs w:val="24"/>
                 <w:lang w:val="en-US" w:eastAsia="ja-JP" w:bidi="ar-SA"/>
               </w:rPr>
-              <w:t>Bank_Upload_Template.xlsx</w:t>
-            </w:r>
-          </w:p>
-        </w:tc>
-        <w:tc>
-          <w:tcPr>
-            <w:tcW w:w="3009" w:type="dxa"/>
-            <w:tcBorders>
-              <w:top w:val="single" w:sz="4" w:space="0" w:color="BFC7D1"/>
-              <w:left w:val="single" w:sz="4" w:space="0" w:color="BFC7D1"/>
-              <w:bottom w:val="single" w:sz="4" w:space="0" w:color="BFC7D1"/>
-              <w:right w:val="single" w:sz="4" w:space="0" w:color="BFC7D1"/>
-            </w:tcBorders>
-          </w:tcPr>
-          <w:p>
-            <w:pPr>
-              <w:pStyle w:val="Normal"/>
-              <w:widowControl/>
-              <w:spacing w:lineRule="auto" w:line="240" w:before="0" w:after="20"/>
-              <w:jc w:val="left"/>
-              <w:rPr>
-                <w:rFonts w:ascii="Aptos" w:hAnsi="Aptos" w:eastAsia="ＭＳ 明朝" w:cs="Arial"/>
-                <w:kern w:val="0"/>
-                <w:sz w:val="24"/>
-                <w:szCs w:val="24"/>
-                <w:lang w:val="en-US" w:eastAsia="ja-JP" w:bidi="ar-SA"/>
-              </w:rPr>
-            </w:pPr>
-            <w:r>
-              <w:rPr>
-                <w:rFonts w:eastAsia="Segoe UI" w:cs="Segoe UI" w:ascii="Segoe UI" w:hAnsi="Segoe UI"/>
-                <w:color w:val="101820"/>
-                <w:kern w:val="0"/>
-                <w:sz w:val="18"/>
-                <w:szCs w:val="24"/>
-                <w:lang w:val="en-US" w:eastAsia="ja-JP" w:bidi="ar-SA"/>
-              </w:rPr>
-              <w:t>Banks</w:t>
-            </w:r>
-          </w:p>
-        </w:tc>
-        <w:tc>
-          <w:tcPr>
-            <w:tcW w:w="3009" w:type="dxa"/>
-            <w:tcBorders>
-              <w:top w:val="single" w:sz="4" w:space="0" w:color="BFC7D1"/>
-              <w:left w:val="single" w:sz="4" w:space="0" w:color="BFC7D1"/>
-              <w:bottom w:val="single" w:sz="4" w:space="0" w:color="BFC7D1"/>
-              <w:right w:val="single" w:sz="4" w:space="0" w:color="BFC7D1"/>
-            </w:tcBorders>
-          </w:tcPr>
-          <w:p>
-            <w:pPr>
-              <w:pStyle w:val="Normal"/>
-              <w:widowControl/>
-              <w:spacing w:lineRule="auto" w:line="240" w:before="0" w:after="20"/>
-              <w:jc w:val="left"/>
-              <w:rPr>
-                <w:rFonts w:ascii="Aptos" w:hAnsi="Aptos" w:eastAsia="ＭＳ 明朝" w:cs="Arial"/>
-                <w:kern w:val="0"/>
-                <w:sz w:val="24"/>
-                <w:szCs w:val="24"/>
-                <w:lang w:val="en-US" w:eastAsia="ja-JP" w:bidi="ar-SA"/>
-              </w:rPr>
-            </w:pPr>
-            <w:r>
-              <w:rPr>
-                <w:rFonts w:eastAsia="Segoe UI" w:cs="Segoe UI" w:ascii="Segoe UI" w:hAnsi="Segoe UI"/>
-                <w:color w:val="101820"/>
-                <w:kern w:val="0"/>
-                <w:sz w:val="18"/>
-                <w:szCs w:val="24"/>
-                <w:lang w:val="en-US" w:eastAsia="ja-JP" w:bidi="ar-SA"/>
-              </w:rPr>
-              <w:t>Master &gt; Finance &gt; Bank</w:t>
+              <w:t>Open_Items_Upload_Template.xlsx</w:t>
+            </w:r>
+          </w:p>
+        </w:tc>
+        <w:tc>
+          <w:tcPr>
+            <w:tcW w:w="3005" w:type="dxa"/>
+            <w:tcBorders>
+              <w:top w:val="single" w:sz="4" w:space="0" w:color="BFC7D1"/>
+              <w:left w:val="single" w:sz="4" w:space="0" w:color="BFC7D1"/>
+              <w:bottom w:val="single" w:sz="4" w:space="0" w:color="BFC7D1"/>
+              <w:right w:val="single" w:sz="4" w:space="0" w:color="BFC7D1"/>
+            </w:tcBorders>
+          </w:tcPr>
+          <w:p>
+            <w:pPr>
+              <w:pStyle w:val="Normal"/>
+              <w:widowControl/>
+              <w:spacing w:lineRule="auto" w:line="240" w:before="0" w:after="20"/>
+              <w:jc w:val="left"/>
+              <w:rPr>
+                <w:rFonts w:ascii="Aptos" w:hAnsi="Aptos" w:eastAsia="ＭＳ 明朝" w:cs="Arial"/>
+                <w:kern w:val="0"/>
+                <w:sz w:val="24"/>
+                <w:szCs w:val="24"/>
+                <w:lang w:val="en-US" w:eastAsia="ja-JP" w:bidi="ar-SA"/>
+              </w:rPr>
+            </w:pPr>
+            <w:r>
+              <w:rPr>
+                <w:rFonts w:eastAsia="Segoe UI" w:cs="Segoe UI" w:ascii="Segoe UI" w:hAnsi="Segoe UI"/>
+                <w:color w:val="101820"/>
+                <w:kern w:val="0"/>
+                <w:sz w:val="18"/>
+                <w:szCs w:val="24"/>
+                <w:lang w:val="en-US" w:eastAsia="ja-JP" w:bidi="ar-SA"/>
+              </w:rPr>
+              <w:t>Unpaid premium bills at go-live</w:t>
+            </w:r>
+          </w:p>
+        </w:tc>
+        <w:tc>
+          <w:tcPr>
+            <w:tcW w:w="3005" w:type="dxa"/>
+            <w:tcBorders>
+              <w:top w:val="single" w:sz="4" w:space="0" w:color="BFC7D1"/>
+              <w:left w:val="single" w:sz="4" w:space="0" w:color="BFC7D1"/>
+              <w:bottom w:val="single" w:sz="4" w:space="0" w:color="BFC7D1"/>
+              <w:right w:val="single" w:sz="4" w:space="0" w:color="BFC7D1"/>
+            </w:tcBorders>
+          </w:tcPr>
+          <w:p>
+            <w:pPr>
+              <w:pStyle w:val="Normal"/>
+              <w:widowControl/>
+              <w:spacing w:lineRule="auto" w:line="240" w:before="0" w:after="20"/>
+              <w:jc w:val="left"/>
+              <w:rPr>
+                <w:rFonts w:ascii="Aptos" w:hAnsi="Aptos" w:eastAsia="ＭＳ 明朝" w:cs="Arial"/>
+                <w:kern w:val="0"/>
+                <w:sz w:val="24"/>
+                <w:szCs w:val="24"/>
+                <w:lang w:val="en-US" w:eastAsia="ja-JP" w:bidi="ar-SA"/>
+              </w:rPr>
+            </w:pPr>
+            <w:r>
+              <w:rPr>
+                <w:rFonts w:eastAsia="Segoe UI" w:cs="Segoe UI" w:ascii="Segoe UI" w:hAnsi="Segoe UI"/>
+                <w:color w:val="101820"/>
+                <w:kern w:val="0"/>
+                <w:sz w:val="18"/>
+                <w:szCs w:val="24"/>
+                <w:lang w:val="en-US" w:eastAsia="ja-JP" w:bidi="ar-SA"/>
+              </w:rPr>
+              <w:t>Accounts &gt; Collections &gt; Import open items</w:t>
             </w:r>
           </w:p>
         </w:tc>
@@ -11465,7 +11465,7 @@
         <w:trPr/>
         <w:tc>
           <w:tcPr>
-            <w:tcW w:w="3009" w:type="dxa"/>
+            <w:tcW w:w="3005" w:type="dxa"/>
             <w:tcBorders>
               <w:top w:val="single" w:sz="4" w:space="0" w:color="BFC7D1"/>
               <w:left w:val="single" w:sz="4" w:space="0" w:color="BFC7D1"/>
@@ -11496,81 +11496,81 @@
                 <w:szCs w:val="24"/>
                 <w:lang w:val="en-US" w:eastAsia="ja-JP" w:bidi="ar-SA"/>
               </w:rPr>
-              <w:t>Bank_Account_Upload_Template.xlsx</w:t>
-            </w:r>
-          </w:p>
-        </w:tc>
-        <w:tc>
-          <w:tcPr>
-            <w:tcW w:w="3009" w:type="dxa"/>
-            <w:tcBorders>
-              <w:top w:val="single" w:sz="4" w:space="0" w:color="BFC7D1"/>
-              <w:left w:val="single" w:sz="4" w:space="0" w:color="BFC7D1"/>
-              <w:bottom w:val="single" w:sz="4" w:space="0" w:color="BFC7D1"/>
-              <w:right w:val="single" w:sz="4" w:space="0" w:color="BFC7D1"/>
-            </w:tcBorders>
-          </w:tcPr>
-          <w:p>
-            <w:pPr>
-              <w:pStyle w:val="Normal"/>
-              <w:widowControl/>
-              <w:spacing w:lineRule="auto" w:line="240" w:before="0" w:after="20"/>
-              <w:jc w:val="left"/>
-              <w:rPr>
-                <w:rFonts w:ascii="Aptos" w:hAnsi="Aptos" w:eastAsia="ＭＳ 明朝" w:cs="Arial"/>
-                <w:kern w:val="0"/>
-                <w:sz w:val="24"/>
-                <w:szCs w:val="24"/>
-                <w:lang w:val="en-US" w:eastAsia="ja-JP" w:bidi="ar-SA"/>
-              </w:rPr>
-            </w:pPr>
-            <w:r>
-              <w:rPr>
-                <w:rFonts w:eastAsia="Segoe UI" w:cs="Segoe UI" w:ascii="Segoe UI" w:hAnsi="Segoe UI"/>
-                <w:color w:val="101820"/>
-                <w:kern w:val="0"/>
-                <w:sz w:val="18"/>
-                <w:szCs w:val="24"/>
-                <w:lang w:val="en-US" w:eastAsia="ja-JP" w:bidi="ar-SA"/>
-              </w:rPr>
-              <w:t>The broker's bank accounts with GL cash account, statement format and reconcile-from date</w:t>
-            </w:r>
-          </w:p>
-        </w:tc>
-        <w:tc>
-          <w:tcPr>
-            <w:tcW w:w="3009" w:type="dxa"/>
-            <w:tcBorders>
-              <w:top w:val="single" w:sz="4" w:space="0" w:color="BFC7D1"/>
-              <w:left w:val="single" w:sz="4" w:space="0" w:color="BFC7D1"/>
-              <w:bottom w:val="single" w:sz="4" w:space="0" w:color="BFC7D1"/>
-              <w:right w:val="single" w:sz="4" w:space="0" w:color="BFC7D1"/>
-            </w:tcBorders>
-          </w:tcPr>
-          <w:p>
-            <w:pPr>
-              <w:pStyle w:val="Normal"/>
-              <w:widowControl/>
-              <w:spacing w:lineRule="auto" w:line="240" w:before="0" w:after="20"/>
-              <w:jc w:val="left"/>
-              <w:rPr>
-                <w:rFonts w:ascii="Aptos" w:hAnsi="Aptos" w:eastAsia="ＭＳ 明朝" w:cs="Arial"/>
-                <w:kern w:val="0"/>
-                <w:sz w:val="24"/>
-                <w:szCs w:val="24"/>
-                <w:lang w:val="en-US" w:eastAsia="ja-JP" w:bidi="ar-SA"/>
-              </w:rPr>
-            </w:pPr>
-            <w:r>
-              <w:rPr>
-                <w:rFonts w:eastAsia="Segoe UI" w:cs="Segoe UI" w:ascii="Segoe UI" w:hAnsi="Segoe UI"/>
-                <w:color w:val="101820"/>
-                <w:kern w:val="0"/>
-                <w:sz w:val="18"/>
-                <w:szCs w:val="24"/>
-                <w:lang w:val="en-US" w:eastAsia="ja-JP" w:bidi="ar-SA"/>
-              </w:rPr>
-              <w:t>Master &gt; Finance &gt; Bank (Bank accounts)</w:t>
+              <w:t>Opening_Balances_Upload_Template.xlsx</w:t>
+            </w:r>
+          </w:p>
+        </w:tc>
+        <w:tc>
+          <w:tcPr>
+            <w:tcW w:w="3005" w:type="dxa"/>
+            <w:tcBorders>
+              <w:top w:val="single" w:sz="4" w:space="0" w:color="BFC7D1"/>
+              <w:left w:val="single" w:sz="4" w:space="0" w:color="BFC7D1"/>
+              <w:bottom w:val="single" w:sz="4" w:space="0" w:color="BFC7D1"/>
+              <w:right w:val="single" w:sz="4" w:space="0" w:color="BFC7D1"/>
+            </w:tcBorders>
+          </w:tcPr>
+          <w:p>
+            <w:pPr>
+              <w:pStyle w:val="Normal"/>
+              <w:widowControl/>
+              <w:spacing w:lineRule="auto" w:line="240" w:before="0" w:after="20"/>
+              <w:jc w:val="left"/>
+              <w:rPr>
+                <w:rFonts w:ascii="Aptos" w:hAnsi="Aptos" w:eastAsia="ＭＳ 明朝" w:cs="Arial"/>
+                <w:kern w:val="0"/>
+                <w:sz w:val="24"/>
+                <w:szCs w:val="24"/>
+                <w:lang w:val="en-US" w:eastAsia="ja-JP" w:bidi="ar-SA"/>
+              </w:rPr>
+            </w:pPr>
+            <w:r>
+              <w:rPr>
+                <w:rFonts w:eastAsia="Segoe UI" w:cs="Segoe UI" w:ascii="Segoe UI" w:hAnsi="Segoe UI"/>
+                <w:color w:val="101820"/>
+                <w:kern w:val="0"/>
+                <w:sz w:val="18"/>
+                <w:szCs w:val="24"/>
+                <w:lang w:val="en-US" w:eastAsia="ja-JP" w:bidi="ar-SA"/>
+              </w:rPr>
+              <w:t>Trial balance at the day before go-live</w:t>
+            </w:r>
+          </w:p>
+        </w:tc>
+        <w:tc>
+          <w:tcPr>
+            <w:tcW w:w="3005" w:type="dxa"/>
+            <w:tcBorders>
+              <w:top w:val="single" w:sz="4" w:space="0" w:color="BFC7D1"/>
+              <w:left w:val="single" w:sz="4" w:space="0" w:color="BFC7D1"/>
+              <w:bottom w:val="single" w:sz="4" w:space="0" w:color="BFC7D1"/>
+              <w:right w:val="single" w:sz="4" w:space="0" w:color="BFC7D1"/>
+            </w:tcBorders>
+          </w:tcPr>
+          <w:p>
+            <w:pPr>
+              <w:pStyle w:val="Normal"/>
+              <w:widowControl/>
+              <w:spacing w:lineRule="auto" w:line="240" w:before="0" w:after="20"/>
+              <w:jc w:val="left"/>
+              <w:rPr>
+                <w:rFonts w:ascii="Aptos" w:hAnsi="Aptos" w:eastAsia="ＭＳ 明朝" w:cs="Arial"/>
+                <w:kern w:val="0"/>
+                <w:sz w:val="24"/>
+                <w:szCs w:val="24"/>
+                <w:lang w:val="en-US" w:eastAsia="ja-JP" w:bidi="ar-SA"/>
+              </w:rPr>
+            </w:pPr>
+            <w:r>
+              <w:rPr>
+                <w:rFonts w:eastAsia="Segoe UI" w:cs="Segoe UI" w:ascii="Segoe UI" w:hAnsi="Segoe UI"/>
+                <w:color w:val="101820"/>
+                <w:kern w:val="0"/>
+                <w:sz w:val="18"/>
+                <w:szCs w:val="24"/>
+                <w:lang w:val="en-US" w:eastAsia="ja-JP" w:bidi="ar-SA"/>
+              </w:rPr>
+              <w:t>Accounts &gt; Period End &gt; Period Management &gt; Import opening balances</w:t>
             </w:r>
           </w:p>
         </w:tc>
@@ -11579,7 +11579,7 @@
         <w:trPr/>
         <w:tc>
           <w:tcPr>
-            <w:tcW w:w="3009" w:type="dxa"/>
+            <w:tcW w:w="3005" w:type="dxa"/>
             <w:tcBorders>
               <w:top w:val="single" w:sz="4" w:space="0" w:color="BFC7D1"/>
               <w:left w:val="single" w:sz="4" w:space="0" w:color="BFC7D1"/>
@@ -11610,81 +11610,81 @@
                 <w:szCs w:val="24"/>
                 <w:lang w:val="en-US" w:eastAsia="ja-JP" w:bidi="ar-SA"/>
               </w:rPr>
-              <w:t>Policies_Upload_Template.xlsx</w:t>
-            </w:r>
-          </w:p>
-        </w:tc>
-        <w:tc>
-          <w:tcPr>
-            <w:tcW w:w="3009" w:type="dxa"/>
-            <w:tcBorders>
-              <w:top w:val="single" w:sz="4" w:space="0" w:color="BFC7D1"/>
-              <w:left w:val="single" w:sz="4" w:space="0" w:color="BFC7D1"/>
-              <w:bottom w:val="single" w:sz="4" w:space="0" w:color="BFC7D1"/>
-              <w:right w:val="single" w:sz="4" w:space="0" w:color="BFC7D1"/>
-            </w:tcBorders>
-          </w:tcPr>
-          <w:p>
-            <w:pPr>
-              <w:pStyle w:val="Normal"/>
-              <w:widowControl/>
-              <w:spacing w:lineRule="auto" w:line="240" w:before="0" w:after="20"/>
-              <w:jc w:val="left"/>
-              <w:rPr>
-                <w:rFonts w:ascii="Aptos" w:hAnsi="Aptos" w:eastAsia="ＭＳ 明朝" w:cs="Arial"/>
-                <w:kern w:val="0"/>
-                <w:sz w:val="24"/>
-                <w:szCs w:val="24"/>
-                <w:lang w:val="en-US" w:eastAsia="ja-JP" w:bidi="ar-SA"/>
-              </w:rPr>
-            </w:pPr>
-            <w:r>
-              <w:rPr>
-                <w:rFonts w:eastAsia="Segoe UI" w:cs="Segoe UI" w:ascii="Segoe UI" w:hAnsi="Segoe UI"/>
-                <w:color w:val="101820"/>
-                <w:kern w:val="0"/>
-                <w:sz w:val="18"/>
-                <w:szCs w:val="24"/>
-                <w:lang w:val="en-US" w:eastAsia="ja-JP" w:bidi="ar-SA"/>
-              </w:rPr>
-              <w:t>In-force policies and their clients (go-live mode), or new policies</w:t>
-            </w:r>
-          </w:p>
-        </w:tc>
-        <w:tc>
-          <w:tcPr>
-            <w:tcW w:w="3009" w:type="dxa"/>
-            <w:tcBorders>
-              <w:top w:val="single" w:sz="4" w:space="0" w:color="BFC7D1"/>
-              <w:left w:val="single" w:sz="4" w:space="0" w:color="BFC7D1"/>
-              <w:bottom w:val="single" w:sz="4" w:space="0" w:color="BFC7D1"/>
-              <w:right w:val="single" w:sz="4" w:space="0" w:color="BFC7D1"/>
-            </w:tcBorders>
-          </w:tcPr>
-          <w:p>
-            <w:pPr>
-              <w:pStyle w:val="Normal"/>
-              <w:widowControl/>
-              <w:spacing w:lineRule="auto" w:line="240" w:before="0" w:after="20"/>
-              <w:jc w:val="left"/>
-              <w:rPr>
-                <w:rFonts w:ascii="Aptos" w:hAnsi="Aptos" w:eastAsia="ＭＳ 明朝" w:cs="Arial"/>
-                <w:kern w:val="0"/>
-                <w:sz w:val="24"/>
-                <w:szCs w:val="24"/>
-                <w:lang w:val="en-US" w:eastAsia="ja-JP" w:bidi="ar-SA"/>
-              </w:rPr>
-            </w:pPr>
-            <w:r>
-              <w:rPr>
-                <w:rFonts w:eastAsia="Segoe UI" w:cs="Segoe UI" w:ascii="Segoe UI" w:hAnsi="Segoe UI"/>
-                <w:color w:val="101820"/>
-                <w:kern w:val="0"/>
-                <w:sz w:val="18"/>
-                <w:szCs w:val="24"/>
-                <w:lang w:val="en-US" w:eastAsia="ja-JP" w:bidi="ar-SA"/>
-              </w:rPr>
-              <w:t>Operations &gt; Policy &gt; Bulk Upload</w:t>
+              <w:t>Leads_Upload_Template.xlsx</w:t>
+            </w:r>
+          </w:p>
+        </w:tc>
+        <w:tc>
+          <w:tcPr>
+            <w:tcW w:w="3005" w:type="dxa"/>
+            <w:tcBorders>
+              <w:top w:val="single" w:sz="4" w:space="0" w:color="BFC7D1"/>
+              <w:left w:val="single" w:sz="4" w:space="0" w:color="BFC7D1"/>
+              <w:bottom w:val="single" w:sz="4" w:space="0" w:color="BFC7D1"/>
+              <w:right w:val="single" w:sz="4" w:space="0" w:color="BFC7D1"/>
+            </w:tcBorders>
+          </w:tcPr>
+          <w:p>
+            <w:pPr>
+              <w:pStyle w:val="Normal"/>
+              <w:widowControl/>
+              <w:spacing w:lineRule="auto" w:line="240" w:before="0" w:after="20"/>
+              <w:jc w:val="left"/>
+              <w:rPr>
+                <w:rFonts w:ascii="Aptos" w:hAnsi="Aptos" w:eastAsia="ＭＳ 明朝" w:cs="Arial"/>
+                <w:kern w:val="0"/>
+                <w:sz w:val="24"/>
+                <w:szCs w:val="24"/>
+                <w:lang w:val="en-US" w:eastAsia="ja-JP" w:bidi="ar-SA"/>
+              </w:rPr>
+            </w:pPr>
+            <w:r>
+              <w:rPr>
+                <w:rFonts w:eastAsia="Segoe UI" w:cs="Segoe UI" w:ascii="Segoe UI" w:hAnsi="Segoe UI"/>
+                <w:color w:val="101820"/>
+                <w:kern w:val="0"/>
+                <w:sz w:val="18"/>
+                <w:szCs w:val="24"/>
+                <w:lang w:val="en-US" w:eastAsia="ja-JP" w:bidi="ar-SA"/>
+              </w:rPr>
+              <w:t>Prospects</w:t>
+            </w:r>
+          </w:p>
+        </w:tc>
+        <w:tc>
+          <w:tcPr>
+            <w:tcW w:w="3005" w:type="dxa"/>
+            <w:tcBorders>
+              <w:top w:val="single" w:sz="4" w:space="0" w:color="BFC7D1"/>
+              <w:left w:val="single" w:sz="4" w:space="0" w:color="BFC7D1"/>
+              <w:bottom w:val="single" w:sz="4" w:space="0" w:color="BFC7D1"/>
+              <w:right w:val="single" w:sz="4" w:space="0" w:color="BFC7D1"/>
+            </w:tcBorders>
+          </w:tcPr>
+          <w:p>
+            <w:pPr>
+              <w:pStyle w:val="Normal"/>
+              <w:widowControl/>
+              <w:spacing w:lineRule="auto" w:line="240" w:before="0" w:after="20"/>
+              <w:jc w:val="left"/>
+              <w:rPr>
+                <w:rFonts w:ascii="Aptos" w:hAnsi="Aptos" w:eastAsia="ＭＳ 明朝" w:cs="Arial"/>
+                <w:kern w:val="0"/>
+                <w:sz w:val="24"/>
+                <w:szCs w:val="24"/>
+                <w:lang w:val="en-US" w:eastAsia="ja-JP" w:bidi="ar-SA"/>
+              </w:rPr>
+            </w:pPr>
+            <w:r>
+              <w:rPr>
+                <w:rFonts w:eastAsia="Segoe UI" w:cs="Segoe UI" w:ascii="Segoe UI" w:hAnsi="Segoe UI"/>
+                <w:color w:val="101820"/>
+                <w:kern w:val="0"/>
+                <w:sz w:val="18"/>
+                <w:szCs w:val="24"/>
+                <w:lang w:val="en-US" w:eastAsia="ja-JP" w:bidi="ar-SA"/>
+              </w:rPr>
+              <w:t>Operations &gt; Sales &amp; Marketing &gt; Prospects &gt; Bulk Upload</w:t>
             </w:r>
           </w:p>
         </w:tc>
@@ -11693,7 +11693,7 @@
         <w:trPr/>
         <w:tc>
           <w:tcPr>
-            <w:tcW w:w="3009" w:type="dxa"/>
+            <w:tcW w:w="3005" w:type="dxa"/>
             <w:tcBorders>
               <w:top w:val="single" w:sz="4" w:space="0" w:color="BFC7D1"/>
               <w:left w:val="single" w:sz="4" w:space="0" w:color="BFC7D1"/>
@@ -11724,81 +11724,81 @@
                 <w:szCs w:val="24"/>
                 <w:lang w:val="en-US" w:eastAsia="ja-JP" w:bidi="ar-SA"/>
               </w:rPr>
-              <w:t>Open_Items_Upload_Template.xlsx</w:t>
-            </w:r>
-          </w:p>
-        </w:tc>
-        <w:tc>
-          <w:tcPr>
-            <w:tcW w:w="3009" w:type="dxa"/>
-            <w:tcBorders>
-              <w:top w:val="single" w:sz="4" w:space="0" w:color="BFC7D1"/>
-              <w:left w:val="single" w:sz="4" w:space="0" w:color="BFC7D1"/>
-              <w:bottom w:val="single" w:sz="4" w:space="0" w:color="BFC7D1"/>
-              <w:right w:val="single" w:sz="4" w:space="0" w:color="BFC7D1"/>
-            </w:tcBorders>
-          </w:tcPr>
-          <w:p>
-            <w:pPr>
-              <w:pStyle w:val="Normal"/>
-              <w:widowControl/>
-              <w:spacing w:lineRule="auto" w:line="240" w:before="0" w:after="20"/>
-              <w:jc w:val="left"/>
-              <w:rPr>
-                <w:rFonts w:ascii="Aptos" w:hAnsi="Aptos" w:eastAsia="ＭＳ 明朝" w:cs="Arial"/>
-                <w:kern w:val="0"/>
-                <w:sz w:val="24"/>
-                <w:szCs w:val="24"/>
-                <w:lang w:val="en-US" w:eastAsia="ja-JP" w:bidi="ar-SA"/>
-              </w:rPr>
-            </w:pPr>
-            <w:r>
-              <w:rPr>
-                <w:rFonts w:eastAsia="Segoe UI" w:cs="Segoe UI" w:ascii="Segoe UI" w:hAnsi="Segoe UI"/>
-                <w:color w:val="101820"/>
-                <w:kern w:val="0"/>
-                <w:sz w:val="18"/>
-                <w:szCs w:val="24"/>
-                <w:lang w:val="en-US" w:eastAsia="ja-JP" w:bidi="ar-SA"/>
-              </w:rPr>
-              <w:t>Unpaid premium bills at go-live</w:t>
-            </w:r>
-          </w:p>
-        </w:tc>
-        <w:tc>
-          <w:tcPr>
-            <w:tcW w:w="3009" w:type="dxa"/>
-            <w:tcBorders>
-              <w:top w:val="single" w:sz="4" w:space="0" w:color="BFC7D1"/>
-              <w:left w:val="single" w:sz="4" w:space="0" w:color="BFC7D1"/>
-              <w:bottom w:val="single" w:sz="4" w:space="0" w:color="BFC7D1"/>
-              <w:right w:val="single" w:sz="4" w:space="0" w:color="BFC7D1"/>
-            </w:tcBorders>
-          </w:tcPr>
-          <w:p>
-            <w:pPr>
-              <w:pStyle w:val="Normal"/>
-              <w:widowControl/>
-              <w:spacing w:lineRule="auto" w:line="240" w:before="0" w:after="20"/>
-              <w:jc w:val="left"/>
-              <w:rPr>
-                <w:rFonts w:ascii="Aptos" w:hAnsi="Aptos" w:eastAsia="ＭＳ 明朝" w:cs="Arial"/>
-                <w:kern w:val="0"/>
-                <w:sz w:val="24"/>
-                <w:szCs w:val="24"/>
-                <w:lang w:val="en-US" w:eastAsia="ja-JP" w:bidi="ar-SA"/>
-              </w:rPr>
-            </w:pPr>
-            <w:r>
-              <w:rPr>
-                <w:rFonts w:eastAsia="Segoe UI" w:cs="Segoe UI" w:ascii="Segoe UI" w:hAnsi="Segoe UI"/>
-                <w:color w:val="101820"/>
-                <w:kern w:val="0"/>
-                <w:sz w:val="18"/>
-                <w:szCs w:val="24"/>
-                <w:lang w:val="en-US" w:eastAsia="ja-JP" w:bidi="ar-SA"/>
-              </w:rPr>
-              <w:t>Accounts &gt; Collections &gt; Import open items</w:t>
+              <w:t>Quotations_Upload_Template.xlsx</w:t>
+            </w:r>
+          </w:p>
+        </w:tc>
+        <w:tc>
+          <w:tcPr>
+            <w:tcW w:w="3005" w:type="dxa"/>
+            <w:tcBorders>
+              <w:top w:val="single" w:sz="4" w:space="0" w:color="BFC7D1"/>
+              <w:left w:val="single" w:sz="4" w:space="0" w:color="BFC7D1"/>
+              <w:bottom w:val="single" w:sz="4" w:space="0" w:color="BFC7D1"/>
+              <w:right w:val="single" w:sz="4" w:space="0" w:color="BFC7D1"/>
+            </w:tcBorders>
+          </w:tcPr>
+          <w:p>
+            <w:pPr>
+              <w:pStyle w:val="Normal"/>
+              <w:widowControl/>
+              <w:spacing w:lineRule="auto" w:line="240" w:before="0" w:after="20"/>
+              <w:jc w:val="left"/>
+              <w:rPr>
+                <w:rFonts w:ascii="Aptos" w:hAnsi="Aptos" w:eastAsia="ＭＳ 明朝" w:cs="Arial"/>
+                <w:kern w:val="0"/>
+                <w:sz w:val="24"/>
+                <w:szCs w:val="24"/>
+                <w:lang w:val="en-US" w:eastAsia="ja-JP" w:bidi="ar-SA"/>
+              </w:rPr>
+            </w:pPr>
+            <w:r>
+              <w:rPr>
+                <w:rFonts w:eastAsia="Segoe UI" w:cs="Segoe UI" w:ascii="Segoe UI" w:hAnsi="Segoe UI"/>
+                <w:color w:val="101820"/>
+                <w:kern w:val="0"/>
+                <w:sz w:val="18"/>
+                <w:szCs w:val="24"/>
+                <w:lang w:val="en-US" w:eastAsia="ja-JP" w:bidi="ar-SA"/>
+              </w:rPr>
+              <w:t>Quotations in progress</w:t>
+            </w:r>
+          </w:p>
+        </w:tc>
+        <w:tc>
+          <w:tcPr>
+            <w:tcW w:w="3005" w:type="dxa"/>
+            <w:tcBorders>
+              <w:top w:val="single" w:sz="4" w:space="0" w:color="BFC7D1"/>
+              <w:left w:val="single" w:sz="4" w:space="0" w:color="BFC7D1"/>
+              <w:bottom w:val="single" w:sz="4" w:space="0" w:color="BFC7D1"/>
+              <w:right w:val="single" w:sz="4" w:space="0" w:color="BFC7D1"/>
+            </w:tcBorders>
+          </w:tcPr>
+          <w:p>
+            <w:pPr>
+              <w:pStyle w:val="Normal"/>
+              <w:widowControl/>
+              <w:spacing w:lineRule="auto" w:line="240" w:before="0" w:after="20"/>
+              <w:jc w:val="left"/>
+              <w:rPr>
+                <w:rFonts w:ascii="Aptos" w:hAnsi="Aptos" w:eastAsia="ＭＳ 明朝" w:cs="Arial"/>
+                <w:kern w:val="0"/>
+                <w:sz w:val="24"/>
+                <w:szCs w:val="24"/>
+                <w:lang w:val="en-US" w:eastAsia="ja-JP" w:bidi="ar-SA"/>
+              </w:rPr>
+            </w:pPr>
+            <w:r>
+              <w:rPr>
+                <w:rFonts w:eastAsia="Segoe UI" w:cs="Segoe UI" w:ascii="Segoe UI" w:hAnsi="Segoe UI"/>
+                <w:color w:val="101820"/>
+                <w:kern w:val="0"/>
+                <w:sz w:val="18"/>
+                <w:szCs w:val="24"/>
+                <w:lang w:val="en-US" w:eastAsia="ja-JP" w:bidi="ar-SA"/>
+              </w:rPr>
+              <w:t>Operations &gt; Sales &amp; Marketing &gt; Quotations &gt; Bulk Upload</w:t>
             </w:r>
           </w:p>
         </w:tc>
@@ -11807,7 +11807,7 @@
         <w:trPr/>
         <w:tc>
           <w:tcPr>
-            <w:tcW w:w="3009" w:type="dxa"/>
+            <w:tcW w:w="3005" w:type="dxa"/>
             <w:tcBorders>
               <w:top w:val="single" w:sz="4" w:space="0" w:color="BFC7D1"/>
               <w:left w:val="single" w:sz="4" w:space="0" w:color="BFC7D1"/>
@@ -11838,81 +11838,81 @@
                 <w:szCs w:val="24"/>
                 <w:lang w:val="en-US" w:eastAsia="ja-JP" w:bidi="ar-SA"/>
               </w:rPr>
-              <w:t>Opening_Balances_Upload_Template.xlsx</w:t>
-            </w:r>
-          </w:p>
-        </w:tc>
-        <w:tc>
-          <w:tcPr>
-            <w:tcW w:w="3009" w:type="dxa"/>
-            <w:tcBorders>
-              <w:top w:val="single" w:sz="4" w:space="0" w:color="BFC7D1"/>
-              <w:left w:val="single" w:sz="4" w:space="0" w:color="BFC7D1"/>
-              <w:bottom w:val="single" w:sz="4" w:space="0" w:color="BFC7D1"/>
-              <w:right w:val="single" w:sz="4" w:space="0" w:color="BFC7D1"/>
-            </w:tcBorders>
-          </w:tcPr>
-          <w:p>
-            <w:pPr>
-              <w:pStyle w:val="Normal"/>
-              <w:widowControl/>
-              <w:spacing w:lineRule="auto" w:line="240" w:before="0" w:after="20"/>
-              <w:jc w:val="left"/>
-              <w:rPr>
-                <w:rFonts w:ascii="Aptos" w:hAnsi="Aptos" w:eastAsia="ＭＳ 明朝" w:cs="Arial"/>
-                <w:kern w:val="0"/>
-                <w:sz w:val="24"/>
-                <w:szCs w:val="24"/>
-                <w:lang w:val="en-US" w:eastAsia="ja-JP" w:bidi="ar-SA"/>
-              </w:rPr>
-            </w:pPr>
-            <w:r>
-              <w:rPr>
-                <w:rFonts w:eastAsia="Segoe UI" w:cs="Segoe UI" w:ascii="Segoe UI" w:hAnsi="Segoe UI"/>
-                <w:color w:val="101820"/>
-                <w:kern w:val="0"/>
-                <w:sz w:val="18"/>
-                <w:szCs w:val="24"/>
-                <w:lang w:val="en-US" w:eastAsia="ja-JP" w:bidi="ar-SA"/>
-              </w:rPr>
-              <w:t>Trial balance at the day before go-live</w:t>
-            </w:r>
-          </w:p>
-        </w:tc>
-        <w:tc>
-          <w:tcPr>
-            <w:tcW w:w="3009" w:type="dxa"/>
-            <w:tcBorders>
-              <w:top w:val="single" w:sz="4" w:space="0" w:color="BFC7D1"/>
-              <w:left w:val="single" w:sz="4" w:space="0" w:color="BFC7D1"/>
-              <w:bottom w:val="single" w:sz="4" w:space="0" w:color="BFC7D1"/>
-              <w:right w:val="single" w:sz="4" w:space="0" w:color="BFC7D1"/>
-            </w:tcBorders>
-          </w:tcPr>
-          <w:p>
-            <w:pPr>
-              <w:pStyle w:val="Normal"/>
-              <w:widowControl/>
-              <w:spacing w:lineRule="auto" w:line="240" w:before="0" w:after="20"/>
-              <w:jc w:val="left"/>
-              <w:rPr>
-                <w:rFonts w:ascii="Aptos" w:hAnsi="Aptos" w:eastAsia="ＭＳ 明朝" w:cs="Arial"/>
-                <w:kern w:val="0"/>
-                <w:sz w:val="24"/>
-                <w:szCs w:val="24"/>
-                <w:lang w:val="en-US" w:eastAsia="ja-JP" w:bidi="ar-SA"/>
-              </w:rPr>
-            </w:pPr>
-            <w:r>
-              <w:rPr>
-                <w:rFonts w:eastAsia="Segoe UI" w:cs="Segoe UI" w:ascii="Segoe UI" w:hAnsi="Segoe UI"/>
-                <w:color w:val="101820"/>
-                <w:kern w:val="0"/>
-                <w:sz w:val="18"/>
-                <w:szCs w:val="24"/>
-                <w:lang w:val="en-US" w:eastAsia="ja-JP" w:bidi="ar-SA"/>
-              </w:rPr>
-              <w:t>Accounts &gt; Period End &gt; Period Management &gt; Import opening balances</w:t>
+              <w:t>Receipts_Upload_Template.xlsx</w:t>
+            </w:r>
+          </w:p>
+        </w:tc>
+        <w:tc>
+          <w:tcPr>
+            <w:tcW w:w="3005" w:type="dxa"/>
+            <w:tcBorders>
+              <w:top w:val="single" w:sz="4" w:space="0" w:color="BFC7D1"/>
+              <w:left w:val="single" w:sz="4" w:space="0" w:color="BFC7D1"/>
+              <w:bottom w:val="single" w:sz="4" w:space="0" w:color="BFC7D1"/>
+              <w:right w:val="single" w:sz="4" w:space="0" w:color="BFC7D1"/>
+            </w:tcBorders>
+          </w:tcPr>
+          <w:p>
+            <w:pPr>
+              <w:pStyle w:val="Normal"/>
+              <w:widowControl/>
+              <w:spacing w:lineRule="auto" w:line="240" w:before="0" w:after="20"/>
+              <w:jc w:val="left"/>
+              <w:rPr>
+                <w:rFonts w:ascii="Aptos" w:hAnsi="Aptos" w:eastAsia="ＭＳ 明朝" w:cs="Arial"/>
+                <w:kern w:val="0"/>
+                <w:sz w:val="24"/>
+                <w:szCs w:val="24"/>
+                <w:lang w:val="en-US" w:eastAsia="ja-JP" w:bidi="ar-SA"/>
+              </w:rPr>
+            </w:pPr>
+            <w:r>
+              <w:rPr>
+                <w:rFonts w:eastAsia="Segoe UI" w:cs="Segoe UI" w:ascii="Segoe UI" w:hAnsi="Segoe UI"/>
+                <w:color w:val="101820"/>
+                <w:kern w:val="0"/>
+                <w:sz w:val="18"/>
+                <w:szCs w:val="24"/>
+                <w:lang w:val="en-US" w:eastAsia="ja-JP" w:bidi="ar-SA"/>
+              </w:rPr>
+              <w:t>Official receipts against open bills (day-to-day use)</w:t>
+            </w:r>
+          </w:p>
+        </w:tc>
+        <w:tc>
+          <w:tcPr>
+            <w:tcW w:w="3005" w:type="dxa"/>
+            <w:tcBorders>
+              <w:top w:val="single" w:sz="4" w:space="0" w:color="BFC7D1"/>
+              <w:left w:val="single" w:sz="4" w:space="0" w:color="BFC7D1"/>
+              <w:bottom w:val="single" w:sz="4" w:space="0" w:color="BFC7D1"/>
+              <w:right w:val="single" w:sz="4" w:space="0" w:color="BFC7D1"/>
+            </w:tcBorders>
+          </w:tcPr>
+          <w:p>
+            <w:pPr>
+              <w:pStyle w:val="Normal"/>
+              <w:widowControl/>
+              <w:spacing w:lineRule="auto" w:line="240" w:before="0" w:after="20"/>
+              <w:jc w:val="left"/>
+              <w:rPr>
+                <w:rFonts w:ascii="Aptos" w:hAnsi="Aptos" w:eastAsia="ＭＳ 明朝" w:cs="Arial"/>
+                <w:kern w:val="0"/>
+                <w:sz w:val="24"/>
+                <w:szCs w:val="24"/>
+                <w:lang w:val="en-US" w:eastAsia="ja-JP" w:bidi="ar-SA"/>
+              </w:rPr>
+            </w:pPr>
+            <w:r>
+              <w:rPr>
+                <w:rFonts w:eastAsia="Segoe UI" w:cs="Segoe UI" w:ascii="Segoe UI" w:hAnsi="Segoe UI"/>
+                <w:color w:val="101820"/>
+                <w:kern w:val="0"/>
+                <w:sz w:val="18"/>
+                <w:szCs w:val="24"/>
+                <w:lang w:val="en-US" w:eastAsia="ja-JP" w:bidi="ar-SA"/>
+              </w:rPr>
+              <w:t>Accounts &gt; Receipts &gt; Bulk upload</w:t>
             </w:r>
           </w:p>
         </w:tc>
@@ -11921,7 +11921,7 @@
         <w:trPr/>
         <w:tc>
           <w:tcPr>
-            <w:tcW w:w="3009" w:type="dxa"/>
+            <w:tcW w:w="3005" w:type="dxa"/>
             <w:tcBorders>
               <w:top w:val="single" w:sz="4" w:space="0" w:color="BFC7D1"/>
               <w:left w:val="single" w:sz="4" w:space="0" w:color="BFC7D1"/>
@@ -11952,81 +11952,81 @@
                 <w:szCs w:val="24"/>
                 <w:lang w:val="en-US" w:eastAsia="ja-JP" w:bidi="ar-SA"/>
               </w:rPr>
-              <w:t>Leads_Upload_Template.xlsx</w:t>
-            </w:r>
-          </w:p>
-        </w:tc>
-        <w:tc>
-          <w:tcPr>
-            <w:tcW w:w="3009" w:type="dxa"/>
-            <w:tcBorders>
-              <w:top w:val="single" w:sz="4" w:space="0" w:color="BFC7D1"/>
-              <w:left w:val="single" w:sz="4" w:space="0" w:color="BFC7D1"/>
-              <w:bottom w:val="single" w:sz="4" w:space="0" w:color="BFC7D1"/>
-              <w:right w:val="single" w:sz="4" w:space="0" w:color="BFC7D1"/>
-            </w:tcBorders>
-          </w:tcPr>
-          <w:p>
-            <w:pPr>
-              <w:pStyle w:val="Normal"/>
-              <w:widowControl/>
-              <w:spacing w:lineRule="auto" w:line="240" w:before="0" w:after="20"/>
-              <w:jc w:val="left"/>
-              <w:rPr>
-                <w:rFonts w:ascii="Aptos" w:hAnsi="Aptos" w:eastAsia="ＭＳ 明朝" w:cs="Arial"/>
-                <w:kern w:val="0"/>
-                <w:sz w:val="24"/>
-                <w:szCs w:val="24"/>
-                <w:lang w:val="en-US" w:eastAsia="ja-JP" w:bidi="ar-SA"/>
-              </w:rPr>
-            </w:pPr>
-            <w:r>
-              <w:rPr>
-                <w:rFonts w:eastAsia="Segoe UI" w:cs="Segoe UI" w:ascii="Segoe UI" w:hAnsi="Segoe UI"/>
-                <w:color w:val="101820"/>
-                <w:kern w:val="0"/>
-                <w:sz w:val="18"/>
-                <w:szCs w:val="24"/>
-                <w:lang w:val="en-US" w:eastAsia="ja-JP" w:bidi="ar-SA"/>
-              </w:rPr>
-              <w:t>Prospects</w:t>
-            </w:r>
-          </w:p>
-        </w:tc>
-        <w:tc>
-          <w:tcPr>
-            <w:tcW w:w="3009" w:type="dxa"/>
-            <w:tcBorders>
-              <w:top w:val="single" w:sz="4" w:space="0" w:color="BFC7D1"/>
-              <w:left w:val="single" w:sz="4" w:space="0" w:color="BFC7D1"/>
-              <w:bottom w:val="single" w:sz="4" w:space="0" w:color="BFC7D1"/>
-              <w:right w:val="single" w:sz="4" w:space="0" w:color="BFC7D1"/>
-            </w:tcBorders>
-          </w:tcPr>
-          <w:p>
-            <w:pPr>
-              <w:pStyle w:val="Normal"/>
-              <w:widowControl/>
-              <w:spacing w:lineRule="auto" w:line="240" w:before="0" w:after="20"/>
-              <w:jc w:val="left"/>
-              <w:rPr>
-                <w:rFonts w:ascii="Aptos" w:hAnsi="Aptos" w:eastAsia="ＭＳ 明朝" w:cs="Arial"/>
-                <w:kern w:val="0"/>
-                <w:sz w:val="24"/>
-                <w:szCs w:val="24"/>
-                <w:lang w:val="en-US" w:eastAsia="ja-JP" w:bidi="ar-SA"/>
-              </w:rPr>
-            </w:pPr>
-            <w:r>
-              <w:rPr>
-                <w:rFonts w:eastAsia="Segoe UI" w:cs="Segoe UI" w:ascii="Segoe UI" w:hAnsi="Segoe UI"/>
-                <w:color w:val="101820"/>
-                <w:kern w:val="0"/>
-                <w:sz w:val="18"/>
-                <w:szCs w:val="24"/>
-                <w:lang w:val="en-US" w:eastAsia="ja-JP" w:bidi="ar-SA"/>
-              </w:rPr>
-              <w:t>Operations &gt; Sales &amp; Marketing &gt; Prospects &gt; Bulk Upload</w:t>
+              <w:t>Disbursements_Upload_Template.xlsx</w:t>
+            </w:r>
+          </w:p>
+        </w:tc>
+        <w:tc>
+          <w:tcPr>
+            <w:tcW w:w="3005" w:type="dxa"/>
+            <w:tcBorders>
+              <w:top w:val="single" w:sz="4" w:space="0" w:color="BFC7D1"/>
+              <w:left w:val="single" w:sz="4" w:space="0" w:color="BFC7D1"/>
+              <w:bottom w:val="single" w:sz="4" w:space="0" w:color="BFC7D1"/>
+              <w:right w:val="single" w:sz="4" w:space="0" w:color="BFC7D1"/>
+            </w:tcBorders>
+          </w:tcPr>
+          <w:p>
+            <w:pPr>
+              <w:pStyle w:val="Normal"/>
+              <w:widowControl/>
+              <w:spacing w:lineRule="auto" w:line="240" w:before="0" w:after="20"/>
+              <w:jc w:val="left"/>
+              <w:rPr>
+                <w:rFonts w:ascii="Aptos" w:hAnsi="Aptos" w:eastAsia="ＭＳ 明朝" w:cs="Arial"/>
+                <w:kern w:val="0"/>
+                <w:sz w:val="24"/>
+                <w:szCs w:val="24"/>
+                <w:lang w:val="en-US" w:eastAsia="ja-JP" w:bidi="ar-SA"/>
+              </w:rPr>
+            </w:pPr>
+            <w:r>
+              <w:rPr>
+                <w:rFonts w:eastAsia="Segoe UI" w:cs="Segoe UI" w:ascii="Segoe UI" w:hAnsi="Segoe UI"/>
+                <w:color w:val="101820"/>
+                <w:kern w:val="0"/>
+                <w:sz w:val="18"/>
+                <w:szCs w:val="24"/>
+                <w:lang w:val="en-US" w:eastAsia="ja-JP" w:bidi="ar-SA"/>
+              </w:rPr>
+              <w:t>Payment vouchers, for example to pay amounts due to insurers at go-live</w:t>
+            </w:r>
+          </w:p>
+        </w:tc>
+        <w:tc>
+          <w:tcPr>
+            <w:tcW w:w="3005" w:type="dxa"/>
+            <w:tcBorders>
+              <w:top w:val="single" w:sz="4" w:space="0" w:color="BFC7D1"/>
+              <w:left w:val="single" w:sz="4" w:space="0" w:color="BFC7D1"/>
+              <w:bottom w:val="single" w:sz="4" w:space="0" w:color="BFC7D1"/>
+              <w:right w:val="single" w:sz="4" w:space="0" w:color="BFC7D1"/>
+            </w:tcBorders>
+          </w:tcPr>
+          <w:p>
+            <w:pPr>
+              <w:pStyle w:val="Normal"/>
+              <w:widowControl/>
+              <w:spacing w:lineRule="auto" w:line="240" w:before="0" w:after="20"/>
+              <w:jc w:val="left"/>
+              <w:rPr>
+                <w:rFonts w:ascii="Aptos" w:hAnsi="Aptos" w:eastAsia="ＭＳ 明朝" w:cs="Arial"/>
+                <w:kern w:val="0"/>
+                <w:sz w:val="24"/>
+                <w:szCs w:val="24"/>
+                <w:lang w:val="en-US" w:eastAsia="ja-JP" w:bidi="ar-SA"/>
+              </w:rPr>
+            </w:pPr>
+            <w:r>
+              <w:rPr>
+                <w:rFonts w:eastAsia="Segoe UI" w:cs="Segoe UI" w:ascii="Segoe UI" w:hAnsi="Segoe UI"/>
+                <w:color w:val="101820"/>
+                <w:kern w:val="0"/>
+                <w:sz w:val="18"/>
+                <w:szCs w:val="24"/>
+                <w:lang w:val="en-US" w:eastAsia="ja-JP" w:bidi="ar-SA"/>
+              </w:rPr>
+              <w:t>Accounts &gt; Disbursement &gt; Bulk upload</w:t>
             </w:r>
           </w:p>
         </w:tc>
@@ -12035,7 +12035,7 @@
         <w:trPr/>
         <w:tc>
           <w:tcPr>
-            <w:tcW w:w="3009" w:type="dxa"/>
+            <w:tcW w:w="3005" w:type="dxa"/>
             <w:tcBorders>
               <w:top w:val="single" w:sz="4" w:space="0" w:color="BFC7D1"/>
               <w:left w:val="single" w:sz="4" w:space="0" w:color="BFC7D1"/>
@@ -12066,81 +12066,81 @@
                 <w:szCs w:val="24"/>
                 <w:lang w:val="en-US" w:eastAsia="ja-JP" w:bidi="ar-SA"/>
               </w:rPr>
-              <w:t>Quotations_Upload_Template.xlsx</w:t>
-            </w:r>
-          </w:p>
-        </w:tc>
-        <w:tc>
-          <w:tcPr>
-            <w:tcW w:w="3009" w:type="dxa"/>
-            <w:tcBorders>
-              <w:top w:val="single" w:sz="4" w:space="0" w:color="BFC7D1"/>
-              <w:left w:val="single" w:sz="4" w:space="0" w:color="BFC7D1"/>
-              <w:bottom w:val="single" w:sz="4" w:space="0" w:color="BFC7D1"/>
-              <w:right w:val="single" w:sz="4" w:space="0" w:color="BFC7D1"/>
-            </w:tcBorders>
-          </w:tcPr>
-          <w:p>
-            <w:pPr>
-              <w:pStyle w:val="Normal"/>
-              <w:widowControl/>
-              <w:spacing w:lineRule="auto" w:line="240" w:before="0" w:after="20"/>
-              <w:jc w:val="left"/>
-              <w:rPr>
-                <w:rFonts w:ascii="Aptos" w:hAnsi="Aptos" w:eastAsia="ＭＳ 明朝" w:cs="Arial"/>
-                <w:kern w:val="0"/>
-                <w:sz w:val="24"/>
-                <w:szCs w:val="24"/>
-                <w:lang w:val="en-US" w:eastAsia="ja-JP" w:bidi="ar-SA"/>
-              </w:rPr>
-            </w:pPr>
-            <w:r>
-              <w:rPr>
-                <w:rFonts w:eastAsia="Segoe UI" w:cs="Segoe UI" w:ascii="Segoe UI" w:hAnsi="Segoe UI"/>
-                <w:color w:val="101820"/>
-                <w:kern w:val="0"/>
-                <w:sz w:val="18"/>
-                <w:szCs w:val="24"/>
-                <w:lang w:val="en-US" w:eastAsia="ja-JP" w:bidi="ar-SA"/>
-              </w:rPr>
-              <w:t>Quotations in progress</w:t>
-            </w:r>
-          </w:p>
-        </w:tc>
-        <w:tc>
-          <w:tcPr>
-            <w:tcW w:w="3009" w:type="dxa"/>
-            <w:tcBorders>
-              <w:top w:val="single" w:sz="4" w:space="0" w:color="BFC7D1"/>
-              <w:left w:val="single" w:sz="4" w:space="0" w:color="BFC7D1"/>
-              <w:bottom w:val="single" w:sz="4" w:space="0" w:color="BFC7D1"/>
-              <w:right w:val="single" w:sz="4" w:space="0" w:color="BFC7D1"/>
-            </w:tcBorders>
-          </w:tcPr>
-          <w:p>
-            <w:pPr>
-              <w:pStyle w:val="Normal"/>
-              <w:widowControl/>
-              <w:spacing w:lineRule="auto" w:line="240" w:before="0" w:after="20"/>
-              <w:jc w:val="left"/>
-              <w:rPr>
-                <w:rFonts w:ascii="Aptos" w:hAnsi="Aptos" w:eastAsia="ＭＳ 明朝" w:cs="Arial"/>
-                <w:kern w:val="0"/>
-                <w:sz w:val="24"/>
-                <w:szCs w:val="24"/>
-                <w:lang w:val="en-US" w:eastAsia="ja-JP" w:bidi="ar-SA"/>
-              </w:rPr>
-            </w:pPr>
-            <w:r>
-              <w:rPr>
-                <w:rFonts w:eastAsia="Segoe UI" w:cs="Segoe UI" w:ascii="Segoe UI" w:hAnsi="Segoe UI"/>
-                <w:color w:val="101820"/>
-                <w:kern w:val="0"/>
-                <w:sz w:val="18"/>
-                <w:szCs w:val="24"/>
-                <w:lang w:val="en-US" w:eastAsia="ja-JP" w:bidi="ar-SA"/>
-              </w:rPr>
-              <w:t>Operations &gt; Sales &amp; Marketing &gt; Quotations &gt; Bulk Upload</w:t>
+              <w:t>Bank_Statement_Generic_Upload_Template.xlsx</w:t>
+            </w:r>
+          </w:p>
+        </w:tc>
+        <w:tc>
+          <w:tcPr>
+            <w:tcW w:w="3005" w:type="dxa"/>
+            <w:tcBorders>
+              <w:top w:val="single" w:sz="4" w:space="0" w:color="BFC7D1"/>
+              <w:left w:val="single" w:sz="4" w:space="0" w:color="BFC7D1"/>
+              <w:bottom w:val="single" w:sz="4" w:space="0" w:color="BFC7D1"/>
+              <w:right w:val="single" w:sz="4" w:space="0" w:color="BFC7D1"/>
+            </w:tcBorders>
+          </w:tcPr>
+          <w:p>
+            <w:pPr>
+              <w:pStyle w:val="Normal"/>
+              <w:widowControl/>
+              <w:spacing w:lineRule="auto" w:line="240" w:before="0" w:after="20"/>
+              <w:jc w:val="left"/>
+              <w:rPr>
+                <w:rFonts w:ascii="Aptos" w:hAnsi="Aptos" w:eastAsia="ＭＳ 明朝" w:cs="Arial"/>
+                <w:kern w:val="0"/>
+                <w:sz w:val="24"/>
+                <w:szCs w:val="24"/>
+                <w:lang w:val="en-US" w:eastAsia="ja-JP" w:bidi="ar-SA"/>
+              </w:rPr>
+            </w:pPr>
+            <w:r>
+              <w:rPr>
+                <w:rFonts w:eastAsia="Segoe UI" w:cs="Segoe UI" w:ascii="Segoe UI" w:hAnsi="Segoe UI"/>
+                <w:color w:val="101820"/>
+                <w:kern w:val="0"/>
+                <w:sz w:val="18"/>
+                <w:szCs w:val="24"/>
+                <w:lang w:val="en-US" w:eastAsia="ja-JP" w:bidi="ar-SA"/>
+              </w:rPr>
+              <w:t>Bank statements of banks without a delivered format</w:t>
+            </w:r>
+          </w:p>
+        </w:tc>
+        <w:tc>
+          <w:tcPr>
+            <w:tcW w:w="3005" w:type="dxa"/>
+            <w:tcBorders>
+              <w:top w:val="single" w:sz="4" w:space="0" w:color="BFC7D1"/>
+              <w:left w:val="single" w:sz="4" w:space="0" w:color="BFC7D1"/>
+              <w:bottom w:val="single" w:sz="4" w:space="0" w:color="BFC7D1"/>
+              <w:right w:val="single" w:sz="4" w:space="0" w:color="BFC7D1"/>
+            </w:tcBorders>
+          </w:tcPr>
+          <w:p>
+            <w:pPr>
+              <w:pStyle w:val="Normal"/>
+              <w:widowControl/>
+              <w:spacing w:lineRule="auto" w:line="240" w:before="0" w:after="20"/>
+              <w:jc w:val="left"/>
+              <w:rPr>
+                <w:rFonts w:ascii="Aptos" w:hAnsi="Aptos" w:eastAsia="ＭＳ 明朝" w:cs="Arial"/>
+                <w:kern w:val="0"/>
+                <w:sz w:val="24"/>
+                <w:szCs w:val="24"/>
+                <w:lang w:val="en-US" w:eastAsia="ja-JP" w:bidi="ar-SA"/>
+              </w:rPr>
+            </w:pPr>
+            <w:r>
+              <w:rPr>
+                <w:rFonts w:eastAsia="Segoe UI" w:cs="Segoe UI" w:ascii="Segoe UI" w:hAnsi="Segoe UI"/>
+                <w:color w:val="101820"/>
+                <w:kern w:val="0"/>
+                <w:sz w:val="18"/>
+                <w:szCs w:val="24"/>
+                <w:lang w:val="en-US" w:eastAsia="ja-JP" w:bidi="ar-SA"/>
+              </w:rPr>
+              <w:t>Accounts &gt; Bank Reconciliation &gt; Reconciliation Workspace &gt; Import statement</w:t>
             </w:r>
           </w:p>
         </w:tc>
@@ -12149,7 +12149,7 @@
         <w:trPr/>
         <w:tc>
           <w:tcPr>
-            <w:tcW w:w="3009" w:type="dxa"/>
+            <w:tcW w:w="3005" w:type="dxa"/>
             <w:tcBorders>
               <w:top w:val="single" w:sz="4" w:space="0" w:color="BFC7D1"/>
               <w:left w:val="single" w:sz="4" w:space="0" w:color="BFC7D1"/>
@@ -12180,81 +12180,103 @@
                 <w:szCs w:val="24"/>
                 <w:lang w:val="en-US" w:eastAsia="ja-JP" w:bidi="ar-SA"/>
               </w:rPr>
-              <w:t>Receipts_Upload_Template.xlsx</w:t>
-            </w:r>
-          </w:p>
-        </w:tc>
-        <w:tc>
-          <w:tcPr>
-            <w:tcW w:w="3009" w:type="dxa"/>
-            <w:tcBorders>
-              <w:top w:val="single" w:sz="4" w:space="0" w:color="BFC7D1"/>
-              <w:left w:val="single" w:sz="4" w:space="0" w:color="BFC7D1"/>
-              <w:bottom w:val="single" w:sz="4" w:space="0" w:color="BFC7D1"/>
-              <w:right w:val="single" w:sz="4" w:space="0" w:color="BFC7D1"/>
-            </w:tcBorders>
-          </w:tcPr>
-          <w:p>
-            <w:pPr>
-              <w:pStyle w:val="Normal"/>
-              <w:widowControl/>
-              <w:spacing w:lineRule="auto" w:line="240" w:before="0" w:after="20"/>
-              <w:jc w:val="left"/>
-              <w:rPr>
-                <w:rFonts w:ascii="Aptos" w:hAnsi="Aptos" w:eastAsia="ＭＳ 明朝" w:cs="Arial"/>
-                <w:kern w:val="0"/>
-                <w:sz w:val="24"/>
-                <w:szCs w:val="24"/>
-                <w:lang w:val="en-US" w:eastAsia="ja-JP" w:bidi="ar-SA"/>
-              </w:rPr>
-            </w:pPr>
-            <w:r>
-              <w:rPr>
-                <w:rFonts w:eastAsia="Segoe UI" w:cs="Segoe UI" w:ascii="Segoe UI" w:hAnsi="Segoe UI"/>
-                <w:color w:val="101820"/>
-                <w:kern w:val="0"/>
-                <w:sz w:val="18"/>
-                <w:szCs w:val="24"/>
-                <w:lang w:val="en-US" w:eastAsia="ja-JP" w:bidi="ar-SA"/>
-              </w:rPr>
-              <w:t>Official receipts against open bills (day-to-day use)</w:t>
-            </w:r>
-          </w:p>
-        </w:tc>
-        <w:tc>
-          <w:tcPr>
-            <w:tcW w:w="3009" w:type="dxa"/>
-            <w:tcBorders>
-              <w:top w:val="single" w:sz="4" w:space="0" w:color="BFC7D1"/>
-              <w:left w:val="single" w:sz="4" w:space="0" w:color="BFC7D1"/>
-              <w:bottom w:val="single" w:sz="4" w:space="0" w:color="BFC7D1"/>
-              <w:right w:val="single" w:sz="4" w:space="0" w:color="BFC7D1"/>
-            </w:tcBorders>
-          </w:tcPr>
-          <w:p>
-            <w:pPr>
-              <w:pStyle w:val="Normal"/>
-              <w:widowControl/>
-              <w:spacing w:lineRule="auto" w:line="240" w:before="0" w:after="20"/>
-              <w:jc w:val="left"/>
-              <w:rPr>
-                <w:rFonts w:ascii="Aptos" w:hAnsi="Aptos" w:eastAsia="ＭＳ 明朝" w:cs="Arial"/>
-                <w:kern w:val="0"/>
-                <w:sz w:val="24"/>
-                <w:szCs w:val="24"/>
-                <w:lang w:val="en-US" w:eastAsia="ja-JP" w:bidi="ar-SA"/>
-              </w:rPr>
-            </w:pPr>
-            <w:r>
-              <w:rPr>
-                <w:rFonts w:eastAsia="Segoe UI" w:cs="Segoe UI" w:ascii="Segoe UI" w:hAnsi="Segoe UI"/>
-                <w:color w:val="101820"/>
-                <w:kern w:val="0"/>
-                <w:sz w:val="18"/>
-                <w:szCs w:val="24"/>
-                <w:lang w:val="en-US" w:eastAsia="ja-JP" w:bidi="ar-SA"/>
-              </w:rPr>
-              <w:t>Accounts &gt; Receipts &gt; Bulk upload</w:t>
+              <w:t>Remittance_Bank_Transactions_Template.xlsx</w:t>
+            </w:r>
+            <w:r>
+              <w:rPr>
+                <w:rFonts w:eastAsia="Segoe UI" w:cs="Segoe UI" w:ascii="Segoe UI" w:hAnsi="Segoe UI"/>
+                <w:color w:val="101820"/>
+                <w:kern w:val="0"/>
+                <w:sz w:val="18"/>
+                <w:szCs w:val="24"/>
+                <w:lang w:val="en-US" w:eastAsia="ja-JP" w:bidi="ar-SA"/>
+              </w:rPr>
+              <w:t xml:space="preserve"> / </w:t>
+            </w:r>
+            <w:r>
+              <w:rPr>
+                <w:rFonts w:eastAsia="Consolas" w:cs="Consolas" w:ascii="Consolas" w:hAnsi="Consolas"/>
+                <w:color w:val="101820"/>
+                <w:kern w:val="0"/>
+                <w:sz w:val="16"/>
+                <w:szCs w:val="24"/>
+                <w:lang w:val="en-US" w:eastAsia="ja-JP" w:bidi="ar-SA"/>
+              </w:rPr>
+              <w:t>.csv</w:t>
+            </w:r>
+          </w:p>
+        </w:tc>
+        <w:tc>
+          <w:tcPr>
+            <w:tcW w:w="3005" w:type="dxa"/>
+            <w:tcBorders>
+              <w:top w:val="single" w:sz="4" w:space="0" w:color="BFC7D1"/>
+              <w:left w:val="single" w:sz="4" w:space="0" w:color="BFC7D1"/>
+              <w:bottom w:val="single" w:sz="4" w:space="0" w:color="BFC7D1"/>
+              <w:right w:val="single" w:sz="4" w:space="0" w:color="BFC7D1"/>
+            </w:tcBorders>
+          </w:tcPr>
+          <w:p>
+            <w:pPr>
+              <w:pStyle w:val="Normal"/>
+              <w:widowControl/>
+              <w:spacing w:lineRule="auto" w:line="240" w:before="0" w:after="20"/>
+              <w:jc w:val="left"/>
+              <w:rPr>
+                <w:rFonts w:ascii="Aptos" w:hAnsi="Aptos" w:eastAsia="ＭＳ 明朝" w:cs="Arial"/>
+                <w:kern w:val="0"/>
+                <w:sz w:val="24"/>
+                <w:szCs w:val="24"/>
+                <w:lang w:val="en-US" w:eastAsia="ja-JP" w:bidi="ar-SA"/>
+              </w:rPr>
+            </w:pPr>
+            <w:r>
+              <w:rPr>
+                <w:rFonts w:eastAsia="Segoe UI" w:cs="Segoe UI" w:ascii="Segoe UI" w:hAnsi="Segoe UI"/>
+                <w:color w:val="101820"/>
+                <w:kern w:val="0"/>
+                <w:sz w:val="18"/>
+                <w:szCs w:val="24"/>
+                <w:lang w:val="en-US" w:eastAsia="ja-JP" w:bidi="ar-SA"/>
+              </w:rPr>
+              <w:t>Bank transactions for remittance reconciliation</w:t>
+            </w:r>
+          </w:p>
+        </w:tc>
+        <w:tc>
+          <w:tcPr>
+            <w:tcW w:w="3005" w:type="dxa"/>
+            <w:tcBorders>
+              <w:top w:val="single" w:sz="4" w:space="0" w:color="BFC7D1"/>
+              <w:left w:val="single" w:sz="4" w:space="0" w:color="BFC7D1"/>
+              <w:bottom w:val="single" w:sz="4" w:space="0" w:color="BFC7D1"/>
+              <w:right w:val="single" w:sz="4" w:space="0" w:color="BFC7D1"/>
+            </w:tcBorders>
+          </w:tcPr>
+          <w:p>
+            <w:pPr>
+              <w:pStyle w:val="Normal"/>
+              <w:widowControl/>
+              <w:spacing w:lineRule="auto" w:line="240" w:before="0" w:after="20"/>
+              <w:jc w:val="left"/>
+              <w:rPr>
+                <w:rFonts w:ascii="Aptos" w:hAnsi="Aptos" w:eastAsia="ＭＳ 明朝" w:cs="Arial"/>
+                <w:kern w:val="0"/>
+                <w:sz w:val="24"/>
+                <w:szCs w:val="24"/>
+                <w:lang w:val="en-US" w:eastAsia="ja-JP" w:bidi="ar-SA"/>
+              </w:rPr>
+            </w:pPr>
+            <w:r>
+              <w:rPr>
+                <w:rFonts w:eastAsia="Segoe UI" w:cs="Segoe UI" w:ascii="Segoe UI" w:hAnsi="Segoe UI"/>
+                <w:color w:val="101820"/>
+                <w:kern w:val="0"/>
+                <w:sz w:val="18"/>
+                <w:szCs w:val="24"/>
+                <w:lang w:val="en-US" w:eastAsia="ja-JP" w:bidi="ar-SA"/>
+              </w:rPr>
+              <w:t>Accounts &gt; Remittance &gt; Reconciliation &gt; Import</w:t>
             </w:r>
           </w:p>
         </w:tc>
@@ -12263,7 +12285,7 @@
         <w:trPr/>
         <w:tc>
           <w:tcPr>
-            <w:tcW w:w="3009" w:type="dxa"/>
+            <w:tcW w:w="3005" w:type="dxa"/>
             <w:tcBorders>
               <w:top w:val="single" w:sz="4" w:space="0" w:color="BFC7D1"/>
               <w:left w:val="single" w:sz="4" w:space="0" w:color="BFC7D1"/>
@@ -12294,377 +12316,13 @@
                 <w:szCs w:val="24"/>
                 <w:lang w:val="en-US" w:eastAsia="ja-JP" w:bidi="ar-SA"/>
               </w:rPr>
-              <w:t>Disbursements_Upload_Template.xlsx</w:t>
-            </w:r>
-          </w:p>
-        </w:tc>
-        <w:tc>
-          <w:tcPr>
-            <w:tcW w:w="3009" w:type="dxa"/>
-            <w:tcBorders>
-              <w:top w:val="single" w:sz="4" w:space="0" w:color="BFC7D1"/>
-              <w:left w:val="single" w:sz="4" w:space="0" w:color="BFC7D1"/>
-              <w:bottom w:val="single" w:sz="4" w:space="0" w:color="BFC7D1"/>
-              <w:right w:val="single" w:sz="4" w:space="0" w:color="BFC7D1"/>
-            </w:tcBorders>
-          </w:tcPr>
-          <w:p>
-            <w:pPr>
-              <w:pStyle w:val="Normal"/>
-              <w:widowControl/>
-              <w:spacing w:lineRule="auto" w:line="240" w:before="0" w:after="20"/>
-              <w:jc w:val="left"/>
-              <w:rPr>
-                <w:rFonts w:ascii="Aptos" w:hAnsi="Aptos" w:eastAsia="ＭＳ 明朝" w:cs="Arial"/>
-                <w:kern w:val="0"/>
-                <w:sz w:val="24"/>
-                <w:szCs w:val="24"/>
-                <w:lang w:val="en-US" w:eastAsia="ja-JP" w:bidi="ar-SA"/>
-              </w:rPr>
-            </w:pPr>
-            <w:r>
-              <w:rPr>
-                <w:rFonts w:eastAsia="Segoe UI" w:cs="Segoe UI" w:ascii="Segoe UI" w:hAnsi="Segoe UI"/>
-                <w:color w:val="101820"/>
-                <w:kern w:val="0"/>
-                <w:sz w:val="18"/>
-                <w:szCs w:val="24"/>
-                <w:lang w:val="en-US" w:eastAsia="ja-JP" w:bidi="ar-SA"/>
-              </w:rPr>
-              <w:t>Payment vouchers, for example to pay amounts due to insurers at go-live</w:t>
-            </w:r>
-          </w:p>
-        </w:tc>
-        <w:tc>
-          <w:tcPr>
-            <w:tcW w:w="3009" w:type="dxa"/>
-            <w:tcBorders>
-              <w:top w:val="single" w:sz="4" w:space="0" w:color="BFC7D1"/>
-              <w:left w:val="single" w:sz="4" w:space="0" w:color="BFC7D1"/>
-              <w:bottom w:val="single" w:sz="4" w:space="0" w:color="BFC7D1"/>
-              <w:right w:val="single" w:sz="4" w:space="0" w:color="BFC7D1"/>
-            </w:tcBorders>
-          </w:tcPr>
-          <w:p>
-            <w:pPr>
-              <w:pStyle w:val="Normal"/>
-              <w:widowControl/>
-              <w:spacing w:lineRule="auto" w:line="240" w:before="0" w:after="20"/>
-              <w:jc w:val="left"/>
-              <w:rPr>
-                <w:rFonts w:ascii="Aptos" w:hAnsi="Aptos" w:eastAsia="ＭＳ 明朝" w:cs="Arial"/>
-                <w:kern w:val="0"/>
-                <w:sz w:val="24"/>
-                <w:szCs w:val="24"/>
-                <w:lang w:val="en-US" w:eastAsia="ja-JP" w:bidi="ar-SA"/>
-              </w:rPr>
-            </w:pPr>
-            <w:r>
-              <w:rPr>
-                <w:rFonts w:eastAsia="Segoe UI" w:cs="Segoe UI" w:ascii="Segoe UI" w:hAnsi="Segoe UI"/>
-                <w:color w:val="101820"/>
-                <w:kern w:val="0"/>
-                <w:sz w:val="18"/>
-                <w:szCs w:val="24"/>
-                <w:lang w:val="en-US" w:eastAsia="ja-JP" w:bidi="ar-SA"/>
-              </w:rPr>
-              <w:t>Accounts &gt; Disbursement &gt; Bulk upload</w:t>
-            </w:r>
-          </w:p>
-        </w:tc>
-      </w:tr>
-      <w:tr>
-        <w:trPr/>
-        <w:tc>
-          <w:tcPr>
-            <w:tcW w:w="3009" w:type="dxa"/>
-            <w:tcBorders>
-              <w:top w:val="single" w:sz="4" w:space="0" w:color="BFC7D1"/>
-              <w:left w:val="single" w:sz="4" w:space="0" w:color="BFC7D1"/>
-              <w:bottom w:val="single" w:sz="4" w:space="0" w:color="BFC7D1"/>
-              <w:right w:val="single" w:sz="4" w:space="0" w:color="BFC7D1"/>
-            </w:tcBorders>
-          </w:tcPr>
-          <w:p>
-            <w:pPr>
-              <w:pStyle w:val="Normal"/>
-              <w:widowControl/>
-              <w:spacing w:lineRule="auto" w:line="240" w:before="0" w:after="20"/>
-              <w:jc w:val="left"/>
-              <w:rPr>
-                <w:rFonts w:ascii="Aptos" w:hAnsi="Aptos" w:eastAsia="ＭＳ 明朝" w:cs="Arial"/>
-                <w:kern w:val="0"/>
-                <w:sz w:val="24"/>
-                <w:szCs w:val="24"/>
-                <w:lang w:val="en-US" w:eastAsia="ja-JP" w:bidi="ar-SA"/>
-              </w:rPr>
-            </w:pPr>
-            <w:r>
-              <w:rPr>
-                <w:rFonts w:eastAsia="Consolas" w:cs="Consolas" w:ascii="Consolas" w:hAnsi="Consolas"/>
-                <w:color w:val="101820"/>
-                <w:kern w:val="0"/>
-                <w:sz w:val="16"/>
-                <w:szCs w:val="24"/>
-                <w:lang w:val="en-US" w:eastAsia="ja-JP" w:bidi="ar-SA"/>
-              </w:rPr>
-              <w:t>Bank_Statement_Generic_Upload_Template.xlsx</w:t>
-            </w:r>
-          </w:p>
-        </w:tc>
-        <w:tc>
-          <w:tcPr>
-            <w:tcW w:w="3009" w:type="dxa"/>
-            <w:tcBorders>
-              <w:top w:val="single" w:sz="4" w:space="0" w:color="BFC7D1"/>
-              <w:left w:val="single" w:sz="4" w:space="0" w:color="BFC7D1"/>
-              <w:bottom w:val="single" w:sz="4" w:space="0" w:color="BFC7D1"/>
-              <w:right w:val="single" w:sz="4" w:space="0" w:color="BFC7D1"/>
-            </w:tcBorders>
-          </w:tcPr>
-          <w:p>
-            <w:pPr>
-              <w:pStyle w:val="Normal"/>
-              <w:widowControl/>
-              <w:spacing w:lineRule="auto" w:line="240" w:before="0" w:after="20"/>
-              <w:jc w:val="left"/>
-              <w:rPr>
-                <w:rFonts w:ascii="Aptos" w:hAnsi="Aptos" w:eastAsia="ＭＳ 明朝" w:cs="Arial"/>
-                <w:kern w:val="0"/>
-                <w:sz w:val="24"/>
-                <w:szCs w:val="24"/>
-                <w:lang w:val="en-US" w:eastAsia="ja-JP" w:bidi="ar-SA"/>
-              </w:rPr>
-            </w:pPr>
-            <w:r>
-              <w:rPr>
-                <w:rFonts w:eastAsia="Segoe UI" w:cs="Segoe UI" w:ascii="Segoe UI" w:hAnsi="Segoe UI"/>
-                <w:color w:val="101820"/>
-                <w:kern w:val="0"/>
-                <w:sz w:val="18"/>
-                <w:szCs w:val="24"/>
-                <w:lang w:val="en-US" w:eastAsia="ja-JP" w:bidi="ar-SA"/>
-              </w:rPr>
-              <w:t>Bank statements of banks without a delivered format</w:t>
-            </w:r>
-          </w:p>
-        </w:tc>
-        <w:tc>
-          <w:tcPr>
-            <w:tcW w:w="3009" w:type="dxa"/>
-            <w:tcBorders>
-              <w:top w:val="single" w:sz="4" w:space="0" w:color="BFC7D1"/>
-              <w:left w:val="single" w:sz="4" w:space="0" w:color="BFC7D1"/>
-              <w:bottom w:val="single" w:sz="4" w:space="0" w:color="BFC7D1"/>
-              <w:right w:val="single" w:sz="4" w:space="0" w:color="BFC7D1"/>
-            </w:tcBorders>
-          </w:tcPr>
-          <w:p>
-            <w:pPr>
-              <w:pStyle w:val="Normal"/>
-              <w:widowControl/>
-              <w:spacing w:lineRule="auto" w:line="240" w:before="0" w:after="20"/>
-              <w:jc w:val="left"/>
-              <w:rPr>
-                <w:rFonts w:ascii="Aptos" w:hAnsi="Aptos" w:eastAsia="ＭＳ 明朝" w:cs="Arial"/>
-                <w:kern w:val="0"/>
-                <w:sz w:val="24"/>
-                <w:szCs w:val="24"/>
-                <w:lang w:val="en-US" w:eastAsia="ja-JP" w:bidi="ar-SA"/>
-              </w:rPr>
-            </w:pPr>
-            <w:r>
-              <w:rPr>
-                <w:rFonts w:eastAsia="Segoe UI" w:cs="Segoe UI" w:ascii="Segoe UI" w:hAnsi="Segoe UI"/>
-                <w:color w:val="101820"/>
-                <w:kern w:val="0"/>
-                <w:sz w:val="18"/>
-                <w:szCs w:val="24"/>
-                <w:lang w:val="en-US" w:eastAsia="ja-JP" w:bidi="ar-SA"/>
-              </w:rPr>
-              <w:t>Accounts &gt; Bank Reconciliation &gt; Import statement</w:t>
-            </w:r>
-          </w:p>
-        </w:tc>
-      </w:tr>
-      <w:tr>
-        <w:trPr/>
-        <w:tc>
-          <w:tcPr>
-            <w:tcW w:w="3009" w:type="dxa"/>
-            <w:tcBorders>
-              <w:top w:val="single" w:sz="4" w:space="0" w:color="BFC7D1"/>
-              <w:left w:val="single" w:sz="4" w:space="0" w:color="BFC7D1"/>
-              <w:bottom w:val="single" w:sz="4" w:space="0" w:color="BFC7D1"/>
-              <w:right w:val="single" w:sz="4" w:space="0" w:color="BFC7D1"/>
-            </w:tcBorders>
-          </w:tcPr>
-          <w:p>
-            <w:pPr>
-              <w:pStyle w:val="Normal"/>
-              <w:widowControl/>
-              <w:spacing w:lineRule="auto" w:line="240" w:before="0" w:after="20"/>
-              <w:jc w:val="left"/>
-              <w:rPr>
-                <w:rFonts w:ascii="Aptos" w:hAnsi="Aptos" w:eastAsia="ＭＳ 明朝" w:cs="Arial"/>
-                <w:kern w:val="0"/>
-                <w:sz w:val="24"/>
-                <w:szCs w:val="24"/>
-                <w:lang w:val="en-US" w:eastAsia="ja-JP" w:bidi="ar-SA"/>
-              </w:rPr>
-            </w:pPr>
-            <w:r>
-              <w:rPr>
-                <w:rFonts w:eastAsia="Consolas" w:cs="Consolas" w:ascii="Consolas" w:hAnsi="Consolas"/>
-                <w:color w:val="101820"/>
-                <w:kern w:val="0"/>
-                <w:sz w:val="16"/>
-                <w:szCs w:val="24"/>
-                <w:lang w:val="en-US" w:eastAsia="ja-JP" w:bidi="ar-SA"/>
-              </w:rPr>
-              <w:t>Remittance_Bank_Transactions_Template.xlsx</w:t>
-            </w:r>
-            <w:r>
-              <w:rPr>
-                <w:rFonts w:eastAsia="Segoe UI" w:cs="Segoe UI" w:ascii="Segoe UI" w:hAnsi="Segoe UI"/>
-                <w:color w:val="101820"/>
-                <w:kern w:val="0"/>
-                <w:sz w:val="18"/>
-                <w:szCs w:val="24"/>
-                <w:lang w:val="en-US" w:eastAsia="ja-JP" w:bidi="ar-SA"/>
-              </w:rPr>
-              <w:t xml:space="preserve"> / </w:t>
-            </w:r>
-            <w:r>
-              <w:rPr>
-                <w:rFonts w:eastAsia="Consolas" w:cs="Consolas" w:ascii="Consolas" w:hAnsi="Consolas"/>
-                <w:color w:val="101820"/>
-                <w:kern w:val="0"/>
-                <w:sz w:val="16"/>
-                <w:szCs w:val="24"/>
-                <w:lang w:val="en-US" w:eastAsia="ja-JP" w:bidi="ar-SA"/>
-              </w:rPr>
-              <w:t>.csv</w:t>
-            </w:r>
-          </w:p>
-        </w:tc>
-        <w:tc>
-          <w:tcPr>
-            <w:tcW w:w="3009" w:type="dxa"/>
-            <w:tcBorders>
-              <w:top w:val="single" w:sz="4" w:space="0" w:color="BFC7D1"/>
-              <w:left w:val="single" w:sz="4" w:space="0" w:color="BFC7D1"/>
-              <w:bottom w:val="single" w:sz="4" w:space="0" w:color="BFC7D1"/>
-              <w:right w:val="single" w:sz="4" w:space="0" w:color="BFC7D1"/>
-            </w:tcBorders>
-          </w:tcPr>
-          <w:p>
-            <w:pPr>
-              <w:pStyle w:val="Normal"/>
-              <w:widowControl/>
-              <w:spacing w:lineRule="auto" w:line="240" w:before="0" w:after="20"/>
-              <w:jc w:val="left"/>
-              <w:rPr>
-                <w:rFonts w:ascii="Aptos" w:hAnsi="Aptos" w:eastAsia="ＭＳ 明朝" w:cs="Arial"/>
-                <w:kern w:val="0"/>
-                <w:sz w:val="24"/>
-                <w:szCs w:val="24"/>
-                <w:lang w:val="en-US" w:eastAsia="ja-JP" w:bidi="ar-SA"/>
-              </w:rPr>
-            </w:pPr>
-            <w:r>
-              <w:rPr>
-                <w:rFonts w:eastAsia="Segoe UI" w:cs="Segoe UI" w:ascii="Segoe UI" w:hAnsi="Segoe UI"/>
-                <w:color w:val="101820"/>
-                <w:kern w:val="0"/>
-                <w:sz w:val="18"/>
-                <w:szCs w:val="24"/>
-                <w:lang w:val="en-US" w:eastAsia="ja-JP" w:bidi="ar-SA"/>
-              </w:rPr>
-              <w:t>Bank transactions for remittance reconciliation</w:t>
-            </w:r>
-          </w:p>
-        </w:tc>
-        <w:tc>
-          <w:tcPr>
-            <w:tcW w:w="3009" w:type="dxa"/>
-            <w:tcBorders>
-              <w:top w:val="single" w:sz="4" w:space="0" w:color="BFC7D1"/>
-              <w:left w:val="single" w:sz="4" w:space="0" w:color="BFC7D1"/>
-              <w:bottom w:val="single" w:sz="4" w:space="0" w:color="BFC7D1"/>
-              <w:right w:val="single" w:sz="4" w:space="0" w:color="BFC7D1"/>
-            </w:tcBorders>
-          </w:tcPr>
-          <w:p>
-            <w:pPr>
-              <w:pStyle w:val="Normal"/>
-              <w:widowControl/>
-              <w:spacing w:lineRule="auto" w:line="240" w:before="0" w:after="20"/>
-              <w:jc w:val="left"/>
-              <w:rPr>
-                <w:rFonts w:ascii="Aptos" w:hAnsi="Aptos" w:eastAsia="ＭＳ 明朝" w:cs="Arial"/>
-                <w:kern w:val="0"/>
-                <w:sz w:val="24"/>
-                <w:szCs w:val="24"/>
-                <w:lang w:val="en-US" w:eastAsia="ja-JP" w:bidi="ar-SA"/>
-              </w:rPr>
-            </w:pPr>
-            <w:r>
-              <w:rPr>
-                <w:rFonts w:eastAsia="Segoe UI" w:cs="Segoe UI" w:ascii="Segoe UI" w:hAnsi="Segoe UI"/>
-                <w:color w:val="101820"/>
-                <w:kern w:val="0"/>
-                <w:sz w:val="18"/>
-                <w:szCs w:val="24"/>
-                <w:lang w:val="en-US" w:eastAsia="ja-JP" w:bidi="ar-SA"/>
-              </w:rPr>
-              <w:t>Accounts &gt; Remittance &gt; Reconciliation &gt; Import</w:t>
-            </w:r>
-          </w:p>
-        </w:tc>
-      </w:tr>
-      <w:tr>
-        <w:trPr/>
-        <w:tc>
-          <w:tcPr>
-            <w:tcW w:w="3009" w:type="dxa"/>
-            <w:tcBorders>
-              <w:top w:val="single" w:sz="4" w:space="0" w:color="BFC7D1"/>
-              <w:left w:val="single" w:sz="4" w:space="0" w:color="BFC7D1"/>
-              <w:bottom w:val="single" w:sz="4" w:space="0" w:color="BFC7D1"/>
-              <w:right w:val="single" w:sz="4" w:space="0" w:color="BFC7D1"/>
-            </w:tcBorders>
-          </w:tcPr>
-          <w:p>
-            <w:pPr>
-              <w:pStyle w:val="Normal"/>
-              <w:widowControl/>
-              <w:spacing w:lineRule="auto" w:line="240" w:before="0" w:after="20"/>
-              <w:jc w:val="left"/>
-              <w:rPr>
-                <w:rFonts w:ascii="Aptos" w:hAnsi="Aptos" w:eastAsia="ＭＳ 明朝" w:cs="Arial"/>
-                <w:kern w:val="0"/>
-                <w:sz w:val="24"/>
-                <w:szCs w:val="24"/>
-                <w:lang w:val="en-US" w:eastAsia="ja-JP" w:bidi="ar-SA"/>
-              </w:rPr>
-            </w:pPr>
-            <w:r>
-              <w:rPr>
-                <w:rFonts w:eastAsia="Consolas" w:cs="Consolas" w:ascii="Consolas" w:hAnsi="Consolas"/>
-                <w:color w:val="101820"/>
-                <w:kern w:val="0"/>
-                <w:sz w:val="16"/>
-                <w:szCs w:val="24"/>
-                <w:lang w:val="en-US" w:eastAsia="ja-JP" w:bidi="ar-SA"/>
-              </w:rPr>
               <w:t>Remittance_Bulk_Upload_Template.xlsx</w:t>
             </w:r>
           </w:p>
         </w:tc>
         <w:tc>
           <w:tcPr>
-            <w:tcW w:w="3009" w:type="dxa"/>
+            <w:tcW w:w="3005" w:type="dxa"/>
             <w:tcBorders>
               <w:top w:val="single" w:sz="4" w:space="0" w:color="BFC7D1"/>
               <w:left w:val="single" w:sz="4" w:space="0" w:color="BFC7D1"/>
@@ -12701,7 +12359,7 @@
         </w:tc>
         <w:tc>
           <w:tcPr>
-            <w:tcW w:w="3009" w:type="dxa"/>
+            <w:tcW w:w="3005" w:type="dxa"/>
             <w:tcBorders>
               <w:top w:val="single" w:sz="4" w:space="0" w:color="BFC7D1"/>
               <w:left w:val="single" w:sz="4" w:space="0" w:color="BFC7D1"/>
@@ -12768,7 +12426,7 @@
         <w:pStyle w:val="Heading2"/>
         <w:rPr/>
       </w:pPr>
-      <w:bookmarkStart w:id="16" w:name="__RefHeading___Toc4041_2214730899"/>
+      <w:bookmarkStart w:id="16" w:name="__RefHeading___Toc42085_4195859891"/>
       <w:bookmarkEnd w:id="16"/>
       <w:r>
         <w:rPr>
@@ -12800,7 +12458,7 @@
         <w:pStyle w:val="Heading2"/>
         <w:rPr/>
       </w:pPr>
-      <w:bookmarkStart w:id="17" w:name="__RefHeading___Toc4043_2214730899"/>
+      <w:bookmarkStart w:id="17" w:name="__RefHeading___Toc42087_4195859891"/>
       <w:bookmarkEnd w:id="17"/>
       <w:r>
         <w:rPr>
@@ -12893,7 +12551,7 @@
         <w:pStyle w:val="Heading1"/>
         <w:rPr/>
       </w:pPr>
-      <w:bookmarkStart w:id="18" w:name="__RefHeading___Toc4045_2214730899"/>
+      <w:bookmarkStart w:id="18" w:name="__RefHeading___Toc42089_4195859891"/>
       <w:bookmarkEnd w:id="18"/>
       <w:r>
         <w:rPr>
@@ -12923,7 +12581,7 @@
     <w:tbl>
       <w:tblPr>
         <w:tblStyle w:val="TableGrid"/>
-        <w:tblW w:w="9028" w:type="dxa"/>
+        <w:tblW w:w="9014" w:type="dxa"/>
         <w:jc w:val="left"/>
         <w:tblInd w:w="0" w:type="dxa"/>
         <w:tblLayout w:type="fixed"/>
@@ -12936,10 +12594,10 @@
         <w:tblLook w:val="04a0" w:noHBand="0" w:noVBand="1" w:firstColumn="1" w:lastRow="0" w:lastColumn="0" w:firstRow="1"/>
       </w:tblPr>
       <w:tblGrid>
-        <w:gridCol w:w="2257"/>
-        <w:gridCol w:w="2257"/>
-        <w:gridCol w:w="2257"/>
-        <w:gridCol w:w="2256"/>
+        <w:gridCol w:w="906"/>
+        <w:gridCol w:w="3355"/>
+        <w:gridCol w:w="2112"/>
+        <w:gridCol w:w="2640"/>
       </w:tblGrid>
       <w:tr>
         <w:trPr>
@@ -12947,7 +12605,7 @@
         </w:trPr>
         <w:tc>
           <w:tcPr>
-            <w:tcW w:w="2257" w:type="dxa"/>
+            <w:tcW w:w="906" w:type="dxa"/>
             <w:tcBorders>
               <w:top w:val="single" w:sz="4" w:space="0" w:color="BFC7D1"/>
               <w:left w:val="single" w:sz="4" w:space="0" w:color="BFC7D1"/>
@@ -12986,7 +12644,7 @@
         </w:tc>
         <w:tc>
           <w:tcPr>
-            <w:tcW w:w="2257" w:type="dxa"/>
+            <w:tcW w:w="3355" w:type="dxa"/>
             <w:tcBorders>
               <w:top w:val="single" w:sz="4" w:space="0" w:color="BFC7D1"/>
               <w:left w:val="single" w:sz="4" w:space="0" w:color="BFC7D1"/>
@@ -13025,7 +12683,7 @@
         </w:tc>
         <w:tc>
           <w:tcPr>
-            <w:tcW w:w="2257" w:type="dxa"/>
+            <w:tcW w:w="2112" w:type="dxa"/>
             <w:tcBorders>
               <w:top w:val="single" w:sz="4" w:space="0" w:color="BFC7D1"/>
               <w:left w:val="single" w:sz="4" w:space="0" w:color="BFC7D1"/>
@@ -13064,7 +12722,7 @@
         </w:tc>
         <w:tc>
           <w:tcPr>
-            <w:tcW w:w="2256" w:type="dxa"/>
+            <w:tcW w:w="2640" w:type="dxa"/>
             <w:tcBorders>
               <w:top w:val="single" w:sz="4" w:space="0" w:color="BFC7D1"/>
               <w:left w:val="single" w:sz="4" w:space="0" w:color="BFC7D1"/>
@@ -13106,7 +12764,7 @@
         <w:trPr/>
         <w:tc>
           <w:tcPr>
-            <w:tcW w:w="2257" w:type="dxa"/>
+            <w:tcW w:w="906" w:type="dxa"/>
             <w:tcBorders>
               <w:top w:val="single" w:sz="4" w:space="0" w:color="BFC7D1"/>
               <w:left w:val="single" w:sz="4" w:space="0" w:color="BFC7D1"/>
@@ -13143,7 +12801,7 @@
         </w:tc>
         <w:tc>
           <w:tcPr>
-            <w:tcW w:w="2257" w:type="dxa"/>
+            <w:tcW w:w="3355" w:type="dxa"/>
             <w:tcBorders>
               <w:top w:val="single" w:sz="4" w:space="0" w:color="BFC7D1"/>
               <w:left w:val="single" w:sz="4" w:space="0" w:color="BFC7D1"/>
@@ -13180,7 +12838,7 @@
         </w:tc>
         <w:tc>
           <w:tcPr>
-            <w:tcW w:w="2257" w:type="dxa"/>
+            <w:tcW w:w="2112" w:type="dxa"/>
             <w:tcBorders>
               <w:top w:val="single" w:sz="4" w:space="0" w:color="BFC7D1"/>
               <w:left w:val="single" w:sz="4" w:space="0" w:color="BFC7D1"/>
@@ -13217,7 +12875,7 @@
         </w:tc>
         <w:tc>
           <w:tcPr>
-            <w:tcW w:w="2256" w:type="dxa"/>
+            <w:tcW w:w="2640" w:type="dxa"/>
             <w:tcBorders>
               <w:top w:val="single" w:sz="4" w:space="0" w:color="BFC7D1"/>
               <w:left w:val="single" w:sz="4" w:space="0" w:color="BFC7D1"/>
@@ -13257,7 +12915,7 @@
         <w:trPr/>
         <w:tc>
           <w:tcPr>
-            <w:tcW w:w="2257" w:type="dxa"/>
+            <w:tcW w:w="906" w:type="dxa"/>
             <w:tcBorders>
               <w:top w:val="single" w:sz="4" w:space="0" w:color="BFC7D1"/>
               <w:left w:val="single" w:sz="4" w:space="0" w:color="BFC7D1"/>
@@ -13294,7 +12952,7 @@
         </w:tc>
         <w:tc>
           <w:tcPr>
-            <w:tcW w:w="2257" w:type="dxa"/>
+            <w:tcW w:w="3355" w:type="dxa"/>
             <w:tcBorders>
               <w:top w:val="single" w:sz="4" w:space="0" w:color="BFC7D1"/>
               <w:left w:val="single" w:sz="4" w:space="0" w:color="BFC7D1"/>
@@ -13331,7 +12989,7 @@
         </w:tc>
         <w:tc>
           <w:tcPr>
-            <w:tcW w:w="2257" w:type="dxa"/>
+            <w:tcW w:w="2112" w:type="dxa"/>
             <w:tcBorders>
               <w:top w:val="single" w:sz="4" w:space="0" w:color="BFC7D1"/>
               <w:left w:val="single" w:sz="4" w:space="0" w:color="BFC7D1"/>
@@ -13368,7 +13026,7 @@
         </w:tc>
         <w:tc>
           <w:tcPr>
-            <w:tcW w:w="2256" w:type="dxa"/>
+            <w:tcW w:w="2640" w:type="dxa"/>
             <w:tcBorders>
               <w:top w:val="single" w:sz="4" w:space="0" w:color="BFC7D1"/>
               <w:left w:val="single" w:sz="4" w:space="0" w:color="BFC7D1"/>
@@ -13408,7 +13066,7 @@
         <w:trPr/>
         <w:tc>
           <w:tcPr>
-            <w:tcW w:w="2257" w:type="dxa"/>
+            <w:tcW w:w="906" w:type="dxa"/>
             <w:tcBorders>
               <w:top w:val="single" w:sz="4" w:space="0" w:color="BFC7D1"/>
               <w:left w:val="single" w:sz="4" w:space="0" w:color="BFC7D1"/>
@@ -13445,7 +13103,7 @@
         </w:tc>
         <w:tc>
           <w:tcPr>
-            <w:tcW w:w="2257" w:type="dxa"/>
+            <w:tcW w:w="3355" w:type="dxa"/>
             <w:tcBorders>
               <w:top w:val="single" w:sz="4" w:space="0" w:color="BFC7D1"/>
               <w:left w:val="single" w:sz="4" w:space="0" w:color="BFC7D1"/>
@@ -13482,7 +13140,7 @@
         </w:tc>
         <w:tc>
           <w:tcPr>
-            <w:tcW w:w="2257" w:type="dxa"/>
+            <w:tcW w:w="2112" w:type="dxa"/>
             <w:tcBorders>
               <w:top w:val="single" w:sz="4" w:space="0" w:color="BFC7D1"/>
               <w:left w:val="single" w:sz="4" w:space="0" w:color="BFC7D1"/>
@@ -13519,7 +13177,7 @@
         </w:tc>
         <w:tc>
           <w:tcPr>
-            <w:tcW w:w="2256" w:type="dxa"/>
+            <w:tcW w:w="2640" w:type="dxa"/>
             <w:tcBorders>
               <w:top w:val="single" w:sz="4" w:space="0" w:color="BFC7D1"/>
               <w:left w:val="single" w:sz="4" w:space="0" w:color="BFC7D1"/>
@@ -13559,7 +13217,7 @@
         <w:trPr/>
         <w:tc>
           <w:tcPr>
-            <w:tcW w:w="2257" w:type="dxa"/>
+            <w:tcW w:w="906" w:type="dxa"/>
             <w:tcBorders>
               <w:top w:val="single" w:sz="4" w:space="0" w:color="BFC7D1"/>
               <w:left w:val="single" w:sz="4" w:space="0" w:color="BFC7D1"/>
@@ -13596,7 +13254,7 @@
         </w:tc>
         <w:tc>
           <w:tcPr>
-            <w:tcW w:w="2257" w:type="dxa"/>
+            <w:tcW w:w="3355" w:type="dxa"/>
             <w:tcBorders>
               <w:top w:val="single" w:sz="4" w:space="0" w:color="BFC7D1"/>
               <w:left w:val="single" w:sz="4" w:space="0" w:color="BFC7D1"/>
@@ -13633,7 +13291,7 @@
         </w:tc>
         <w:tc>
           <w:tcPr>
-            <w:tcW w:w="2257" w:type="dxa"/>
+            <w:tcW w:w="2112" w:type="dxa"/>
             <w:tcBorders>
               <w:top w:val="single" w:sz="4" w:space="0" w:color="BFC7D1"/>
               <w:left w:val="single" w:sz="4" w:space="0" w:color="BFC7D1"/>
@@ -13670,7 +13328,7 @@
         </w:tc>
         <w:tc>
           <w:tcPr>
-            <w:tcW w:w="2256" w:type="dxa"/>
+            <w:tcW w:w="2640" w:type="dxa"/>
             <w:tcBorders>
               <w:top w:val="single" w:sz="4" w:space="0" w:color="BFC7D1"/>
               <w:left w:val="single" w:sz="4" w:space="0" w:color="BFC7D1"/>
@@ -13710,7 +13368,7 @@
         <w:trPr/>
         <w:tc>
           <w:tcPr>
-            <w:tcW w:w="2257" w:type="dxa"/>
+            <w:tcW w:w="906" w:type="dxa"/>
             <w:tcBorders>
               <w:top w:val="single" w:sz="4" w:space="0" w:color="BFC7D1"/>
               <w:left w:val="single" w:sz="4" w:space="0" w:color="BFC7D1"/>
@@ -13747,44 +13405,44 @@
         </w:tc>
         <w:tc>
           <w:tcPr>
-            <w:tcW w:w="2257" w:type="dxa"/>
-            <w:tcBorders>
-              <w:top w:val="single" w:sz="4" w:space="0" w:color="BFC7D1"/>
-              <w:left w:val="single" w:sz="4" w:space="0" w:color="BFC7D1"/>
-              <w:bottom w:val="single" w:sz="4" w:space="0" w:color="BFC7D1"/>
-              <w:right w:val="single" w:sz="4" w:space="0" w:color="BFC7D1"/>
-            </w:tcBorders>
-          </w:tcPr>
-          <w:p>
-            <w:pPr>
-              <w:pStyle w:val="Normal"/>
-              <w:widowControl/>
-              <w:spacing w:lineRule="auto" w:line="240" w:before="0" w:after="20"/>
-              <w:jc w:val="left"/>
-              <w:rPr>
-                <w:rFonts w:ascii="Aptos" w:hAnsi="Aptos" w:eastAsia="ＭＳ 明朝" w:cs="Arial"/>
-                <w:kern w:val="0"/>
-                <w:sz w:val="24"/>
-                <w:szCs w:val="24"/>
-                <w:lang w:val="en-US" w:eastAsia="ja-JP" w:bidi="ar-SA"/>
-              </w:rPr>
-            </w:pPr>
-            <w:r>
-              <w:rPr>
-                <w:rFonts w:eastAsia="Segoe UI" w:cs="Segoe UI" w:ascii="Segoe UI" w:hAnsi="Segoe UI"/>
-                <w:color w:val="101820"/>
-                <w:kern w:val="0"/>
-                <w:sz w:val="18"/>
-                <w:szCs w:val="24"/>
-                <w:lang w:val="en-US" w:eastAsia="ja-JP" w:bidi="ar-SA"/>
-              </w:rPr>
-              <w:t>Employee hierarchy, designations, employees (if used)</w:t>
-            </w:r>
-          </w:p>
-        </w:tc>
-        <w:tc>
-          <w:tcPr>
-            <w:tcW w:w="2257" w:type="dxa"/>
+            <w:tcW w:w="3355" w:type="dxa"/>
+            <w:tcBorders>
+              <w:top w:val="single" w:sz="4" w:space="0" w:color="BFC7D1"/>
+              <w:left w:val="single" w:sz="4" w:space="0" w:color="BFC7D1"/>
+              <w:bottom w:val="single" w:sz="4" w:space="0" w:color="BFC7D1"/>
+              <w:right w:val="single" w:sz="4" w:space="0" w:color="BFC7D1"/>
+            </w:tcBorders>
+          </w:tcPr>
+          <w:p>
+            <w:pPr>
+              <w:pStyle w:val="Normal"/>
+              <w:widowControl/>
+              <w:spacing w:lineRule="auto" w:line="240" w:before="0" w:after="20"/>
+              <w:jc w:val="left"/>
+              <w:rPr>
+                <w:rFonts w:ascii="Aptos" w:hAnsi="Aptos" w:eastAsia="ＭＳ 明朝" w:cs="Arial"/>
+                <w:kern w:val="0"/>
+                <w:sz w:val="24"/>
+                <w:szCs w:val="24"/>
+                <w:lang w:val="en-US" w:eastAsia="ja-JP" w:bidi="ar-SA"/>
+              </w:rPr>
+            </w:pPr>
+            <w:r>
+              <w:rPr>
+                <w:rFonts w:eastAsia="Segoe UI" w:cs="Segoe UI" w:ascii="Segoe UI" w:hAnsi="Segoe UI"/>
+                <w:color w:val="101820"/>
+                <w:kern w:val="0"/>
+                <w:sz w:val="18"/>
+                <w:szCs w:val="24"/>
+                <w:lang w:val="en-US" w:eastAsia="ja-JP" w:bidi="ar-SA"/>
+              </w:rPr>
+              <w:t>Employee hierarchy and designations (if used)</w:t>
+            </w:r>
+          </w:p>
+        </w:tc>
+        <w:tc>
+          <w:tcPr>
+            <w:tcW w:w="2112" w:type="dxa"/>
             <w:tcBorders>
               <w:top w:val="single" w:sz="4" w:space="0" w:color="BFC7D1"/>
               <w:left w:val="single" w:sz="4" w:space="0" w:color="BFC7D1"/>
@@ -13821,7 +13479,7 @@
         </w:tc>
         <w:tc>
           <w:tcPr>
-            <w:tcW w:w="2256" w:type="dxa"/>
+            <w:tcW w:w="2640" w:type="dxa"/>
             <w:tcBorders>
               <w:top w:val="single" w:sz="4" w:space="0" w:color="BFC7D1"/>
               <w:left w:val="single" w:sz="4" w:space="0" w:color="BFC7D1"/>
@@ -13861,7 +13519,7 @@
         <w:trPr/>
         <w:tc>
           <w:tcPr>
-            <w:tcW w:w="2257" w:type="dxa"/>
+            <w:tcW w:w="906" w:type="dxa"/>
             <w:tcBorders>
               <w:top w:val="single" w:sz="4" w:space="0" w:color="BFC7D1"/>
               <w:left w:val="single" w:sz="4" w:space="0" w:color="BFC7D1"/>
@@ -13898,7 +13556,7 @@
         </w:tc>
         <w:tc>
           <w:tcPr>
-            <w:tcW w:w="2257" w:type="dxa"/>
+            <w:tcW w:w="3355" w:type="dxa"/>
             <w:tcBorders>
               <w:top w:val="single" w:sz="4" w:space="0" w:color="BFC7D1"/>
               <w:left w:val="single" w:sz="4" w:space="0" w:color="BFC7D1"/>
@@ -13935,7 +13593,7 @@
         </w:tc>
         <w:tc>
           <w:tcPr>
-            <w:tcW w:w="2257" w:type="dxa"/>
+            <w:tcW w:w="2112" w:type="dxa"/>
             <w:tcBorders>
               <w:top w:val="single" w:sz="4" w:space="0" w:color="BFC7D1"/>
               <w:left w:val="single" w:sz="4" w:space="0" w:color="BFC7D1"/>
@@ -13972,7 +13630,7 @@
         </w:tc>
         <w:tc>
           <w:tcPr>
-            <w:tcW w:w="2256" w:type="dxa"/>
+            <w:tcW w:w="2640" w:type="dxa"/>
             <w:tcBorders>
               <w:top w:val="single" w:sz="4" w:space="0" w:color="BFC7D1"/>
               <w:left w:val="single" w:sz="4" w:space="0" w:color="BFC7D1"/>
@@ -14012,7 +13670,7 @@
         <w:trPr/>
         <w:tc>
           <w:tcPr>
-            <w:tcW w:w="2257" w:type="dxa"/>
+            <w:tcW w:w="906" w:type="dxa"/>
             <w:tcBorders>
               <w:top w:val="single" w:sz="4" w:space="0" w:color="BFC7D1"/>
               <w:left w:val="single" w:sz="4" w:space="0" w:color="BFC7D1"/>
@@ -14049,7 +13707,7 @@
         </w:tc>
         <w:tc>
           <w:tcPr>
-            <w:tcW w:w="2257" w:type="dxa"/>
+            <w:tcW w:w="3355" w:type="dxa"/>
             <w:tcBorders>
               <w:top w:val="single" w:sz="4" w:space="0" w:color="BFC7D1"/>
               <w:left w:val="single" w:sz="4" w:space="0" w:color="BFC7D1"/>
@@ -14086,7 +13744,7 @@
         </w:tc>
         <w:tc>
           <w:tcPr>
-            <w:tcW w:w="2257" w:type="dxa"/>
+            <w:tcW w:w="2112" w:type="dxa"/>
             <w:tcBorders>
               <w:top w:val="single" w:sz="4" w:space="0" w:color="BFC7D1"/>
               <w:left w:val="single" w:sz="4" w:space="0" w:color="BFC7D1"/>
@@ -14123,7 +13781,7 @@
         </w:tc>
         <w:tc>
           <w:tcPr>
-            <w:tcW w:w="2256" w:type="dxa"/>
+            <w:tcW w:w="2640" w:type="dxa"/>
             <w:tcBorders>
               <w:top w:val="single" w:sz="4" w:space="0" w:color="BFC7D1"/>
               <w:left w:val="single" w:sz="4" w:space="0" w:color="BFC7D1"/>
@@ -14163,7 +13821,7 @@
         <w:trPr/>
         <w:tc>
           <w:tcPr>
-            <w:tcW w:w="2257" w:type="dxa"/>
+            <w:tcW w:w="906" w:type="dxa"/>
             <w:tcBorders>
               <w:top w:val="single" w:sz="4" w:space="0" w:color="BFC7D1"/>
               <w:left w:val="single" w:sz="4" w:space="0" w:color="BFC7D1"/>
@@ -14200,7 +13858,7 @@
         </w:tc>
         <w:tc>
           <w:tcPr>
-            <w:tcW w:w="2257" w:type="dxa"/>
+            <w:tcW w:w="3355" w:type="dxa"/>
             <w:tcBorders>
               <w:top w:val="single" w:sz="4" w:space="0" w:color="BFC7D1"/>
               <w:left w:val="single" w:sz="4" w:space="0" w:color="BFC7D1"/>
@@ -14237,7 +13895,7 @@
         </w:tc>
         <w:tc>
           <w:tcPr>
-            <w:tcW w:w="2257" w:type="dxa"/>
+            <w:tcW w:w="2112" w:type="dxa"/>
             <w:tcBorders>
               <w:top w:val="single" w:sz="4" w:space="0" w:color="BFC7D1"/>
               <w:left w:val="single" w:sz="4" w:space="0" w:color="BFC7D1"/>
@@ -14274,7 +13932,7 @@
         </w:tc>
         <w:tc>
           <w:tcPr>
-            <w:tcW w:w="2256" w:type="dxa"/>
+            <w:tcW w:w="2640" w:type="dxa"/>
             <w:tcBorders>
               <w:top w:val="single" w:sz="4" w:space="0" w:color="BFC7D1"/>
               <w:left w:val="single" w:sz="4" w:space="0" w:color="BFC7D1"/>
@@ -14314,7 +13972,7 @@
         <w:trPr/>
         <w:tc>
           <w:tcPr>
-            <w:tcW w:w="2257" w:type="dxa"/>
+            <w:tcW w:w="906" w:type="dxa"/>
             <w:tcBorders>
               <w:top w:val="single" w:sz="4" w:space="0" w:color="BFC7D1"/>
               <w:left w:val="single" w:sz="4" w:space="0" w:color="BFC7D1"/>
@@ -14351,7 +14009,7 @@
         </w:tc>
         <w:tc>
           <w:tcPr>
-            <w:tcW w:w="2257" w:type="dxa"/>
+            <w:tcW w:w="3355" w:type="dxa"/>
             <w:tcBorders>
               <w:top w:val="single" w:sz="4" w:space="0" w:color="BFC7D1"/>
               <w:left w:val="single" w:sz="4" w:space="0" w:color="BFC7D1"/>
@@ -14388,7 +14046,7 @@
         </w:tc>
         <w:tc>
           <w:tcPr>
-            <w:tcW w:w="2257" w:type="dxa"/>
+            <w:tcW w:w="2112" w:type="dxa"/>
             <w:tcBorders>
               <w:top w:val="single" w:sz="4" w:space="0" w:color="BFC7D1"/>
               <w:left w:val="single" w:sz="4" w:space="0" w:color="BFC7D1"/>
@@ -14425,7 +14083,7 @@
         </w:tc>
         <w:tc>
           <w:tcPr>
-            <w:tcW w:w="2256" w:type="dxa"/>
+            <w:tcW w:w="2640" w:type="dxa"/>
             <w:tcBorders>
               <w:top w:val="single" w:sz="4" w:space="0" w:color="BFC7D1"/>
               <w:left w:val="single" w:sz="4" w:space="0" w:color="BFC7D1"/>
@@ -14465,7 +14123,7 @@
         <w:trPr/>
         <w:tc>
           <w:tcPr>
-            <w:tcW w:w="2257" w:type="dxa"/>
+            <w:tcW w:w="906" w:type="dxa"/>
             <w:tcBorders>
               <w:top w:val="single" w:sz="4" w:space="0" w:color="BFC7D1"/>
               <w:left w:val="single" w:sz="4" w:space="0" w:color="BFC7D1"/>
@@ -14502,7 +14160,7 @@
         </w:tc>
         <w:tc>
           <w:tcPr>
-            <w:tcW w:w="2257" w:type="dxa"/>
+            <w:tcW w:w="3355" w:type="dxa"/>
             <w:tcBorders>
               <w:top w:val="single" w:sz="4" w:space="0" w:color="BFC7D1"/>
               <w:left w:val="single" w:sz="4" w:space="0" w:color="BFC7D1"/>
@@ -14539,7 +14197,7 @@
         </w:tc>
         <w:tc>
           <w:tcPr>
-            <w:tcW w:w="2257" w:type="dxa"/>
+            <w:tcW w:w="2112" w:type="dxa"/>
             <w:tcBorders>
               <w:top w:val="single" w:sz="4" w:space="0" w:color="BFC7D1"/>
               <w:left w:val="single" w:sz="4" w:space="0" w:color="BFC7D1"/>
@@ -14576,7 +14234,7 @@
         </w:tc>
         <w:tc>
           <w:tcPr>
-            <w:tcW w:w="2256" w:type="dxa"/>
+            <w:tcW w:w="2640" w:type="dxa"/>
             <w:tcBorders>
               <w:top w:val="single" w:sz="4" w:space="0" w:color="BFC7D1"/>
               <w:left w:val="single" w:sz="4" w:space="0" w:color="BFC7D1"/>
@@ -14616,7 +14274,7 @@
         <w:trPr/>
         <w:tc>
           <w:tcPr>
-            <w:tcW w:w="2257" w:type="dxa"/>
+            <w:tcW w:w="906" w:type="dxa"/>
             <w:tcBorders>
               <w:top w:val="single" w:sz="4" w:space="0" w:color="BFC7D1"/>
               <w:left w:val="single" w:sz="4" w:space="0" w:color="BFC7D1"/>
@@ -14653,7 +14311,7 @@
         </w:tc>
         <w:tc>
           <w:tcPr>
-            <w:tcW w:w="2257" w:type="dxa"/>
+            <w:tcW w:w="3355" w:type="dxa"/>
             <w:tcBorders>
               <w:top w:val="single" w:sz="4" w:space="0" w:color="BFC7D1"/>
               <w:left w:val="single" w:sz="4" w:space="0" w:color="BFC7D1"/>
@@ -14690,7 +14348,7 @@
         </w:tc>
         <w:tc>
           <w:tcPr>
-            <w:tcW w:w="2257" w:type="dxa"/>
+            <w:tcW w:w="2112" w:type="dxa"/>
             <w:tcBorders>
               <w:top w:val="single" w:sz="4" w:space="0" w:color="BFC7D1"/>
               <w:left w:val="single" w:sz="4" w:space="0" w:color="BFC7D1"/>
@@ -14727,7 +14385,7 @@
         </w:tc>
         <w:tc>
           <w:tcPr>
-            <w:tcW w:w="2256" w:type="dxa"/>
+            <w:tcW w:w="2640" w:type="dxa"/>
             <w:tcBorders>
               <w:top w:val="single" w:sz="4" w:space="0" w:color="BFC7D1"/>
               <w:left w:val="single" w:sz="4" w:space="0" w:color="BFC7D1"/>
@@ -14767,7 +14425,7 @@
         <w:trPr/>
         <w:tc>
           <w:tcPr>
-            <w:tcW w:w="2257" w:type="dxa"/>
+            <w:tcW w:w="906" w:type="dxa"/>
             <w:tcBorders>
               <w:top w:val="single" w:sz="4" w:space="0" w:color="BFC7D1"/>
               <w:left w:val="single" w:sz="4" w:space="0" w:color="BFC7D1"/>
@@ -14804,7 +14462,7 @@
         </w:tc>
         <w:tc>
           <w:tcPr>
-            <w:tcW w:w="2257" w:type="dxa"/>
+            <w:tcW w:w="3355" w:type="dxa"/>
             <w:tcBorders>
               <w:top w:val="single" w:sz="4" w:space="0" w:color="BFC7D1"/>
               <w:left w:val="single" w:sz="4" w:space="0" w:color="BFC7D1"/>
@@ -14841,7 +14499,7 @@
         </w:tc>
         <w:tc>
           <w:tcPr>
-            <w:tcW w:w="2257" w:type="dxa"/>
+            <w:tcW w:w="2112" w:type="dxa"/>
             <w:tcBorders>
               <w:top w:val="single" w:sz="4" w:space="0" w:color="BFC7D1"/>
               <w:left w:val="single" w:sz="4" w:space="0" w:color="BFC7D1"/>
@@ -14878,7 +14536,7 @@
         </w:tc>
         <w:tc>
           <w:tcPr>
-            <w:tcW w:w="2256" w:type="dxa"/>
+            <w:tcW w:w="2640" w:type="dxa"/>
             <w:tcBorders>
               <w:top w:val="single" w:sz="4" w:space="0" w:color="BFC7D1"/>
               <w:left w:val="single" w:sz="4" w:space="0" w:color="BFC7D1"/>
@@ -14918,7 +14576,7 @@
         <w:trPr/>
         <w:tc>
           <w:tcPr>
-            <w:tcW w:w="2257" w:type="dxa"/>
+            <w:tcW w:w="906" w:type="dxa"/>
             <w:tcBorders>
               <w:top w:val="single" w:sz="4" w:space="0" w:color="BFC7D1"/>
               <w:left w:val="single" w:sz="4" w:space="0" w:color="BFC7D1"/>
@@ -14955,7 +14613,7 @@
         </w:tc>
         <w:tc>
           <w:tcPr>
-            <w:tcW w:w="2257" w:type="dxa"/>
+            <w:tcW w:w="3355" w:type="dxa"/>
             <w:tcBorders>
               <w:top w:val="single" w:sz="4" w:space="0" w:color="BFC7D1"/>
               <w:left w:val="single" w:sz="4" w:space="0" w:color="BFC7D1"/>
@@ -14992,7 +14650,7 @@
         </w:tc>
         <w:tc>
           <w:tcPr>
-            <w:tcW w:w="2257" w:type="dxa"/>
+            <w:tcW w:w="2112" w:type="dxa"/>
             <w:tcBorders>
               <w:top w:val="single" w:sz="4" w:space="0" w:color="BFC7D1"/>
               <w:left w:val="single" w:sz="4" w:space="0" w:color="BFC7D1"/>
@@ -15029,7 +14687,7 @@
         </w:tc>
         <w:tc>
           <w:tcPr>
-            <w:tcW w:w="2256" w:type="dxa"/>
+            <w:tcW w:w="2640" w:type="dxa"/>
             <w:tcBorders>
               <w:top w:val="single" w:sz="4" w:space="0" w:color="BFC7D1"/>
               <w:left w:val="single" w:sz="4" w:space="0" w:color="BFC7D1"/>
@@ -15069,7 +14727,7 @@
         <w:trPr/>
         <w:tc>
           <w:tcPr>
-            <w:tcW w:w="2257" w:type="dxa"/>
+            <w:tcW w:w="906" w:type="dxa"/>
             <w:tcBorders>
               <w:top w:val="single" w:sz="4" w:space="0" w:color="BFC7D1"/>
               <w:left w:val="single" w:sz="4" w:space="0" w:color="BFC7D1"/>
@@ -15106,7 +14764,7 @@
         </w:tc>
         <w:tc>
           <w:tcPr>
-            <w:tcW w:w="2257" w:type="dxa"/>
+            <w:tcW w:w="3355" w:type="dxa"/>
             <w:tcBorders>
               <w:top w:val="single" w:sz="4" w:space="0" w:color="BFC7D1"/>
               <w:left w:val="single" w:sz="4" w:space="0" w:color="BFC7D1"/>
@@ -15143,7 +14801,7 @@
         </w:tc>
         <w:tc>
           <w:tcPr>
-            <w:tcW w:w="2257" w:type="dxa"/>
+            <w:tcW w:w="2112" w:type="dxa"/>
             <w:tcBorders>
               <w:top w:val="single" w:sz="4" w:space="0" w:color="BFC7D1"/>
               <w:left w:val="single" w:sz="4" w:space="0" w:color="BFC7D1"/>
@@ -15180,7 +14838,7 @@
         </w:tc>
         <w:tc>
           <w:tcPr>
-            <w:tcW w:w="2256" w:type="dxa"/>
+            <w:tcW w:w="2640" w:type="dxa"/>
             <w:tcBorders>
               <w:top w:val="single" w:sz="4" w:space="0" w:color="BFC7D1"/>
               <w:left w:val="single" w:sz="4" w:space="0" w:color="BFC7D1"/>
@@ -15220,7 +14878,7 @@
         <w:trPr/>
         <w:tc>
           <w:tcPr>
-            <w:tcW w:w="2257" w:type="dxa"/>
+            <w:tcW w:w="906" w:type="dxa"/>
             <w:tcBorders>
               <w:top w:val="single" w:sz="4" w:space="0" w:color="BFC7D1"/>
               <w:left w:val="single" w:sz="4" w:space="0" w:color="BFC7D1"/>
@@ -15257,7 +14915,7 @@
         </w:tc>
         <w:tc>
           <w:tcPr>
-            <w:tcW w:w="2257" w:type="dxa"/>
+            <w:tcW w:w="3355" w:type="dxa"/>
             <w:tcBorders>
               <w:top w:val="single" w:sz="4" w:space="0" w:color="BFC7D1"/>
               <w:left w:val="single" w:sz="4" w:space="0" w:color="BFC7D1"/>
@@ -15294,7 +14952,7 @@
         </w:tc>
         <w:tc>
           <w:tcPr>
-            <w:tcW w:w="2257" w:type="dxa"/>
+            <w:tcW w:w="2112" w:type="dxa"/>
             <w:tcBorders>
               <w:top w:val="single" w:sz="4" w:space="0" w:color="BFC7D1"/>
               <w:left w:val="single" w:sz="4" w:space="0" w:color="BFC7D1"/>
@@ -15331,7 +14989,7 @@
         </w:tc>
         <w:tc>
           <w:tcPr>
-            <w:tcW w:w="2256" w:type="dxa"/>
+            <w:tcW w:w="2640" w:type="dxa"/>
             <w:tcBorders>
               <w:top w:val="single" w:sz="4" w:space="0" w:color="BFC7D1"/>
               <w:left w:val="single" w:sz="4" w:space="0" w:color="BFC7D1"/>
@@ -15371,7 +15029,7 @@
         <w:trPr/>
         <w:tc>
           <w:tcPr>
-            <w:tcW w:w="2257" w:type="dxa"/>
+            <w:tcW w:w="906" w:type="dxa"/>
             <w:tcBorders>
               <w:top w:val="single" w:sz="4" w:space="0" w:color="BFC7D1"/>
               <w:left w:val="single" w:sz="4" w:space="0" w:color="BFC7D1"/>
@@ -15408,7 +15066,7 @@
         </w:tc>
         <w:tc>
           <w:tcPr>
-            <w:tcW w:w="2257" w:type="dxa"/>
+            <w:tcW w:w="3355" w:type="dxa"/>
             <w:tcBorders>
               <w:top w:val="single" w:sz="4" w:space="0" w:color="BFC7D1"/>
               <w:left w:val="single" w:sz="4" w:space="0" w:color="BFC7D1"/>
@@ -15445,7 +15103,7 @@
         </w:tc>
         <w:tc>
           <w:tcPr>
-            <w:tcW w:w="2257" w:type="dxa"/>
+            <w:tcW w:w="2112" w:type="dxa"/>
             <w:tcBorders>
               <w:top w:val="single" w:sz="4" w:space="0" w:color="BFC7D1"/>
               <w:left w:val="single" w:sz="4" w:space="0" w:color="BFC7D1"/>
@@ -15482,7 +15140,7 @@
         </w:tc>
         <w:tc>
           <w:tcPr>
-            <w:tcW w:w="2256" w:type="dxa"/>
+            <w:tcW w:w="2640" w:type="dxa"/>
             <w:tcBorders>
               <w:top w:val="single" w:sz="4" w:space="0" w:color="BFC7D1"/>
               <w:left w:val="single" w:sz="4" w:space="0" w:color="BFC7D1"/>
@@ -15522,7 +15180,7 @@
         <w:trPr/>
         <w:tc>
           <w:tcPr>
-            <w:tcW w:w="2257" w:type="dxa"/>
+            <w:tcW w:w="906" w:type="dxa"/>
             <w:tcBorders>
               <w:top w:val="single" w:sz="4" w:space="0" w:color="BFC7D1"/>
               <w:left w:val="single" w:sz="4" w:space="0" w:color="BFC7D1"/>
@@ -15559,7 +15217,7 @@
         </w:tc>
         <w:tc>
           <w:tcPr>
-            <w:tcW w:w="2257" w:type="dxa"/>
+            <w:tcW w:w="3355" w:type="dxa"/>
             <w:tcBorders>
               <w:top w:val="single" w:sz="4" w:space="0" w:color="BFC7D1"/>
               <w:left w:val="single" w:sz="4" w:space="0" w:color="BFC7D1"/>
@@ -15596,7 +15254,7 @@
         </w:tc>
         <w:tc>
           <w:tcPr>
-            <w:tcW w:w="2257" w:type="dxa"/>
+            <w:tcW w:w="2112" w:type="dxa"/>
             <w:tcBorders>
               <w:top w:val="single" w:sz="4" w:space="0" w:color="BFC7D1"/>
               <w:left w:val="single" w:sz="4" w:space="0" w:color="BFC7D1"/>
@@ -15633,7 +15291,7 @@
         </w:tc>
         <w:tc>
           <w:tcPr>
-            <w:tcW w:w="2256" w:type="dxa"/>
+            <w:tcW w:w="2640" w:type="dxa"/>
             <w:tcBorders>
               <w:top w:val="single" w:sz="4" w:space="0" w:color="BFC7D1"/>
               <w:left w:val="single" w:sz="4" w:space="0" w:color="BFC7D1"/>
@@ -15673,7 +15331,7 @@
         <w:trPr/>
         <w:tc>
           <w:tcPr>
-            <w:tcW w:w="2257" w:type="dxa"/>
+            <w:tcW w:w="906" w:type="dxa"/>
             <w:tcBorders>
               <w:top w:val="single" w:sz="4" w:space="0" w:color="BFC7D1"/>
               <w:left w:val="single" w:sz="4" w:space="0" w:color="BFC7D1"/>
@@ -15710,7 +15368,7 @@
         </w:tc>
         <w:tc>
           <w:tcPr>
-            <w:tcW w:w="2257" w:type="dxa"/>
+            <w:tcW w:w="3355" w:type="dxa"/>
             <w:tcBorders>
               <w:top w:val="single" w:sz="4" w:space="0" w:color="BFC7D1"/>
               <w:left w:val="single" w:sz="4" w:space="0" w:color="BFC7D1"/>
@@ -15747,7 +15405,7 @@
         </w:tc>
         <w:tc>
           <w:tcPr>
-            <w:tcW w:w="2257" w:type="dxa"/>
+            <w:tcW w:w="2112" w:type="dxa"/>
             <w:tcBorders>
               <w:top w:val="single" w:sz="4" w:space="0" w:color="BFC7D1"/>
               <w:left w:val="single" w:sz="4" w:space="0" w:color="BFC7D1"/>
@@ -15784,7 +15442,7 @@
         </w:tc>
         <w:tc>
           <w:tcPr>
-            <w:tcW w:w="2256" w:type="dxa"/>
+            <w:tcW w:w="2640" w:type="dxa"/>
             <w:tcBorders>
               <w:top w:val="single" w:sz="4" w:space="0" w:color="BFC7D1"/>
               <w:left w:val="single" w:sz="4" w:space="0" w:color="BFC7D1"/>
@@ -15981,7 +15639,7 @@
         <w:pStyle w:val="Heading1"/>
         <w:rPr/>
       </w:pPr>
-      <w:bookmarkStart w:id="19" w:name="__RefHeading___Toc4047_2214730899"/>
+      <w:bookmarkStart w:id="19" w:name="__RefHeading___Toc42091_4195859891"/>
       <w:bookmarkEnd w:id="19"/>
       <w:r>
         <w:rPr>
@@ -15998,7 +15656,7 @@
         <w:pStyle w:val="Heading2"/>
         <w:rPr/>
       </w:pPr>
-      <w:bookmarkStart w:id="20" w:name="__RefHeading___Toc4049_2214730899"/>
+      <w:bookmarkStart w:id="20" w:name="__RefHeading___Toc42093_4195859891"/>
       <w:bookmarkEnd w:id="20"/>
       <w:r>
         <w:rPr>
@@ -16030,7 +15688,7 @@
         <w:pStyle w:val="Heading2"/>
         <w:rPr/>
       </w:pPr>
-      <w:bookmarkStart w:id="21" w:name="__RefHeading___Toc4051_2214730899"/>
+      <w:bookmarkStart w:id="21" w:name="__RefHeading___Toc42095_4195859891"/>
       <w:bookmarkEnd w:id="21"/>
       <w:r>
         <w:rPr>
@@ -16060,7 +15718,7 @@
     <w:tbl>
       <w:tblPr>
         <w:tblStyle w:val="TableGrid"/>
-        <w:tblW w:w="9028" w:type="dxa"/>
+        <w:tblW w:w="9016" w:type="dxa"/>
         <w:jc w:val="left"/>
         <w:tblInd w:w="0" w:type="dxa"/>
         <w:tblLayout w:type="fixed"/>
@@ -16073,10 +15731,10 @@
         <w:tblLook w:val="04a0" w:noHBand="0" w:noVBand="1" w:firstColumn="1" w:lastRow="0" w:lastColumn="0" w:firstRow="1"/>
       </w:tblPr>
       <w:tblGrid>
-        <w:gridCol w:w="2257"/>
-        <w:gridCol w:w="2257"/>
-        <w:gridCol w:w="2257"/>
-        <w:gridCol w:w="2256"/>
+        <w:gridCol w:w="2352"/>
+        <w:gridCol w:w="2351"/>
+        <w:gridCol w:w="2352"/>
+        <w:gridCol w:w="1960"/>
       </w:tblGrid>
       <w:tr>
         <w:trPr>
@@ -16084,7 +15742,7 @@
         </w:trPr>
         <w:tc>
           <w:tcPr>
-            <w:tcW w:w="2257" w:type="dxa"/>
+            <w:tcW w:w="2352" w:type="dxa"/>
             <w:tcBorders>
               <w:top w:val="single" w:sz="4" w:space="0" w:color="BFC7D1"/>
               <w:left w:val="single" w:sz="4" w:space="0" w:color="BFC7D1"/>
@@ -16123,7 +15781,7 @@
         </w:tc>
         <w:tc>
           <w:tcPr>
-            <w:tcW w:w="2257" w:type="dxa"/>
+            <w:tcW w:w="2351" w:type="dxa"/>
             <w:tcBorders>
               <w:top w:val="single" w:sz="4" w:space="0" w:color="BFC7D1"/>
               <w:left w:val="single" w:sz="4" w:space="0" w:color="BFC7D1"/>
@@ -16162,7 +15820,7 @@
         </w:tc>
         <w:tc>
           <w:tcPr>
-            <w:tcW w:w="2257" w:type="dxa"/>
+            <w:tcW w:w="2352" w:type="dxa"/>
             <w:tcBorders>
               <w:top w:val="single" w:sz="4" w:space="0" w:color="BFC7D1"/>
               <w:left w:val="single" w:sz="4" w:space="0" w:color="BFC7D1"/>
@@ -16201,7 +15859,7 @@
         </w:tc>
         <w:tc>
           <w:tcPr>
-            <w:tcW w:w="2256" w:type="dxa"/>
+            <w:tcW w:w="1960" w:type="dxa"/>
             <w:tcBorders>
               <w:top w:val="single" w:sz="4" w:space="0" w:color="BFC7D1"/>
               <w:left w:val="single" w:sz="4" w:space="0" w:color="BFC7D1"/>
@@ -16243,7 +15901,7 @@
         <w:trPr/>
         <w:tc>
           <w:tcPr>
-            <w:tcW w:w="2257" w:type="dxa"/>
+            <w:tcW w:w="2352" w:type="dxa"/>
             <w:tcBorders>
               <w:top w:val="single" w:sz="4" w:space="0" w:color="BFC7D1"/>
               <w:left w:val="single" w:sz="4" w:space="0" w:color="BFC7D1"/>
@@ -16280,7 +15938,7 @@
         </w:tc>
         <w:tc>
           <w:tcPr>
-            <w:tcW w:w="2257" w:type="dxa"/>
+            <w:tcW w:w="2351" w:type="dxa"/>
             <w:tcBorders>
               <w:top w:val="single" w:sz="4" w:space="0" w:color="BFC7D1"/>
               <w:left w:val="single" w:sz="4" w:space="0" w:color="BFC7D1"/>
@@ -16317,7 +15975,7 @@
         </w:tc>
         <w:tc>
           <w:tcPr>
-            <w:tcW w:w="2257" w:type="dxa"/>
+            <w:tcW w:w="2352" w:type="dxa"/>
             <w:tcBorders>
               <w:top w:val="single" w:sz="4" w:space="0" w:color="BFC7D1"/>
               <w:left w:val="single" w:sz="4" w:space="0" w:color="BFC7D1"/>
@@ -16354,7 +16012,7 @@
         </w:tc>
         <w:tc>
           <w:tcPr>
-            <w:tcW w:w="2256" w:type="dxa"/>
+            <w:tcW w:w="1960" w:type="dxa"/>
             <w:tcBorders>
               <w:top w:val="single" w:sz="4" w:space="0" w:color="BFC7D1"/>
               <w:left w:val="single" w:sz="4" w:space="0" w:color="BFC7D1"/>
@@ -16394,7 +16052,7 @@
         <w:trPr/>
         <w:tc>
           <w:tcPr>
-            <w:tcW w:w="2257" w:type="dxa"/>
+            <w:tcW w:w="2352" w:type="dxa"/>
             <w:tcBorders>
               <w:top w:val="single" w:sz="4" w:space="0" w:color="BFC7D1"/>
               <w:left w:val="single" w:sz="4" w:space="0" w:color="BFC7D1"/>
@@ -16431,7 +16089,7 @@
         </w:tc>
         <w:tc>
           <w:tcPr>
-            <w:tcW w:w="2257" w:type="dxa"/>
+            <w:tcW w:w="2351" w:type="dxa"/>
             <w:tcBorders>
               <w:top w:val="single" w:sz="4" w:space="0" w:color="BFC7D1"/>
               <w:left w:val="single" w:sz="4" w:space="0" w:color="BFC7D1"/>
@@ -16468,7 +16126,7 @@
         </w:tc>
         <w:tc>
           <w:tcPr>
-            <w:tcW w:w="2257" w:type="dxa"/>
+            <w:tcW w:w="2352" w:type="dxa"/>
             <w:tcBorders>
               <w:top w:val="single" w:sz="4" w:space="0" w:color="BFC7D1"/>
               <w:left w:val="single" w:sz="4" w:space="0" w:color="BFC7D1"/>
@@ -16505,7 +16163,7 @@
         </w:tc>
         <w:tc>
           <w:tcPr>
-            <w:tcW w:w="2256" w:type="dxa"/>
+            <w:tcW w:w="1960" w:type="dxa"/>
             <w:tcBorders>
               <w:top w:val="single" w:sz="4" w:space="0" w:color="BFC7D1"/>
               <w:left w:val="single" w:sz="4" w:space="0" w:color="BFC7D1"/>
@@ -16545,7 +16203,7 @@
         <w:trPr/>
         <w:tc>
           <w:tcPr>
-            <w:tcW w:w="2257" w:type="dxa"/>
+            <w:tcW w:w="2352" w:type="dxa"/>
             <w:tcBorders>
               <w:top w:val="single" w:sz="4" w:space="0" w:color="BFC7D1"/>
               <w:left w:val="single" w:sz="4" w:space="0" w:color="BFC7D1"/>
@@ -16582,7 +16240,7 @@
         </w:tc>
         <w:tc>
           <w:tcPr>
-            <w:tcW w:w="2257" w:type="dxa"/>
+            <w:tcW w:w="2351" w:type="dxa"/>
             <w:tcBorders>
               <w:top w:val="single" w:sz="4" w:space="0" w:color="BFC7D1"/>
               <w:left w:val="single" w:sz="4" w:space="0" w:color="BFC7D1"/>
@@ -16619,7 +16277,7 @@
         </w:tc>
         <w:tc>
           <w:tcPr>
-            <w:tcW w:w="2257" w:type="dxa"/>
+            <w:tcW w:w="2352" w:type="dxa"/>
             <w:tcBorders>
               <w:top w:val="single" w:sz="4" w:space="0" w:color="BFC7D1"/>
               <w:left w:val="single" w:sz="4" w:space="0" w:color="BFC7D1"/>
@@ -16656,7 +16314,7 @@
         </w:tc>
         <w:tc>
           <w:tcPr>
-            <w:tcW w:w="2256" w:type="dxa"/>
+            <w:tcW w:w="1960" w:type="dxa"/>
             <w:tcBorders>
               <w:top w:val="single" w:sz="4" w:space="0" w:color="BFC7D1"/>
               <w:left w:val="single" w:sz="4" w:space="0" w:color="BFC7D1"/>
@@ -16696,7 +16354,7 @@
         <w:trPr/>
         <w:tc>
           <w:tcPr>
-            <w:tcW w:w="2257" w:type="dxa"/>
+            <w:tcW w:w="2352" w:type="dxa"/>
             <w:tcBorders>
               <w:top w:val="single" w:sz="4" w:space="0" w:color="BFC7D1"/>
               <w:left w:val="single" w:sz="4" w:space="0" w:color="BFC7D1"/>
@@ -16733,7 +16391,7 @@
         </w:tc>
         <w:tc>
           <w:tcPr>
-            <w:tcW w:w="2257" w:type="dxa"/>
+            <w:tcW w:w="2351" w:type="dxa"/>
             <w:tcBorders>
               <w:top w:val="single" w:sz="4" w:space="0" w:color="BFC7D1"/>
               <w:left w:val="single" w:sz="4" w:space="0" w:color="BFC7D1"/>
@@ -16770,7 +16428,7 @@
         </w:tc>
         <w:tc>
           <w:tcPr>
-            <w:tcW w:w="2257" w:type="dxa"/>
+            <w:tcW w:w="2352" w:type="dxa"/>
             <w:tcBorders>
               <w:top w:val="single" w:sz="4" w:space="0" w:color="BFC7D1"/>
               <w:left w:val="single" w:sz="4" w:space="0" w:color="BFC7D1"/>
@@ -16807,7 +16465,7 @@
         </w:tc>
         <w:tc>
           <w:tcPr>
-            <w:tcW w:w="2256" w:type="dxa"/>
+            <w:tcW w:w="1960" w:type="dxa"/>
             <w:tcBorders>
               <w:top w:val="single" w:sz="4" w:space="0" w:color="BFC7D1"/>
               <w:left w:val="single" w:sz="4" w:space="0" w:color="BFC7D1"/>
@@ -16847,7 +16505,7 @@
         <w:trPr/>
         <w:tc>
           <w:tcPr>
-            <w:tcW w:w="2257" w:type="dxa"/>
+            <w:tcW w:w="2352" w:type="dxa"/>
             <w:tcBorders>
               <w:top w:val="single" w:sz="4" w:space="0" w:color="BFC7D1"/>
               <w:left w:val="single" w:sz="4" w:space="0" w:color="BFC7D1"/>
@@ -16884,7 +16542,7 @@
         </w:tc>
         <w:tc>
           <w:tcPr>
-            <w:tcW w:w="2257" w:type="dxa"/>
+            <w:tcW w:w="2351" w:type="dxa"/>
             <w:tcBorders>
               <w:top w:val="single" w:sz="4" w:space="0" w:color="BFC7D1"/>
               <w:left w:val="single" w:sz="4" w:space="0" w:color="BFC7D1"/>
@@ -16921,7 +16579,7 @@
         </w:tc>
         <w:tc>
           <w:tcPr>
-            <w:tcW w:w="2257" w:type="dxa"/>
+            <w:tcW w:w="2352" w:type="dxa"/>
             <w:tcBorders>
               <w:top w:val="single" w:sz="4" w:space="0" w:color="BFC7D1"/>
               <w:left w:val="single" w:sz="4" w:space="0" w:color="BFC7D1"/>
@@ -16958,7 +16616,7 @@
         </w:tc>
         <w:tc>
           <w:tcPr>
-            <w:tcW w:w="2256" w:type="dxa"/>
+            <w:tcW w:w="1960" w:type="dxa"/>
             <w:tcBorders>
               <w:top w:val="single" w:sz="4" w:space="0" w:color="BFC7D1"/>
               <w:left w:val="single" w:sz="4" w:space="0" w:color="BFC7D1"/>
@@ -16998,7 +16656,7 @@
         <w:trPr/>
         <w:tc>
           <w:tcPr>
-            <w:tcW w:w="2257" w:type="dxa"/>
+            <w:tcW w:w="2352" w:type="dxa"/>
             <w:tcBorders>
               <w:top w:val="single" w:sz="4" w:space="0" w:color="BFC7D1"/>
               <w:left w:val="single" w:sz="4" w:space="0" w:color="BFC7D1"/>
@@ -17035,7 +16693,7 @@
         </w:tc>
         <w:tc>
           <w:tcPr>
-            <w:tcW w:w="2257" w:type="dxa"/>
+            <w:tcW w:w="2351" w:type="dxa"/>
             <w:tcBorders>
               <w:top w:val="single" w:sz="4" w:space="0" w:color="BFC7D1"/>
               <w:left w:val="single" w:sz="4" w:space="0" w:color="BFC7D1"/>
@@ -17072,7 +16730,7 @@
         </w:tc>
         <w:tc>
           <w:tcPr>
-            <w:tcW w:w="2257" w:type="dxa"/>
+            <w:tcW w:w="2352" w:type="dxa"/>
             <w:tcBorders>
               <w:top w:val="single" w:sz="4" w:space="0" w:color="BFC7D1"/>
               <w:left w:val="single" w:sz="4" w:space="0" w:color="BFC7D1"/>
@@ -17109,7 +16767,7 @@
         </w:tc>
         <w:tc>
           <w:tcPr>
-            <w:tcW w:w="2256" w:type="dxa"/>
+            <w:tcW w:w="1960" w:type="dxa"/>
             <w:tcBorders>
               <w:top w:val="single" w:sz="4" w:space="0" w:color="BFC7D1"/>
               <w:left w:val="single" w:sz="4" w:space="0" w:color="BFC7D1"/>
@@ -17149,7 +16807,7 @@
         <w:trPr/>
         <w:tc>
           <w:tcPr>
-            <w:tcW w:w="2257" w:type="dxa"/>
+            <w:tcW w:w="2352" w:type="dxa"/>
             <w:tcBorders>
               <w:top w:val="single" w:sz="4" w:space="0" w:color="BFC7D1"/>
               <w:left w:val="single" w:sz="4" w:space="0" w:color="BFC7D1"/>
@@ -17186,7 +16844,7 @@
         </w:tc>
         <w:tc>
           <w:tcPr>
-            <w:tcW w:w="2257" w:type="dxa"/>
+            <w:tcW w:w="2351" w:type="dxa"/>
             <w:tcBorders>
               <w:top w:val="single" w:sz="4" w:space="0" w:color="BFC7D1"/>
               <w:left w:val="single" w:sz="4" w:space="0" w:color="BFC7D1"/>
@@ -17223,7 +16881,7 @@
         </w:tc>
         <w:tc>
           <w:tcPr>
-            <w:tcW w:w="2257" w:type="dxa"/>
+            <w:tcW w:w="2352" w:type="dxa"/>
             <w:tcBorders>
               <w:top w:val="single" w:sz="4" w:space="0" w:color="BFC7D1"/>
               <w:left w:val="single" w:sz="4" w:space="0" w:color="BFC7D1"/>
@@ -17260,7 +16918,7 @@
         </w:tc>
         <w:tc>
           <w:tcPr>
-            <w:tcW w:w="2256" w:type="dxa"/>
+            <w:tcW w:w="1960" w:type="dxa"/>
             <w:tcBorders>
               <w:top w:val="single" w:sz="4" w:space="0" w:color="BFC7D1"/>
               <w:left w:val="single" w:sz="4" w:space="0" w:color="BFC7D1"/>
@@ -17300,7 +16958,7 @@
         <w:trPr/>
         <w:tc>
           <w:tcPr>
-            <w:tcW w:w="2257" w:type="dxa"/>
+            <w:tcW w:w="2352" w:type="dxa"/>
             <w:tcBorders>
               <w:top w:val="single" w:sz="4" w:space="0" w:color="BFC7D1"/>
               <w:left w:val="single" w:sz="4" w:space="0" w:color="BFC7D1"/>
@@ -17337,7 +16995,7 @@
         </w:tc>
         <w:tc>
           <w:tcPr>
-            <w:tcW w:w="2257" w:type="dxa"/>
+            <w:tcW w:w="2351" w:type="dxa"/>
             <w:tcBorders>
               <w:top w:val="single" w:sz="4" w:space="0" w:color="BFC7D1"/>
               <w:left w:val="single" w:sz="4" w:space="0" w:color="BFC7D1"/>
@@ -17374,7 +17032,7 @@
         </w:tc>
         <w:tc>
           <w:tcPr>
-            <w:tcW w:w="2257" w:type="dxa"/>
+            <w:tcW w:w="2352" w:type="dxa"/>
             <w:tcBorders>
               <w:top w:val="single" w:sz="4" w:space="0" w:color="BFC7D1"/>
               <w:left w:val="single" w:sz="4" w:space="0" w:color="BFC7D1"/>
@@ -17411,7 +17069,7 @@
         </w:tc>
         <w:tc>
           <w:tcPr>
-            <w:tcW w:w="2256" w:type="dxa"/>
+            <w:tcW w:w="1960" w:type="dxa"/>
             <w:tcBorders>
               <w:top w:val="single" w:sz="4" w:space="0" w:color="BFC7D1"/>
               <w:left w:val="single" w:sz="4" w:space="0" w:color="BFC7D1"/>
@@ -17451,7 +17109,7 @@
         <w:trPr/>
         <w:tc>
           <w:tcPr>
-            <w:tcW w:w="2257" w:type="dxa"/>
+            <w:tcW w:w="2352" w:type="dxa"/>
             <w:tcBorders>
               <w:top w:val="single" w:sz="4" w:space="0" w:color="BFC7D1"/>
               <w:left w:val="single" w:sz="4" w:space="0" w:color="BFC7D1"/>
@@ -17488,7 +17146,7 @@
         </w:tc>
         <w:tc>
           <w:tcPr>
-            <w:tcW w:w="2257" w:type="dxa"/>
+            <w:tcW w:w="2351" w:type="dxa"/>
             <w:tcBorders>
               <w:top w:val="single" w:sz="4" w:space="0" w:color="BFC7D1"/>
               <w:left w:val="single" w:sz="4" w:space="0" w:color="BFC7D1"/>
@@ -17525,7 +17183,7 @@
         </w:tc>
         <w:tc>
           <w:tcPr>
-            <w:tcW w:w="2257" w:type="dxa"/>
+            <w:tcW w:w="2352" w:type="dxa"/>
             <w:tcBorders>
               <w:top w:val="single" w:sz="4" w:space="0" w:color="BFC7D1"/>
               <w:left w:val="single" w:sz="4" w:space="0" w:color="BFC7D1"/>
@@ -17562,7 +17220,7 @@
         </w:tc>
         <w:tc>
           <w:tcPr>
-            <w:tcW w:w="2256" w:type="dxa"/>
+            <w:tcW w:w="1960" w:type="dxa"/>
             <w:tcBorders>
               <w:top w:val="single" w:sz="4" w:space="0" w:color="BFC7D1"/>
               <w:left w:val="single" w:sz="4" w:space="0" w:color="BFC7D1"/>
@@ -17614,7 +17272,7 @@
         <w:pStyle w:val="Heading2"/>
         <w:rPr/>
       </w:pPr>
-      <w:bookmarkStart w:id="22" w:name="__RefHeading___Toc4053_2214730899"/>
+      <w:bookmarkStart w:id="22" w:name="__RefHeading___Toc42097_4195859891"/>
       <w:bookmarkEnd w:id="22"/>
       <w:r>
         <w:rPr>
@@ -17741,7 +17399,7 @@
         <w:pStyle w:val="Heading2"/>
         <w:rPr/>
       </w:pPr>
-      <w:bookmarkStart w:id="23" w:name="__RefHeading___Toc4055_2214730899"/>
+      <w:bookmarkStart w:id="23" w:name="__RefHeading___Toc42099_4195859891"/>
       <w:bookmarkEnd w:id="23"/>
       <w:r>
         <w:rPr>
@@ -17776,7 +17434,7 @@
         <w:pStyle w:val="Heading1"/>
         <w:rPr/>
       </w:pPr>
-      <w:bookmarkStart w:id="24" w:name="__RefHeading___Toc4057_2214730899"/>
+      <w:bookmarkStart w:id="24" w:name="__RefHeading___Toc42101_4195859891"/>
       <w:bookmarkEnd w:id="24"/>
       <w:r>
         <w:rPr>
@@ -17791,7 +17449,7 @@
     <w:tbl>
       <w:tblPr>
         <w:tblStyle w:val="TableGrid"/>
-        <w:tblW w:w="9028" w:type="dxa"/>
+        <w:tblW w:w="9016" w:type="dxa"/>
         <w:jc w:val="left"/>
         <w:tblInd w:w="0" w:type="dxa"/>
         <w:tblLayout w:type="fixed"/>
@@ -17804,10 +17462,10 @@
         <w:tblLook w:val="04a0" w:noHBand="0" w:noVBand="1" w:firstColumn="1" w:lastRow="0" w:lastColumn="0" w:firstRow="1"/>
       </w:tblPr>
       <w:tblGrid>
-        <w:gridCol w:w="2257"/>
-        <w:gridCol w:w="2257"/>
-        <w:gridCol w:w="2257"/>
-        <w:gridCol w:w="2256"/>
+        <w:gridCol w:w="1680"/>
+        <w:gridCol w:w="2445"/>
+        <w:gridCol w:w="2445"/>
+        <w:gridCol w:w="2445"/>
       </w:tblGrid>
       <w:tr>
         <w:trPr>
@@ -17815,7 +17473,7 @@
         </w:trPr>
         <w:tc>
           <w:tcPr>
-            <w:tcW w:w="2257" w:type="dxa"/>
+            <w:tcW w:w="1680" w:type="dxa"/>
             <w:tcBorders>
               <w:top w:val="single" w:sz="4" w:space="0" w:color="BFC7D1"/>
               <w:left w:val="single" w:sz="4" w:space="0" w:color="BFC7D1"/>
@@ -17854,7 +17512,7 @@
         </w:tc>
         <w:tc>
           <w:tcPr>
-            <w:tcW w:w="2257" w:type="dxa"/>
+            <w:tcW w:w="2445" w:type="dxa"/>
             <w:tcBorders>
               <w:top w:val="single" w:sz="4" w:space="0" w:color="BFC7D1"/>
               <w:left w:val="single" w:sz="4" w:space="0" w:color="BFC7D1"/>
@@ -17893,7 +17551,7 @@
         </w:tc>
         <w:tc>
           <w:tcPr>
-            <w:tcW w:w="2257" w:type="dxa"/>
+            <w:tcW w:w="2445" w:type="dxa"/>
             <w:tcBorders>
               <w:top w:val="single" w:sz="4" w:space="0" w:color="BFC7D1"/>
               <w:left w:val="single" w:sz="4" w:space="0" w:color="BFC7D1"/>
@@ -17932,7 +17590,7 @@
         </w:tc>
         <w:tc>
           <w:tcPr>
-            <w:tcW w:w="2256" w:type="dxa"/>
+            <w:tcW w:w="2445" w:type="dxa"/>
             <w:tcBorders>
               <w:top w:val="single" w:sz="4" w:space="0" w:color="BFC7D1"/>
               <w:left w:val="single" w:sz="4" w:space="0" w:color="BFC7D1"/>
@@ -17974,7 +17632,7 @@
         <w:trPr/>
         <w:tc>
           <w:tcPr>
-            <w:tcW w:w="2257" w:type="dxa"/>
+            <w:tcW w:w="1680" w:type="dxa"/>
             <w:tcBorders>
               <w:top w:val="single" w:sz="4" w:space="0" w:color="BFC7D1"/>
               <w:left w:val="single" w:sz="4" w:space="0" w:color="BFC7D1"/>
@@ -18011,7 +17669,7 @@
         </w:tc>
         <w:tc>
           <w:tcPr>
-            <w:tcW w:w="2257" w:type="dxa"/>
+            <w:tcW w:w="2445" w:type="dxa"/>
             <w:tcBorders>
               <w:top w:val="single" w:sz="4" w:space="0" w:color="BFC7D1"/>
               <w:left w:val="single" w:sz="4" w:space="0" w:color="BFC7D1"/>
@@ -18048,7 +17706,7 @@
         </w:tc>
         <w:tc>
           <w:tcPr>
-            <w:tcW w:w="2257" w:type="dxa"/>
+            <w:tcW w:w="2445" w:type="dxa"/>
             <w:tcBorders>
               <w:top w:val="single" w:sz="4" w:space="0" w:color="BFC7D1"/>
               <w:left w:val="single" w:sz="4" w:space="0" w:color="BFC7D1"/>
@@ -18085,7 +17743,7 @@
         </w:tc>
         <w:tc>
           <w:tcPr>
-            <w:tcW w:w="2256" w:type="dxa"/>
+            <w:tcW w:w="2445" w:type="dxa"/>
             <w:tcBorders>
               <w:top w:val="single" w:sz="4" w:space="0" w:color="BFC7D1"/>
               <w:left w:val="single" w:sz="4" w:space="0" w:color="BFC7D1"/>
@@ -18125,7 +17783,7 @@
         <w:trPr/>
         <w:tc>
           <w:tcPr>
-            <w:tcW w:w="2257" w:type="dxa"/>
+            <w:tcW w:w="1680" w:type="dxa"/>
             <w:tcBorders>
               <w:top w:val="single" w:sz="4" w:space="0" w:color="BFC7D1"/>
               <w:left w:val="single" w:sz="4" w:space="0" w:color="BFC7D1"/>
@@ -18162,7 +17820,7 @@
         </w:tc>
         <w:tc>
           <w:tcPr>
-            <w:tcW w:w="2257" w:type="dxa"/>
+            <w:tcW w:w="2445" w:type="dxa"/>
             <w:tcBorders>
               <w:top w:val="single" w:sz="4" w:space="0" w:color="BFC7D1"/>
               <w:left w:val="single" w:sz="4" w:space="0" w:color="BFC7D1"/>
@@ -18199,7 +17857,7 @@
         </w:tc>
         <w:tc>
           <w:tcPr>
-            <w:tcW w:w="2257" w:type="dxa"/>
+            <w:tcW w:w="2445" w:type="dxa"/>
             <w:tcBorders>
               <w:top w:val="single" w:sz="4" w:space="0" w:color="BFC7D1"/>
               <w:left w:val="single" w:sz="4" w:space="0" w:color="BFC7D1"/>
@@ -18236,7 +17894,7 @@
         </w:tc>
         <w:tc>
           <w:tcPr>
-            <w:tcW w:w="2256" w:type="dxa"/>
+            <w:tcW w:w="2445" w:type="dxa"/>
             <w:tcBorders>
               <w:top w:val="single" w:sz="4" w:space="0" w:color="BFC7D1"/>
               <w:left w:val="single" w:sz="4" w:space="0" w:color="BFC7D1"/>
@@ -18276,7 +17934,7 @@
         <w:trPr/>
         <w:tc>
           <w:tcPr>
-            <w:tcW w:w="2257" w:type="dxa"/>
+            <w:tcW w:w="1680" w:type="dxa"/>
             <w:tcBorders>
               <w:top w:val="single" w:sz="4" w:space="0" w:color="BFC7D1"/>
               <w:left w:val="single" w:sz="4" w:space="0" w:color="BFC7D1"/>
@@ -18313,7 +17971,7 @@
         </w:tc>
         <w:tc>
           <w:tcPr>
-            <w:tcW w:w="2257" w:type="dxa"/>
+            <w:tcW w:w="2445" w:type="dxa"/>
             <w:tcBorders>
               <w:top w:val="single" w:sz="4" w:space="0" w:color="BFC7D1"/>
               <w:left w:val="single" w:sz="4" w:space="0" w:color="BFC7D1"/>
@@ -18350,7 +18008,7 @@
         </w:tc>
         <w:tc>
           <w:tcPr>
-            <w:tcW w:w="2257" w:type="dxa"/>
+            <w:tcW w:w="2445" w:type="dxa"/>
             <w:tcBorders>
               <w:top w:val="single" w:sz="4" w:space="0" w:color="BFC7D1"/>
               <w:left w:val="single" w:sz="4" w:space="0" w:color="BFC7D1"/>
@@ -18387,7 +18045,7 @@
         </w:tc>
         <w:tc>
           <w:tcPr>
-            <w:tcW w:w="2256" w:type="dxa"/>
+            <w:tcW w:w="2445" w:type="dxa"/>
             <w:tcBorders>
               <w:top w:val="single" w:sz="4" w:space="0" w:color="BFC7D1"/>
               <w:left w:val="single" w:sz="4" w:space="0" w:color="BFC7D1"/>
@@ -18427,7 +18085,7 @@
         <w:trPr/>
         <w:tc>
           <w:tcPr>
-            <w:tcW w:w="2257" w:type="dxa"/>
+            <w:tcW w:w="1680" w:type="dxa"/>
             <w:tcBorders>
               <w:top w:val="single" w:sz="4" w:space="0" w:color="BFC7D1"/>
               <w:left w:val="single" w:sz="4" w:space="0" w:color="BFC7D1"/>
@@ -18464,7 +18122,7 @@
         </w:tc>
         <w:tc>
           <w:tcPr>
-            <w:tcW w:w="2257" w:type="dxa"/>
+            <w:tcW w:w="2445" w:type="dxa"/>
             <w:tcBorders>
               <w:top w:val="single" w:sz="4" w:space="0" w:color="BFC7D1"/>
               <w:left w:val="single" w:sz="4" w:space="0" w:color="BFC7D1"/>
@@ -18501,7 +18159,7 @@
         </w:tc>
         <w:tc>
           <w:tcPr>
-            <w:tcW w:w="2257" w:type="dxa"/>
+            <w:tcW w:w="2445" w:type="dxa"/>
             <w:tcBorders>
               <w:top w:val="single" w:sz="4" w:space="0" w:color="BFC7D1"/>
               <w:left w:val="single" w:sz="4" w:space="0" w:color="BFC7D1"/>
@@ -18538,7 +18196,7 @@
         </w:tc>
         <w:tc>
           <w:tcPr>
-            <w:tcW w:w="2256" w:type="dxa"/>
+            <w:tcW w:w="2445" w:type="dxa"/>
             <w:tcBorders>
               <w:top w:val="single" w:sz="4" w:space="0" w:color="BFC7D1"/>
               <w:left w:val="single" w:sz="4" w:space="0" w:color="BFC7D1"/>
@@ -18608,7 +18266,7 @@
         <w:pStyle w:val="Heading1"/>
         <w:rPr/>
       </w:pPr>
-      <w:bookmarkStart w:id="25" w:name="__RefHeading___Toc4059_2214730899"/>
+      <w:bookmarkStart w:id="25" w:name="__RefHeading___Toc42103_4195859891"/>
       <w:bookmarkEnd w:id="25"/>
       <w:r>
         <w:rPr>
@@ -18625,7 +18283,7 @@
         <w:pStyle w:val="Heading2"/>
         <w:rPr/>
       </w:pPr>
-      <w:bookmarkStart w:id="26" w:name="__RefHeading___Toc4061_2214730899"/>
+      <w:bookmarkStart w:id="26" w:name="__RefHeading___Toc42105_4195859891"/>
       <w:bookmarkEnd w:id="26"/>
       <w:r>
         <w:rPr>
@@ -18640,7 +18298,7 @@
     <w:tbl>
       <w:tblPr>
         <w:tblStyle w:val="TableGrid"/>
-        <w:tblW w:w="9027" w:type="dxa"/>
+        <w:tblW w:w="9014" w:type="dxa"/>
         <w:jc w:val="left"/>
         <w:tblInd w:w="0" w:type="dxa"/>
         <w:tblLayout w:type="fixed"/>
@@ -18653,9 +18311,9 @@
         <w:tblLook w:val="04a0" w:noHBand="0" w:noVBand="1" w:firstColumn="1" w:lastRow="0" w:lastColumn="0" w:firstRow="1"/>
       </w:tblPr>
       <w:tblGrid>
-        <w:gridCol w:w="3009"/>
-        <w:gridCol w:w="3009"/>
-        <w:gridCol w:w="3009"/>
+        <w:gridCol w:w="2371"/>
+        <w:gridCol w:w="3796"/>
+        <w:gridCol w:w="2847"/>
       </w:tblGrid>
       <w:tr>
         <w:trPr>
@@ -18663,7 +18321,7 @@
         </w:trPr>
         <w:tc>
           <w:tcPr>
-            <w:tcW w:w="3009" w:type="dxa"/>
+            <w:tcW w:w="2371" w:type="dxa"/>
             <w:tcBorders>
               <w:top w:val="single" w:sz="4" w:space="0" w:color="BFC7D1"/>
               <w:left w:val="single" w:sz="4" w:space="0" w:color="BFC7D1"/>
@@ -18702,7 +18360,7 @@
         </w:tc>
         <w:tc>
           <w:tcPr>
-            <w:tcW w:w="3009" w:type="dxa"/>
+            <w:tcW w:w="3796" w:type="dxa"/>
             <w:tcBorders>
               <w:top w:val="single" w:sz="4" w:space="0" w:color="BFC7D1"/>
               <w:left w:val="single" w:sz="4" w:space="0" w:color="BFC7D1"/>
@@ -18741,7 +18399,7 @@
         </w:tc>
         <w:tc>
           <w:tcPr>
-            <w:tcW w:w="3009" w:type="dxa"/>
+            <w:tcW w:w="2847" w:type="dxa"/>
             <w:tcBorders>
               <w:top w:val="single" w:sz="4" w:space="0" w:color="BFC7D1"/>
               <w:left w:val="single" w:sz="4" w:space="0" w:color="BFC7D1"/>
@@ -18783,7 +18441,7 @@
         <w:trPr/>
         <w:tc>
           <w:tcPr>
-            <w:tcW w:w="3009" w:type="dxa"/>
+            <w:tcW w:w="2371" w:type="dxa"/>
             <w:tcBorders>
               <w:top w:val="single" w:sz="4" w:space="0" w:color="BFC7D1"/>
               <w:left w:val="single" w:sz="4" w:space="0" w:color="BFC7D1"/>
@@ -18820,7 +18478,7 @@
         </w:tc>
         <w:tc>
           <w:tcPr>
-            <w:tcW w:w="3009" w:type="dxa"/>
+            <w:tcW w:w="3796" w:type="dxa"/>
             <w:tcBorders>
               <w:top w:val="single" w:sz="4" w:space="0" w:color="BFC7D1"/>
               <w:left w:val="single" w:sz="4" w:space="0" w:color="BFC7D1"/>
@@ -18857,7 +18515,7 @@
         </w:tc>
         <w:tc>
           <w:tcPr>
-            <w:tcW w:w="3009" w:type="dxa"/>
+            <w:tcW w:w="2847" w:type="dxa"/>
             <w:tcBorders>
               <w:top w:val="single" w:sz="4" w:space="0" w:color="BFC7D1"/>
               <w:left w:val="single" w:sz="4" w:space="0" w:color="BFC7D1"/>
@@ -18897,7 +18555,7 @@
         <w:trPr/>
         <w:tc>
           <w:tcPr>
-            <w:tcW w:w="3009" w:type="dxa"/>
+            <w:tcW w:w="2371" w:type="dxa"/>
             <w:tcBorders>
               <w:top w:val="single" w:sz="4" w:space="0" w:color="BFC7D1"/>
               <w:left w:val="single" w:sz="4" w:space="0" w:color="BFC7D1"/>
@@ -18934,7 +18592,7 @@
         </w:tc>
         <w:tc>
           <w:tcPr>
-            <w:tcW w:w="3009" w:type="dxa"/>
+            <w:tcW w:w="3796" w:type="dxa"/>
             <w:tcBorders>
               <w:top w:val="single" w:sz="4" w:space="0" w:color="BFC7D1"/>
               <w:left w:val="single" w:sz="4" w:space="0" w:color="BFC7D1"/>
@@ -18971,7 +18629,7 @@
         </w:tc>
         <w:tc>
           <w:tcPr>
-            <w:tcW w:w="3009" w:type="dxa"/>
+            <w:tcW w:w="2847" w:type="dxa"/>
             <w:tcBorders>
               <w:top w:val="single" w:sz="4" w:space="0" w:color="BFC7D1"/>
               <w:left w:val="single" w:sz="4" w:space="0" w:color="BFC7D1"/>
@@ -19011,7 +18669,7 @@
         <w:trPr/>
         <w:tc>
           <w:tcPr>
-            <w:tcW w:w="3009" w:type="dxa"/>
+            <w:tcW w:w="2371" w:type="dxa"/>
             <w:tcBorders>
               <w:top w:val="single" w:sz="4" w:space="0" w:color="BFC7D1"/>
               <w:left w:val="single" w:sz="4" w:space="0" w:color="BFC7D1"/>
@@ -19048,7 +18706,7 @@
         </w:tc>
         <w:tc>
           <w:tcPr>
-            <w:tcW w:w="3009" w:type="dxa"/>
+            <w:tcW w:w="3796" w:type="dxa"/>
             <w:tcBorders>
               <w:top w:val="single" w:sz="4" w:space="0" w:color="BFC7D1"/>
               <w:left w:val="single" w:sz="4" w:space="0" w:color="BFC7D1"/>
@@ -19085,7 +18743,7 @@
         </w:tc>
         <w:tc>
           <w:tcPr>
-            <w:tcW w:w="3009" w:type="dxa"/>
+            <w:tcW w:w="2847" w:type="dxa"/>
             <w:tcBorders>
               <w:top w:val="single" w:sz="4" w:space="0" w:color="BFC7D1"/>
               <w:left w:val="single" w:sz="4" w:space="0" w:color="BFC7D1"/>
@@ -19125,7 +18783,7 @@
         <w:trPr/>
         <w:tc>
           <w:tcPr>
-            <w:tcW w:w="3009" w:type="dxa"/>
+            <w:tcW w:w="2371" w:type="dxa"/>
             <w:tcBorders>
               <w:top w:val="single" w:sz="4" w:space="0" w:color="BFC7D1"/>
               <w:left w:val="single" w:sz="4" w:space="0" w:color="BFC7D1"/>
@@ -19162,7 +18820,7 @@
         </w:tc>
         <w:tc>
           <w:tcPr>
-            <w:tcW w:w="3009" w:type="dxa"/>
+            <w:tcW w:w="3796" w:type="dxa"/>
             <w:tcBorders>
               <w:top w:val="single" w:sz="4" w:space="0" w:color="BFC7D1"/>
               <w:left w:val="single" w:sz="4" w:space="0" w:color="BFC7D1"/>
@@ -19199,7 +18857,7 @@
         </w:tc>
         <w:tc>
           <w:tcPr>
-            <w:tcW w:w="3009" w:type="dxa"/>
+            <w:tcW w:w="2847" w:type="dxa"/>
             <w:tcBorders>
               <w:top w:val="single" w:sz="4" w:space="0" w:color="BFC7D1"/>
               <w:left w:val="single" w:sz="4" w:space="0" w:color="BFC7D1"/>
@@ -19239,7 +18897,7 @@
         <w:trPr/>
         <w:tc>
           <w:tcPr>
-            <w:tcW w:w="3009" w:type="dxa"/>
+            <w:tcW w:w="2371" w:type="dxa"/>
             <w:tcBorders>
               <w:top w:val="single" w:sz="4" w:space="0" w:color="BFC7D1"/>
               <w:left w:val="single" w:sz="4" w:space="0" w:color="BFC7D1"/>
@@ -19276,7 +18934,7 @@
         </w:tc>
         <w:tc>
           <w:tcPr>
-            <w:tcW w:w="3009" w:type="dxa"/>
+            <w:tcW w:w="3796" w:type="dxa"/>
             <w:tcBorders>
               <w:top w:val="single" w:sz="4" w:space="0" w:color="BFC7D1"/>
               <w:left w:val="single" w:sz="4" w:space="0" w:color="BFC7D1"/>
@@ -19313,7 +18971,7 @@
         </w:tc>
         <w:tc>
           <w:tcPr>
-            <w:tcW w:w="3009" w:type="dxa"/>
+            <w:tcW w:w="2847" w:type="dxa"/>
             <w:tcBorders>
               <w:top w:val="single" w:sz="4" w:space="0" w:color="BFC7D1"/>
               <w:left w:val="single" w:sz="4" w:space="0" w:color="BFC7D1"/>
@@ -19353,7 +19011,7 @@
         <w:trPr/>
         <w:tc>
           <w:tcPr>
-            <w:tcW w:w="3009" w:type="dxa"/>
+            <w:tcW w:w="2371" w:type="dxa"/>
             <w:tcBorders>
               <w:top w:val="single" w:sz="4" w:space="0" w:color="BFC7D1"/>
               <w:left w:val="single" w:sz="4" w:space="0" w:color="BFC7D1"/>
@@ -19390,7 +19048,7 @@
         </w:tc>
         <w:tc>
           <w:tcPr>
-            <w:tcW w:w="3009" w:type="dxa"/>
+            <w:tcW w:w="3796" w:type="dxa"/>
             <w:tcBorders>
               <w:top w:val="single" w:sz="4" w:space="0" w:color="BFC7D1"/>
               <w:left w:val="single" w:sz="4" w:space="0" w:color="BFC7D1"/>
@@ -19427,7 +19085,7 @@
         </w:tc>
         <w:tc>
           <w:tcPr>
-            <w:tcW w:w="3009" w:type="dxa"/>
+            <w:tcW w:w="2847" w:type="dxa"/>
             <w:tcBorders>
               <w:top w:val="single" w:sz="4" w:space="0" w:color="BFC7D1"/>
               <w:left w:val="single" w:sz="4" w:space="0" w:color="BFC7D1"/>
@@ -19467,7 +19125,7 @@
         <w:trPr/>
         <w:tc>
           <w:tcPr>
-            <w:tcW w:w="3009" w:type="dxa"/>
+            <w:tcW w:w="2371" w:type="dxa"/>
             <w:tcBorders>
               <w:top w:val="single" w:sz="4" w:space="0" w:color="BFC7D1"/>
               <w:left w:val="single" w:sz="4" w:space="0" w:color="BFC7D1"/>
@@ -19504,7 +19162,7 @@
         </w:tc>
         <w:tc>
           <w:tcPr>
-            <w:tcW w:w="3009" w:type="dxa"/>
+            <w:tcW w:w="3796" w:type="dxa"/>
             <w:tcBorders>
               <w:top w:val="single" w:sz="4" w:space="0" w:color="BFC7D1"/>
               <w:left w:val="single" w:sz="4" w:space="0" w:color="BFC7D1"/>
@@ -19541,7 +19199,7 @@
         </w:tc>
         <w:tc>
           <w:tcPr>
-            <w:tcW w:w="3009" w:type="dxa"/>
+            <w:tcW w:w="2847" w:type="dxa"/>
             <w:tcBorders>
               <w:top w:val="single" w:sz="4" w:space="0" w:color="BFC7D1"/>
               <w:left w:val="single" w:sz="4" w:space="0" w:color="BFC7D1"/>
@@ -19581,7 +19239,7 @@
         <w:trPr/>
         <w:tc>
           <w:tcPr>
-            <w:tcW w:w="3009" w:type="dxa"/>
+            <w:tcW w:w="2371" w:type="dxa"/>
             <w:tcBorders>
               <w:top w:val="single" w:sz="4" w:space="0" w:color="BFC7D1"/>
               <w:left w:val="single" w:sz="4" w:space="0" w:color="BFC7D1"/>
@@ -19618,7 +19276,7 @@
         </w:tc>
         <w:tc>
           <w:tcPr>
-            <w:tcW w:w="3009" w:type="dxa"/>
+            <w:tcW w:w="3796" w:type="dxa"/>
             <w:tcBorders>
               <w:top w:val="single" w:sz="4" w:space="0" w:color="BFC7D1"/>
               <w:left w:val="single" w:sz="4" w:space="0" w:color="BFC7D1"/>
@@ -19655,7 +19313,7 @@
         </w:tc>
         <w:tc>
           <w:tcPr>
-            <w:tcW w:w="3009" w:type="dxa"/>
+            <w:tcW w:w="2847" w:type="dxa"/>
             <w:tcBorders>
               <w:top w:val="single" w:sz="4" w:space="0" w:color="BFC7D1"/>
               <w:left w:val="single" w:sz="4" w:space="0" w:color="BFC7D1"/>
@@ -19695,7 +19353,7 @@
         <w:trPr/>
         <w:tc>
           <w:tcPr>
-            <w:tcW w:w="3009" w:type="dxa"/>
+            <w:tcW w:w="2371" w:type="dxa"/>
             <w:tcBorders>
               <w:top w:val="single" w:sz="4" w:space="0" w:color="BFC7D1"/>
               <w:left w:val="single" w:sz="4" w:space="0" w:color="BFC7D1"/>
@@ -19732,7 +19390,7 @@
         </w:tc>
         <w:tc>
           <w:tcPr>
-            <w:tcW w:w="3009" w:type="dxa"/>
+            <w:tcW w:w="3796" w:type="dxa"/>
             <w:tcBorders>
               <w:top w:val="single" w:sz="4" w:space="0" w:color="BFC7D1"/>
               <w:left w:val="single" w:sz="4" w:space="0" w:color="BFC7D1"/>
@@ -19769,7 +19427,7 @@
         </w:tc>
         <w:tc>
           <w:tcPr>
-            <w:tcW w:w="3009" w:type="dxa"/>
+            <w:tcW w:w="2847" w:type="dxa"/>
             <w:tcBorders>
               <w:top w:val="single" w:sz="4" w:space="0" w:color="BFC7D1"/>
               <w:left w:val="single" w:sz="4" w:space="0" w:color="BFC7D1"/>
@@ -19809,7 +19467,7 @@
         <w:trPr/>
         <w:tc>
           <w:tcPr>
-            <w:tcW w:w="3009" w:type="dxa"/>
+            <w:tcW w:w="2371" w:type="dxa"/>
             <w:tcBorders>
               <w:top w:val="single" w:sz="4" w:space="0" w:color="BFC7D1"/>
               <w:left w:val="single" w:sz="4" w:space="0" w:color="BFC7D1"/>
@@ -19846,7 +19504,7 @@
         </w:tc>
         <w:tc>
           <w:tcPr>
-            <w:tcW w:w="3009" w:type="dxa"/>
+            <w:tcW w:w="3796" w:type="dxa"/>
             <w:tcBorders>
               <w:top w:val="single" w:sz="4" w:space="0" w:color="BFC7D1"/>
               <w:left w:val="single" w:sz="4" w:space="0" w:color="BFC7D1"/>
@@ -19883,7 +19541,7 @@
         </w:tc>
         <w:tc>
           <w:tcPr>
-            <w:tcW w:w="3009" w:type="dxa"/>
+            <w:tcW w:w="2847" w:type="dxa"/>
             <w:tcBorders>
               <w:top w:val="single" w:sz="4" w:space="0" w:color="BFC7D1"/>
               <w:left w:val="single" w:sz="4" w:space="0" w:color="BFC7D1"/>
@@ -19935,7 +19593,7 @@
         <w:pStyle w:val="Heading2"/>
         <w:rPr/>
       </w:pPr>
-      <w:bookmarkStart w:id="27" w:name="__RefHeading___Toc4063_2214730899"/>
+      <w:bookmarkStart w:id="27" w:name="__RefHeading___Toc42107_4195859891"/>
       <w:bookmarkEnd w:id="27"/>
       <w:r>
         <w:rPr>
@@ -19950,7 +19608,7 @@
     <w:tbl>
       <w:tblPr>
         <w:tblStyle w:val="TableGrid"/>
-        <w:tblW w:w="9027" w:type="dxa"/>
+        <w:tblW w:w="9014" w:type="dxa"/>
         <w:jc w:val="left"/>
         <w:tblInd w:w="0" w:type="dxa"/>
         <w:tblLayout w:type="fixed"/>
@@ -19963,9 +19621,9 @@
         <w:tblLook w:val="04a0" w:noHBand="0" w:noVBand="1" w:firstColumn="1" w:lastRow="0" w:lastColumn="0" w:firstRow="1"/>
       </w:tblPr>
       <w:tblGrid>
-        <w:gridCol w:w="3009"/>
-        <w:gridCol w:w="3009"/>
-        <w:gridCol w:w="3009"/>
+        <w:gridCol w:w="906"/>
+        <w:gridCol w:w="7201"/>
+        <w:gridCol w:w="907"/>
       </w:tblGrid>
       <w:tr>
         <w:trPr>
@@ -19973,7 +19631,7 @@
         </w:trPr>
         <w:tc>
           <w:tcPr>
-            <w:tcW w:w="3009" w:type="dxa"/>
+            <w:tcW w:w="906" w:type="dxa"/>
             <w:tcBorders>
               <w:top w:val="single" w:sz="4" w:space="0" w:color="BFC7D1"/>
               <w:left w:val="single" w:sz="4" w:space="0" w:color="BFC7D1"/>
@@ -20012,7 +19670,7 @@
         </w:tc>
         <w:tc>
           <w:tcPr>
-            <w:tcW w:w="3009" w:type="dxa"/>
+            <w:tcW w:w="7201" w:type="dxa"/>
             <w:tcBorders>
               <w:top w:val="single" w:sz="4" w:space="0" w:color="BFC7D1"/>
               <w:left w:val="single" w:sz="4" w:space="0" w:color="BFC7D1"/>
@@ -20051,7 +19709,7 @@
         </w:tc>
         <w:tc>
           <w:tcPr>
-            <w:tcW w:w="3009" w:type="dxa"/>
+            <w:tcW w:w="907" w:type="dxa"/>
             <w:tcBorders>
               <w:top w:val="single" w:sz="4" w:space="0" w:color="BFC7D1"/>
               <w:left w:val="single" w:sz="4" w:space="0" w:color="BFC7D1"/>
@@ -20093,7 +19751,7 @@
         <w:trPr/>
         <w:tc>
           <w:tcPr>
-            <w:tcW w:w="3009" w:type="dxa"/>
+            <w:tcW w:w="906" w:type="dxa"/>
             <w:tcBorders>
               <w:top w:val="single" w:sz="4" w:space="0" w:color="BFC7D1"/>
               <w:left w:val="single" w:sz="4" w:space="0" w:color="BFC7D1"/>
@@ -20130,7 +19788,7 @@
         </w:tc>
         <w:tc>
           <w:tcPr>
-            <w:tcW w:w="3009" w:type="dxa"/>
+            <w:tcW w:w="7201" w:type="dxa"/>
             <w:tcBorders>
               <w:top w:val="single" w:sz="4" w:space="0" w:color="BFC7D1"/>
               <w:left w:val="single" w:sz="4" w:space="0" w:color="BFC7D1"/>
@@ -20189,7 +19847,7 @@
         </w:tc>
         <w:tc>
           <w:tcPr>
-            <w:tcW w:w="3009" w:type="dxa"/>
+            <w:tcW w:w="907" w:type="dxa"/>
             <w:tcBorders>
               <w:top w:val="single" w:sz="4" w:space="0" w:color="BFC7D1"/>
               <w:left w:val="single" w:sz="4" w:space="0" w:color="BFC7D1"/>
@@ -20227,7 +19885,7 @@
         <w:trPr/>
         <w:tc>
           <w:tcPr>
-            <w:tcW w:w="3009" w:type="dxa"/>
+            <w:tcW w:w="906" w:type="dxa"/>
             <w:tcBorders>
               <w:top w:val="single" w:sz="4" w:space="0" w:color="BFC7D1"/>
               <w:left w:val="single" w:sz="4" w:space="0" w:color="BFC7D1"/>
@@ -20264,7 +19922,7 @@
         </w:tc>
         <w:tc>
           <w:tcPr>
-            <w:tcW w:w="3009" w:type="dxa"/>
+            <w:tcW w:w="7201" w:type="dxa"/>
             <w:tcBorders>
               <w:top w:val="single" w:sz="4" w:space="0" w:color="BFC7D1"/>
               <w:left w:val="single" w:sz="4" w:space="0" w:color="BFC7D1"/>
@@ -20301,7 +19959,7 @@
         </w:tc>
         <w:tc>
           <w:tcPr>
-            <w:tcW w:w="3009" w:type="dxa"/>
+            <w:tcW w:w="907" w:type="dxa"/>
             <w:tcBorders>
               <w:top w:val="single" w:sz="4" w:space="0" w:color="BFC7D1"/>
               <w:left w:val="single" w:sz="4" w:space="0" w:color="BFC7D1"/>
@@ -20339,7 +19997,7 @@
         <w:trPr/>
         <w:tc>
           <w:tcPr>
-            <w:tcW w:w="3009" w:type="dxa"/>
+            <w:tcW w:w="906" w:type="dxa"/>
             <w:tcBorders>
               <w:top w:val="single" w:sz="4" w:space="0" w:color="BFC7D1"/>
               <w:left w:val="single" w:sz="4" w:space="0" w:color="BFC7D1"/>
@@ -20376,7 +20034,7 @@
         </w:tc>
         <w:tc>
           <w:tcPr>
-            <w:tcW w:w="3009" w:type="dxa"/>
+            <w:tcW w:w="7201" w:type="dxa"/>
             <w:tcBorders>
               <w:top w:val="single" w:sz="4" w:space="0" w:color="BFC7D1"/>
               <w:left w:val="single" w:sz="4" w:space="0" w:color="BFC7D1"/>
@@ -20413,7 +20071,7 @@
         </w:tc>
         <w:tc>
           <w:tcPr>
-            <w:tcW w:w="3009" w:type="dxa"/>
+            <w:tcW w:w="907" w:type="dxa"/>
             <w:tcBorders>
               <w:top w:val="single" w:sz="4" w:space="0" w:color="BFC7D1"/>
               <w:left w:val="single" w:sz="4" w:space="0" w:color="BFC7D1"/>
@@ -20451,7 +20109,7 @@
         <w:trPr/>
         <w:tc>
           <w:tcPr>
-            <w:tcW w:w="3009" w:type="dxa"/>
+            <w:tcW w:w="906" w:type="dxa"/>
             <w:tcBorders>
               <w:top w:val="single" w:sz="4" w:space="0" w:color="BFC7D1"/>
               <w:left w:val="single" w:sz="4" w:space="0" w:color="BFC7D1"/>
@@ -20488,7 +20146,7 @@
         </w:tc>
         <w:tc>
           <w:tcPr>
-            <w:tcW w:w="3009" w:type="dxa"/>
+            <w:tcW w:w="7201" w:type="dxa"/>
             <w:tcBorders>
               <w:top w:val="single" w:sz="4" w:space="0" w:color="BFC7D1"/>
               <w:left w:val="single" w:sz="4" w:space="0" w:color="BFC7D1"/>
@@ -20525,7 +20183,7 @@
         </w:tc>
         <w:tc>
           <w:tcPr>
-            <w:tcW w:w="3009" w:type="dxa"/>
+            <w:tcW w:w="907" w:type="dxa"/>
             <w:tcBorders>
               <w:top w:val="single" w:sz="4" w:space="0" w:color="BFC7D1"/>
               <w:left w:val="single" w:sz="4" w:space="0" w:color="BFC7D1"/>
@@ -20563,7 +20221,7 @@
         <w:trPr/>
         <w:tc>
           <w:tcPr>
-            <w:tcW w:w="3009" w:type="dxa"/>
+            <w:tcW w:w="906" w:type="dxa"/>
             <w:tcBorders>
               <w:top w:val="single" w:sz="4" w:space="0" w:color="BFC7D1"/>
               <w:left w:val="single" w:sz="4" w:space="0" w:color="BFC7D1"/>
@@ -20600,7 +20258,7 @@
         </w:tc>
         <w:tc>
           <w:tcPr>
-            <w:tcW w:w="3009" w:type="dxa"/>
+            <w:tcW w:w="7201" w:type="dxa"/>
             <w:tcBorders>
               <w:top w:val="single" w:sz="4" w:space="0" w:color="BFC7D1"/>
               <w:left w:val="single" w:sz="4" w:space="0" w:color="BFC7D1"/>
@@ -20637,7 +20295,7 @@
         </w:tc>
         <w:tc>
           <w:tcPr>
-            <w:tcW w:w="3009" w:type="dxa"/>
+            <w:tcW w:w="907" w:type="dxa"/>
             <w:tcBorders>
               <w:top w:val="single" w:sz="4" w:space="0" w:color="BFC7D1"/>
               <w:left w:val="single" w:sz="4" w:space="0" w:color="BFC7D1"/>
@@ -20675,7 +20333,7 @@
         <w:trPr/>
         <w:tc>
           <w:tcPr>
-            <w:tcW w:w="3009" w:type="dxa"/>
+            <w:tcW w:w="906" w:type="dxa"/>
             <w:tcBorders>
               <w:top w:val="single" w:sz="4" w:space="0" w:color="BFC7D1"/>
               <w:left w:val="single" w:sz="4" w:space="0" w:color="BFC7D1"/>
@@ -20712,7 +20370,7 @@
         </w:tc>
         <w:tc>
           <w:tcPr>
-            <w:tcW w:w="3009" w:type="dxa"/>
+            <w:tcW w:w="7201" w:type="dxa"/>
             <w:tcBorders>
               <w:top w:val="single" w:sz="4" w:space="0" w:color="BFC7D1"/>
               <w:left w:val="single" w:sz="4" w:space="0" w:color="BFC7D1"/>
@@ -20749,7 +20407,7 @@
         </w:tc>
         <w:tc>
           <w:tcPr>
-            <w:tcW w:w="3009" w:type="dxa"/>
+            <w:tcW w:w="907" w:type="dxa"/>
             <w:tcBorders>
               <w:top w:val="single" w:sz="4" w:space="0" w:color="BFC7D1"/>
               <w:left w:val="single" w:sz="4" w:space="0" w:color="BFC7D1"/>
@@ -20787,7 +20445,7 @@
         <w:trPr/>
         <w:tc>
           <w:tcPr>
-            <w:tcW w:w="3009" w:type="dxa"/>
+            <w:tcW w:w="906" w:type="dxa"/>
             <w:tcBorders>
               <w:top w:val="single" w:sz="4" w:space="0" w:color="BFC7D1"/>
               <w:left w:val="single" w:sz="4" w:space="0" w:color="BFC7D1"/>
@@ -20824,7 +20482,7 @@
         </w:tc>
         <w:tc>
           <w:tcPr>
-            <w:tcW w:w="3009" w:type="dxa"/>
+            <w:tcW w:w="7201" w:type="dxa"/>
             <w:tcBorders>
               <w:top w:val="single" w:sz="4" w:space="0" w:color="BFC7D1"/>
               <w:left w:val="single" w:sz="4" w:space="0" w:color="BFC7D1"/>
@@ -20861,7 +20519,7 @@
         </w:tc>
         <w:tc>
           <w:tcPr>
-            <w:tcW w:w="3009" w:type="dxa"/>
+            <w:tcW w:w="907" w:type="dxa"/>
             <w:tcBorders>
               <w:top w:val="single" w:sz="4" w:space="0" w:color="BFC7D1"/>
               <w:left w:val="single" w:sz="4" w:space="0" w:color="BFC7D1"/>
@@ -20899,7 +20557,7 @@
         <w:trPr/>
         <w:tc>
           <w:tcPr>
-            <w:tcW w:w="3009" w:type="dxa"/>
+            <w:tcW w:w="906" w:type="dxa"/>
             <w:tcBorders>
               <w:top w:val="single" w:sz="4" w:space="0" w:color="BFC7D1"/>
               <w:left w:val="single" w:sz="4" w:space="0" w:color="BFC7D1"/>
@@ -20936,7 +20594,7 @@
         </w:tc>
         <w:tc>
           <w:tcPr>
-            <w:tcW w:w="3009" w:type="dxa"/>
+            <w:tcW w:w="7201" w:type="dxa"/>
             <w:tcBorders>
               <w:top w:val="single" w:sz="4" w:space="0" w:color="BFC7D1"/>
               <w:left w:val="single" w:sz="4" w:space="0" w:color="BFC7D1"/>
@@ -20973,7 +20631,7 @@
         </w:tc>
         <w:tc>
           <w:tcPr>
-            <w:tcW w:w="3009" w:type="dxa"/>
+            <w:tcW w:w="907" w:type="dxa"/>
             <w:tcBorders>
               <w:top w:val="single" w:sz="4" w:space="0" w:color="BFC7D1"/>
               <w:left w:val="single" w:sz="4" w:space="0" w:color="BFC7D1"/>
@@ -21011,7 +20669,7 @@
         <w:trPr/>
         <w:tc>
           <w:tcPr>
-            <w:tcW w:w="3009" w:type="dxa"/>
+            <w:tcW w:w="906" w:type="dxa"/>
             <w:tcBorders>
               <w:top w:val="single" w:sz="4" w:space="0" w:color="BFC7D1"/>
               <w:left w:val="single" w:sz="4" w:space="0" w:color="BFC7D1"/>
@@ -21048,7 +20706,7 @@
         </w:tc>
         <w:tc>
           <w:tcPr>
-            <w:tcW w:w="3009" w:type="dxa"/>
+            <w:tcW w:w="7201" w:type="dxa"/>
             <w:tcBorders>
               <w:top w:val="single" w:sz="4" w:space="0" w:color="BFC7D1"/>
               <w:left w:val="single" w:sz="4" w:space="0" w:color="BFC7D1"/>
@@ -21085,7 +20743,7 @@
         </w:tc>
         <w:tc>
           <w:tcPr>
-            <w:tcW w:w="3009" w:type="dxa"/>
+            <w:tcW w:w="907" w:type="dxa"/>
             <w:tcBorders>
               <w:top w:val="single" w:sz="4" w:space="0" w:color="BFC7D1"/>
               <w:left w:val="single" w:sz="4" w:space="0" w:color="BFC7D1"/>
@@ -21123,7 +20781,7 @@
         <w:trPr/>
         <w:tc>
           <w:tcPr>
-            <w:tcW w:w="3009" w:type="dxa"/>
+            <w:tcW w:w="906" w:type="dxa"/>
             <w:tcBorders>
               <w:top w:val="single" w:sz="4" w:space="0" w:color="BFC7D1"/>
               <w:left w:val="single" w:sz="4" w:space="0" w:color="BFC7D1"/>
@@ -21160,7 +20818,7 @@
         </w:tc>
         <w:tc>
           <w:tcPr>
-            <w:tcW w:w="3009" w:type="dxa"/>
+            <w:tcW w:w="7201" w:type="dxa"/>
             <w:tcBorders>
               <w:top w:val="single" w:sz="4" w:space="0" w:color="BFC7D1"/>
               <w:left w:val="single" w:sz="4" w:space="0" w:color="BFC7D1"/>
@@ -21197,7 +20855,7 @@
         </w:tc>
         <w:tc>
           <w:tcPr>
-            <w:tcW w:w="3009" w:type="dxa"/>
+            <w:tcW w:w="907" w:type="dxa"/>
             <w:tcBorders>
               <w:top w:val="single" w:sz="4" w:space="0" w:color="BFC7D1"/>
               <w:left w:val="single" w:sz="4" w:space="0" w:color="BFC7D1"/>
@@ -21235,7 +20893,7 @@
         <w:trPr/>
         <w:tc>
           <w:tcPr>
-            <w:tcW w:w="3009" w:type="dxa"/>
+            <w:tcW w:w="906" w:type="dxa"/>
             <w:tcBorders>
               <w:top w:val="single" w:sz="4" w:space="0" w:color="BFC7D1"/>
               <w:left w:val="single" w:sz="4" w:space="0" w:color="BFC7D1"/>
@@ -21272,7 +20930,7 @@
         </w:tc>
         <w:tc>
           <w:tcPr>
-            <w:tcW w:w="3009" w:type="dxa"/>
+            <w:tcW w:w="7201" w:type="dxa"/>
             <w:tcBorders>
               <w:top w:val="single" w:sz="4" w:space="0" w:color="BFC7D1"/>
               <w:left w:val="single" w:sz="4" w:space="0" w:color="BFC7D1"/>
@@ -21309,7 +20967,7 @@
         </w:tc>
         <w:tc>
           <w:tcPr>
-            <w:tcW w:w="3009" w:type="dxa"/>
+            <w:tcW w:w="907" w:type="dxa"/>
             <w:tcBorders>
               <w:top w:val="single" w:sz="4" w:space="0" w:color="BFC7D1"/>
               <w:left w:val="single" w:sz="4" w:space="0" w:color="BFC7D1"/>
@@ -21347,7 +21005,7 @@
         <w:trPr/>
         <w:tc>
           <w:tcPr>
-            <w:tcW w:w="3009" w:type="dxa"/>
+            <w:tcW w:w="906" w:type="dxa"/>
             <w:tcBorders>
               <w:top w:val="single" w:sz="4" w:space="0" w:color="BFC7D1"/>
               <w:left w:val="single" w:sz="4" w:space="0" w:color="BFC7D1"/>
@@ -21384,7 +21042,7 @@
         </w:tc>
         <w:tc>
           <w:tcPr>
-            <w:tcW w:w="3009" w:type="dxa"/>
+            <w:tcW w:w="7201" w:type="dxa"/>
             <w:tcBorders>
               <w:top w:val="single" w:sz="4" w:space="0" w:color="BFC7D1"/>
               <w:left w:val="single" w:sz="4" w:space="0" w:color="BFC7D1"/>
@@ -21421,7 +21079,7 @@
         </w:tc>
         <w:tc>
           <w:tcPr>
-            <w:tcW w:w="3009" w:type="dxa"/>
+            <w:tcW w:w="907" w:type="dxa"/>
             <w:tcBorders>
               <w:top w:val="single" w:sz="4" w:space="0" w:color="BFC7D1"/>
               <w:left w:val="single" w:sz="4" w:space="0" w:color="BFC7D1"/>
@@ -21459,7 +21117,7 @@
         <w:trPr/>
         <w:tc>
           <w:tcPr>
-            <w:tcW w:w="3009" w:type="dxa"/>
+            <w:tcW w:w="906" w:type="dxa"/>
             <w:tcBorders>
               <w:top w:val="single" w:sz="4" w:space="0" w:color="BFC7D1"/>
               <w:left w:val="single" w:sz="4" w:space="0" w:color="BFC7D1"/>
@@ -21496,7 +21154,7 @@
         </w:tc>
         <w:tc>
           <w:tcPr>
-            <w:tcW w:w="3009" w:type="dxa"/>
+            <w:tcW w:w="7201" w:type="dxa"/>
             <w:tcBorders>
               <w:top w:val="single" w:sz="4" w:space="0" w:color="BFC7D1"/>
               <w:left w:val="single" w:sz="4" w:space="0" w:color="BFC7D1"/>
@@ -21533,7 +21191,7 @@
         </w:tc>
         <w:tc>
           <w:tcPr>
-            <w:tcW w:w="3009" w:type="dxa"/>
+            <w:tcW w:w="907" w:type="dxa"/>
             <w:tcBorders>
               <w:top w:val="single" w:sz="4" w:space="0" w:color="BFC7D1"/>
               <w:left w:val="single" w:sz="4" w:space="0" w:color="BFC7D1"/>
@@ -21571,7 +21229,7 @@
         <w:trPr/>
         <w:tc>
           <w:tcPr>
-            <w:tcW w:w="3009" w:type="dxa"/>
+            <w:tcW w:w="906" w:type="dxa"/>
             <w:tcBorders>
               <w:top w:val="single" w:sz="4" w:space="0" w:color="BFC7D1"/>
               <w:left w:val="single" w:sz="4" w:space="0" w:color="BFC7D1"/>
@@ -21608,7 +21266,7 @@
         </w:tc>
         <w:tc>
           <w:tcPr>
-            <w:tcW w:w="3009" w:type="dxa"/>
+            <w:tcW w:w="7201" w:type="dxa"/>
             <w:tcBorders>
               <w:top w:val="single" w:sz="4" w:space="0" w:color="BFC7D1"/>
               <w:left w:val="single" w:sz="4" w:space="0" w:color="BFC7D1"/>
@@ -21645,7 +21303,7 @@
         </w:tc>
         <w:tc>
           <w:tcPr>
-            <w:tcW w:w="3009" w:type="dxa"/>
+            <w:tcW w:w="907" w:type="dxa"/>
             <w:tcBorders>
               <w:top w:val="single" w:sz="4" w:space="0" w:color="BFC7D1"/>
               <w:left w:val="single" w:sz="4" w:space="0" w:color="BFC7D1"/>
@@ -21683,7 +21341,7 @@
         <w:trPr/>
         <w:tc>
           <w:tcPr>
-            <w:tcW w:w="3009" w:type="dxa"/>
+            <w:tcW w:w="906" w:type="dxa"/>
             <w:tcBorders>
               <w:top w:val="single" w:sz="4" w:space="0" w:color="BFC7D1"/>
               <w:left w:val="single" w:sz="4" w:space="0" w:color="BFC7D1"/>
@@ -21720,7 +21378,7 @@
         </w:tc>
         <w:tc>
           <w:tcPr>
-            <w:tcW w:w="3009" w:type="dxa"/>
+            <w:tcW w:w="7201" w:type="dxa"/>
             <w:tcBorders>
               <w:top w:val="single" w:sz="4" w:space="0" w:color="BFC7D1"/>
               <w:left w:val="single" w:sz="4" w:space="0" w:color="BFC7D1"/>
@@ -21757,7 +21415,7 @@
         </w:tc>
         <w:tc>
           <w:tcPr>
-            <w:tcW w:w="3009" w:type="dxa"/>
+            <w:tcW w:w="907" w:type="dxa"/>
             <w:tcBorders>
               <w:top w:val="single" w:sz="4" w:space="0" w:color="BFC7D1"/>
               <w:left w:val="single" w:sz="4" w:space="0" w:color="BFC7D1"/>
@@ -21795,7 +21453,7 @@
         <w:trPr/>
         <w:tc>
           <w:tcPr>
-            <w:tcW w:w="3009" w:type="dxa"/>
+            <w:tcW w:w="906" w:type="dxa"/>
             <w:tcBorders>
               <w:top w:val="single" w:sz="4" w:space="0" w:color="BFC7D1"/>
               <w:left w:val="single" w:sz="4" w:space="0" w:color="BFC7D1"/>
@@ -21832,7 +21490,7 @@
         </w:tc>
         <w:tc>
           <w:tcPr>
-            <w:tcW w:w="3009" w:type="dxa"/>
+            <w:tcW w:w="7201" w:type="dxa"/>
             <w:tcBorders>
               <w:top w:val="single" w:sz="4" w:space="0" w:color="BFC7D1"/>
               <w:left w:val="single" w:sz="4" w:space="0" w:color="BFC7D1"/>
@@ -21869,7 +21527,7 @@
         </w:tc>
         <w:tc>
           <w:tcPr>
-            <w:tcW w:w="3009" w:type="dxa"/>
+            <w:tcW w:w="907" w:type="dxa"/>
             <w:tcBorders>
               <w:top w:val="single" w:sz="4" w:space="0" w:color="BFC7D1"/>
               <w:left w:val="single" w:sz="4" w:space="0" w:color="BFC7D1"/>
@@ -21907,7 +21565,7 @@
         <w:trPr/>
         <w:tc>
           <w:tcPr>
-            <w:tcW w:w="3009" w:type="dxa"/>
+            <w:tcW w:w="906" w:type="dxa"/>
             <w:tcBorders>
               <w:top w:val="single" w:sz="4" w:space="0" w:color="BFC7D1"/>
               <w:left w:val="single" w:sz="4" w:space="0" w:color="BFC7D1"/>
@@ -21944,7 +21602,7 @@
         </w:tc>
         <w:tc>
           <w:tcPr>
-            <w:tcW w:w="3009" w:type="dxa"/>
+            <w:tcW w:w="7201" w:type="dxa"/>
             <w:tcBorders>
               <w:top w:val="single" w:sz="4" w:space="0" w:color="BFC7D1"/>
               <w:left w:val="single" w:sz="4" w:space="0" w:color="BFC7D1"/>
@@ -21981,7 +21639,7 @@
         </w:tc>
         <w:tc>
           <w:tcPr>
-            <w:tcW w:w="3009" w:type="dxa"/>
+            <w:tcW w:w="907" w:type="dxa"/>
             <w:tcBorders>
               <w:top w:val="single" w:sz="4" w:space="0" w:color="BFC7D1"/>
               <w:left w:val="single" w:sz="4" w:space="0" w:color="BFC7D1"/>
@@ -22019,7 +21677,7 @@
         <w:trPr/>
         <w:tc>
           <w:tcPr>
-            <w:tcW w:w="3009" w:type="dxa"/>
+            <w:tcW w:w="906" w:type="dxa"/>
             <w:tcBorders>
               <w:top w:val="single" w:sz="4" w:space="0" w:color="BFC7D1"/>
               <w:left w:val="single" w:sz="4" w:space="0" w:color="BFC7D1"/>
@@ -22056,7 +21714,7 @@
         </w:tc>
         <w:tc>
           <w:tcPr>
-            <w:tcW w:w="3009" w:type="dxa"/>
+            <w:tcW w:w="7201" w:type="dxa"/>
             <w:tcBorders>
               <w:top w:val="single" w:sz="4" w:space="0" w:color="BFC7D1"/>
               <w:left w:val="single" w:sz="4" w:space="0" w:color="BFC7D1"/>
@@ -22093,7 +21751,7 @@
         </w:tc>
         <w:tc>
           <w:tcPr>
-            <w:tcW w:w="3009" w:type="dxa"/>
+            <w:tcW w:w="907" w:type="dxa"/>
             <w:tcBorders>
               <w:top w:val="single" w:sz="4" w:space="0" w:color="BFC7D1"/>
               <w:left w:val="single" w:sz="4" w:space="0" w:color="BFC7D1"/>
@@ -22131,7 +21789,7 @@
         <w:trPr/>
         <w:tc>
           <w:tcPr>
-            <w:tcW w:w="3009" w:type="dxa"/>
+            <w:tcW w:w="906" w:type="dxa"/>
             <w:tcBorders>
               <w:top w:val="single" w:sz="4" w:space="0" w:color="BFC7D1"/>
               <w:left w:val="single" w:sz="4" w:space="0" w:color="BFC7D1"/>
@@ -22168,7 +21826,7 @@
         </w:tc>
         <w:tc>
           <w:tcPr>
-            <w:tcW w:w="3009" w:type="dxa"/>
+            <w:tcW w:w="7201" w:type="dxa"/>
             <w:tcBorders>
               <w:top w:val="single" w:sz="4" w:space="0" w:color="BFC7D1"/>
               <w:left w:val="single" w:sz="4" w:space="0" w:color="BFC7D1"/>
@@ -22205,7 +21863,7 @@
         </w:tc>
         <w:tc>
           <w:tcPr>
-            <w:tcW w:w="3009" w:type="dxa"/>
+            <w:tcW w:w="907" w:type="dxa"/>
             <w:tcBorders>
               <w:top w:val="single" w:sz="4" w:space="0" w:color="BFC7D1"/>
               <w:left w:val="single" w:sz="4" w:space="0" w:color="BFC7D1"/>
@@ -22243,7 +21901,7 @@
         <w:trPr/>
         <w:tc>
           <w:tcPr>
-            <w:tcW w:w="3009" w:type="dxa"/>
+            <w:tcW w:w="906" w:type="dxa"/>
             <w:tcBorders>
               <w:top w:val="single" w:sz="4" w:space="0" w:color="BFC7D1"/>
               <w:left w:val="single" w:sz="4" w:space="0" w:color="BFC7D1"/>
@@ -22280,7 +21938,7 @@
         </w:tc>
         <w:tc>
           <w:tcPr>
-            <w:tcW w:w="3009" w:type="dxa"/>
+            <w:tcW w:w="7201" w:type="dxa"/>
             <w:tcBorders>
               <w:top w:val="single" w:sz="4" w:space="0" w:color="BFC7D1"/>
               <w:left w:val="single" w:sz="4" w:space="0" w:color="BFC7D1"/>
@@ -22317,7 +21975,7 @@
         </w:tc>
         <w:tc>
           <w:tcPr>
-            <w:tcW w:w="3009" w:type="dxa"/>
+            <w:tcW w:w="907" w:type="dxa"/>
             <w:tcBorders>
               <w:top w:val="single" w:sz="4" w:space="0" w:color="BFC7D1"/>
               <w:left w:val="single" w:sz="4" w:space="0" w:color="BFC7D1"/>
@@ -22367,7 +22025,7 @@
         <w:pStyle w:val="Heading2"/>
         <w:rPr/>
       </w:pPr>
-      <w:bookmarkStart w:id="28" w:name="__RefHeading___Toc4065_2214730899"/>
+      <w:bookmarkStart w:id="28" w:name="__RefHeading___Toc42109_4195859891"/>
       <w:bookmarkEnd w:id="28"/>
       <w:r>
         <w:rPr>
@@ -22531,7 +22189,7 @@
         <w:pStyle w:val="Heading1"/>
         <w:rPr/>
       </w:pPr>
-      <w:bookmarkStart w:id="29" w:name="__RefHeading___Toc4067_2214730899"/>
+      <w:bookmarkStart w:id="29" w:name="__RefHeading___Toc42111_4195859891"/>
       <w:bookmarkEnd w:id="29"/>
       <w:r>
         <w:rPr>
@@ -22548,7 +22206,7 @@
         <w:pStyle w:val="Heading2"/>
         <w:rPr/>
       </w:pPr>
-      <w:bookmarkStart w:id="30" w:name="__RefHeading___Toc4069_2214730899"/>
+      <w:bookmarkStart w:id="30" w:name="__RefHeading___Toc42113_4195859891"/>
       <w:bookmarkEnd w:id="30"/>
       <w:r>
         <w:rPr>
@@ -22580,7 +22238,7 @@
         <w:pStyle w:val="Heading2"/>
         <w:rPr/>
       </w:pPr>
-      <w:bookmarkStart w:id="31" w:name="__RefHeading___Toc4071_2214730899"/>
+      <w:bookmarkStart w:id="31" w:name="__RefHeading___Toc42115_4195859891"/>
       <w:bookmarkEnd w:id="31"/>
       <w:r>
         <w:rPr>
@@ -22595,7 +22253,7 @@
     <w:tbl>
       <w:tblPr>
         <w:tblStyle w:val="TableGrid"/>
-        <w:tblW w:w="9026" w:type="dxa"/>
+        <w:tblW w:w="9014" w:type="dxa"/>
         <w:jc w:val="left"/>
         <w:tblInd w:w="0" w:type="dxa"/>
         <w:tblLayout w:type="fixed"/>
@@ -22608,8 +22266,8 @@
         <w:tblLook w:val="04a0" w:noHBand="0" w:noVBand="1" w:firstColumn="1" w:lastRow="0" w:lastColumn="0" w:firstRow="1"/>
       </w:tblPr>
       <w:tblGrid>
-        <w:gridCol w:w="4513"/>
-        <w:gridCol w:w="4512"/>
+        <w:gridCol w:w="4507"/>
+        <w:gridCol w:w="4506"/>
       </w:tblGrid>
       <w:tr>
         <w:trPr>
@@ -22617,7 +22275,7 @@
         </w:trPr>
         <w:tc>
           <w:tcPr>
-            <w:tcW w:w="4513" w:type="dxa"/>
+            <w:tcW w:w="4507" w:type="dxa"/>
             <w:tcBorders>
               <w:top w:val="single" w:sz="4" w:space="0" w:color="BFC7D1"/>
               <w:left w:val="single" w:sz="4" w:space="0" w:color="BFC7D1"/>
@@ -22656,7 +22314,7 @@
         </w:tc>
         <w:tc>
           <w:tcPr>
-            <w:tcW w:w="4512" w:type="dxa"/>
+            <w:tcW w:w="4506" w:type="dxa"/>
             <w:tcBorders>
               <w:top w:val="single" w:sz="4" w:space="0" w:color="BFC7D1"/>
               <w:left w:val="single" w:sz="4" w:space="0" w:color="BFC7D1"/>
@@ -22698,7 +22356,7 @@
         <w:trPr/>
         <w:tc>
           <w:tcPr>
-            <w:tcW w:w="4513" w:type="dxa"/>
+            <w:tcW w:w="4507" w:type="dxa"/>
             <w:tcBorders>
               <w:top w:val="single" w:sz="4" w:space="0" w:color="BFC7D1"/>
               <w:left w:val="single" w:sz="4" w:space="0" w:color="BFC7D1"/>
@@ -22735,7 +22393,7 @@
         </w:tc>
         <w:tc>
           <w:tcPr>
-            <w:tcW w:w="4512" w:type="dxa"/>
+            <w:tcW w:w="4506" w:type="dxa"/>
             <w:tcBorders>
               <w:top w:val="single" w:sz="4" w:space="0" w:color="BFC7D1"/>
               <w:left w:val="single" w:sz="4" w:space="0" w:color="BFC7D1"/>
@@ -22775,7 +22433,7 @@
         <w:trPr/>
         <w:tc>
           <w:tcPr>
-            <w:tcW w:w="4513" w:type="dxa"/>
+            <w:tcW w:w="4507" w:type="dxa"/>
             <w:tcBorders>
               <w:top w:val="single" w:sz="4" w:space="0" w:color="BFC7D1"/>
               <w:left w:val="single" w:sz="4" w:space="0" w:color="BFC7D1"/>
@@ -22812,7 +22470,7 @@
         </w:tc>
         <w:tc>
           <w:tcPr>
-            <w:tcW w:w="4512" w:type="dxa"/>
+            <w:tcW w:w="4506" w:type="dxa"/>
             <w:tcBorders>
               <w:top w:val="single" w:sz="4" w:space="0" w:color="BFC7D1"/>
               <w:left w:val="single" w:sz="4" w:space="0" w:color="BFC7D1"/>
@@ -22852,7 +22510,7 @@
         <w:trPr/>
         <w:tc>
           <w:tcPr>
-            <w:tcW w:w="4513" w:type="dxa"/>
+            <w:tcW w:w="4507" w:type="dxa"/>
             <w:tcBorders>
               <w:top w:val="single" w:sz="4" w:space="0" w:color="BFC7D1"/>
               <w:left w:val="single" w:sz="4" w:space="0" w:color="BFC7D1"/>
@@ -22889,7 +22547,7 @@
         </w:tc>
         <w:tc>
           <w:tcPr>
-            <w:tcW w:w="4512" w:type="dxa"/>
+            <w:tcW w:w="4506" w:type="dxa"/>
             <w:tcBorders>
               <w:top w:val="single" w:sz="4" w:space="0" w:color="BFC7D1"/>
               <w:left w:val="single" w:sz="4" w:space="0" w:color="BFC7D1"/>
@@ -22995,7 +22653,7 @@
           <w:spacing w:val="0"/>
         </w:rPr>
       </w:pPr>
-      <w:bookmarkStart w:id="32" w:name="__RefHeading___Toc4073_2214730899"/>
+      <w:bookmarkStart w:id="32" w:name="__RefHeading___Toc42117_4195859891"/>
       <w:bookmarkStart w:id="33" w:name="_Toc233203395"/>
       <w:bookmarkEnd w:id="32"/>
       <w:r>
@@ -23359,14 +23017,13 @@
             </w:pPr>
             <w:r>
               <w:rPr>
-                <w:rFonts w:eastAsia="Segoe UI" w:cs="Segoe UI" w:ascii="Segoe UI" w:hAnsi="Segoe UI"/>
+                <w:rFonts w:eastAsia="Arial" w:cs="Segoe UI" w:ascii="Segoe UI" w:hAnsi="Segoe UI"/>
                 <w:color w:val="101820"/>
                 <w:kern w:val="0"/>
                 <w:sz w:val="16"/>
-                <w:szCs w:val="24"/>
-                <w:lang w:val="en-US" w:eastAsia="ja-JP" w:bidi="ar-SA"/>
-              </w:rPr>
-              <w:t>Closed</w:t>
+                <w:szCs w:val="16"/>
+                <w:lang w:val="en-US" w:eastAsia="ja-JP" w:bidi="ar-SA"/>
+              </w:rPr>
             </w:r>
           </w:p>
         </w:tc>
@@ -24741,19 +24398,6 @@
       <w:r>
         <w:rPr/>
       </w:r>
-      <w:r>
-        <w:br w:type="page"/>
-      </w:r>
-    </w:p>
-    <w:p>
-      <w:pPr>
-        <w:pStyle w:val="Normal"/>
-        <w:spacing w:before="0" w:after="160"/>
-        <w:rPr/>
-      </w:pPr>
-      <w:r>
-        <w:rPr/>
-      </w:r>
     </w:p>
     <w:p>
       <w:pPr>
@@ -24767,7 +24411,7 @@
       <w:r>
         <w:rPr/>
         <w:drawing>
-          <wp:anchor behindDoc="1" distT="0" distB="0" distL="0" distR="0" simplePos="0" locked="0" layoutInCell="0" allowOverlap="1" relativeHeight="24">
+          <wp:anchor behindDoc="1" distT="0" distB="0" distL="0" distR="0" simplePos="0" locked="0" layoutInCell="0" allowOverlap="1" relativeHeight="22">
             <wp:simplePos x="0" y="0"/>
             <wp:positionH relativeFrom="margin">
               <wp:align>center</wp:align>
@@ -24838,7 +24482,7 @@
     <w:r>
       <w:rPr/>
       <w:drawing>
-        <wp:anchor behindDoc="1" distT="0" distB="0" distL="0" distR="0" simplePos="0" locked="0" layoutInCell="0" allowOverlap="1" relativeHeight="23">
+        <wp:anchor behindDoc="1" distT="0" distB="0" distL="0" distR="0" simplePos="0" locked="0" layoutInCell="0" allowOverlap="1" relativeHeight="21">
           <wp:simplePos x="0" y="0"/>
           <wp:positionH relativeFrom="page">
             <wp:align>left</wp:align>
@@ -24897,7 +24541,7 @@
     <w:r>
       <w:rPr/>
       <w:drawing>
-        <wp:anchor behindDoc="1" distT="0" distB="0" distL="0" distR="0" simplePos="0" locked="0" layoutInCell="0" allowOverlap="1" relativeHeight="23">
+        <wp:anchor behindDoc="1" distT="0" distB="0" distL="0" distR="0" simplePos="0" locked="0" layoutInCell="0" allowOverlap="1" relativeHeight="21">
           <wp:simplePos x="0" y="0"/>
           <wp:positionH relativeFrom="page">
             <wp:align>left</wp:align>

--- a/docs/package/out/BrokerVerse_Data_Migration_and_Cutover_Plan.docx
+++ b/docs/package/out/BrokerVerse_Data_Migration_and_Cutover_Plan.docx
@@ -789,7 +789,7 @@
             </w:rPr>
             <w:fldChar w:fldCharType="separate"/>
           </w:r>
-          <w:hyperlink w:anchor="__RefHeading___Toc42061_4195859891">
+          <w:hyperlink w:anchor="__RefHeading___Toc42061_3949650649">
             <w:r>
               <w:rPr>
                 <w:webHidden/>
@@ -824,7 +824,7 @@
             </w:tabs>
             <w:rPr/>
           </w:pPr>
-          <w:hyperlink w:anchor="__RefHeading___Toc42063_4195859891">
+          <w:hyperlink w:anchor="__RefHeading___Toc42063_3949650649">
             <w:r>
               <w:rPr>
                 <w:webHidden/>
@@ -853,7 +853,7 @@
             </w:tabs>
             <w:rPr/>
           </w:pPr>
-          <w:hyperlink w:anchor="__RefHeading___Toc42065_4195859891">
+          <w:hyperlink w:anchor="__RefHeading___Toc42065_3949650649">
             <w:r>
               <w:rPr>
                 <w:webHidden/>
@@ -875,7 +875,7 @@
             </w:tabs>
             <w:rPr/>
           </w:pPr>
-          <w:hyperlink w:anchor="__RefHeading___Toc42067_4195859891">
+          <w:hyperlink w:anchor="__RefHeading___Toc42067_3949650649">
             <w:r>
               <w:rPr>
                 <w:webHidden/>
@@ -897,7 +897,7 @@
             </w:tabs>
             <w:rPr/>
           </w:pPr>
-          <w:hyperlink w:anchor="__RefHeading___Toc42069_4195859891">
+          <w:hyperlink w:anchor="__RefHeading___Toc42069_3949650649">
             <w:r>
               <w:rPr>
                 <w:webHidden/>
@@ -919,7 +919,7 @@
             </w:tabs>
             <w:rPr/>
           </w:pPr>
-          <w:hyperlink w:anchor="__RefHeading___Toc42071_4195859891">
+          <w:hyperlink w:anchor="__RefHeading___Toc42071_3949650649">
             <w:r>
               <w:rPr>
                 <w:webHidden/>
@@ -941,7 +941,7 @@
             </w:tabs>
             <w:rPr/>
           </w:pPr>
-          <w:hyperlink w:anchor="__RefHeading___Toc42073_4195859891">
+          <w:hyperlink w:anchor="__RefHeading___Toc42073_3949650649">
             <w:r>
               <w:rPr>
                 <w:webHidden/>
@@ -963,7 +963,7 @@
             </w:tabs>
             <w:rPr/>
           </w:pPr>
-          <w:hyperlink w:anchor="__RefHeading___Toc42075_4195859891">
+          <w:hyperlink w:anchor="__RefHeading___Toc42075_3949650649">
             <w:r>
               <w:rPr>
                 <w:webHidden/>
@@ -985,7 +985,7 @@
             </w:tabs>
             <w:rPr/>
           </w:pPr>
-          <w:hyperlink w:anchor="__RefHeading___Toc42077_4195859891">
+          <w:hyperlink w:anchor="__RefHeading___Toc42077_3949650649">
             <w:r>
               <w:rPr>
                 <w:webHidden/>
@@ -1007,7 +1007,7 @@
             </w:tabs>
             <w:rPr/>
           </w:pPr>
-          <w:hyperlink w:anchor="__RefHeading___Toc42079_4195859891">
+          <w:hyperlink w:anchor="__RefHeading___Toc42079_3949650649">
             <w:r>
               <w:rPr>
                 <w:webHidden/>
@@ -1029,7 +1029,7 @@
             </w:tabs>
             <w:rPr/>
           </w:pPr>
-          <w:hyperlink w:anchor="__RefHeading___Toc42081_4195859891">
+          <w:hyperlink w:anchor="__RefHeading___Toc42081_3949650649">
             <w:r>
               <w:rPr>
                 <w:webHidden/>
@@ -1051,7 +1051,7 @@
             </w:tabs>
             <w:rPr/>
           </w:pPr>
-          <w:hyperlink w:anchor="__RefHeading___Toc42083_4195859891">
+          <w:hyperlink w:anchor="__RefHeading___Toc42083_3949650649">
             <w:r>
               <w:rPr>
                 <w:webHidden/>
@@ -1073,7 +1073,7 @@
             </w:tabs>
             <w:rPr/>
           </w:pPr>
-          <w:hyperlink w:anchor="__RefHeading___Toc42085_4195859891">
+          <w:hyperlink w:anchor="__RefHeading___Toc42085_3949650649">
             <w:r>
               <w:rPr>
                 <w:webHidden/>
@@ -1095,7 +1095,7 @@
             </w:tabs>
             <w:rPr/>
           </w:pPr>
-          <w:hyperlink w:anchor="__RefHeading___Toc42087_4195859891">
+          <w:hyperlink w:anchor="__RefHeading___Toc42087_3949650649">
             <w:r>
               <w:rPr>
                 <w:webHidden/>
@@ -1117,7 +1117,7 @@
             </w:tabs>
             <w:rPr/>
           </w:pPr>
-          <w:hyperlink w:anchor="__RefHeading___Toc42089_4195859891">
+          <w:hyperlink w:anchor="__RefHeading___Toc42089_3949650649">
             <w:r>
               <w:rPr>
                 <w:webHidden/>
@@ -1139,7 +1139,7 @@
             </w:tabs>
             <w:rPr/>
           </w:pPr>
-          <w:hyperlink w:anchor="__RefHeading___Toc42091_4195859891">
+          <w:hyperlink w:anchor="__RefHeading___Toc42091_3949650649">
             <w:r>
               <w:rPr>
                 <w:webHidden/>
@@ -1161,7 +1161,7 @@
             </w:tabs>
             <w:rPr/>
           </w:pPr>
-          <w:hyperlink w:anchor="__RefHeading___Toc42093_4195859891">
+          <w:hyperlink w:anchor="__RefHeading___Toc42093_3949650649">
             <w:r>
               <w:rPr>
                 <w:webHidden/>
@@ -1183,7 +1183,7 @@
             </w:tabs>
             <w:rPr/>
           </w:pPr>
-          <w:hyperlink w:anchor="__RefHeading___Toc42095_4195859891">
+          <w:hyperlink w:anchor="__RefHeading___Toc42095_3949650649">
             <w:r>
               <w:rPr>
                 <w:webHidden/>
@@ -1205,7 +1205,7 @@
             </w:tabs>
             <w:rPr/>
           </w:pPr>
-          <w:hyperlink w:anchor="__RefHeading___Toc42097_4195859891">
+          <w:hyperlink w:anchor="__RefHeading___Toc42097_3949650649">
             <w:r>
               <w:rPr>
                 <w:webHidden/>
@@ -1227,7 +1227,7 @@
             </w:tabs>
             <w:rPr/>
           </w:pPr>
-          <w:hyperlink w:anchor="__RefHeading___Toc42099_4195859891">
+          <w:hyperlink w:anchor="__RefHeading___Toc42099_3949650649">
             <w:r>
               <w:rPr>
                 <w:webHidden/>
@@ -1249,7 +1249,7 @@
             </w:tabs>
             <w:rPr/>
           </w:pPr>
-          <w:hyperlink w:anchor="__RefHeading___Toc42101_4195859891">
+          <w:hyperlink w:anchor="__RefHeading___Toc42101_3949650649">
             <w:r>
               <w:rPr>
                 <w:webHidden/>
@@ -1271,7 +1271,7 @@
             </w:tabs>
             <w:rPr/>
           </w:pPr>
-          <w:hyperlink w:anchor="__RefHeading___Toc42103_4195859891">
+          <w:hyperlink w:anchor="__RefHeading___Toc42103_3949650649">
             <w:r>
               <w:rPr>
                 <w:webHidden/>
@@ -1293,7 +1293,7 @@
             </w:tabs>
             <w:rPr/>
           </w:pPr>
-          <w:hyperlink w:anchor="__RefHeading___Toc42105_4195859891">
+          <w:hyperlink w:anchor="__RefHeading___Toc42105_3949650649">
             <w:r>
               <w:rPr>
                 <w:webHidden/>
@@ -1315,7 +1315,7 @@
             </w:tabs>
             <w:rPr/>
           </w:pPr>
-          <w:hyperlink w:anchor="__RefHeading___Toc42107_4195859891">
+          <w:hyperlink w:anchor="__RefHeading___Toc42107_3949650649">
             <w:r>
               <w:rPr>
                 <w:webHidden/>
@@ -1337,7 +1337,7 @@
             </w:tabs>
             <w:rPr/>
           </w:pPr>
-          <w:hyperlink w:anchor="__RefHeading___Toc42109_4195859891">
+          <w:hyperlink w:anchor="__RefHeading___Toc42109_3949650649">
             <w:r>
               <w:rPr>
                 <w:webHidden/>
@@ -1359,7 +1359,7 @@
             </w:tabs>
             <w:rPr/>
           </w:pPr>
-          <w:hyperlink w:anchor="__RefHeading___Toc42111_4195859891">
+          <w:hyperlink w:anchor="__RefHeading___Toc42111_3949650649">
             <w:r>
               <w:rPr>
                 <w:webHidden/>
@@ -1381,7 +1381,7 @@
             </w:tabs>
             <w:rPr/>
           </w:pPr>
-          <w:hyperlink w:anchor="__RefHeading___Toc42113_4195859891">
+          <w:hyperlink w:anchor="__RefHeading___Toc42113_3949650649">
             <w:r>
               <w:rPr>
                 <w:webHidden/>
@@ -1403,7 +1403,7 @@
             </w:tabs>
             <w:rPr/>
           </w:pPr>
-          <w:hyperlink w:anchor="__RefHeading___Toc42115_4195859891">
+          <w:hyperlink w:anchor="__RefHeading___Toc42115_3949650649">
             <w:r>
               <w:rPr>
                 <w:webHidden/>
@@ -1425,7 +1425,7 @@
             </w:tabs>
             <w:rPr/>
           </w:pPr>
-          <w:hyperlink w:anchor="__RefHeading___Toc42117_4195859891">
+          <w:hyperlink w:anchor="__RefHeading___Toc42117_3949650649">
             <w:r>
               <w:rPr>
                 <w:webHidden/>
@@ -1473,7 +1473,7 @@
       <w:r>
         <w:br w:type="page"/>
       </w:r>
-      <w:bookmarkStart w:id="0" w:name="__RefHeading___Toc42061_4195859891"/>
+      <w:bookmarkStart w:id="0" w:name="__RefHeading___Toc42061_3949650649"/>
       <w:bookmarkStart w:id="1" w:name="_Toc48319687"/>
       <w:bookmarkStart w:id="2" w:name="_Toc11824118"/>
       <w:bookmarkEnd w:id="0"/>
@@ -2116,7 +2116,7 @@
           <w:spacing w:val="0"/>
         </w:rPr>
       </w:pPr>
-      <w:bookmarkStart w:id="4" w:name="__RefHeading___Toc42063_4195859891"/>
+      <w:bookmarkStart w:id="4" w:name="__RefHeading___Toc42063_3949650649"/>
       <w:bookmarkStart w:id="5" w:name="_Toc233203388"/>
       <w:bookmarkEnd w:id="4"/>
       <w:r>
@@ -3421,7 +3421,7 @@
         <w:pageBreakBefore w:val="false"/>
         <w:rPr/>
       </w:pPr>
-      <w:bookmarkStart w:id="6" w:name="__RefHeading___Toc42065_4195859891"/>
+      <w:bookmarkStart w:id="6" w:name="__RefHeading___Toc42065_3949650649"/>
       <w:bookmarkEnd w:id="6"/>
       <w:r>
         <w:rPr>
@@ -3438,7 +3438,7 @@
         <w:pStyle w:val="Heading2"/>
         <w:rPr/>
       </w:pPr>
-      <w:bookmarkStart w:id="7" w:name="__RefHeading___Toc42067_4195859891"/>
+      <w:bookmarkStart w:id="7" w:name="__RefHeading___Toc42067_3949650649"/>
       <w:bookmarkEnd w:id="7"/>
       <w:r>
         <w:rPr>
@@ -3501,7 +3501,7 @@
         <w:pStyle w:val="Heading2"/>
         <w:rPr/>
       </w:pPr>
-      <w:bookmarkStart w:id="8" w:name="__RefHeading___Toc42069_4195859891"/>
+      <w:bookmarkStart w:id="8" w:name="__RefHeading___Toc42069_3949650649"/>
       <w:bookmarkEnd w:id="8"/>
       <w:r>
         <w:rPr>
@@ -3702,7 +3702,7 @@
         <w:pStyle w:val="Heading2"/>
         <w:rPr/>
       </w:pPr>
-      <w:bookmarkStart w:id="9" w:name="__RefHeading___Toc42071_4195859891"/>
+      <w:bookmarkStart w:id="9" w:name="__RefHeading___Toc42071_3949650649"/>
       <w:bookmarkEnd w:id="9"/>
       <w:r>
         <w:rPr>
@@ -4543,23 +4543,13 @@
     </w:tbl>
     <w:p>
       <w:pPr>
-        <w:pStyle w:val="Normal"/>
-        <w:spacing w:before="0" w:after="80"/>
+        <w:pStyle w:val="Heading1"/>
         <w:rPr/>
       </w:pPr>
       <w:r>
-        <w:rPr/>
-      </w:r>
-      <w:r>
         <w:br w:type="page"/>
       </w:r>
-    </w:p>
-    <w:p>
-      <w:pPr>
-        <w:pStyle w:val="Heading1"/>
-        <w:rPr/>
-      </w:pPr>
-      <w:bookmarkStart w:id="10" w:name="__RefHeading___Toc42073_4195859891"/>
+      <w:bookmarkStart w:id="10" w:name="__RefHeading___Toc42073_3949650649"/>
       <w:bookmarkEnd w:id="10"/>
       <w:r>
         <w:rPr>
@@ -4576,7 +4566,7 @@
         <w:pStyle w:val="Heading2"/>
         <w:rPr/>
       </w:pPr>
-      <w:bookmarkStart w:id="11" w:name="__RefHeading___Toc42075_4195859891"/>
+      <w:bookmarkStart w:id="11" w:name="__RefHeading___Toc42075_3949650649"/>
       <w:bookmarkEnd w:id="11"/>
       <w:r>
         <w:rPr>
@@ -7353,7 +7343,7 @@
         <w:pStyle w:val="Heading2"/>
         <w:rPr/>
       </w:pPr>
-      <w:bookmarkStart w:id="12" w:name="__RefHeading___Toc42077_4195859891"/>
+      <w:bookmarkStart w:id="12" w:name="__RefHeading___Toc42077_3949650649"/>
       <w:bookmarkEnd w:id="12"/>
       <w:r>
         <w:rPr>
@@ -7967,7 +7957,7 @@
         <w:pStyle w:val="Heading2"/>
         <w:rPr/>
       </w:pPr>
-      <w:bookmarkStart w:id="13" w:name="__RefHeading___Toc42079_4195859891"/>
+      <w:bookmarkStart w:id="13" w:name="__RefHeading___Toc42079_3949650649"/>
       <w:bookmarkEnd w:id="13"/>
       <w:r>
         <w:rPr>
@@ -8002,7 +7992,7 @@
         <w:pStyle w:val="Heading1"/>
         <w:rPr/>
       </w:pPr>
-      <w:bookmarkStart w:id="14" w:name="__RefHeading___Toc42081_4195859891"/>
+      <w:bookmarkStart w:id="14" w:name="__RefHeading___Toc42081_3949650649"/>
       <w:bookmarkEnd w:id="14"/>
       <w:r>
         <w:rPr>
@@ -8019,7 +8009,7 @@
         <w:pStyle w:val="Heading2"/>
         <w:rPr/>
       </w:pPr>
-      <w:bookmarkStart w:id="15" w:name="__RefHeading___Toc42083_4195859891"/>
+      <w:bookmarkStart w:id="15" w:name="__RefHeading___Toc42083_3949650649"/>
       <w:bookmarkEnd w:id="15"/>
       <w:r>
         <w:rPr>
@@ -12426,7 +12416,7 @@
         <w:pStyle w:val="Heading2"/>
         <w:rPr/>
       </w:pPr>
-      <w:bookmarkStart w:id="16" w:name="__RefHeading___Toc42085_4195859891"/>
+      <w:bookmarkStart w:id="16" w:name="__RefHeading___Toc42085_3949650649"/>
       <w:bookmarkEnd w:id="16"/>
       <w:r>
         <w:rPr>
@@ -12458,7 +12448,7 @@
         <w:pStyle w:val="Heading2"/>
         <w:rPr/>
       </w:pPr>
-      <w:bookmarkStart w:id="17" w:name="__RefHeading___Toc42087_4195859891"/>
+      <w:bookmarkStart w:id="17" w:name="__RefHeading___Toc42087_3949650649"/>
       <w:bookmarkEnd w:id="17"/>
       <w:r>
         <w:rPr>
@@ -12551,7 +12541,7 @@
         <w:pStyle w:val="Heading1"/>
         <w:rPr/>
       </w:pPr>
-      <w:bookmarkStart w:id="18" w:name="__RefHeading___Toc42089_4195859891"/>
+      <w:bookmarkStart w:id="18" w:name="__RefHeading___Toc42089_3949650649"/>
       <w:bookmarkEnd w:id="18"/>
       <w:r>
         <w:rPr>
@@ -15639,7 +15629,7 @@
         <w:pStyle w:val="Heading1"/>
         <w:rPr/>
       </w:pPr>
-      <w:bookmarkStart w:id="19" w:name="__RefHeading___Toc42091_4195859891"/>
+      <w:bookmarkStart w:id="19" w:name="__RefHeading___Toc42091_3949650649"/>
       <w:bookmarkEnd w:id="19"/>
       <w:r>
         <w:rPr>
@@ -15656,7 +15646,7 @@
         <w:pStyle w:val="Heading2"/>
         <w:rPr/>
       </w:pPr>
-      <w:bookmarkStart w:id="20" w:name="__RefHeading___Toc42093_4195859891"/>
+      <w:bookmarkStart w:id="20" w:name="__RefHeading___Toc42093_3949650649"/>
       <w:bookmarkEnd w:id="20"/>
       <w:r>
         <w:rPr>
@@ -15688,7 +15678,7 @@
         <w:pStyle w:val="Heading2"/>
         <w:rPr/>
       </w:pPr>
-      <w:bookmarkStart w:id="21" w:name="__RefHeading___Toc42095_4195859891"/>
+      <w:bookmarkStart w:id="21" w:name="__RefHeading___Toc42095_3949650649"/>
       <w:bookmarkEnd w:id="21"/>
       <w:r>
         <w:rPr>
@@ -17272,7 +17262,7 @@
         <w:pStyle w:val="Heading2"/>
         <w:rPr/>
       </w:pPr>
-      <w:bookmarkStart w:id="22" w:name="__RefHeading___Toc42097_4195859891"/>
+      <w:bookmarkStart w:id="22" w:name="__RefHeading___Toc42097_3949650649"/>
       <w:bookmarkEnd w:id="22"/>
       <w:r>
         <w:rPr>
@@ -17399,7 +17389,7 @@
         <w:pStyle w:val="Heading2"/>
         <w:rPr/>
       </w:pPr>
-      <w:bookmarkStart w:id="23" w:name="__RefHeading___Toc42099_4195859891"/>
+      <w:bookmarkStart w:id="23" w:name="__RefHeading___Toc42099_3949650649"/>
       <w:bookmarkEnd w:id="23"/>
       <w:r>
         <w:rPr>
@@ -17434,7 +17424,7 @@
         <w:pStyle w:val="Heading1"/>
         <w:rPr/>
       </w:pPr>
-      <w:bookmarkStart w:id="24" w:name="__RefHeading___Toc42101_4195859891"/>
+      <w:bookmarkStart w:id="24" w:name="__RefHeading___Toc42101_3949650649"/>
       <w:bookmarkEnd w:id="24"/>
       <w:r>
         <w:rPr>
@@ -18266,7 +18256,7 @@
         <w:pStyle w:val="Heading1"/>
         <w:rPr/>
       </w:pPr>
-      <w:bookmarkStart w:id="25" w:name="__RefHeading___Toc42103_4195859891"/>
+      <w:bookmarkStart w:id="25" w:name="__RefHeading___Toc42103_3949650649"/>
       <w:bookmarkEnd w:id="25"/>
       <w:r>
         <w:rPr>
@@ -18283,7 +18273,7 @@
         <w:pStyle w:val="Heading2"/>
         <w:rPr/>
       </w:pPr>
-      <w:bookmarkStart w:id="26" w:name="__RefHeading___Toc42105_4195859891"/>
+      <w:bookmarkStart w:id="26" w:name="__RefHeading___Toc42105_3949650649"/>
       <w:bookmarkEnd w:id="26"/>
       <w:r>
         <w:rPr>
@@ -19593,7 +19583,7 @@
         <w:pStyle w:val="Heading2"/>
         <w:rPr/>
       </w:pPr>
-      <w:bookmarkStart w:id="27" w:name="__RefHeading___Toc42107_4195859891"/>
+      <w:bookmarkStart w:id="27" w:name="__RefHeading___Toc42107_3949650649"/>
       <w:bookmarkEnd w:id="27"/>
       <w:r>
         <w:rPr>
@@ -22025,7 +22015,7 @@
         <w:pStyle w:val="Heading2"/>
         <w:rPr/>
       </w:pPr>
-      <w:bookmarkStart w:id="28" w:name="__RefHeading___Toc42109_4195859891"/>
+      <w:bookmarkStart w:id="28" w:name="__RefHeading___Toc42109_3949650649"/>
       <w:bookmarkEnd w:id="28"/>
       <w:r>
         <w:rPr>
@@ -22189,7 +22179,7 @@
         <w:pStyle w:val="Heading1"/>
         <w:rPr/>
       </w:pPr>
-      <w:bookmarkStart w:id="29" w:name="__RefHeading___Toc42111_4195859891"/>
+      <w:bookmarkStart w:id="29" w:name="__RefHeading___Toc42111_3949650649"/>
       <w:bookmarkEnd w:id="29"/>
       <w:r>
         <w:rPr>
@@ -22206,7 +22196,7 @@
         <w:pStyle w:val="Heading2"/>
         <w:rPr/>
       </w:pPr>
-      <w:bookmarkStart w:id="30" w:name="__RefHeading___Toc42113_4195859891"/>
+      <w:bookmarkStart w:id="30" w:name="__RefHeading___Toc42113_3949650649"/>
       <w:bookmarkEnd w:id="30"/>
       <w:r>
         <w:rPr>
@@ -22238,7 +22228,7 @@
         <w:pStyle w:val="Heading2"/>
         <w:rPr/>
       </w:pPr>
-      <w:bookmarkStart w:id="31" w:name="__RefHeading___Toc42115_4195859891"/>
+      <w:bookmarkStart w:id="31" w:name="__RefHeading___Toc42115_3949650649"/>
       <w:bookmarkEnd w:id="31"/>
       <w:r>
         <w:rPr>
@@ -22653,7 +22643,7 @@
           <w:spacing w:val="0"/>
         </w:rPr>
       </w:pPr>
-      <w:bookmarkStart w:id="32" w:name="__RefHeading___Toc42117_4195859891"/>
+      <w:bookmarkStart w:id="32" w:name="__RefHeading___Toc42117_3949650649"/>
       <w:bookmarkStart w:id="33" w:name="_Toc233203395"/>
       <w:bookmarkEnd w:id="32"/>
       <w:r>
